--- a/chapter2/CHAPTER2_LITERATURE_REVIEW_INTEGRATED.docx
+++ b/chapter2/CHAPTER2_LITERATURE_REVIEW_INTEGRATED.docx
@@ -711,7 +711,7 @@
           <w:sz w:val="24"/>
           <w:szCs w:val="24"/>
         </w:rPr>
-        <w:t xml:space="preserve"> means that the consulted source does not report the property. It does not mean that the system lacks it. </w:t>
+        <w:t xml:space="preserve"> means that the consulted source does not report the property. It does not mean that the system lacks it. For preprints that could be consulted only through their abstracts and retrieved passages, </w:t>
       </w:r>
       <w:r>
         <w:rPr>
@@ -721,15 +721,15 @@
           <w:sz w:val="24"/>
           <w:szCs w:val="24"/>
         </w:rPr>
-        <w:t xml:space="preserve">Not applicable</w:t>
-      </w:r>
-      <w:r>
-        <w:rPr>
-          <w:rFonts w:ascii="Times New Roman" w:cs="Times New Roman" w:eastAsia="Times New Roman" w:hAnsi="Times New Roman"/>
-          <w:sz w:val="24"/>
-          <w:szCs w:val="24"/>
-        </w:rPr>
-        <w:t xml:space="preserve"> and </w:t>
+        <w:t xml:space="preserve">not reported</w:t>
+      </w:r>
+      <w:r>
+        <w:rPr>
+          <w:rFonts w:ascii="Times New Roman" w:cs="Times New Roman" w:eastAsia="Times New Roman" w:hAnsi="Times New Roman"/>
+          <w:sz w:val="24"/>
+          <w:szCs w:val="24"/>
+        </w:rPr>
+        <w:t xml:space="preserve"> refers to that material. </w:t>
       </w:r>
       <w:r>
         <w:rPr>
@@ -739,15 +739,15 @@
           <w:sz w:val="24"/>
           <w:szCs w:val="24"/>
         </w:rPr>
-        <w:t xml:space="preserve">not verified</w:t>
-      </w:r>
-      <w:r>
-        <w:rPr>
-          <w:rFonts w:ascii="Times New Roman" w:cs="Times New Roman" w:eastAsia="Times New Roman" w:hAnsi="Times New Roman"/>
-          <w:sz w:val="24"/>
-          <w:szCs w:val="24"/>
-        </w:rPr>
-        <w:t xml:space="preserve"> are distinguished from </w:t>
+        <w:t xml:space="preserve">Not applicable</w:t>
+      </w:r>
+      <w:r>
+        <w:rPr>
+          <w:rFonts w:ascii="Times New Roman" w:cs="Times New Roman" w:eastAsia="Times New Roman" w:hAnsi="Times New Roman"/>
+          <w:sz w:val="24"/>
+          <w:szCs w:val="24"/>
+        </w:rPr>
+        <w:t xml:space="preserve"> and </w:t>
       </w:r>
       <w:r>
         <w:rPr>
@@ -757,100 +757,33 @@
           <w:sz w:val="24"/>
           <w:szCs w:val="24"/>
         </w:rPr>
-        <w:t xml:space="preserve">not reported</w:t>
-      </w:r>
-      <w:r>
-        <w:rPr>
-          <w:rFonts w:ascii="Times New Roman" w:cs="Times New Roman" w:eastAsia="Times New Roman" w:hAnsi="Times New Roman"/>
-          <w:sz w:val="24"/>
-          <w:szCs w:val="24"/>
-        </w:rPr>
-        <w:t xml:space="preserve">.</w:t>
-      </w:r>
-    </w:p>
-    <w:p>
-      <w:pPr>
-        <w:pStyle w:val="Heading1"/>
-        <w:keepNext/>
-        <w:spacing w:after="120" w:before="360"/>
-      </w:pPr>
-      <w:r>
-        <w:rPr>
-          <w:rFonts w:ascii="Times New Roman" w:cs="Times New Roman" w:eastAsia="Times New Roman" w:hAnsi="Times New Roman"/>
-          <w:b/>
-          <w:bCs/>
-          <w:i w:val="false"/>
-          <w:iCs w:val="false"/>
-          <w:sz w:val="28"/>
-          <w:szCs w:val="28"/>
-        </w:rPr>
-        <w:t xml:space="preserve">2.2 AI Agents and Emerging Security Risks</w:t>
-      </w:r>
-    </w:p>
-    <w:p>
-      <w:pPr>
-        <w:pStyle w:val="Heading2"/>
-        <w:keepNext/>
-        <w:spacing w:after="120" w:before="240"/>
-      </w:pPr>
-      <w:r>
-        <w:rPr>
-          <w:rFonts w:ascii="Times New Roman" w:cs="Times New Roman" w:eastAsia="Times New Roman" w:hAnsi="Times New Roman"/>
-          <w:b/>
-          <w:bCs/>
+        <w:t xml:space="preserve">not verified</w:t>
+      </w:r>
+      <w:r>
+        <w:rPr>
+          <w:rFonts w:ascii="Times New Roman" w:cs="Times New Roman" w:eastAsia="Times New Roman" w:hAnsi="Times New Roman"/>
+          <w:sz w:val="24"/>
+          <w:szCs w:val="24"/>
+        </w:rPr>
+        <w:t xml:space="preserve"> are distinguished from </w:t>
+      </w:r>
+      <w:r>
+        <w:rPr>
+          <w:rFonts w:ascii="Times New Roman" w:cs="Times New Roman" w:eastAsia="Times New Roman" w:hAnsi="Times New Roman"/>
           <w:i/>
           <w:iCs/>
           <w:sz w:val="24"/>
           <w:szCs w:val="24"/>
         </w:rPr>
-        <w:t xml:space="preserve">2.2.1 From language models to agents</w:t>
-      </w:r>
-    </w:p>
-    <w:p>
-      <w:pPr>
-        <w:spacing w:after="120" w:line="360"/>
-        <w:jc w:val="both"/>
-      </w:pPr>
-      <w:r>
-        <w:rPr>
-          <w:rFonts w:ascii="Times New Roman" w:cs="Times New Roman" w:eastAsia="Times New Roman" w:hAnsi="Times New Roman"/>
-          <w:sz w:val="24"/>
-          <w:szCs w:val="24"/>
-        </w:rPr>
-        <w:t xml:space="preserve">In the survey literature, an LLM-based autonomous agent is a system in which a language model acts as the controller for perception, reasoning, planning and action in pursuit of a task, supported by memory and tool-use modules (L. Wang et al., 2024). Two capability developments made this architecture practical. The ReAct paradigm interleaves reasoning traces with actions: the model generates a thought, selects an action, receives the environment's observation, and conditions its next step on that observation (Yao et al., 2023). Toolformer showed that a language model can learn which application programming interfaces to call, when to call them, and what arguments to pass (Schick et al., 2023). Together, these works describe the execution pattern that most contemporary agent frameworks still follow. That pattern is a loop of reasoning, tool invocation and observation, which continues until the model judges the task complete.</w:t>
-      </w:r>
-    </w:p>
-    <w:p>
-      <w:pPr>
-        <w:pStyle w:val="Heading2"/>
-        <w:keepNext/>
-        <w:spacing w:after="120" w:before="240"/>
-      </w:pPr>
-      <w:r>
-        <w:rPr>
-          <w:rFonts w:ascii="Times New Roman" w:cs="Times New Roman" w:eastAsia="Times New Roman" w:hAnsi="Times New Roman"/>
-          <w:b/>
-          <w:bCs/>
-          <w:i/>
-          <w:iCs/>
-          <w:sz w:val="24"/>
-          <w:szCs w:val="24"/>
-        </w:rPr>
-        <w:t xml:space="preserve">2.2.2 Why agent architecture changes the security problem</w:t>
-      </w:r>
-    </w:p>
-    <w:p>
-      <w:pPr>
-        <w:spacing w:after="120" w:line="360"/>
-        <w:jc w:val="both"/>
-      </w:pPr>
-      <w:r>
-        <w:rPr>
-          <w:rFonts w:ascii="Times New Roman" w:cs="Times New Roman" w:eastAsia="Times New Roman" w:hAnsi="Times New Roman"/>
-          <w:sz w:val="24"/>
-          <w:szCs w:val="24"/>
-        </w:rPr>
-        <w:t xml:space="preserve">The same loop that makes agents useful also creates their attack surface. Three structural properties distinguish agent security from the security of a stand-alone model or a conventional classifier.</w:t>
+        <w:t xml:space="preserve">not reported</w:t>
+      </w:r>
+      <w:r>
+        <w:rPr>
+          <w:rFonts w:ascii="Times New Roman" w:cs="Times New Roman" w:eastAsia="Times New Roman" w:hAnsi="Times New Roman"/>
+          <w:sz w:val="24"/>
+          <w:szCs w:val="24"/>
+        </w:rPr>
+        <w:t xml:space="preserve">.</w:t>
       </w:r>
     </w:p>
     <w:p>
@@ -871,15 +804,100 @@
           <w:sz w:val="24"/>
           <w:szCs w:val="24"/>
         </w:rPr>
-        <w:t xml:space="preserve">Several input channels of different trustworthiness.</w:t>
-      </w:r>
-      <w:r>
-        <w:rPr>
-          <w:rFonts w:ascii="Times New Roman" w:cs="Times New Roman" w:eastAsia="Times New Roman" w:hAnsi="Times New Roman"/>
-          <w:sz w:val="24"/>
-          <w:szCs w:val="24"/>
-        </w:rPr>
-        <w:t xml:space="preserve"> An agent receives the system prompt, the user's request, tool outputs, retrieved documents and stored memory. Content from all of these channels enters the same context window, and the model interprets all of it.</w:t>
+        <w:t xml:space="preserve">Primary evidence.</w:t>
+      </w:r>
+      <w:r>
+        <w:rPr>
+          <w:rFonts w:ascii="Times New Roman" w:cs="Times New Roman" w:eastAsia="Times New Roman" w:hAnsi="Times New Roman"/>
+          <w:sz w:val="24"/>
+          <w:szCs w:val="24"/>
+        </w:rPr>
+        <w:t xml:space="preserve"> Claims about a system, and every number, are taken from the paper that introduced or evaluated that system (abstract, proceedings page or full-text passage). Secondary summaries are not used as evidence. The evidence matrix records how each claim was verified.</w:t>
+      </w:r>
+    </w:p>
+    <w:p>
+      <w:pPr>
+        <w:pStyle w:val="Heading1"/>
+        <w:keepNext/>
+        <w:spacing w:after="120" w:before="360"/>
+      </w:pPr>
+      <w:r>
+        <w:rPr>
+          <w:rFonts w:ascii="Times New Roman" w:cs="Times New Roman" w:eastAsia="Times New Roman" w:hAnsi="Times New Roman"/>
+          <w:b/>
+          <w:bCs/>
+          <w:i w:val="false"/>
+          <w:iCs w:val="false"/>
+          <w:sz w:val="28"/>
+          <w:szCs w:val="28"/>
+        </w:rPr>
+        <w:t xml:space="preserve">2.2 AI Agents and Emerging Security Risks</w:t>
+      </w:r>
+    </w:p>
+    <w:p>
+      <w:pPr>
+        <w:pStyle w:val="Heading2"/>
+        <w:keepNext/>
+        <w:spacing w:after="120" w:before="240"/>
+      </w:pPr>
+      <w:r>
+        <w:rPr>
+          <w:rFonts w:ascii="Times New Roman" w:cs="Times New Roman" w:eastAsia="Times New Roman" w:hAnsi="Times New Roman"/>
+          <w:b/>
+          <w:bCs/>
+          <w:i/>
+          <w:iCs/>
+          <w:sz w:val="24"/>
+          <w:szCs w:val="24"/>
+        </w:rPr>
+        <w:t xml:space="preserve">2.2.1 From language models to agents</w:t>
+      </w:r>
+    </w:p>
+    <w:p>
+      <w:pPr>
+        <w:spacing w:after="120" w:line="360"/>
+        <w:jc w:val="both"/>
+      </w:pPr>
+      <w:r>
+        <w:rPr>
+          <w:rFonts w:ascii="Times New Roman" w:cs="Times New Roman" w:eastAsia="Times New Roman" w:hAnsi="Times New Roman"/>
+          <w:sz w:val="24"/>
+          <w:szCs w:val="24"/>
+        </w:rPr>
+        <w:t xml:space="preserve">In the survey literature, an LLM-based autonomous agent is a system in which a language model acts as the controller for perception, reasoning, planning and action in pursuit of a task, supported by memory and tool-use modules (L. Wang et al., 2024). Two capability developments made this architecture practical. The ReAct paradigm interleaves reasoning traces with actions: the model generates a thought, selects an action, receives the environment's observation, and conditions its next step on that observation (Yao et al., 2023). Toolformer showed that a language model can learn which application programming interfaces to call, when to call them, and what arguments to pass (Schick et al., 2023). Together, these works describe the execution pattern that most contemporary agent frameworks still follow. That pattern is a loop of reasoning, tool invocation and observation, which continues until the model judges the task complete.</w:t>
+      </w:r>
+    </w:p>
+    <w:p>
+      <w:pPr>
+        <w:pStyle w:val="Heading2"/>
+        <w:keepNext/>
+        <w:spacing w:after="120" w:before="240"/>
+      </w:pPr>
+      <w:r>
+        <w:rPr>
+          <w:rFonts w:ascii="Times New Roman" w:cs="Times New Roman" w:eastAsia="Times New Roman" w:hAnsi="Times New Roman"/>
+          <w:b/>
+          <w:bCs/>
+          <w:i/>
+          <w:iCs/>
+          <w:sz w:val="24"/>
+          <w:szCs w:val="24"/>
+        </w:rPr>
+        <w:t xml:space="preserve">2.2.2 Why agent architecture changes the security problem</w:t>
+      </w:r>
+    </w:p>
+    <w:p>
+      <w:pPr>
+        <w:spacing w:after="120" w:line="360"/>
+        <w:jc w:val="both"/>
+      </w:pPr>
+      <w:r>
+        <w:rPr>
+          <w:rFonts w:ascii="Times New Roman" w:cs="Times New Roman" w:eastAsia="Times New Roman" w:hAnsi="Times New Roman"/>
+          <w:sz w:val="24"/>
+          <w:szCs w:val="24"/>
+        </w:rPr>
+        <w:t xml:space="preserve">The same loop that makes agents useful also creates their attack surface. Three structural properties distinguish agent security from the security of a stand-alone model or a conventional classifier.</w:t>
       </w:r>
     </w:p>
     <w:p>
@@ -900,15 +918,15 @@
           <w:sz w:val="24"/>
           <w:szCs w:val="24"/>
         </w:rPr>
-        <w:t xml:space="preserve">Statefulness across a trajectory.</w:t>
-      </w:r>
-      <w:r>
-        <w:rPr>
-          <w:rFonts w:ascii="Times New Roman" w:cs="Times New Roman" w:eastAsia="Times New Roman" w:hAnsi="Times New Roman"/>
-          <w:sz w:val="24"/>
-          <w:szCs w:val="24"/>
-        </w:rPr>
-        <w:t xml:space="preserve"> Content that enters at one step can influence an action several steps later. The unit of security analysis is therefore not a single input–output pair but a trajectory of reasoning, actions and observations.</w:t>
+        <w:t xml:space="preserve">Several input channels of different trustworthiness.</w:t>
+      </w:r>
+      <w:r>
+        <w:rPr>
+          <w:rFonts w:ascii="Times New Roman" w:cs="Times New Roman" w:eastAsia="Times New Roman" w:hAnsi="Times New Roman"/>
+          <w:sz w:val="24"/>
+          <w:szCs w:val="24"/>
+        </w:rPr>
+        <w:t xml:space="preserve"> An agent receives the system prompt, the user's request, tool outputs, retrieved documents and stored memory. Content from all of these channels enters the same context window, and the model interprets all of it.</w:t>
       </w:r>
     </w:p>
     <w:p>
@@ -929,6 +947,35 @@
           <w:sz w:val="24"/>
           <w:szCs w:val="24"/>
         </w:rPr>
+        <w:t xml:space="preserve">Statefulness across a trajectory.</w:t>
+      </w:r>
+      <w:r>
+        <w:rPr>
+          <w:rFonts w:ascii="Times New Roman" w:cs="Times New Roman" w:eastAsia="Times New Roman" w:hAnsi="Times New Roman"/>
+          <w:sz w:val="24"/>
+          <w:szCs w:val="24"/>
+        </w:rPr>
+        <w:t xml:space="preserve"> Content that enters at one step can influence an action several steps later. The unit of security analysis is therefore not a single input–output pair but a trajectory of reasoning, actions and observations.</w:t>
+      </w:r>
+    </w:p>
+    <w:p>
+      <w:pPr>
+        <w:pStyle w:val="ListParagraph"/>
+        <w:numPr>
+          <w:ilvl w:val="0"/>
+          <w:numId w:val="3"/>
+        </w:numPr>
+        <w:spacing w:after="80" w:line="360"/>
+        <w:jc w:val="both"/>
+      </w:pPr>
+      <w:r>
+        <w:rPr>
+          <w:rFonts w:ascii="Times New Roman" w:cs="Times New Roman" w:eastAsia="Times New Roman" w:hAnsi="Times New Roman"/>
+          <w:b/>
+          <w:bCs/>
+          <w:sz w:val="24"/>
+          <w:szCs w:val="24"/>
+        </w:rPr>
         <w:t xml:space="preserve">Outputs with external effects.</w:t>
       </w:r>
       <w:r>
@@ -1008,7 +1055,7 @@
           <w:sz w:val="24"/>
           <w:szCs w:val="24"/>
         </w:rPr>
-        <w:t xml:space="preserve"> The literature consistently locates agent risk at the interaction between the model, its heterogeneous input channels, its accumulated state and its tools. A defense that inspects only the user's input, or only the final text output, does not observe the point at which an agent's decision becomes an external effect. This observation motivates the attention given in the rest of the chapter to </w:t>
+        <w:t xml:space="preserve"> Taken together, the reviewed studies locate agent risk at the interaction between the model, its heterogeneous input channels, its accumulated state and its tools. A defense that inspects only the user's input, or only the final text output, does not observe the point at which an agent's decision becomes an external effect. This observation motivates the attention given in the rest of the chapter to </w:t>
       </w:r>
       <w:r>
         <w:rPr>
@@ -2871,7 +2918,7 @@
           <w:sz w:val="24"/>
           <w:szCs w:val="24"/>
         </w:rPr>
-        <w:t xml:space="preserve"> The threat literature is mature in the sense that the main classes are defined, demonstrated and benchmarked. Two properties recur across them.</w:t>
+        <w:t xml:space="preserve"> The main threat classes relevant to REM have been defined, demonstrated and benchmarked. Two properties recur across them.</w:t>
       </w:r>
     </w:p>
     <w:p>
@@ -2892,7 +2939,7 @@
           <w:sz w:val="24"/>
           <w:szCs w:val="24"/>
         </w:rPr>
-        <w:t xml:space="preserve">The decisive channel is the observation channel.</w:t>
+        <w:t xml:space="preserve">The critical entry point is the observation channel.</w:t>
       </w:r>
       <w:r>
         <w:rPr>
@@ -2921,7 +2968,7 @@
           <w:sz w:val="24"/>
           <w:szCs w:val="24"/>
         </w:rPr>
-        <w:t xml:space="preserve">The decisive moment is the proposed action.</w:t>
+        <w:t xml:space="preserve">The critical moment is the proposed action.</w:t>
       </w:r>
       <w:r>
         <w:rPr>
@@ -4417,7 +4464,7 @@
           <w:sz w:val="24"/>
           <w:szCs w:val="24"/>
         </w:rPr>
-        <w:t xml:space="preserve">These audits sharpen a caution that the machine-learning-for-security literature raised earlier. Arp et al. (2022) examined 30 papers from top security venues and identified recurring pitfalls in the design, implementation and evaluation of learning-based security systems, including sampling bias, data snooping and inappropriate baselines, that lead to over-optimistic results.</w:t>
+        <w:t xml:space="preserve">These audits sharpen a caution that the machine-learning-for-security literature raised earlier. Arp et al. (2022) examined 30 papers from top security venues and identified ten recurring pitfalls in the design, implementation and evaluation of learning-based security systems. Sampling bias and data snooping were the most prevalent, being at least partly present in 90% and 73% of the papers respectively.</w:t>
       </w:r>
     </w:p>
     <w:p>
@@ -6571,7 +6618,7 @@
           <w:sz w:val="24"/>
           <w:szCs w:val="24"/>
         </w:rPr>
-        <w:t xml:space="preserve">Provenance and goal-consistency methods target the relational character of injected actions, which is the property that matters most for indirect injection.</w:t>
+        <w:t xml:space="preserve">Provenance and goal-consistency methods target the relational character of injected actions, a property of particular relevance to indirect injection.</w:t>
       </w:r>
     </w:p>
     <w:p>
@@ -6817,7 +6864,7 @@
           <w:sz w:val="24"/>
           <w:szCs w:val="24"/>
         </w:rPr>
-        <w:t xml:space="preserve">Collectively, these studies suggest that provenance and goal consistency are among the most informative behavioral signals available at the action boundary under indirect injection. They also show that the signals can be computed in different ways, by LLM reasoning, by re-execution, or by evidence tracing, with different costs.</w:t>
+        <w:t xml:space="preserve">Collectively, the results reported for ProvenanceGuard and Task Shield on their own benchmarks suggest that provenance and goal consistency are informative signals at the action boundary under indirect injection, although no reviewed study compares them directly on a common financial workload. They also show that the signals can be computed in different ways, by LLM reasoning, by re-execution, or by evidence tracing, with different costs.</w:t>
       </w:r>
     </w:p>
     <w:p>
@@ -7050,7 +7097,7 @@
           <w:sz w:val="24"/>
           <w:szCs w:val="24"/>
         </w:rPr>
-        <w:t xml:space="preserve">The same literature carries cautions that transfer directly. Sommer and Paxson (2010) argued that anomaly detection in operational security settings differs fundamentally from other machine-learning applications. The cost of errors is high, attack instances are rare relative to benign activity, normal behavior is diverse, and a gap separates a statistical deviation from an actionable security judgment. Arp et al. (2022) later documented how neglect of the base rate, together with lab-only evaluation and inappropriate baselines, leads to over-optimistic results. For an agent-monitoring layer, these cautions have three concrete implications:</w:t>
+        <w:t xml:space="preserve">The same literature carries cautions that transfer directly. Sommer and Paxson (2010) argued that finding attacks differs fundamentally from the tasks in which machine learning usually succeeds. They pointed to the high cost of errors, the diversity of normal behavior, a semantic gap between a statistical deviation and an actionable security judgment, and the difficulty of sound evaluation. Arp et al. (2022) later catalogued ten recurring pitfalls, including sampling bias, data snooping, inappropriate baselines, base-rate neglect and lab-only evaluation, and found every paper they examined affected by at least three of them. For an agent-monitoring layer, these cautions have three concrete implications:</w:t>
       </w:r>
     </w:p>
     <w:p>
@@ -7515,7 +7562,7 @@
           <w:sz w:val="24"/>
           <w:szCs w:val="24"/>
         </w:rPr>
-        <w:t xml:space="preserve">The model's assumptions are that the log-odds are linear in the features and that observations are conditionally independent given the features. Its strengths for runtime security are practical. Evaluation costs one inner product. Coefficients are directly inspectable. Because the model is fitted by maximizing likelihood, its outputs are intended as probabilities rather than arbitrary scores. Its limitations are equally clear. It cannot represent interactions or nonlinear effects unless they are engineered into the features, and a model fitted on one distribution of attacks may be miscalibrated on another. Its use for agent safety is not new. NEXUS combines deterministic rules and argument-level inspection with a logistic-regression risk score over plan features, including an irreversibility indicator (Hossain et al., 2026).</w:t>
+        <w:t xml:space="preserve">The model's assumptions are that the log-odds are linear in the features and that observations are conditionally independent given the features. Its strengths for runtime security are practical. Evaluation costs one inner product. Coefficients are directly inspectable. Because the model is fitted by maximizing likelihood, its outputs are intended as probabilities rather than arbitrary scores. Its limitations are equally clear. It cannot represent interactions or nonlinear effects unless they are engineered into the features, and a model fitted on one distribution of attacks may be miscalibrated on another. Its use for agent safety is not new. NEXUS combines deterministic rules and argument-level inspection with a calibrated logistic-regression risk score over structured plans whose tool calls carry irreversibility, sensitivity and cost annotations (Hossain et al., 2026).</w:t>
       </w:r>
     </w:p>
     <w:p>
@@ -7753,7 +7800,7 @@
           <w:sz w:val="24"/>
           <w:szCs w:val="24"/>
         </w:rPr>
-        <w:t xml:space="preserve"> Zadrozny and Elkan (2002) introduced isotonic regression for classifier calibration, a nonparametric monotone mapping. Niculescu-Mizil and Caruana (2005) compared Platt scaling with isotonic regression across learning algorithms. The comparison motivates a widely followed rule of thumb: isotonic regression is more flexible but needs more calibration data, whereas the sigmoid is preferable when calibration data are scarce.</w:t>
+        <w:t xml:space="preserve"> Zadrozny and Elkan (2002) introduced isotonic regression for classifier calibration, a nonparametric monotone mapping. Niculescu-Mizil and Caruana (2005) compared Platt scaling with isotonic regression across seven learning algorithms. They found that Platt scaling performed better when the calibration set was small, because the less constrained isotonic mapping overfits more easily, whereas isotonic regression performed as well or better once calibration data were plentiful.</w:t>
       </w:r>
     </w:p>
     <w:p>
@@ -7836,7 +7883,43 @@
           <w:sz w:val="24"/>
           <w:szCs w:val="24"/>
         </w:rPr>
-        <w:t xml:space="preserve">). When the two shape parameters are equal, it reduces to logistic calibration applied to the log-odds of the score. This observation is relevant whenever the model being calibrated is itself logistic, because its log-odds are its natural score.</w:t>
+        <w:t xml:space="preserve">). It follows from this functional form that, when the coefficients on ln </w:t>
+      </w:r>
+      <w:r>
+        <w:rPr>
+          <w:rFonts w:ascii="Times New Roman" w:cs="Times New Roman" w:eastAsia="Times New Roman" w:hAnsi="Times New Roman"/>
+          <w:i/>
+          <w:iCs/>
+          <w:sz w:val="24"/>
+          <w:szCs w:val="24"/>
+        </w:rPr>
+        <w:t xml:space="preserve">s</w:t>
+      </w:r>
+      <w:r>
+        <w:rPr>
+          <w:rFonts w:ascii="Times New Roman" w:cs="Times New Roman" w:eastAsia="Times New Roman" w:hAnsi="Times New Roman"/>
+          <w:sz w:val="24"/>
+          <w:szCs w:val="24"/>
+        </w:rPr>
+        <w:t xml:space="preserve"> and ln(1 − </w:t>
+      </w:r>
+      <w:r>
+        <w:rPr>
+          <w:rFonts w:ascii="Times New Roman" w:cs="Times New Roman" w:eastAsia="Times New Roman" w:hAnsi="Times New Roman"/>
+          <w:i/>
+          <w:iCs/>
+          <w:sz w:val="24"/>
+          <w:szCs w:val="24"/>
+        </w:rPr>
+        <w:t xml:space="preserve">s</w:t>
+      </w:r>
+      <w:r>
+        <w:rPr>
+          <w:rFonts w:ascii="Times New Roman" w:cs="Times New Roman" w:eastAsia="Times New Roman" w:hAnsi="Times New Roman"/>
+          <w:sz w:val="24"/>
+          <w:szCs w:val="24"/>
+        </w:rPr>
+        <w:t xml:space="preserve">) are equal in magnitude, beta calibration reduces to logistic calibration applied to the log-odds of the score. This matters whenever the model being calibrated is itself logistic, because its log-odds are its natural score.</w:t>
       </w:r>
     </w:p>
     <w:p>
@@ -7860,7 +7943,7 @@
           <w:sz w:val="24"/>
           <w:szCs w:val="24"/>
         </w:rPr>
-        <w:t xml:space="preserve"> Guo et al. (2017) measure calibration error with the </w:t>
+        <w:t xml:space="preserve"> The </w:t>
       </w:r>
       <w:r>
         <w:rPr>
@@ -7878,7 +7961,7 @@
           <w:sz w:val="24"/>
           <w:szCs w:val="24"/>
         </w:rPr>
-        <w:t xml:space="preserve"> (ECE). Predictions are partitioned into </w:t>
+        <w:t xml:space="preserve"> (ECE) was defined, together with the maximum calibration error, by Naeini et al. (2015). In the confidence-based form given by Guo et al. (2017), predictions are partitioned into </w:t>
       </w:r>
       <w:r>
         <w:rPr>
@@ -7964,7 +8047,7 @@
           <w:sz w:val="24"/>
           <w:szCs w:val="24"/>
         </w:rPr>
-        <w:t xml:space="preserve">For binary problems, Naeini et al. (2015) define the analogous quantity on the probability of the positive class: the weighted absolute difference between the observed fraction of positives and the mean predicted probability in each bin. ECE depends on the binning and on the number of calibration instances. It is best reported together with reliability diagrams and a proper scoring rule, as NEXUS does (Hossain et al., 2026).</w:t>
+        <w:t xml:space="preserve">In the binary formulation of Naeini et al. (2015), the same quantity is computed on the probability of the positive class: the weighted absolute difference between the observed fraction of positives and the mean predicted probability in each bin. ECE depends on the binning and on the number of calibration instances. It is best reported together with reliability diagrams and a proper scoring rule, as NEXUS does (Hossain et al., 2026).</w:t>
       </w:r>
     </w:p>
     <w:p>
@@ -8086,7 +8169,7 @@
           <w:sz w:val="24"/>
           <w:szCs w:val="24"/>
         </w:rPr>
-        <w:t xml:space="preserve">When evidence arrives step by step, a monitor must decide when accumulated evidence justifies an alarm. Sequential analysis provides the classical answer. Page (1954) introduced the cumulative sum (CUSUM) procedure for continuous inspection. In the notation of Basseville and Nikiforov (1993), let </w:t>
+        <w:t xml:space="preserve">When evidence arrives step by step, a monitor must decide when accumulated evidence justifies an alarm. Sequential analysis provides the classical answer. Page (1954) introduced the cumulative sum (CUSUM) procedure for continuous inspection. Equation 2.4 writes Page's procedure in the recursive log-likelihood-ratio form presented by Basseville and Nikiforov (1993). Let </w:t>
       </w:r>
       <w:r>
         <w:rPr>
@@ -8411,7 +8494,7 @@
           <w:sz w:val="24"/>
           <w:szCs w:val="24"/>
         </w:rPr>
-        <w:t xml:space="preserve"> Lorden (1971) showed that CUSUM is asymptotically optimal in a minimax sense: among procedures with a given false-alarm rate, it minimizes the worst-case expected detection delay as the false-alarm constraint becomes strict.</w:t>
+        <w:t xml:space="preserve"> Lorden (1971) formulated the minimax change-detection problem and showed that Page's CUSUM is first-order asymptotically optimal for independent observations before and after the change: among procedures with a given mean time to false alarm, it minimizes the worst-case expected detection delay as that constraint becomes strict.</w:t>
       </w:r>
     </w:p>
     <w:p>
@@ -8659,7 +8742,7 @@
           <w:sz w:val="24"/>
           <w:szCs w:val="24"/>
         </w:rPr>
-        <w:t xml:space="preserve">The decision rule in Equation 2.5 is only as good as its two inputs. It requires the probability to be calibrated (Section 2.7.2). It requires the cost matrix to reflect real preferences, which in security settings are rarely known precisely. These two dependencies explain why the reviewed agent systems use cost-based decisions cautiously. NEXUS defines an expected-loss objective with fixed costs for allow, revise, confirm and block. Its deployed policy, however, is described as a rule cascade in which the calibrated score adjudicates particular cases, rather than a per-decision minimization of Equation 2.5 (Hossain et al., 2026; see Section 2.8.4). The analysis of C. Zhang et al. (2026) adds that a cost-weighted probability still omits recoverability.</w:t>
+        <w:t xml:space="preserve">The decision rule in Equation 2.5 is only as good as its two inputs. It requires the probability to be calibrated (Section 2.7.2). It requires the cost matrix to reflect real preferences, which in security settings are rarely known precisely. These two dependencies explain why the reviewed agent systems use cost-based decisions cautiously. NEXUS defines an expected-loss objective with fixed costs for each intervention and uses it to choose loss-optimal thresholds on its calibrated score. Those thresholds operate inside a rule-first intervention cascade rather than as an unrestricted per-decision minimization of Equation 2.5 (Hossain et al., 2026; see Section 2.8.4). The analysis of C. Zhang et al. (2026) adds that a cost-weighted probability still omits recoverability.</w:t>
       </w:r>
     </w:p>
     <w:p>
@@ -10970,15 +11053,15 @@
         <w:tblLayout w:type="fixed"/>
       </w:tblPr>
       <w:tblGrid>
-        <w:gridCol w:w="2233"/>
-        <w:gridCol w:w="586"/>
-        <w:gridCol w:w="534"/>
-        <w:gridCol w:w="1862"/>
-        <w:gridCol w:w="1996"/>
-        <w:gridCol w:w="1521"/>
-        <w:gridCol w:w="1365"/>
-        <w:gridCol w:w="1283"/>
-        <w:gridCol w:w="2578"/>
+        <w:gridCol w:w="2195"/>
+        <w:gridCol w:w="576"/>
+        <w:gridCol w:w="525"/>
+        <w:gridCol w:w="1917"/>
+        <w:gridCol w:w="2056"/>
+        <w:gridCol w:w="1494"/>
+        <w:gridCol w:w="1334"/>
+        <w:gridCol w:w="1327"/>
+        <w:gridCol w:w="2534"/>
       </w:tblGrid>
       <w:tr>
         <w:trPr>
@@ -10987,7 +11070,7 @@
         </w:trPr>
         <w:tc>
           <w:tcPr>
-            <w:tcW w:type="dxa" w:w="2233"/>
+            <w:tcW w:type="dxa" w:w="2195"/>
             <w:tcBorders>
               <w:top w:val="single" w:color="808080" w:sz="4"/>
               <w:left w:val="single" w:color="808080" w:sz="4"/>
@@ -11022,7 +11105,7 @@
         </w:tc>
         <w:tc>
           <w:tcPr>
-            <w:tcW w:type="dxa" w:w="586"/>
+            <w:tcW w:type="dxa" w:w="576"/>
             <w:tcBorders>
               <w:top w:val="single" w:color="808080" w:sz="4"/>
               <w:left w:val="single" w:color="808080" w:sz="4"/>
@@ -11057,7 +11140,7 @@
         </w:tc>
         <w:tc>
           <w:tcPr>
-            <w:tcW w:type="dxa" w:w="534"/>
+            <w:tcW w:type="dxa" w:w="525"/>
             <w:tcBorders>
               <w:top w:val="single" w:color="808080" w:sz="4"/>
               <w:left w:val="single" w:color="808080" w:sz="4"/>
@@ -11092,7 +11175,7 @@
         </w:tc>
         <w:tc>
           <w:tcPr>
-            <w:tcW w:type="dxa" w:w="1862"/>
+            <w:tcW w:type="dxa" w:w="1917"/>
             <w:tcBorders>
               <w:top w:val="single" w:color="808080" w:sz="4"/>
               <w:left w:val="single" w:color="808080" w:sz="4"/>
@@ -11127,7 +11210,7 @@
         </w:tc>
         <w:tc>
           <w:tcPr>
-            <w:tcW w:type="dxa" w:w="1996"/>
+            <w:tcW w:type="dxa" w:w="2056"/>
             <w:tcBorders>
               <w:top w:val="single" w:color="808080" w:sz="4"/>
               <w:left w:val="single" w:color="808080" w:sz="4"/>
@@ -11162,7 +11245,7 @@
         </w:tc>
         <w:tc>
           <w:tcPr>
-            <w:tcW w:type="dxa" w:w="1521"/>
+            <w:tcW w:type="dxa" w:w="1494"/>
             <w:tcBorders>
               <w:top w:val="single" w:color="808080" w:sz="4"/>
               <w:left w:val="single" w:color="808080" w:sz="4"/>
@@ -11197,7 +11280,7 @@
         </w:tc>
         <w:tc>
           <w:tcPr>
-            <w:tcW w:type="dxa" w:w="1365"/>
+            <w:tcW w:type="dxa" w:w="1334"/>
             <w:tcBorders>
               <w:top w:val="single" w:color="808080" w:sz="4"/>
               <w:left w:val="single" w:color="808080" w:sz="4"/>
@@ -11232,7 +11315,7 @@
         </w:tc>
         <w:tc>
           <w:tcPr>
-            <w:tcW w:type="dxa" w:w="1283"/>
+            <w:tcW w:type="dxa" w:w="1327"/>
             <w:tcBorders>
               <w:top w:val="single" w:color="808080" w:sz="4"/>
               <w:left w:val="single" w:color="808080" w:sz="4"/>
@@ -11267,7 +11350,7 @@
         </w:tc>
         <w:tc>
           <w:tcPr>
-            <w:tcW w:type="dxa" w:w="2578"/>
+            <w:tcW w:type="dxa" w:w="2534"/>
             <w:tcBorders>
               <w:top w:val="single" w:color="808080" w:sz="4"/>
               <w:left w:val="single" w:color="808080" w:sz="4"/>
@@ -11308,7 +11391,7 @@
         </w:trPr>
         <w:tc>
           <w:tcPr>
-            <w:tcW w:type="dxa" w:w="2233"/>
+            <w:tcW w:type="dxa" w:w="2195"/>
             <w:tcBorders>
               <w:top w:val="single" w:color="808080" w:sz="4"/>
               <w:left w:val="single" w:color="808080" w:sz="4"/>
@@ -11340,7 +11423,7 @@
         </w:tc>
         <w:tc>
           <w:tcPr>
-            <w:tcW w:type="dxa" w:w="586"/>
+            <w:tcW w:type="dxa" w:w="576"/>
             <w:tcBorders>
               <w:top w:val="single" w:color="808080" w:sz="4"/>
               <w:left w:val="single" w:color="808080" w:sz="4"/>
@@ -11372,7 +11455,7 @@
         </w:tc>
         <w:tc>
           <w:tcPr>
-            <w:tcW w:type="dxa" w:w="534"/>
+            <w:tcW w:type="dxa" w:w="525"/>
             <w:tcBorders>
               <w:top w:val="single" w:color="808080" w:sz="4"/>
               <w:left w:val="single" w:color="808080" w:sz="4"/>
@@ -11404,7 +11487,7 @@
         </w:tc>
         <w:tc>
           <w:tcPr>
-            <w:tcW w:type="dxa" w:w="1862"/>
+            <w:tcW w:type="dxa" w:w="1917"/>
             <w:tcBorders>
               <w:top w:val="single" w:color="808080" w:sz="4"/>
               <w:left w:val="single" w:color="808080" w:sz="4"/>
@@ -11436,7 +11519,7 @@
         </w:tc>
         <w:tc>
           <w:tcPr>
-            <w:tcW w:type="dxa" w:w="1996"/>
+            <w:tcW w:type="dxa" w:w="2056"/>
             <w:tcBorders>
               <w:top w:val="single" w:color="808080" w:sz="4"/>
               <w:left w:val="single" w:color="808080" w:sz="4"/>
@@ -11468,7 +11551,7 @@
         </w:tc>
         <w:tc>
           <w:tcPr>
-            <w:tcW w:type="dxa" w:w="1521"/>
+            <w:tcW w:type="dxa" w:w="1494"/>
             <w:tcBorders>
               <w:top w:val="single" w:color="808080" w:sz="4"/>
               <w:left w:val="single" w:color="808080" w:sz="4"/>
@@ -11500,7 +11583,7 @@
         </w:tc>
         <w:tc>
           <w:tcPr>
-            <w:tcW w:type="dxa" w:w="1365"/>
+            <w:tcW w:type="dxa" w:w="1334"/>
             <w:tcBorders>
               <w:top w:val="single" w:color="808080" w:sz="4"/>
               <w:left w:val="single" w:color="808080" w:sz="4"/>
@@ -11532,7 +11615,7 @@
         </w:tc>
         <w:tc>
           <w:tcPr>
-            <w:tcW w:type="dxa" w:w="1283"/>
+            <w:tcW w:type="dxa" w:w="1327"/>
             <w:tcBorders>
               <w:top w:val="single" w:color="808080" w:sz="4"/>
               <w:left w:val="single" w:color="808080" w:sz="4"/>
@@ -11564,7 +11647,7 @@
         </w:tc>
         <w:tc>
           <w:tcPr>
-            <w:tcW w:type="dxa" w:w="2578"/>
+            <w:tcW w:type="dxa" w:w="2534"/>
             <w:tcBorders>
               <w:top w:val="single" w:color="808080" w:sz="4"/>
               <w:left w:val="single" w:color="808080" w:sz="4"/>
@@ -11602,7 +11685,7 @@
         </w:trPr>
         <w:tc>
           <w:tcPr>
-            <w:tcW w:type="dxa" w:w="2233"/>
+            <w:tcW w:type="dxa" w:w="2195"/>
             <w:tcBorders>
               <w:top w:val="single" w:color="808080" w:sz="4"/>
               <w:left w:val="single" w:color="808080" w:sz="4"/>
@@ -11634,7 +11717,7 @@
         </w:tc>
         <w:tc>
           <w:tcPr>
-            <w:tcW w:type="dxa" w:w="586"/>
+            <w:tcW w:type="dxa" w:w="576"/>
             <w:tcBorders>
               <w:top w:val="single" w:color="808080" w:sz="4"/>
               <w:left w:val="single" w:color="808080" w:sz="4"/>
@@ -11666,7 +11749,7 @@
         </w:tc>
         <w:tc>
           <w:tcPr>
-            <w:tcW w:type="dxa" w:w="534"/>
+            <w:tcW w:type="dxa" w:w="525"/>
             <w:tcBorders>
               <w:top w:val="single" w:color="808080" w:sz="4"/>
               <w:left w:val="single" w:color="808080" w:sz="4"/>
@@ -11698,7 +11781,7 @@
         </w:tc>
         <w:tc>
           <w:tcPr>
-            <w:tcW w:type="dxa" w:w="1862"/>
+            <w:tcW w:type="dxa" w:w="1917"/>
             <w:tcBorders>
               <w:top w:val="single" w:color="808080" w:sz="4"/>
               <w:left w:val="single" w:color="808080" w:sz="4"/>
@@ -11730,7 +11813,7 @@
         </w:tc>
         <w:tc>
           <w:tcPr>
-            <w:tcW w:type="dxa" w:w="1996"/>
+            <w:tcW w:type="dxa" w:w="2056"/>
             <w:tcBorders>
               <w:top w:val="single" w:color="808080" w:sz="4"/>
               <w:left w:val="single" w:color="808080" w:sz="4"/>
@@ -11762,7 +11845,7 @@
         </w:tc>
         <w:tc>
           <w:tcPr>
-            <w:tcW w:type="dxa" w:w="1521"/>
+            <w:tcW w:type="dxa" w:w="1494"/>
             <w:tcBorders>
               <w:top w:val="single" w:color="808080" w:sz="4"/>
               <w:left w:val="single" w:color="808080" w:sz="4"/>
@@ -11794,7 +11877,7 @@
         </w:tc>
         <w:tc>
           <w:tcPr>
-            <w:tcW w:type="dxa" w:w="1365"/>
+            <w:tcW w:type="dxa" w:w="1334"/>
             <w:tcBorders>
               <w:top w:val="single" w:color="808080" w:sz="4"/>
               <w:left w:val="single" w:color="808080" w:sz="4"/>
@@ -11826,7 +11909,7 @@
         </w:tc>
         <w:tc>
           <w:tcPr>
-            <w:tcW w:type="dxa" w:w="1283"/>
+            <w:tcW w:type="dxa" w:w="1327"/>
             <w:tcBorders>
               <w:top w:val="single" w:color="808080" w:sz="4"/>
               <w:left w:val="single" w:color="808080" w:sz="4"/>
@@ -11858,7 +11941,7 @@
         </w:tc>
         <w:tc>
           <w:tcPr>
-            <w:tcW w:type="dxa" w:w="2578"/>
+            <w:tcW w:type="dxa" w:w="2534"/>
             <w:tcBorders>
               <w:top w:val="single" w:color="808080" w:sz="4"/>
               <w:left w:val="single" w:color="808080" w:sz="4"/>
@@ -11896,7 +11979,7 @@
         </w:trPr>
         <w:tc>
           <w:tcPr>
-            <w:tcW w:type="dxa" w:w="2233"/>
+            <w:tcW w:type="dxa" w:w="2195"/>
             <w:tcBorders>
               <w:top w:val="single" w:color="808080" w:sz="4"/>
               <w:left w:val="single" w:color="808080" w:sz="4"/>
@@ -11928,7 +12011,7 @@
         </w:tc>
         <w:tc>
           <w:tcPr>
-            <w:tcW w:type="dxa" w:w="586"/>
+            <w:tcW w:type="dxa" w:w="576"/>
             <w:tcBorders>
               <w:top w:val="single" w:color="808080" w:sz="4"/>
               <w:left w:val="single" w:color="808080" w:sz="4"/>
@@ -11960,7 +12043,7 @@
         </w:tc>
         <w:tc>
           <w:tcPr>
-            <w:tcW w:type="dxa" w:w="534"/>
+            <w:tcW w:type="dxa" w:w="525"/>
             <w:tcBorders>
               <w:top w:val="single" w:color="808080" w:sz="4"/>
               <w:left w:val="single" w:color="808080" w:sz="4"/>
@@ -11992,7 +12075,7 @@
         </w:tc>
         <w:tc>
           <w:tcPr>
-            <w:tcW w:type="dxa" w:w="1862"/>
+            <w:tcW w:type="dxa" w:w="1917"/>
             <w:tcBorders>
               <w:top w:val="single" w:color="808080" w:sz="4"/>
               <w:left w:val="single" w:color="808080" w:sz="4"/>
@@ -12024,7 +12107,7 @@
         </w:tc>
         <w:tc>
           <w:tcPr>
-            <w:tcW w:type="dxa" w:w="1996"/>
+            <w:tcW w:type="dxa" w:w="2056"/>
             <w:tcBorders>
               <w:top w:val="single" w:color="808080" w:sz="4"/>
               <w:left w:val="single" w:color="808080" w:sz="4"/>
@@ -12056,7 +12139,7 @@
         </w:tc>
         <w:tc>
           <w:tcPr>
-            <w:tcW w:type="dxa" w:w="1521"/>
+            <w:tcW w:type="dxa" w:w="1494"/>
             <w:tcBorders>
               <w:top w:val="single" w:color="808080" w:sz="4"/>
               <w:left w:val="single" w:color="808080" w:sz="4"/>
@@ -12088,7 +12171,7 @@
         </w:tc>
         <w:tc>
           <w:tcPr>
-            <w:tcW w:type="dxa" w:w="1365"/>
+            <w:tcW w:type="dxa" w:w="1334"/>
             <w:tcBorders>
               <w:top w:val="single" w:color="808080" w:sz="4"/>
               <w:left w:val="single" w:color="808080" w:sz="4"/>
@@ -12120,7 +12203,7 @@
         </w:tc>
         <w:tc>
           <w:tcPr>
-            <w:tcW w:type="dxa" w:w="1283"/>
+            <w:tcW w:type="dxa" w:w="1327"/>
             <w:tcBorders>
               <w:top w:val="single" w:color="808080" w:sz="4"/>
               <w:left w:val="single" w:color="808080" w:sz="4"/>
@@ -12152,7 +12235,7 @@
         </w:tc>
         <w:tc>
           <w:tcPr>
-            <w:tcW w:type="dxa" w:w="2578"/>
+            <w:tcW w:type="dxa" w:w="2534"/>
             <w:tcBorders>
               <w:top w:val="single" w:color="808080" w:sz="4"/>
               <w:left w:val="single" w:color="808080" w:sz="4"/>
@@ -12190,7 +12273,7 @@
         </w:trPr>
         <w:tc>
           <w:tcPr>
-            <w:tcW w:type="dxa" w:w="2233"/>
+            <w:tcW w:type="dxa" w:w="2195"/>
             <w:tcBorders>
               <w:top w:val="single" w:color="808080" w:sz="4"/>
               <w:left w:val="single" w:color="808080" w:sz="4"/>
@@ -12222,7 +12305,7 @@
         </w:tc>
         <w:tc>
           <w:tcPr>
-            <w:tcW w:type="dxa" w:w="586"/>
+            <w:tcW w:type="dxa" w:w="576"/>
             <w:tcBorders>
               <w:top w:val="single" w:color="808080" w:sz="4"/>
               <w:left w:val="single" w:color="808080" w:sz="4"/>
@@ -12254,7 +12337,7 @@
         </w:tc>
         <w:tc>
           <w:tcPr>
-            <w:tcW w:type="dxa" w:w="534"/>
+            <w:tcW w:type="dxa" w:w="525"/>
             <w:tcBorders>
               <w:top w:val="single" w:color="808080" w:sz="4"/>
               <w:left w:val="single" w:color="808080" w:sz="4"/>
@@ -12286,7 +12369,7 @@
         </w:tc>
         <w:tc>
           <w:tcPr>
-            <w:tcW w:type="dxa" w:w="1862"/>
+            <w:tcW w:type="dxa" w:w="1917"/>
             <w:tcBorders>
               <w:top w:val="single" w:color="808080" w:sz="4"/>
               <w:left w:val="single" w:color="808080" w:sz="4"/>
@@ -12318,7 +12401,7 @@
         </w:tc>
         <w:tc>
           <w:tcPr>
-            <w:tcW w:type="dxa" w:w="1996"/>
+            <w:tcW w:type="dxa" w:w="2056"/>
             <w:tcBorders>
               <w:top w:val="single" w:color="808080" w:sz="4"/>
               <w:left w:val="single" w:color="808080" w:sz="4"/>
@@ -12350,7 +12433,7 @@
         </w:tc>
         <w:tc>
           <w:tcPr>
-            <w:tcW w:type="dxa" w:w="1521"/>
+            <w:tcW w:type="dxa" w:w="1494"/>
             <w:tcBorders>
               <w:top w:val="single" w:color="808080" w:sz="4"/>
               <w:left w:val="single" w:color="808080" w:sz="4"/>
@@ -12382,7 +12465,7 @@
         </w:tc>
         <w:tc>
           <w:tcPr>
-            <w:tcW w:type="dxa" w:w="1365"/>
+            <w:tcW w:type="dxa" w:w="1334"/>
             <w:tcBorders>
               <w:top w:val="single" w:color="808080" w:sz="4"/>
               <w:left w:val="single" w:color="808080" w:sz="4"/>
@@ -12414,7 +12497,7 @@
         </w:tc>
         <w:tc>
           <w:tcPr>
-            <w:tcW w:type="dxa" w:w="1283"/>
+            <w:tcW w:type="dxa" w:w="1327"/>
             <w:tcBorders>
               <w:top w:val="single" w:color="808080" w:sz="4"/>
               <w:left w:val="single" w:color="808080" w:sz="4"/>
@@ -12446,7 +12529,7 @@
         </w:tc>
         <w:tc>
           <w:tcPr>
-            <w:tcW w:type="dxa" w:w="2578"/>
+            <w:tcW w:type="dxa" w:w="2534"/>
             <w:tcBorders>
               <w:top w:val="single" w:color="808080" w:sz="4"/>
               <w:left w:val="single" w:color="808080" w:sz="4"/>
@@ -12484,7 +12567,7 @@
         </w:trPr>
         <w:tc>
           <w:tcPr>
-            <w:tcW w:type="dxa" w:w="2233"/>
+            <w:tcW w:type="dxa" w:w="2195"/>
             <w:tcBorders>
               <w:top w:val="single" w:color="808080" w:sz="4"/>
               <w:left w:val="single" w:color="808080" w:sz="4"/>
@@ -12516,7 +12599,7 @@
         </w:tc>
         <w:tc>
           <w:tcPr>
-            <w:tcW w:type="dxa" w:w="586"/>
+            <w:tcW w:type="dxa" w:w="576"/>
             <w:tcBorders>
               <w:top w:val="single" w:color="808080" w:sz="4"/>
               <w:left w:val="single" w:color="808080" w:sz="4"/>
@@ -12548,7 +12631,7 @@
         </w:tc>
         <w:tc>
           <w:tcPr>
-            <w:tcW w:type="dxa" w:w="534"/>
+            <w:tcW w:type="dxa" w:w="525"/>
             <w:tcBorders>
               <w:top w:val="single" w:color="808080" w:sz="4"/>
               <w:left w:val="single" w:color="808080" w:sz="4"/>
@@ -12580,7 +12663,7 @@
         </w:tc>
         <w:tc>
           <w:tcPr>
-            <w:tcW w:type="dxa" w:w="1862"/>
+            <w:tcW w:type="dxa" w:w="1917"/>
             <w:tcBorders>
               <w:top w:val="single" w:color="808080" w:sz="4"/>
               <w:left w:val="single" w:color="808080" w:sz="4"/>
@@ -12606,13 +12689,13 @@
                 <w:sz w:val="15"/>
                 <w:szCs w:val="15"/>
               </w:rPr>
-              <w:t xml:space="preserve">Yes (sanitization, replanning, argument rewriting)ᵃ</w:t>
-            </w:r>
-          </w:p>
-        </w:tc>
-        <w:tc>
-          <w:tcPr>
-            <w:tcW w:type="dxa" w:w="1996"/>
+              <w:t xml:space="preserve">Yes (context sanitization, replanning, tool-argument rewriting)</w:t>
+            </w:r>
+          </w:p>
+        </w:tc>
+        <w:tc>
+          <w:tcPr>
+            <w:tcW w:type="dxa" w:w="2056"/>
             <w:tcBorders>
               <w:top w:val="single" w:color="808080" w:sz="4"/>
               <w:left w:val="single" w:color="808080" w:sz="4"/>
@@ -12638,13 +12721,13 @@
                 <w:sz w:val="15"/>
                 <w:szCs w:val="15"/>
               </w:rPr>
-              <w:t xml:space="preserve">Yes (human approval)ᵃ</w:t>
-            </w:r>
-          </w:p>
-        </w:tc>
-        <w:tc>
-          <w:tcPr>
-            <w:tcW w:type="dxa" w:w="1521"/>
+              <w:t xml:space="preserve">Yes (human-in-the-loop escalation)</w:t>
+            </w:r>
+          </w:p>
+        </w:tc>
+        <w:tc>
+          <w:tcPr>
+            <w:tcW w:type="dxa" w:w="1494"/>
             <w:tcBorders>
               <w:top w:val="single" w:color="808080" w:sz="4"/>
               <w:left w:val="single" w:color="808080" w:sz="4"/>
@@ -12676,7 +12759,7 @@
         </w:tc>
         <w:tc>
           <w:tcPr>
-            <w:tcW w:type="dxa" w:w="1365"/>
+            <w:tcW w:type="dxa" w:w="1334"/>
             <w:tcBorders>
               <w:top w:val="single" w:color="808080" w:sz="4"/>
               <w:left w:val="single" w:color="808080" w:sz="4"/>
@@ -12702,13 +12785,13 @@
                 <w:sz w:val="15"/>
                 <w:szCs w:val="15"/>
               </w:rPr>
-              <w:t xml:space="preserve">Yes (session termination)ᵃ</w:t>
-            </w:r>
-          </w:p>
-        </w:tc>
-        <w:tc>
-          <w:tcPr>
-            <w:tcW w:type="dxa" w:w="1283"/>
+              <w:t xml:space="preserve">Yes (session termination)</w:t>
+            </w:r>
+          </w:p>
+        </w:tc>
+        <w:tc>
+          <w:tcPr>
+            <w:tcW w:type="dxa" w:w="1327"/>
             <w:tcBorders>
               <w:top w:val="single" w:color="808080" w:sz="4"/>
               <w:left w:val="single" w:color="808080" w:sz="4"/>
@@ -12734,13 +12817,13 @@
                 <w:sz w:val="15"/>
                 <w:szCs w:val="15"/>
               </w:rPr>
-              <w:t xml:space="preserve">Yes (rollback)ᵃ</w:t>
-            </w:r>
-          </w:p>
-        </w:tc>
-        <w:tc>
-          <w:tcPr>
-            <w:tcW w:type="dxa" w:w="2578"/>
+              <w:t xml:space="preserve">Yes (automatic rollback)</w:t>
+            </w:r>
+          </w:p>
+        </w:tc>
+        <w:tc>
+          <w:tcPr>
+            <w:tcW w:type="dxa" w:w="2534"/>
             <w:tcBorders>
               <w:top w:val="single" w:color="808080" w:sz="4"/>
               <w:left w:val="single" w:color="808080" w:sz="4"/>
@@ -12778,7 +12861,7 @@
         </w:trPr>
         <w:tc>
           <w:tcPr>
-            <w:tcW w:type="dxa" w:w="2233"/>
+            <w:tcW w:type="dxa" w:w="2195"/>
             <w:tcBorders>
               <w:top w:val="single" w:color="808080" w:sz="4"/>
               <w:left w:val="single" w:color="808080" w:sz="4"/>
@@ -12810,7 +12893,7 @@
         </w:tc>
         <w:tc>
           <w:tcPr>
-            <w:tcW w:type="dxa" w:w="586"/>
+            <w:tcW w:type="dxa" w:w="576"/>
             <w:tcBorders>
               <w:top w:val="single" w:color="808080" w:sz="4"/>
               <w:left w:val="single" w:color="808080" w:sz="4"/>
@@ -12842,7 +12925,7 @@
         </w:tc>
         <w:tc>
           <w:tcPr>
-            <w:tcW w:type="dxa" w:w="534"/>
+            <w:tcW w:type="dxa" w:w="525"/>
             <w:tcBorders>
               <w:top w:val="single" w:color="808080" w:sz="4"/>
               <w:left w:val="single" w:color="808080" w:sz="4"/>
@@ -12874,7 +12957,7 @@
         </w:tc>
         <w:tc>
           <w:tcPr>
-            <w:tcW w:type="dxa" w:w="1862"/>
+            <w:tcW w:type="dxa" w:w="1917"/>
             <w:tcBorders>
               <w:top w:val="single" w:color="808080" w:sz="4"/>
               <w:left w:val="single" w:color="808080" w:sz="4"/>
@@ -12906,7 +12989,7 @@
         </w:tc>
         <w:tc>
           <w:tcPr>
-            <w:tcW w:type="dxa" w:w="1996"/>
+            <w:tcW w:type="dxa" w:w="2056"/>
             <w:tcBorders>
               <w:top w:val="single" w:color="808080" w:sz="4"/>
               <w:left w:val="single" w:color="808080" w:sz="4"/>
@@ -12938,7 +13021,7 @@
         </w:tc>
         <w:tc>
           <w:tcPr>
-            <w:tcW w:type="dxa" w:w="1521"/>
+            <w:tcW w:type="dxa" w:w="1494"/>
             <w:tcBorders>
               <w:top w:val="single" w:color="808080" w:sz="4"/>
               <w:left w:val="single" w:color="808080" w:sz="4"/>
@@ -12970,7 +13053,7 @@
         </w:tc>
         <w:tc>
           <w:tcPr>
-            <w:tcW w:type="dxa" w:w="1365"/>
+            <w:tcW w:type="dxa" w:w="1334"/>
             <w:tcBorders>
               <w:top w:val="single" w:color="808080" w:sz="4"/>
               <w:left w:val="single" w:color="808080" w:sz="4"/>
@@ -13002,7 +13085,7 @@
         </w:tc>
         <w:tc>
           <w:tcPr>
-            <w:tcW w:type="dxa" w:w="1283"/>
+            <w:tcW w:type="dxa" w:w="1327"/>
             <w:tcBorders>
               <w:top w:val="single" w:color="808080" w:sz="4"/>
               <w:left w:val="single" w:color="808080" w:sz="4"/>
@@ -13034,7 +13117,7 @@
         </w:tc>
         <w:tc>
           <w:tcPr>
-            <w:tcW w:type="dxa" w:w="2578"/>
+            <w:tcW w:type="dxa" w:w="2534"/>
             <w:tcBorders>
               <w:top w:val="single" w:color="808080" w:sz="4"/>
               <w:left w:val="single" w:color="808080" w:sz="4"/>
@@ -13072,7 +13155,7 @@
         </w:trPr>
         <w:tc>
           <w:tcPr>
-            <w:tcW w:type="dxa" w:w="2233"/>
+            <w:tcW w:type="dxa" w:w="2195"/>
             <w:tcBorders>
               <w:top w:val="single" w:color="808080" w:sz="4"/>
               <w:left w:val="single" w:color="808080" w:sz="4"/>
@@ -13104,7 +13187,7 @@
         </w:tc>
         <w:tc>
           <w:tcPr>
-            <w:tcW w:type="dxa" w:w="586"/>
+            <w:tcW w:type="dxa" w:w="576"/>
             <w:tcBorders>
               <w:top w:val="single" w:color="808080" w:sz="4"/>
               <w:left w:val="single" w:color="808080" w:sz="4"/>
@@ -13136,7 +13219,7 @@
         </w:tc>
         <w:tc>
           <w:tcPr>
-            <w:tcW w:type="dxa" w:w="534"/>
+            <w:tcW w:type="dxa" w:w="525"/>
             <w:tcBorders>
               <w:top w:val="single" w:color="808080" w:sz="4"/>
               <w:left w:val="single" w:color="808080" w:sz="4"/>
@@ -13168,7 +13251,7 @@
         </w:tc>
         <w:tc>
           <w:tcPr>
-            <w:tcW w:type="dxa" w:w="1862"/>
+            <w:tcW w:type="dxa" w:w="1917"/>
             <w:tcBorders>
               <w:top w:val="single" w:color="808080" w:sz="4"/>
               <w:left w:val="single" w:color="808080" w:sz="4"/>
@@ -13200,7 +13283,7 @@
         </w:tc>
         <w:tc>
           <w:tcPr>
-            <w:tcW w:type="dxa" w:w="1996"/>
+            <w:tcW w:type="dxa" w:w="2056"/>
             <w:tcBorders>
               <w:top w:val="single" w:color="808080" w:sz="4"/>
               <w:left w:val="single" w:color="808080" w:sz="4"/>
@@ -13232,7 +13315,7 @@
         </w:tc>
         <w:tc>
           <w:tcPr>
-            <w:tcW w:type="dxa" w:w="1521"/>
+            <w:tcW w:type="dxa" w:w="1494"/>
             <w:tcBorders>
               <w:top w:val="single" w:color="808080" w:sz="4"/>
               <w:left w:val="single" w:color="808080" w:sz="4"/>
@@ -13264,7 +13347,7 @@
         </w:tc>
         <w:tc>
           <w:tcPr>
-            <w:tcW w:type="dxa" w:w="1365"/>
+            <w:tcW w:type="dxa" w:w="1334"/>
             <w:tcBorders>
               <w:top w:val="single" w:color="808080" w:sz="4"/>
               <w:left w:val="single" w:color="808080" w:sz="4"/>
@@ -13296,7 +13379,7 @@
         </w:tc>
         <w:tc>
           <w:tcPr>
-            <w:tcW w:type="dxa" w:w="1283"/>
+            <w:tcW w:type="dxa" w:w="1327"/>
             <w:tcBorders>
               <w:top w:val="single" w:color="808080" w:sz="4"/>
               <w:left w:val="single" w:color="808080" w:sz="4"/>
@@ -13328,7 +13411,7 @@
         </w:tc>
         <w:tc>
           <w:tcPr>
-            <w:tcW w:type="dxa" w:w="2578"/>
+            <w:tcW w:type="dxa" w:w="2534"/>
             <w:tcBorders>
               <w:top w:val="single" w:color="808080" w:sz="4"/>
               <w:left w:val="single" w:color="808080" w:sz="4"/>
@@ -13366,7 +13449,7 @@
         </w:trPr>
         <w:tc>
           <w:tcPr>
-            <w:tcW w:type="dxa" w:w="2233"/>
+            <w:tcW w:type="dxa" w:w="2195"/>
             <w:tcBorders>
               <w:top w:val="single" w:color="808080" w:sz="4"/>
               <w:left w:val="single" w:color="808080" w:sz="4"/>
@@ -13398,7 +13481,7 @@
         </w:tc>
         <w:tc>
           <w:tcPr>
-            <w:tcW w:type="dxa" w:w="586"/>
+            <w:tcW w:type="dxa" w:w="576"/>
             <w:tcBorders>
               <w:top w:val="single" w:color="808080" w:sz="4"/>
               <w:left w:val="single" w:color="808080" w:sz="4"/>
@@ -13430,7 +13513,7 @@
         </w:tc>
         <w:tc>
           <w:tcPr>
-            <w:tcW w:type="dxa" w:w="534"/>
+            <w:tcW w:type="dxa" w:w="525"/>
             <w:tcBorders>
               <w:top w:val="single" w:color="808080" w:sz="4"/>
               <w:left w:val="single" w:color="808080" w:sz="4"/>
@@ -13462,7 +13545,7 @@
         </w:tc>
         <w:tc>
           <w:tcPr>
-            <w:tcW w:type="dxa" w:w="1862"/>
+            <w:tcW w:type="dxa" w:w="1917"/>
             <w:tcBorders>
               <w:top w:val="single" w:color="808080" w:sz="4"/>
               <w:left w:val="single" w:color="808080" w:sz="4"/>
@@ -13494,7 +13577,7 @@
         </w:tc>
         <w:tc>
           <w:tcPr>
-            <w:tcW w:type="dxa" w:w="1996"/>
+            <w:tcW w:type="dxa" w:w="2056"/>
             <w:tcBorders>
               <w:top w:val="single" w:color="808080" w:sz="4"/>
               <w:left w:val="single" w:color="808080" w:sz="4"/>
@@ -13526,7 +13609,7 @@
         </w:tc>
         <w:tc>
           <w:tcPr>
-            <w:tcW w:type="dxa" w:w="1521"/>
+            <w:tcW w:type="dxa" w:w="1494"/>
             <w:tcBorders>
               <w:top w:val="single" w:color="808080" w:sz="4"/>
               <w:left w:val="single" w:color="808080" w:sz="4"/>
@@ -13558,7 +13641,7 @@
         </w:tc>
         <w:tc>
           <w:tcPr>
-            <w:tcW w:type="dxa" w:w="1365"/>
+            <w:tcW w:type="dxa" w:w="1334"/>
             <w:tcBorders>
               <w:top w:val="single" w:color="808080" w:sz="4"/>
               <w:left w:val="single" w:color="808080" w:sz="4"/>
@@ -13590,7 +13673,7 @@
         </w:tc>
         <w:tc>
           <w:tcPr>
-            <w:tcW w:type="dxa" w:w="1283"/>
+            <w:tcW w:type="dxa" w:w="1327"/>
             <w:tcBorders>
               <w:top w:val="single" w:color="808080" w:sz="4"/>
               <w:left w:val="single" w:color="808080" w:sz="4"/>
@@ -13622,7 +13705,7 @@
         </w:tc>
         <w:tc>
           <w:tcPr>
-            <w:tcW w:type="dxa" w:w="2578"/>
+            <w:tcW w:type="dxa" w:w="2534"/>
             <w:tcBorders>
               <w:top w:val="single" w:color="808080" w:sz="4"/>
               <w:left w:val="single" w:color="808080" w:sz="4"/>
@@ -13660,7 +13743,7 @@
         </w:trPr>
         <w:tc>
           <w:tcPr>
-            <w:tcW w:type="dxa" w:w="2233"/>
+            <w:tcW w:type="dxa" w:w="2195"/>
             <w:tcBorders>
               <w:top w:val="single" w:color="808080" w:sz="4"/>
               <w:left w:val="single" w:color="808080" w:sz="4"/>
@@ -13692,7 +13775,7 @@
         </w:tc>
         <w:tc>
           <w:tcPr>
-            <w:tcW w:type="dxa" w:w="586"/>
+            <w:tcW w:type="dxa" w:w="576"/>
             <w:tcBorders>
               <w:top w:val="single" w:color="808080" w:sz="4"/>
               <w:left w:val="single" w:color="808080" w:sz="4"/>
@@ -13724,7 +13807,7 @@
         </w:tc>
         <w:tc>
           <w:tcPr>
-            <w:tcW w:type="dxa" w:w="534"/>
+            <w:tcW w:type="dxa" w:w="525"/>
             <w:tcBorders>
               <w:top w:val="single" w:color="808080" w:sz="4"/>
               <w:left w:val="single" w:color="808080" w:sz="4"/>
@@ -13756,7 +13839,7 @@
         </w:tc>
         <w:tc>
           <w:tcPr>
-            <w:tcW w:type="dxa" w:w="1862"/>
+            <w:tcW w:type="dxa" w:w="1917"/>
             <w:tcBorders>
               <w:top w:val="single" w:color="808080" w:sz="4"/>
               <w:left w:val="single" w:color="808080" w:sz="4"/>
@@ -13788,7 +13871,7 @@
         </w:tc>
         <w:tc>
           <w:tcPr>
-            <w:tcW w:type="dxa" w:w="1996"/>
+            <w:tcW w:type="dxa" w:w="2056"/>
             <w:tcBorders>
               <w:top w:val="single" w:color="808080" w:sz="4"/>
               <w:left w:val="single" w:color="808080" w:sz="4"/>
@@ -13820,7 +13903,7 @@
         </w:tc>
         <w:tc>
           <w:tcPr>
-            <w:tcW w:type="dxa" w:w="1521"/>
+            <w:tcW w:type="dxa" w:w="1494"/>
             <w:tcBorders>
               <w:top w:val="single" w:color="808080" w:sz="4"/>
               <w:left w:val="single" w:color="808080" w:sz="4"/>
@@ -13852,7 +13935,7 @@
         </w:tc>
         <w:tc>
           <w:tcPr>
-            <w:tcW w:type="dxa" w:w="1365"/>
+            <w:tcW w:type="dxa" w:w="1334"/>
             <w:tcBorders>
               <w:top w:val="single" w:color="808080" w:sz="4"/>
               <w:left w:val="single" w:color="808080" w:sz="4"/>
@@ -13884,7 +13967,7 @@
         </w:tc>
         <w:tc>
           <w:tcPr>
-            <w:tcW w:type="dxa" w:w="1283"/>
+            <w:tcW w:type="dxa" w:w="1327"/>
             <w:tcBorders>
               <w:top w:val="single" w:color="808080" w:sz="4"/>
               <w:left w:val="single" w:color="808080" w:sz="4"/>
@@ -13916,7 +13999,7 @@
         </w:tc>
         <w:tc>
           <w:tcPr>
-            <w:tcW w:type="dxa" w:w="2578"/>
+            <w:tcW w:type="dxa" w:w="2534"/>
             <w:tcBorders>
               <w:top w:val="single" w:color="808080" w:sz="4"/>
               <w:left w:val="single" w:color="808080" w:sz="4"/>
@@ -13954,7 +14037,7 @@
         </w:trPr>
         <w:tc>
           <w:tcPr>
-            <w:tcW w:type="dxa" w:w="2233"/>
+            <w:tcW w:type="dxa" w:w="2195"/>
             <w:tcBorders>
               <w:top w:val="single" w:color="808080" w:sz="4"/>
               <w:left w:val="single" w:color="808080" w:sz="4"/>
@@ -13986,7 +14069,7 @@
         </w:tc>
         <w:tc>
           <w:tcPr>
-            <w:tcW w:type="dxa" w:w="586"/>
+            <w:tcW w:type="dxa" w:w="576"/>
             <w:tcBorders>
               <w:top w:val="single" w:color="808080" w:sz="4"/>
               <w:left w:val="single" w:color="808080" w:sz="4"/>
@@ -14018,7 +14101,7 @@
         </w:tc>
         <w:tc>
           <w:tcPr>
-            <w:tcW w:type="dxa" w:w="534"/>
+            <w:tcW w:type="dxa" w:w="525"/>
             <w:tcBorders>
               <w:top w:val="single" w:color="808080" w:sz="4"/>
               <w:left w:val="single" w:color="808080" w:sz="4"/>
@@ -14050,7 +14133,7 @@
         </w:tc>
         <w:tc>
           <w:tcPr>
-            <w:tcW w:type="dxa" w:w="1862"/>
+            <w:tcW w:type="dxa" w:w="1917"/>
             <w:tcBorders>
               <w:top w:val="single" w:color="808080" w:sz="4"/>
               <w:left w:val="single" w:color="808080" w:sz="4"/>
@@ -14082,7 +14165,7 @@
         </w:tc>
         <w:tc>
           <w:tcPr>
-            <w:tcW w:type="dxa" w:w="1996"/>
+            <w:tcW w:type="dxa" w:w="2056"/>
             <w:tcBorders>
               <w:top w:val="single" w:color="808080" w:sz="4"/>
               <w:left w:val="single" w:color="808080" w:sz="4"/>
@@ -14114,7 +14197,7 @@
         </w:tc>
         <w:tc>
           <w:tcPr>
-            <w:tcW w:type="dxa" w:w="1521"/>
+            <w:tcW w:type="dxa" w:w="1494"/>
             <w:tcBorders>
               <w:top w:val="single" w:color="808080" w:sz="4"/>
               <w:left w:val="single" w:color="808080" w:sz="4"/>
@@ -14146,7 +14229,7 @@
         </w:tc>
         <w:tc>
           <w:tcPr>
-            <w:tcW w:type="dxa" w:w="1365"/>
+            <w:tcW w:type="dxa" w:w="1334"/>
             <w:tcBorders>
               <w:top w:val="single" w:color="808080" w:sz="4"/>
               <w:left w:val="single" w:color="808080" w:sz="4"/>
@@ -14178,7 +14261,7 @@
         </w:tc>
         <w:tc>
           <w:tcPr>
-            <w:tcW w:type="dxa" w:w="1283"/>
+            <w:tcW w:type="dxa" w:w="1327"/>
             <w:tcBorders>
               <w:top w:val="single" w:color="808080" w:sz="4"/>
               <w:left w:val="single" w:color="808080" w:sz="4"/>
@@ -14210,7 +14293,7 @@
         </w:tc>
         <w:tc>
           <w:tcPr>
-            <w:tcW w:type="dxa" w:w="2578"/>
+            <w:tcW w:type="dxa" w:w="2534"/>
             <w:tcBorders>
               <w:top w:val="single" w:color="808080" w:sz="4"/>
               <w:left w:val="single" w:color="808080" w:sz="4"/>
@@ -14248,7 +14331,7 @@
         </w:trPr>
         <w:tc>
           <w:tcPr>
-            <w:tcW w:type="dxa" w:w="2233"/>
+            <w:tcW w:type="dxa" w:w="2195"/>
             <w:tcBorders>
               <w:top w:val="single" w:color="808080" w:sz="4"/>
               <w:left w:val="single" w:color="808080" w:sz="4"/>
@@ -14280,7 +14363,7 @@
         </w:tc>
         <w:tc>
           <w:tcPr>
-            <w:tcW w:type="dxa" w:w="586"/>
+            <w:tcW w:type="dxa" w:w="576"/>
             <w:tcBorders>
               <w:top w:val="single" w:color="808080" w:sz="4"/>
               <w:left w:val="single" w:color="808080" w:sz="4"/>
@@ -14312,7 +14395,7 @@
         </w:tc>
         <w:tc>
           <w:tcPr>
-            <w:tcW w:type="dxa" w:w="534"/>
+            <w:tcW w:type="dxa" w:w="525"/>
             <w:tcBorders>
               <w:top w:val="single" w:color="808080" w:sz="4"/>
               <w:left w:val="single" w:color="808080" w:sz="4"/>
@@ -14344,7 +14427,7 @@
         </w:tc>
         <w:tc>
           <w:tcPr>
-            <w:tcW w:type="dxa" w:w="1862"/>
+            <w:tcW w:type="dxa" w:w="1917"/>
             <w:tcBorders>
               <w:top w:val="single" w:color="808080" w:sz="4"/>
               <w:left w:val="single" w:color="808080" w:sz="4"/>
@@ -14376,7 +14459,7 @@
         </w:tc>
         <w:tc>
           <w:tcPr>
-            <w:tcW w:type="dxa" w:w="1996"/>
+            <w:tcW w:type="dxa" w:w="2056"/>
             <w:tcBorders>
               <w:top w:val="single" w:color="808080" w:sz="4"/>
               <w:left w:val="single" w:color="808080" w:sz="4"/>
@@ -14408,7 +14491,7 @@
         </w:tc>
         <w:tc>
           <w:tcPr>
-            <w:tcW w:type="dxa" w:w="1521"/>
+            <w:tcW w:type="dxa" w:w="1494"/>
             <w:tcBorders>
               <w:top w:val="single" w:color="808080" w:sz="4"/>
               <w:left w:val="single" w:color="808080" w:sz="4"/>
@@ -14440,7 +14523,7 @@
         </w:tc>
         <w:tc>
           <w:tcPr>
-            <w:tcW w:type="dxa" w:w="1365"/>
+            <w:tcW w:type="dxa" w:w="1334"/>
             <w:tcBorders>
               <w:top w:val="single" w:color="808080" w:sz="4"/>
               <w:left w:val="single" w:color="808080" w:sz="4"/>
@@ -14472,7 +14555,7 @@
         </w:tc>
         <w:tc>
           <w:tcPr>
-            <w:tcW w:type="dxa" w:w="1283"/>
+            <w:tcW w:type="dxa" w:w="1327"/>
             <w:tcBorders>
               <w:top w:val="single" w:color="808080" w:sz="4"/>
               <w:left w:val="single" w:color="808080" w:sz="4"/>
@@ -14504,7 +14587,7 @@
         </w:tc>
         <w:tc>
           <w:tcPr>
-            <w:tcW w:type="dxa" w:w="2578"/>
+            <w:tcW w:type="dxa" w:w="2534"/>
             <w:tcBorders>
               <w:top w:val="single" w:color="808080" w:sz="4"/>
               <w:left w:val="single" w:color="808080" w:sz="4"/>
@@ -14540,20 +14623,6 @@
       <w:pPr>
         <w:spacing w:after="120"/>
       </w:pPr>
-    </w:p>
-    <w:p>
-      <w:pPr>
-        <w:spacing w:after="200" w:line="360"/>
-        <w:jc w:val="both"/>
-      </w:pPr>
-      <w:r>
-        <w:rPr>
-          <w:rFonts w:ascii="Times New Roman" w:cs="Times New Roman" w:eastAsia="Times New Roman" w:hAnsi="Times New Roman"/>
-          <w:sz w:val="18"/>
-          <w:szCs w:val="18"/>
-        </w:rPr>
-        <w:t xml:space="preserve">ᵃ As described in the September 2026 draft of this chapter; the action list was not re-confirmed against the primary source in the final verification pass (PARTIALLY VERIFIED).</w:t>
-      </w:r>
     </w:p>
     <w:p>
       <w:pPr>
@@ -14626,7 +14695,7 @@
           <w:sz w:val="24"/>
           <w:szCs w:val="24"/>
         </w:rPr>
-        <w:t xml:space="preserve"> instruments ten lifecycle hooks, spanning message ingress, prompt construction, tool execution, tool-result persistence, outbound messaging, sub-agent spawning and gateway startup. It combines heuristic and LLM scanning with conversation- and session-scoped risk accumulation that decays over time, policy controls, and a tamper-evident audit plane (F. Li, 2026). It is tied to one agent-gateway ecosystem.</w:t>
+        <w:t xml:space="preserve"> instruments ten lifecycle hooks, spanning message ingress, prompt construction, tool execution, tool-result persistence, outbound messaging, sub-agent spawning and gateway startup. It combines heuristic and LLM scanning with conversation- and session-scoped risk accumulation that decays over time, policy controls, and a tamper-evident audit plane (F. Li, 2026). It is tied to one agent-gateway ecosystem, and its author presents the reported results, including per-hook latency profiles, as preliminary benchmark evidence rather than a deployment-level study.</w:t>
       </w:r>
     </w:p>
     <w:p>
@@ -14673,7 +14742,7 @@
           <w:sz w:val="24"/>
           <w:szCs w:val="24"/>
         </w:rPr>
-        <w:t xml:space="preserve"> framework with six components: an agency-risk index, agent-semantic telemetry, continuous authorization monitoring, finite-state-machine conformance engines, goal-conditioned drift detection, and graduated containment. It was evaluated on synthetic multi-domain scenarios (C. L. Wang et al., 2025). Its agency-risk index calibrates governance intensity across </w:t>
+        <w:t xml:space="preserve"> framework with six components: an agency-risk index, agent-semantic telemetry, continuous authorization monitoring, finite-state-machine conformance engines, goal-conditioned drift detection, and graduated containment. Its authors report a 99.81% detection rate across 1,033 synthetic scenarios (C. L. Wang et al., 2025). They also state its limitations: the evaluation is synthetic and needs validation in live production environments; effectiveness depends on comprehensive instrumentation, so agents behind opaque APIs create blind spots; real-time monitoring adds computational overhead; and dedicated adversarial evaluation of the governance mechanisms is left for future work. Its agency-risk index calibrates governance intensity across </w:t>
       </w:r>
       <w:r>
         <w:rPr>
@@ -14691,7 +14760,7 @@
           <w:sz w:val="24"/>
           <w:szCs w:val="24"/>
         </w:rPr>
-        <w:t xml:space="preserve"> rather than scoring individual actions, and its orientation is governance rather than adversarial robustness.</w:t>
+        <w:t xml:space="preserve"> rather than scoring individual actions.</w:t>
       </w:r>
     </w:p>
     <w:p>
@@ -14720,7 +14789,7 @@
           <w:sz w:val="24"/>
           <w:szCs w:val="24"/>
         </w:rPr>
-        <w:t xml:space="preserve"> treats agent safety as a stateful decision problem over evolving trajectories. A runtime controller mediates actions around the agent loop, and a context-aware decision core operates over persistent session state through operators for risk encoding, utility–cost evaluation, consequence modeling, policy arbitration and state synchronization. It was evaluated on ASB and InjecAgent (H. Liu et al., 2026). Its consequence reasoning and arbitration are realized through LLM reasoning rather than through an explicit probabilistic model. According to the earlier draft of this chapter, its authors do not address probability calibration and do not report latency (PARTIALLY VERIFIED).</w:t>
+        <w:t xml:space="preserve"> treats agent safety as a stateful decision problem over evolving trajectories. A runtime controller mediates actions around the agent loop, and a context-aware decision core operates over persistent session state through operators for risk encoding, utility–cost evaluation, consequence modeling, policy arbitration and state synchronization. When a threat is detected, its controller can sanitize context, trigger a constrained replanning step, rewrite unsafe tool arguments, escalate to a human, roll back automatically or terminate the session. It was evaluated on ASB and InjecAgent, and its ablations show that recovery confidence and policy weighting determine distinct safety–utility operating points (H. Liu et al., 2026). Its consequence reasoning and arbitration are realized through LLM reasoning rather than through an explicit probabilistic model. Whether it reports calibration or latency could not be verified from the consulted material.</w:t>
       </w:r>
     </w:p>
     <w:p>
@@ -14972,7 +15041,7 @@
           <w:sz w:val="24"/>
           <w:szCs w:val="24"/>
         </w:rPr>
-        <w:t xml:space="preserve">a cache-aware LLM judge for ambiguous inputs, which assesses actions along dimensions that include reversibility.</w:t>
+        <w:t xml:space="preserve">a cache-aware LLM judge for ambiguous inputs, which assesses actions along five risk dimensions: data exposure, system impact, credential risk, scope creep and reversibility.</w:t>
       </w:r>
     </w:p>
     <w:p>
@@ -15004,7 +15073,7 @@
           <w:sz w:val="24"/>
           <w:szCs w:val="24"/>
         </w:rPr>
-        <w:t xml:space="preserve"> rule set, explicitly not claimed as zero-shot. As noted in Section 2.6.5, disabling the session tracker left verdict accuracy unchanged on both benchmarks.</w:t>
+        <w:t xml:space="preserve"> rule set, explicitly not claimed as zero-shot. The author attributes the bulk of performance to the analyzer and the 170 policy rules, and reports an end-to-end latency of about 1.72 ms, against about 1.35 s for a zero-shot LLM-judge baseline. As noted in Section 2.6.5, disabling the session tracker left verdict accuracy unchanged on both benchmarks.</w:t>
       </w:r>
     </w:p>
     <w:p>
@@ -15156,7 +15225,7 @@
           <w:sz w:val="24"/>
           <w:szCs w:val="24"/>
         </w:rPr>
-        <w:t xml:space="preserve"> In AgentTrust, risk is aggregated from rule and analyzer signals. The earlier audit of this chapter recorded that aggregation takes the maximum severity over fired signals and that confidence follows a step function of evidence strength. Those two details were not re-confirmed in the final pass (PARTIALLY VERIFIED). No calibrated probability of adversarial induction is reported.</w:t>
+        <w:t xml:space="preserve"> In AgentTrust, verdicts come from analyzer features and policy rules, with the worst-case verdict taken over the normalized variants of an input and an LLM judge consulted for ambiguous cases. The consulted material does not report a calibrated probability of adversarial induction. (An earlier draft of this chapter described the aggregation as a maximum over fired signals, with step-function confidence. That description could not be confirmed against the primary source and is not relied on.)</w:t>
       </w:r>
     </w:p>
     <w:p>
@@ -15185,7 +15254,7 @@
           <w:sz w:val="24"/>
           <w:szCs w:val="24"/>
         </w:rPr>
-        <w:t xml:space="preserve"> Reversibility enters AgentTrust as a dimension of the LLM judge's assessment and of its labeling. It is not reported as an explicit loss that varies the decision at a fixed probability.</w:t>
+        <w:t xml:space="preserve"> Reversibility enters AgentTrust as one of the LLM judge's five assessment dimensions. It is not reported as an explicit loss that varies the decision at a fixed probability.</w:t>
       </w:r>
     </w:p>
     <w:p>
@@ -15401,25 +15470,7 @@
           <w:sz w:val="24"/>
           <w:szCs w:val="24"/>
         </w:rPr>
-        <w:t xml:space="preserve"> The paper defines an expected-loss objective with fixed costs for each intervention. According to the earlier audit of this chapter, however, the </w:t>
-      </w:r>
-      <w:r>
-        <w:rPr>
-          <w:rFonts w:ascii="Times New Roman" w:cs="Times New Roman" w:eastAsia="Times New Roman" w:hAnsi="Times New Roman"/>
-          <w:i/>
-          <w:iCs/>
-          <w:sz w:val="24"/>
-          <w:szCs w:val="24"/>
-        </w:rPr>
-        <w:t xml:space="preserve">deployed</w:t>
-      </w:r>
-      <w:r>
-        <w:rPr>
-          <w:rFonts w:ascii="Times New Roman" w:cs="Times New Roman" w:eastAsia="Times New Roman" w:hAnsi="Times New Roman"/>
-          <w:sz w:val="24"/>
-          <w:szCs w:val="24"/>
-        </w:rPr>
-        <w:t xml:space="preserve"> policy is a rule cascade in which the calibrated score gates particular cases, not a minimization of expected loss at every decision. That audit also recorded the authors' caution that results on their author-generated templates should be read as upper bounds rather than as deployment estimates. Both points are retained from the earlier audit but were not re-confirmed against the full text in the final pass (PARTIALLY VERIFIED).</w:t>
+        <w:t xml:space="preserve"> The paper defines an expected-loss objective with fixed intervention costs, reported as 0 for allow, 0.1 for revise, 0.3 for confirm and 1 for block, and uses it to set loss-optimal thresholds on the calibrated score. The deployed policy is a top-down cascade. Deterministic rules and the argument inspector are evaluated first. Multiple critical violations always produce a block. With exactly one critical violation, the calibrated score decides between block and confirmation. Otherwise, threshold crossings on the score route plans to confirmation. The authors note that when no rule fires, the policy has no medium-severity signal for REVISE, so the scorer can only push borderline cases to CONFIRM.</w:t>
       </w:r>
     </w:p>
     <w:p>
@@ -15440,33 +15491,15 @@
           <w:sz w:val="24"/>
           <w:szCs w:val="24"/>
         </w:rPr>
-        <w:t xml:space="preserve">Consequence features.</w:t>
-      </w:r>
-      <w:r>
-        <w:rPr>
-          <w:rFonts w:ascii="Times New Roman" w:cs="Times New Roman" w:eastAsia="Times New Roman" w:hAnsi="Times New Roman"/>
-          <w:sz w:val="24"/>
-          <w:szCs w:val="24"/>
-        </w:rPr>
-        <w:t xml:space="preserve"> The risk features include an irreversibility indicator and estimated cost. Consequence therefore enters the </w:t>
-      </w:r>
-      <w:r>
-        <w:rPr>
-          <w:rFonts w:ascii="Times New Roman" w:cs="Times New Roman" w:eastAsia="Times New Roman" w:hAnsi="Times New Roman"/>
-          <w:i/>
-          <w:iCs/>
-          <w:sz w:val="24"/>
-          <w:szCs w:val="24"/>
-        </w:rPr>
-        <w:t xml:space="preserve">probability model</w:t>
-      </w:r>
-      <w:r>
-        <w:rPr>
-          <w:rFonts w:ascii="Times New Roman" w:cs="Times New Roman" w:eastAsia="Times New Roman" w:hAnsi="Times New Roman"/>
-          <w:sz w:val="24"/>
-          <w:szCs w:val="24"/>
-        </w:rPr>
-        <w:t xml:space="preserve"> as features, as well as the costs of the objective.</w:t>
+        <w:t xml:space="preserve">Evaluation caveat.</w:t>
+      </w:r>
+      <w:r>
+        <w:rPr>
+          <w:rFonts w:ascii="Times New Roman" w:cs="Times New Roman" w:eastAsia="Times New Roman" w:hAnsi="Times New Roman"/>
+          <w:sz w:val="24"/>
+          <w:szCs w:val="24"/>
+        </w:rPr>
+        <w:t xml:space="preserve"> The authors state that several evaluations use author-generated templates, so in-distribution results should be viewed as upper bounds rather than deployment estimates. They report out-of-distribution F1 of 0.861 on R-Judge and 0.881 on a stress set, and leave evaluation on organic agent traces to future work.</w:t>
       </w:r>
     </w:p>
     <w:p>
@@ -15487,29 +15520,15 @@
           <w:sz w:val="24"/>
           <w:szCs w:val="24"/>
         </w:rPr>
-        <w:t xml:space="preserve">Plan level.</w:t>
-      </w:r>
-      <w:r>
-        <w:rPr>
-          <w:rFonts w:ascii="Times New Roman" w:cs="Times New Roman" w:eastAsia="Times New Roman" w:hAnsi="Times New Roman"/>
-          <w:sz w:val="24"/>
-          <w:szCs w:val="24"/>
-        </w:rPr>
-        <w:t xml:space="preserve"> NEXUS evaluates a proposed plan, not each tool call as it is released during an executing trajectory. Its evaluation is on synthetic instances, not on an executable benchmark under indirect injection.</w:t>
-      </w:r>
-    </w:p>
-    <w:p>
-      <w:pPr>
-        <w:spacing w:after="120" w:line="360"/>
-        <w:jc w:val="both"/>
-      </w:pPr>
-      <w:r>
-        <w:rPr>
-          <w:rFonts w:ascii="Times New Roman" w:cs="Times New Roman" w:eastAsia="Times New Roman" w:hAnsi="Times New Roman"/>
-          <w:sz w:val="24"/>
-          <w:szCs w:val="24"/>
-        </w:rPr>
-        <w:t xml:space="preserve">Measured against REM's design, NEXUS already provides calibrated logistic risk scoring, a four-way intervention set that includes a human-confirmation route and a revision route, consequence-related features, an expected-loss formulation, and sub-millisecond latency. REM cannot claim any of these. The defensible differences are:</w:t>
+        <w:t xml:space="preserve">Consequence information.</w:t>
+      </w:r>
+      <w:r>
+        <w:rPr>
+          <w:rFonts w:ascii="Times New Roman" w:cs="Times New Roman" w:eastAsia="Times New Roman" w:hAnsi="Times New Roman"/>
+          <w:sz w:val="24"/>
+          <w:szCs w:val="24"/>
+        </w:rPr>
+        <w:t xml:space="preserve"> NEXUS's structured plan records, for each tool call, a side-effect category, an irreversibility flag, a sensitivity flag, required permissions and an estimated cost. Its nine deterministic rules cover, among other things, irreversible actions, sensitive access and budget limits. Consequence therefore enters through the plan representation and the rules. The reported intervention costs, by contrast, are constants per intervention; they do not vary with the consequence of the particular action.</w:t>
       </w:r>
     </w:p>
     <w:p>
@@ -15525,28 +15544,34 @@
       <w:r>
         <w:rPr>
           <w:rFonts w:ascii="Times New Roman" w:cs="Times New Roman" w:eastAsia="Times New Roman" w:hAnsi="Times New Roman"/>
-          <w:sz w:val="24"/>
-          <w:szCs w:val="24"/>
-        </w:rPr>
-        <w:t xml:space="preserve">the </w:t>
-      </w:r>
-      <w:r>
-        <w:rPr>
-          <w:rFonts w:ascii="Times New Roman" w:cs="Times New Roman" w:eastAsia="Times New Roman" w:hAnsi="Times New Roman"/>
-          <w:i/>
-          <w:iCs/>
-          <w:sz w:val="24"/>
-          <w:szCs w:val="24"/>
-        </w:rPr>
-        <w:t xml:space="preserve">point of evaluation</w:t>
-      </w:r>
-      <w:r>
-        <w:rPr>
-          <w:rFonts w:ascii="Times New Roman" w:cs="Times New Roman" w:eastAsia="Times New Roman" w:hAnsi="Times New Roman"/>
-          <w:sz w:val="24"/>
-          <w:szCs w:val="24"/>
-        </w:rPr>
-        <w:t xml:space="preserve">: each proposed tool call at the action boundary of an executing agent, rather than a pre-execution plan;</w:t>
+          <w:b/>
+          <w:bCs/>
+          <w:sz w:val="24"/>
+          <w:szCs w:val="24"/>
+        </w:rPr>
+        <w:t xml:space="preserve">Plan level.</w:t>
+      </w:r>
+      <w:r>
+        <w:rPr>
+          <w:rFonts w:ascii="Times New Roman" w:cs="Times New Roman" w:eastAsia="Times New Roman" w:hAnsi="Times New Roman"/>
+          <w:sz w:val="24"/>
+          <w:szCs w:val="24"/>
+        </w:rPr>
+        <w:t xml:space="preserve"> NEXUS evaluates a proposed plan, not each tool call as it is released during an executing trajectory. Its evaluation is on synthetic instances, not on an executable benchmark under indirect injection.</w:t>
+      </w:r>
+    </w:p>
+    <w:p>
+      <w:pPr>
+        <w:spacing w:after="120" w:line="360"/>
+        <w:jc w:val="both"/>
+      </w:pPr>
+      <w:r>
+        <w:rPr>
+          <w:rFonts w:ascii="Times New Roman" w:cs="Times New Roman" w:eastAsia="Times New Roman" w:hAnsi="Times New Roman"/>
+          <w:sz w:val="24"/>
+          <w:szCs w:val="24"/>
+        </w:rPr>
+        <w:t xml:space="preserve">Measured against REM's design, NEXUS already provides calibrated logistic risk scoring, a four-way intervention set that includes a human-confirmation route and a revision route, consequence information in its plan representation and rules, an expected-loss formulation with loss-optimal thresholds, and sub-millisecond latency. REM cannot claim any of these. The defensible differences are:</w:t>
       </w:r>
     </w:p>
     <w:p>
@@ -15575,15 +15600,15 @@
           <w:sz w:val="24"/>
           <w:szCs w:val="24"/>
         </w:rPr>
-        <w:t xml:space="preserve">threat model and setting</w:t>
-      </w:r>
-      <w:r>
-        <w:rPr>
-          <w:rFonts w:ascii="Times New Roman" w:cs="Times New Roman" w:eastAsia="Times New Roman" w:hAnsi="Times New Roman"/>
-          <w:sz w:val="24"/>
-          <w:szCs w:val="24"/>
-        </w:rPr>
-        <w:t xml:space="preserve">: indirect prompt injection in an executable banking environment, rather than synthetic plan templates;</w:t>
+        <w:t xml:space="preserve">point of evaluation</w:t>
+      </w:r>
+      <w:r>
+        <w:rPr>
+          <w:rFonts w:ascii="Times New Roman" w:cs="Times New Roman" w:eastAsia="Times New Roman" w:hAnsi="Times New Roman"/>
+          <w:sz w:val="24"/>
+          <w:szCs w:val="24"/>
+        </w:rPr>
+        <w:t xml:space="preserve">: each proposed tool call at the action boundary of an executing agent, rather than a pre-execution plan;</w:t>
       </w:r>
     </w:p>
     <w:p>
@@ -15612,210 +15637,15 @@
           <w:sz w:val="24"/>
           <w:szCs w:val="24"/>
         </w:rPr>
-        <w:t xml:space="preserve">decision rule</w:t>
-      </w:r>
-      <w:r>
-        <w:rPr>
-          <w:rFonts w:ascii="Times New Roman" w:cs="Times New Roman" w:eastAsia="Times New Roman" w:hAnsi="Times New Roman"/>
-          <w:sz w:val="24"/>
-          <w:szCs w:val="24"/>
-        </w:rPr>
-        <w:t xml:space="preserve">: per-step minimization of expected loss with losses indexed by declared consequence tiers, rather than a rule cascade gated by the score. Whether this difference produces different behavior is an empirical question, not a presumption.</w:t>
-      </w:r>
-    </w:p>
-    <w:p>
-      <w:pPr>
-        <w:pStyle w:val="Heading2"/>
-        <w:keepNext/>
-        <w:spacing w:after="120" w:before="240"/>
-      </w:pPr>
-      <w:r>
-        <w:rPr>
-          <w:rFonts w:ascii="Times New Roman" w:cs="Times New Roman" w:eastAsia="Times New Roman" w:hAnsi="Times New Roman"/>
-          <w:b/>
-          <w:bCs/>
-          <w:i/>
-          <w:iCs/>
-          <w:sz w:val="24"/>
-          <w:szCs w:val="24"/>
-        </w:rPr>
-        <w:t xml:space="preserve">2.8.5 Governance-to-enforcement: Jackson (2025)</w:t>
-      </w:r>
-    </w:p>
-    <w:p>
-      <w:pPr>
-        <w:spacing w:after="120" w:line="360"/>
-        <w:jc w:val="both"/>
-      </w:pPr>
-      <w:r>
-        <w:rPr>
-          <w:rFonts w:ascii="Times New Roman" w:cs="Times New Roman" w:eastAsia="Times New Roman" w:hAnsi="Times New Roman"/>
-          <w:sz w:val="24"/>
-          <w:szCs w:val="24"/>
-        </w:rPr>
-        <w:t xml:space="preserve">A working paper by Jackson (2025) proposes a policy engine for agentic AI that maps governance requirements to runtime enforcement. According to its abstract, it classifies agent behavior into inference, tool usage, data access and external actuation. It computes a multi-dimensional risk score aligned with the NIST AI Risk Management Framework, and it uses a deterministic enforcement state machine that issues </w:t>
-      </w:r>
-      <w:r>
-        <w:rPr>
-          <w:rFonts w:ascii="Times New Roman" w:cs="Times New Roman" w:eastAsia="Times New Roman" w:hAnsi="Times New Roman"/>
-          <w:b/>
-          <w:bCs/>
-          <w:sz w:val="24"/>
-          <w:szCs w:val="24"/>
-        </w:rPr>
-        <w:t xml:space="preserve">allow, deny, sanitize or escalate</w:t>
-      </w:r>
-      <w:r>
-        <w:rPr>
-          <w:rFonts w:ascii="Times New Roman" w:cs="Times New Roman" w:eastAsia="Times New Roman" w:hAnsi="Times New Roman"/>
-          <w:sz w:val="24"/>
-          <w:szCs w:val="24"/>
-        </w:rPr>
-        <w:t xml:space="preserve"> decisions with auditable safety and liveness properties. The paper reports reductions in unsafe actions with minimal latency overhead. It is not peer reviewed, and its full text could not be accessed during the final verification pass. It is nevertheless recorded as prior art, because its decision set corresponds closely to REM's Allow, Block, Modify and Escalate. No claim about its calibration, attribution or ablation is made here, because none could be verified.</w:t>
-      </w:r>
-    </w:p>
-    <w:p>
-      <w:pPr>
-        <w:pStyle w:val="Heading2"/>
-        <w:keepNext/>
-        <w:spacing w:after="120" w:before="240"/>
-      </w:pPr>
-      <w:r>
-        <w:rPr>
-          <w:rFonts w:ascii="Times New Roman" w:cs="Times New Roman" w:eastAsia="Times New Roman" w:hAnsi="Times New Roman"/>
-          <w:b/>
-          <w:bCs/>
-          <w:i/>
-          <w:iCs/>
-          <w:sz w:val="24"/>
-          <w:szCs w:val="24"/>
-        </w:rPr>
-        <w:t xml:space="preserve">2.8.6 Consequence-aware control of actions</w:t>
-      </w:r>
-    </w:p>
-    <w:p>
-      <w:pPr>
-        <w:spacing w:after="120" w:line="360"/>
-        <w:jc w:val="both"/>
-      </w:pPr>
-      <w:r>
-        <w:rPr>
-          <w:rFonts w:ascii="Times New Roman" w:cs="Times New Roman" w:eastAsia="Times New Roman" w:hAnsi="Times New Roman"/>
-          <w:sz w:val="24"/>
-          <w:szCs w:val="24"/>
-        </w:rPr>
-        <w:t xml:space="preserve">Two lines of work make the consequence of an action central to the decision. H.-H. Chen (2026) proposes an Actuarial Action Interface: a deterministic runtime contract that prices each side-effect-bearing action, such as a database mutation, refund or payment, against a safe default under a time-consistent risk mapping, and gates execution against a reserve capital budget. An "Authority Frontier" measures how much autonomous authority the runtime releases at each level of reserve capital. This establishes that pricing the consequence of an agent action </w:t>
-      </w:r>
-      <w:r>
-        <w:rPr>
-          <w:rFonts w:ascii="Times New Roman" w:cs="Times New Roman" w:eastAsia="Times New Roman" w:hAnsi="Times New Roman"/>
-          <w:i/>
-          <w:iCs/>
-          <w:sz w:val="24"/>
-          <w:szCs w:val="24"/>
-        </w:rPr>
-        <w:t xml:space="preserve">before execution</w:t>
-      </w:r>
-      <w:r>
-        <w:rPr>
-          <w:rFonts w:ascii="Times New Roman" w:cs="Times New Roman" w:eastAsia="Times New Roman" w:hAnsi="Times New Roman"/>
-          <w:sz w:val="24"/>
-          <w:szCs w:val="24"/>
-        </w:rPr>
-        <w:t xml:space="preserve"> is not new. What the work does not model is an estimated probability that a specific action was induced by an adversary. It prices the consequence of an action irrespective of how the action arose. SafeAgent's consequence-modeling operator (H. Liu et al., 2026) and the irreversibility feature of NEXUS (Hossain et al., 2026) are further instances of consequence-aware control, realized by LLM reasoning and by a risk feature respectively.</w:t>
-      </w:r>
-    </w:p>
-    <w:p>
-      <w:pPr>
-        <w:pStyle w:val="Heading2"/>
-        <w:keepNext/>
-        <w:spacing w:after="120" w:before="240"/>
-      </w:pPr>
-      <w:r>
-        <w:rPr>
-          <w:rFonts w:ascii="Times New Roman" w:cs="Times New Roman" w:eastAsia="Times New Roman" w:hAnsi="Times New Roman"/>
-          <w:b/>
-          <w:bCs/>
-          <w:i/>
-          <w:iCs/>
-          <w:sz w:val="24"/>
-          <w:szCs w:val="24"/>
-        </w:rPr>
-        <w:t xml:space="preserve">2.8.7 Transactional mitigation</w:t>
-      </w:r>
-    </w:p>
-    <w:p>
-      <w:pPr>
-        <w:spacing w:after="120" w:line="360"/>
-        <w:jc w:val="both"/>
-      </w:pPr>
-      <w:r>
-        <w:rPr>
-          <w:rFonts w:ascii="Times New Roman" w:cs="Times New Roman" w:eastAsia="Times New Roman" w:hAnsi="Times New Roman"/>
-          <w:sz w:val="24"/>
-          <w:szCs w:val="24"/>
-        </w:rPr>
-        <w:t xml:space="preserve">Mitigation need not be limited to allowing or blocking. Cordon provides a transactional runtime in which tool intents and result lineage are bound to reversible local state. Reversible mutations execute in shadow state, and outward-facing actions are staged in an effect outbox before commitment. Its authors report that it exposes cross-step violations missed by existing defenses and reduces irreversible-effect failures while preserving benign task completion (Z. Chen et al., 2026). Such a substrate </w:t>
-      </w:r>
-      <w:r>
-        <w:rPr>
-          <w:rFonts w:ascii="Times New Roman" w:cs="Times New Roman" w:eastAsia="Times New Roman" w:hAnsi="Times New Roman"/>
-          <w:i/>
-          <w:iCs/>
-          <w:sz w:val="24"/>
-          <w:szCs w:val="24"/>
-        </w:rPr>
-        <w:t xml:space="preserve">consumes</w:t>
-      </w:r>
-      <w:r>
-        <w:rPr>
-          <w:rFonts w:ascii="Times New Roman" w:cs="Times New Roman" w:eastAsia="Times New Roman" w:hAnsi="Times New Roman"/>
-          <w:sz w:val="24"/>
-          <w:szCs w:val="24"/>
-        </w:rPr>
-        <w:t xml:space="preserve"> a decision rather than producing one. It is therefore complementary to a risk-based decision layer, for which it could supply the mechanics of a "hold" or "stage" response.</w:t>
-      </w:r>
-    </w:p>
-    <w:p>
-      <w:pPr>
-        <w:spacing w:after="120" w:line="360"/>
-        <w:jc w:val="both"/>
-      </w:pPr>
-      <w:r>
-        <w:rPr>
-          <w:rFonts w:ascii="Times New Roman" w:cs="Times New Roman" w:eastAsia="Times New Roman" w:hAnsi="Times New Roman"/>
-          <w:b/>
-          <w:bCs/>
-          <w:sz w:val="24"/>
-          <w:szCs w:val="24"/>
-        </w:rPr>
-        <w:t xml:space="preserve">Synthesis.</w:t>
-      </w:r>
-      <w:r>
-        <w:rPr>
-          <w:rFonts w:ascii="Times New Roman" w:cs="Times New Roman" w:eastAsia="Times New Roman" w:hAnsi="Times New Roman"/>
-          <w:sz w:val="24"/>
-          <w:szCs w:val="24"/>
-        </w:rPr>
-        <w:t xml:space="preserve"> Across the mitigation literature, graduated responses are standard rather than exceptional. Human review appears in several systems (Progent, AgentTrust, NEXUS, SafeAgent, Jackson), action modification appears in several forms, and transactional staging is available. The systems differ mainly in </w:t>
-      </w:r>
-      <w:r>
-        <w:rPr>
-          <w:rFonts w:ascii="Times New Roman" w:cs="Times New Roman" w:eastAsia="Times New Roman" w:hAnsi="Times New Roman"/>
-          <w:b/>
-          <w:bCs/>
-          <w:sz w:val="24"/>
-          <w:szCs w:val="24"/>
-        </w:rPr>
-        <w:t xml:space="preserve">how evidence becomes a decision</w:t>
-      </w:r>
-      <w:r>
-        <w:rPr>
-          <w:rFonts w:ascii="Times New Roman" w:cs="Times New Roman" w:eastAsia="Times New Roman" w:hAnsi="Times New Roman"/>
-          <w:sz w:val="24"/>
-          <w:szCs w:val="24"/>
-        </w:rPr>
-        <w:t xml:space="preserve">:</w:t>
+        <w:t xml:space="preserve">threat model and setting</w:t>
+      </w:r>
+      <w:r>
+        <w:rPr>
+          <w:rFonts w:ascii="Times New Roman" w:cs="Times New Roman" w:eastAsia="Times New Roman" w:hAnsi="Times New Roman"/>
+          <w:sz w:val="24"/>
+          <w:szCs w:val="24"/>
+        </w:rPr>
+        <w:t xml:space="preserve">: indirect prompt injection in an executable banking environment, rather than synthetic plan templates;</w:t>
       </w:r>
     </w:p>
     <w:p>
@@ -15834,7 +15664,220 @@
           <w:sz w:val="24"/>
           <w:szCs w:val="24"/>
         </w:rPr>
-        <w:t xml:space="preserve">by capability or privilege policy (CaMeL; Progent);</w:t>
+        <w:t xml:space="preserve">the </w:t>
+      </w:r>
+      <w:r>
+        <w:rPr>
+          <w:rFonts w:ascii="Times New Roman" w:cs="Times New Roman" w:eastAsia="Times New Roman" w:hAnsi="Times New Roman"/>
+          <w:i/>
+          <w:iCs/>
+          <w:sz w:val="24"/>
+          <w:szCs w:val="24"/>
+        </w:rPr>
+        <w:t xml:space="preserve">decision rule</w:t>
+      </w:r>
+      <w:r>
+        <w:rPr>
+          <w:rFonts w:ascii="Times New Roman" w:cs="Times New Roman" w:eastAsia="Times New Roman" w:hAnsi="Times New Roman"/>
+          <w:sz w:val="24"/>
+          <w:szCs w:val="24"/>
+        </w:rPr>
+        <w:t xml:space="preserve">: per-step minimization of expected loss with losses indexed by the declared consequence tier of each action, rather than fixed intervention costs used to set score thresholds inside a rule-first cascade. Whether this difference produces different behavior is an empirical question, not a presumption.</w:t>
+      </w:r>
+    </w:p>
+    <w:p>
+      <w:pPr>
+        <w:pStyle w:val="Heading2"/>
+        <w:keepNext/>
+        <w:spacing w:after="120" w:before="240"/>
+      </w:pPr>
+      <w:r>
+        <w:rPr>
+          <w:rFonts w:ascii="Times New Roman" w:cs="Times New Roman" w:eastAsia="Times New Roman" w:hAnsi="Times New Roman"/>
+          <w:b/>
+          <w:bCs/>
+          <w:i/>
+          <w:iCs/>
+          <w:sz w:val="24"/>
+          <w:szCs w:val="24"/>
+        </w:rPr>
+        <w:t xml:space="preserve">2.8.5 Governance-to-enforcement: Jackson (2025)</w:t>
+      </w:r>
+    </w:p>
+    <w:p>
+      <w:pPr>
+        <w:spacing w:after="120" w:line="360"/>
+        <w:jc w:val="both"/>
+      </w:pPr>
+      <w:r>
+        <w:rPr>
+          <w:rFonts w:ascii="Times New Roman" w:cs="Times New Roman" w:eastAsia="Times New Roman" w:hAnsi="Times New Roman"/>
+          <w:sz w:val="24"/>
+          <w:szCs w:val="24"/>
+        </w:rPr>
+        <w:t xml:space="preserve">A working paper by Jackson (2025) proposes a policy engine for agentic AI that maps governance requirements to runtime enforcement. According to its abstract, it classifies agent behavior into inference, tool usage, data access and external actuation. It computes a multi-dimensional risk score aligned with the NIST AI Risk Management Framework, and it uses a deterministic enforcement state machine that issues </w:t>
+      </w:r>
+      <w:r>
+        <w:rPr>
+          <w:rFonts w:ascii="Times New Roman" w:cs="Times New Roman" w:eastAsia="Times New Roman" w:hAnsi="Times New Roman"/>
+          <w:b/>
+          <w:bCs/>
+          <w:sz w:val="24"/>
+          <w:szCs w:val="24"/>
+        </w:rPr>
+        <w:t xml:space="preserve">allow, deny, sanitize or escalate</w:t>
+      </w:r>
+      <w:r>
+        <w:rPr>
+          <w:rFonts w:ascii="Times New Roman" w:cs="Times New Roman" w:eastAsia="Times New Roman" w:hAnsi="Times New Roman"/>
+          <w:sz w:val="24"/>
+          <w:szCs w:val="24"/>
+        </w:rPr>
+        <w:t xml:space="preserve"> decisions with auditable safety and liveness properties. The paper reports reductions in unsafe actions with minimal latency overhead. It is not peer reviewed, and its full text could not be accessed during the final verification pass. It is nevertheless recorded as prior art, because its decision set corresponds closely to REM's Allow, Block, Modify and Escalate. No claim about its calibration, attribution or ablation is made here, because none could be verified.</w:t>
+      </w:r>
+    </w:p>
+    <w:p>
+      <w:pPr>
+        <w:pStyle w:val="Heading2"/>
+        <w:keepNext/>
+        <w:spacing w:after="120" w:before="240"/>
+      </w:pPr>
+      <w:r>
+        <w:rPr>
+          <w:rFonts w:ascii="Times New Roman" w:cs="Times New Roman" w:eastAsia="Times New Roman" w:hAnsi="Times New Roman"/>
+          <w:b/>
+          <w:bCs/>
+          <w:i/>
+          <w:iCs/>
+          <w:sz w:val="24"/>
+          <w:szCs w:val="24"/>
+        </w:rPr>
+        <w:t xml:space="preserve">2.8.6 Consequence-aware control of actions</w:t>
+      </w:r>
+    </w:p>
+    <w:p>
+      <w:pPr>
+        <w:spacing w:after="120" w:line="360"/>
+        <w:jc w:val="both"/>
+      </w:pPr>
+      <w:r>
+        <w:rPr>
+          <w:rFonts w:ascii="Times New Roman" w:cs="Times New Roman" w:eastAsia="Times New Roman" w:hAnsi="Times New Roman"/>
+          <w:sz w:val="24"/>
+          <w:szCs w:val="24"/>
+        </w:rPr>
+        <w:t xml:space="preserve">Two lines of work make the consequence of an action central to the decision. H.-H. Chen (2026) proposes an Actuarial Action Interface: a deterministic runtime contract that prices each side-effect-bearing action, such as a database mutation, refund or payment, against a safe default under a time-consistent risk mapping, and gates execution against a reserve capital budget. An "Authority Frontier" measures how much autonomous authority the runtime releases at each level of reserve capital. This establishes that pricing the consequence of an agent action </w:t>
+      </w:r>
+      <w:r>
+        <w:rPr>
+          <w:rFonts w:ascii="Times New Roman" w:cs="Times New Roman" w:eastAsia="Times New Roman" w:hAnsi="Times New Roman"/>
+          <w:i/>
+          <w:iCs/>
+          <w:sz w:val="24"/>
+          <w:szCs w:val="24"/>
+        </w:rPr>
+        <w:t xml:space="preserve">before execution</w:t>
+      </w:r>
+      <w:r>
+        <w:rPr>
+          <w:rFonts w:ascii="Times New Roman" w:cs="Times New Roman" w:eastAsia="Times New Roman" w:hAnsi="Times New Roman"/>
+          <w:sz w:val="24"/>
+          <w:szCs w:val="24"/>
+        </w:rPr>
+        <w:t xml:space="preserve"> is not new. What the work does not model is an estimated probability that a specific action was induced by an adversary. It prices the consequence of an action irrespective of how the action arose. SafeAgent's consequence-modeling operator (H. Liu et al., 2026) and the irreversibility annotations and rules of NEXUS (Hossain et al., 2026) are further instances of consequence-aware control, realized by LLM reasoning and by plan annotations and deterministic rules respectively.</w:t>
+      </w:r>
+    </w:p>
+    <w:p>
+      <w:pPr>
+        <w:pStyle w:val="Heading2"/>
+        <w:keepNext/>
+        <w:spacing w:after="120" w:before="240"/>
+      </w:pPr>
+      <w:r>
+        <w:rPr>
+          <w:rFonts w:ascii="Times New Roman" w:cs="Times New Roman" w:eastAsia="Times New Roman" w:hAnsi="Times New Roman"/>
+          <w:b/>
+          <w:bCs/>
+          <w:i/>
+          <w:iCs/>
+          <w:sz w:val="24"/>
+          <w:szCs w:val="24"/>
+        </w:rPr>
+        <w:t xml:space="preserve">2.8.7 Transactional mitigation</w:t>
+      </w:r>
+    </w:p>
+    <w:p>
+      <w:pPr>
+        <w:spacing w:after="120" w:line="360"/>
+        <w:jc w:val="both"/>
+      </w:pPr>
+      <w:r>
+        <w:rPr>
+          <w:rFonts w:ascii="Times New Roman" w:cs="Times New Roman" w:eastAsia="Times New Roman" w:hAnsi="Times New Roman"/>
+          <w:sz w:val="24"/>
+          <w:szCs w:val="24"/>
+        </w:rPr>
+        <w:t xml:space="preserve">Mitigation need not be limited to allowing or blocking. Cordon provides a transactional runtime in which tool intents and result lineage are bound to reversible local state. Reversible mutations execute in shadow state, and outward-facing actions are staged in an effect outbox before commitment. Its authors report that it exposes cross-step violations missed by existing defenses and reduces irreversible-effect failures while preserving benign task completion (Z. Chen et al., 2026). Such a substrate </w:t>
+      </w:r>
+      <w:r>
+        <w:rPr>
+          <w:rFonts w:ascii="Times New Roman" w:cs="Times New Roman" w:eastAsia="Times New Roman" w:hAnsi="Times New Roman"/>
+          <w:i/>
+          <w:iCs/>
+          <w:sz w:val="24"/>
+          <w:szCs w:val="24"/>
+        </w:rPr>
+        <w:t xml:space="preserve">consumes</w:t>
+      </w:r>
+      <w:r>
+        <w:rPr>
+          <w:rFonts w:ascii="Times New Roman" w:cs="Times New Roman" w:eastAsia="Times New Roman" w:hAnsi="Times New Roman"/>
+          <w:sz w:val="24"/>
+          <w:szCs w:val="24"/>
+        </w:rPr>
+        <w:t xml:space="preserve"> a decision rather than producing one. It is therefore complementary to a risk-based decision layer, for which it could supply the mechanics of a "hold" or "stage" response.</w:t>
+      </w:r>
+    </w:p>
+    <w:p>
+      <w:pPr>
+        <w:spacing w:after="120" w:line="360"/>
+        <w:jc w:val="both"/>
+      </w:pPr>
+      <w:r>
+        <w:rPr>
+          <w:rFonts w:ascii="Times New Roman" w:cs="Times New Roman" w:eastAsia="Times New Roman" w:hAnsi="Times New Roman"/>
+          <w:b/>
+          <w:bCs/>
+          <w:sz w:val="24"/>
+          <w:szCs w:val="24"/>
+        </w:rPr>
+        <w:t xml:space="preserve">Synthesis.</w:t>
+      </w:r>
+      <w:r>
+        <w:rPr>
+          <w:rFonts w:ascii="Times New Roman" w:cs="Times New Roman" w:eastAsia="Times New Roman" w:hAnsi="Times New Roman"/>
+          <w:sz w:val="24"/>
+          <w:szCs w:val="24"/>
+        </w:rPr>
+        <w:t xml:space="preserve"> Across the reviewed mitigation literature, graduated responses are common. Human review appears in several systems (Progent, AgentTrust, NEXUS, SafeAgent, Jackson), action modification appears in several forms, and transactional staging is available. The systems differ mainly in </w:t>
+      </w:r>
+      <w:r>
+        <w:rPr>
+          <w:rFonts w:ascii="Times New Roman" w:cs="Times New Roman" w:eastAsia="Times New Roman" w:hAnsi="Times New Roman"/>
+          <w:b/>
+          <w:bCs/>
+          <w:sz w:val="24"/>
+          <w:szCs w:val="24"/>
+        </w:rPr>
+        <w:t xml:space="preserve">how evidence becomes a decision</w:t>
+      </w:r>
+      <w:r>
+        <w:rPr>
+          <w:rFonts w:ascii="Times New Roman" w:cs="Times New Roman" w:eastAsia="Times New Roman" w:hAnsi="Times New Roman"/>
+          <w:sz w:val="24"/>
+          <w:szCs w:val="24"/>
+        </w:rPr>
+        <w:t xml:space="preserve">:</w:t>
       </w:r>
     </w:p>
     <w:p>
@@ -15853,7 +15896,7 @@
           <w:sz w:val="24"/>
           <w:szCs w:val="24"/>
         </w:rPr>
-        <w:t xml:space="preserve">by rule verdicts with severity aggregation (AgentTrust);</w:t>
+        <w:t xml:space="preserve">by capability or privilege policy (CaMeL; Progent);</w:t>
       </w:r>
     </w:p>
     <w:p>
@@ -15872,7 +15915,7 @@
           <w:sz w:val="24"/>
           <w:szCs w:val="24"/>
         </w:rPr>
-        <w:t xml:space="preserve">by thresholds on a predicted probability of reaching unsafe states (ProbGuard);</w:t>
+        <w:t xml:space="preserve">by rule verdicts with severity aggregation (AgentTrust);</w:t>
       </w:r>
     </w:p>
     <w:p>
@@ -15891,7 +15934,7 @@
           <w:sz w:val="24"/>
           <w:szCs w:val="24"/>
         </w:rPr>
-        <w:t xml:space="preserve">by a calibrated fusion of learned scores (DreamGuard);</w:t>
+        <w:t xml:space="preserve">by thresholds on a predicted probability of reaching unsafe states (ProbGuard);</w:t>
       </w:r>
     </w:p>
     <w:p>
@@ -15910,7 +15953,7 @@
           <w:sz w:val="24"/>
           <w:szCs w:val="24"/>
         </w:rPr>
-        <w:t xml:space="preserve">by a rule cascade gated by a calibrated score (NEXUS);</w:t>
+        <w:t xml:space="preserve">by a calibrated fusion of learned scores (DreamGuard);</w:t>
       </w:r>
     </w:p>
     <w:p>
@@ -15929,7 +15972,7 @@
           <w:sz w:val="24"/>
           <w:szCs w:val="24"/>
         </w:rPr>
-        <w:t xml:space="preserve">by routing verification between LLM judges (FinHarness);</w:t>
+        <w:t xml:space="preserve">by a rule cascade gated by a calibrated score (NEXUS);</w:t>
       </w:r>
     </w:p>
     <w:p>
@@ -15948,7 +15991,7 @@
           <w:sz w:val="24"/>
           <w:szCs w:val="24"/>
         </w:rPr>
-        <w:t xml:space="preserve">by LLM-based arbitration (SafeAgent);</w:t>
+        <w:t xml:space="preserve">by routing verification between LLM judges (FinHarness);</w:t>
       </w:r>
     </w:p>
     <w:p>
@@ -15967,7 +16010,7 @@
           <w:sz w:val="24"/>
           <w:szCs w:val="24"/>
         </w:rPr>
-        <w:t xml:space="preserve">by deterministic pricing of consequences (H.-H. Chen);</w:t>
+        <w:t xml:space="preserve">by LLM-based arbitration (SafeAgent);</w:t>
       </w:r>
     </w:p>
     <w:p>
@@ -15986,123 +16029,7 @@
           <w:sz w:val="24"/>
           <w:szCs w:val="24"/>
         </w:rPr>
-        <w:t xml:space="preserve">by action-conditioned estimates of intervention value (C. Zhang et al., 2026).</w:t>
-      </w:r>
-    </w:p>
-    <w:p>
-      <w:pPr>
-        <w:spacing w:after="120" w:line="360"/>
-        <w:jc w:val="both"/>
-      </w:pPr>
-      <w:r>
-        <w:rPr>
-          <w:rFonts w:ascii="Times New Roman" w:cs="Times New Roman" w:eastAsia="Times New Roman" w:hAnsi="Times New Roman"/>
-          <w:sz w:val="24"/>
-          <w:szCs w:val="24"/>
-        </w:rPr>
-        <w:t xml:space="preserve">Two questions remain comparatively open. The first is how an estimated probability of adversarial induction and a declared consequence should be </w:t>
-      </w:r>
-      <w:r>
-        <w:rPr>
-          <w:rFonts w:ascii="Times New Roman" w:cs="Times New Roman" w:eastAsia="Times New Roman" w:hAnsi="Times New Roman"/>
-          <w:i/>
-          <w:iCs/>
-          <w:sz w:val="24"/>
-          <w:szCs w:val="24"/>
-        </w:rPr>
-        <w:t xml:space="preserve">combined</w:t>
-      </w:r>
-      <w:r>
-        <w:rPr>
-          <w:rFonts w:ascii="Times New Roman" w:cs="Times New Roman" w:eastAsia="Times New Roman" w:hAnsi="Times New Roman"/>
-          <w:sz w:val="24"/>
-          <w:szCs w:val="24"/>
-        </w:rPr>
-        <w:t xml:space="preserve"> when choosing among graduated responses at the action boundary. The second is how effective each response actually is once chosen, which is the question C. Zhang et al. (2026) show that risk estimates alone cannot answer.</w:t>
-      </w:r>
-    </w:p>
-    <w:p>
-      <w:pPr>
-        <w:pStyle w:val="Heading1"/>
-        <w:keepNext/>
-        <w:spacing w:after="120" w:before="360"/>
-      </w:pPr>
-      <w:r>
-        <w:rPr>
-          <w:rFonts w:ascii="Times New Roman" w:cs="Times New Roman" w:eastAsia="Times New Roman" w:hAnsi="Times New Roman"/>
-          <w:b/>
-          <w:bCs/>
-          <w:i w:val="false"/>
-          <w:iCs w:val="false"/>
-          <w:sz w:val="28"/>
-          <w:szCs w:val="28"/>
-        </w:rPr>
-        <w:t xml:space="preserve">2.9 Financial AI-Agent Security</w:t>
-      </w:r>
-    </w:p>
-    <w:p>
-      <w:pPr>
-        <w:pStyle w:val="Heading2"/>
-        <w:keepNext/>
-        <w:spacing w:after="120" w:before="240"/>
-      </w:pPr>
-      <w:r>
-        <w:rPr>
-          <w:rFonts w:ascii="Times New Roman" w:cs="Times New Roman" w:eastAsia="Times New Roman" w:hAnsi="Times New Roman"/>
-          <w:b/>
-          <w:bCs/>
-          <w:i/>
-          <w:iCs/>
-          <w:sz w:val="24"/>
-          <w:szCs w:val="24"/>
-        </w:rPr>
-        <w:t xml:space="preserve">2.9.1 Why financial execution raises the stakes</w:t>
-      </w:r>
-    </w:p>
-    <w:p>
-      <w:pPr>
-        <w:spacing w:after="120" w:line="360"/>
-        <w:jc w:val="both"/>
-      </w:pPr>
-      <w:r>
-        <w:rPr>
-          <w:rFonts w:ascii="Times New Roman" w:cs="Times New Roman" w:eastAsia="Times New Roman" w:hAnsi="Times New Roman"/>
-          <w:sz w:val="24"/>
-          <w:szCs w:val="24"/>
-        </w:rPr>
-        <w:t xml:space="preserve">A financial tool-using agent turns a successful manipulation into a financial event. Its tools can initiate transfers, schedule or modify recurring payments, change payees or account settings, and read customer data. A systematization of knowledge on autonomous LLM agents in commerce and finance (Mao et al., 2026, preprint) organizes the resulting threats along five dimensions: agent integrity, transaction authorization, inter-agent trust, market manipulation and regulatory compliance. From a curated corpus of academic papers, protocol documents, industry reports and incident evidence, its authors derive twelve cross-layer attack vectors. They show how failures propagate from the reasoning and tooling layers into custody, settlement, market harm and compliance exposure. Their analysis is a systematization, not an empirical evaluation of a defense. Its relevance here is that it places </w:t>
-      </w:r>
-      <w:r>
-        <w:rPr>
-          <w:rFonts w:ascii="Times New Roman" w:cs="Times New Roman" w:eastAsia="Times New Roman" w:hAnsi="Times New Roman"/>
-          <w:i/>
-          <w:iCs/>
-          <w:sz w:val="24"/>
-          <w:szCs w:val="24"/>
-        </w:rPr>
-        <w:t xml:space="preserve">transaction authorization</w:t>
-      </w:r>
-      <w:r>
-        <w:rPr>
-          <w:rFonts w:ascii="Times New Roman" w:cs="Times New Roman" w:eastAsia="Times New Roman" w:hAnsi="Times New Roman"/>
-          <w:sz w:val="24"/>
-          <w:szCs w:val="24"/>
-        </w:rPr>
-        <w:t xml:space="preserve">, the question of whether a proposed payment action is sanctioned by its principal, at the center of the financial-agent threat model.</w:t>
-      </w:r>
-    </w:p>
-    <w:p>
-      <w:pPr>
-        <w:spacing w:after="120" w:line="360"/>
-        <w:jc w:val="both"/>
-      </w:pPr>
-      <w:r>
-        <w:rPr>
-          <w:rFonts w:ascii="Times New Roman" w:cs="Times New Roman" w:eastAsia="Times New Roman" w:hAnsi="Times New Roman"/>
-          <w:sz w:val="24"/>
-          <w:szCs w:val="24"/>
-        </w:rPr>
-        <w:t xml:space="preserve">Three properties of financial execution elevate the requirements on a runtime layer; the first two are established in the reviewed sources, and the third is this chapter's inference from them.</w:t>
+        <w:t xml:space="preserve">by deterministic pricing of consequences (H.-H. Chen);</w:t>
       </w:r>
     </w:p>
     <w:p>
@@ -16118,8 +16045,143 @@
       <w:r>
         <w:rPr>
           <w:rFonts w:ascii="Times New Roman" w:cs="Times New Roman" w:eastAsia="Times New Roman" w:hAnsi="Times New Roman"/>
+          <w:sz w:val="24"/>
+          <w:szCs w:val="24"/>
+        </w:rPr>
+        <w:t xml:space="preserve">by action-conditioned estimates of intervention value (C. Zhang et al., 2026).</w:t>
+      </w:r>
+    </w:p>
+    <w:p>
+      <w:pPr>
+        <w:spacing w:after="120" w:line="360"/>
+        <w:jc w:val="both"/>
+      </w:pPr>
+      <w:r>
+        <w:rPr>
+          <w:rFonts w:ascii="Times New Roman" w:cs="Times New Roman" w:eastAsia="Times New Roman" w:hAnsi="Times New Roman"/>
+          <w:sz w:val="24"/>
+          <w:szCs w:val="24"/>
+        </w:rPr>
+        <w:t xml:space="preserve">Two questions remain comparatively open. The first is how an estimated probability of adversarial induction and a declared consequence should be </w:t>
+      </w:r>
+      <w:r>
+        <w:rPr>
+          <w:rFonts w:ascii="Times New Roman" w:cs="Times New Roman" w:eastAsia="Times New Roman" w:hAnsi="Times New Roman"/>
+          <w:i/>
+          <w:iCs/>
+          <w:sz w:val="24"/>
+          <w:szCs w:val="24"/>
+        </w:rPr>
+        <w:t xml:space="preserve">combined</w:t>
+      </w:r>
+      <w:r>
+        <w:rPr>
+          <w:rFonts w:ascii="Times New Roman" w:cs="Times New Roman" w:eastAsia="Times New Roman" w:hAnsi="Times New Roman"/>
+          <w:sz w:val="24"/>
+          <w:szCs w:val="24"/>
+        </w:rPr>
+        <w:t xml:space="preserve"> when choosing among graduated responses at the action boundary. The second is how effective each response actually is once chosen, which is the question C. Zhang et al. (2026) show that risk estimates alone cannot answer.</w:t>
+      </w:r>
+    </w:p>
+    <w:p>
+      <w:pPr>
+        <w:pStyle w:val="Heading1"/>
+        <w:keepNext/>
+        <w:spacing w:after="120" w:before="360"/>
+      </w:pPr>
+      <w:r>
+        <w:rPr>
+          <w:rFonts w:ascii="Times New Roman" w:cs="Times New Roman" w:eastAsia="Times New Roman" w:hAnsi="Times New Roman"/>
           <w:b/>
           <w:bCs/>
+          <w:i w:val="false"/>
+          <w:iCs w:val="false"/>
+          <w:sz w:val="28"/>
+          <w:szCs w:val="28"/>
+        </w:rPr>
+        <w:t xml:space="preserve">2.9 Financial AI-Agent Security</w:t>
+      </w:r>
+    </w:p>
+    <w:p>
+      <w:pPr>
+        <w:pStyle w:val="Heading2"/>
+        <w:keepNext/>
+        <w:spacing w:after="120" w:before="240"/>
+      </w:pPr>
+      <w:r>
+        <w:rPr>
+          <w:rFonts w:ascii="Times New Roman" w:cs="Times New Roman" w:eastAsia="Times New Roman" w:hAnsi="Times New Roman"/>
+          <w:b/>
+          <w:bCs/>
+          <w:i/>
+          <w:iCs/>
+          <w:sz w:val="24"/>
+          <w:szCs w:val="24"/>
+        </w:rPr>
+        <w:t xml:space="preserve">2.9.1 Why financial execution raises the stakes</w:t>
+      </w:r>
+    </w:p>
+    <w:p>
+      <w:pPr>
+        <w:spacing w:after="120" w:line="360"/>
+        <w:jc w:val="both"/>
+      </w:pPr>
+      <w:r>
+        <w:rPr>
+          <w:rFonts w:ascii="Times New Roman" w:cs="Times New Roman" w:eastAsia="Times New Roman" w:hAnsi="Times New Roman"/>
+          <w:sz w:val="24"/>
+          <w:szCs w:val="24"/>
+        </w:rPr>
+        <w:t xml:space="preserve">A financial tool-using agent turns a successful manipulation into a financial event. Its tools can initiate transfers, schedule or modify recurring payments, change payees or account settings, and read customer data. A systematization of knowledge on autonomous LLM agents in commerce and finance (Mao et al., 2026, preprint) organizes the resulting threats along five dimensions: agent integrity, transaction authorization, inter-agent trust, market manipulation and regulatory compliance. From a curated corpus of academic papers, protocol documents, industry reports and incident evidence, its authors derive twelve cross-layer attack vectors. They show how failures propagate from the reasoning and tooling layers into custody, settlement, market harm and compliance exposure. Their analysis is a systematization, not an empirical evaluation of a defense. Its relevance here is that it places </w:t>
+      </w:r>
+      <w:r>
+        <w:rPr>
+          <w:rFonts w:ascii="Times New Roman" w:cs="Times New Roman" w:eastAsia="Times New Roman" w:hAnsi="Times New Roman"/>
+          <w:i/>
+          <w:iCs/>
+          <w:sz w:val="24"/>
+          <w:szCs w:val="24"/>
+        </w:rPr>
+        <w:t xml:space="preserve">transaction authorization</w:t>
+      </w:r>
+      <w:r>
+        <w:rPr>
+          <w:rFonts w:ascii="Times New Roman" w:cs="Times New Roman" w:eastAsia="Times New Roman" w:hAnsi="Times New Roman"/>
+          <w:sz w:val="24"/>
+          <w:szCs w:val="24"/>
+        </w:rPr>
+        <w:t xml:space="preserve">, the question of whether a proposed payment action is sanctioned by its principal, at the center of the financial-agent threat model.</w:t>
+      </w:r>
+    </w:p>
+    <w:p>
+      <w:pPr>
+        <w:spacing w:after="120" w:line="360"/>
+        <w:jc w:val="both"/>
+      </w:pPr>
+      <w:r>
+        <w:rPr>
+          <w:rFonts w:ascii="Times New Roman" w:cs="Times New Roman" w:eastAsia="Times New Roman" w:hAnsi="Times New Roman"/>
+          <w:sz w:val="24"/>
+          <w:szCs w:val="24"/>
+        </w:rPr>
+        <w:t xml:space="preserve">Three properties of financial execution elevate the requirements on a runtime layer; the first two are established in the reviewed sources, and the third is this chapter's inference from them.</w:t>
+      </w:r>
+    </w:p>
+    <w:p>
+      <w:pPr>
+        <w:pStyle w:val="ListParagraph"/>
+        <w:numPr>
+          <w:ilvl w:val="0"/>
+          <w:numId w:val="3"/>
+        </w:numPr>
+        <w:spacing w:after="80" w:line="360"/>
+        <w:jc w:val="both"/>
+      </w:pPr>
+      <w:r>
+        <w:rPr>
+          <w:rFonts w:ascii="Times New Roman" w:cs="Times New Roman" w:eastAsia="Times New Roman" w:hAnsi="Times New Roman"/>
+          <w:b/>
+          <w:bCs/>
           <w:sz w:val="24"/>
           <w:szCs w:val="24"/>
         </w:rPr>
@@ -16131,7 +16193,7 @@
           <w:sz w:val="24"/>
           <w:szCs w:val="24"/>
         </w:rPr>
-        <w:t xml:space="preserve"> Some financial actions cannot be recalled by the system that issued them. Several reviewed systems encode this property: in consequence pricing (H.-H. Chen, 2026), as an irreversibility feature (Hossain et al., 2026), and as transactional staging (Z. Chen et al., 2026).</w:t>
+        <w:t xml:space="preserve"> Some financial actions cannot be recalled by the system that issued them. Several reviewed systems encode this property: in consequence pricing (H.-H. Chen, 2026), as an irreversibility flag checked by deterministic rules (Hossain et al., 2026), and as transactional staging (Z. Chen et al., 2026).</w:t>
       </w:r>
     </w:p>
     <w:p>
@@ -16910,16 +16972,16 @@
         <w:tblLayout w:type="fixed"/>
       </w:tblPr>
       <w:tblGrid>
-        <w:gridCol w:w="1465"/>
-        <w:gridCol w:w="1780"/>
-        <w:gridCol w:w="1327"/>
-        <w:gridCol w:w="1348"/>
-        <w:gridCol w:w="1265"/>
-        <w:gridCol w:w="839"/>
-        <w:gridCol w:w="1111"/>
-        <w:gridCol w:w="1306"/>
-        <w:gridCol w:w="938"/>
-        <w:gridCol w:w="2579"/>
+        <w:gridCol w:w="1455"/>
+        <w:gridCol w:w="1768"/>
+        <w:gridCol w:w="1318"/>
+        <w:gridCol w:w="1338"/>
+        <w:gridCol w:w="1256"/>
+        <w:gridCol w:w="833"/>
+        <w:gridCol w:w="1103"/>
+        <w:gridCol w:w="1297"/>
+        <w:gridCol w:w="932"/>
+        <w:gridCol w:w="2658"/>
       </w:tblGrid>
       <w:tr>
         <w:trPr>
@@ -16928,7 +16990,7 @@
         </w:trPr>
         <w:tc>
           <w:tcPr>
-            <w:tcW w:type="dxa" w:w="1465"/>
+            <w:tcW w:type="dxa" w:w="1455"/>
             <w:tcBorders>
               <w:top w:val="single" w:color="808080" w:sz="4"/>
               <w:left w:val="single" w:color="808080" w:sz="4"/>
@@ -16963,7 +17025,7 @@
         </w:tc>
         <w:tc>
           <w:tcPr>
-            <w:tcW w:type="dxa" w:w="1780"/>
+            <w:tcW w:type="dxa" w:w="1768"/>
             <w:tcBorders>
               <w:top w:val="single" w:color="808080" w:sz="4"/>
               <w:left w:val="single" w:color="808080" w:sz="4"/>
@@ -16998,7 +17060,7 @@
         </w:tc>
         <w:tc>
           <w:tcPr>
-            <w:tcW w:type="dxa" w:w="1327"/>
+            <w:tcW w:type="dxa" w:w="1318"/>
             <w:tcBorders>
               <w:top w:val="single" w:color="808080" w:sz="4"/>
               <w:left w:val="single" w:color="808080" w:sz="4"/>
@@ -17033,7 +17095,7 @@
         </w:tc>
         <w:tc>
           <w:tcPr>
-            <w:tcW w:type="dxa" w:w="1348"/>
+            <w:tcW w:type="dxa" w:w="1338"/>
             <w:tcBorders>
               <w:top w:val="single" w:color="808080" w:sz="4"/>
               <w:left w:val="single" w:color="808080" w:sz="4"/>
@@ -17068,7 +17130,7 @@
         </w:tc>
         <w:tc>
           <w:tcPr>
-            <w:tcW w:type="dxa" w:w="1265"/>
+            <w:tcW w:type="dxa" w:w="1256"/>
             <w:tcBorders>
               <w:top w:val="single" w:color="808080" w:sz="4"/>
               <w:left w:val="single" w:color="808080" w:sz="4"/>
@@ -17103,7 +17165,7 @@
         </w:tc>
         <w:tc>
           <w:tcPr>
-            <w:tcW w:type="dxa" w:w="839"/>
+            <w:tcW w:type="dxa" w:w="833"/>
             <w:tcBorders>
               <w:top w:val="single" w:color="808080" w:sz="4"/>
               <w:left w:val="single" w:color="808080" w:sz="4"/>
@@ -17138,7 +17200,7 @@
         </w:tc>
         <w:tc>
           <w:tcPr>
-            <w:tcW w:type="dxa" w:w="1111"/>
+            <w:tcW w:type="dxa" w:w="1103"/>
             <w:tcBorders>
               <w:top w:val="single" w:color="808080" w:sz="4"/>
               <w:left w:val="single" w:color="808080" w:sz="4"/>
@@ -17173,7 +17235,7 @@
         </w:tc>
         <w:tc>
           <w:tcPr>
-            <w:tcW w:type="dxa" w:w="1306"/>
+            <w:tcW w:type="dxa" w:w="1297"/>
             <w:tcBorders>
               <w:top w:val="single" w:color="808080" w:sz="4"/>
               <w:left w:val="single" w:color="808080" w:sz="4"/>
@@ -17208,7 +17270,7 @@
         </w:tc>
         <w:tc>
           <w:tcPr>
-            <w:tcW w:type="dxa" w:w="938"/>
+            <w:tcW w:type="dxa" w:w="932"/>
             <w:tcBorders>
               <w:top w:val="single" w:color="808080" w:sz="4"/>
               <w:left w:val="single" w:color="808080" w:sz="4"/>
@@ -17243,7 +17305,7 @@
         </w:tc>
         <w:tc>
           <w:tcPr>
-            <w:tcW w:type="dxa" w:w="2579"/>
+            <w:tcW w:type="dxa" w:w="2658"/>
             <w:tcBorders>
               <w:top w:val="single" w:color="808080" w:sz="4"/>
               <w:left w:val="single" w:color="808080" w:sz="4"/>
@@ -17284,7 +17346,7 @@
         </w:trPr>
         <w:tc>
           <w:tcPr>
-            <w:tcW w:type="dxa" w:w="1465"/>
+            <w:tcW w:type="dxa" w:w="1455"/>
             <w:tcBorders>
               <w:top w:val="single" w:color="808080" w:sz="4"/>
               <w:left w:val="single" w:color="808080" w:sz="4"/>
@@ -17316,7 +17378,7 @@
         </w:tc>
         <w:tc>
           <w:tcPr>
-            <w:tcW w:type="dxa" w:w="1780"/>
+            <w:tcW w:type="dxa" w:w="1768"/>
             <w:tcBorders>
               <w:top w:val="single" w:color="808080" w:sz="4"/>
               <w:left w:val="single" w:color="808080" w:sz="4"/>
@@ -17348,7 +17410,7 @@
         </w:tc>
         <w:tc>
           <w:tcPr>
-            <w:tcW w:type="dxa" w:w="1327"/>
+            <w:tcW w:type="dxa" w:w="1318"/>
             <w:tcBorders>
               <w:top w:val="single" w:color="808080" w:sz="4"/>
               <w:left w:val="single" w:color="808080" w:sz="4"/>
@@ -17380,7 +17442,7 @@
         </w:tc>
         <w:tc>
           <w:tcPr>
-            <w:tcW w:type="dxa" w:w="1348"/>
+            <w:tcW w:type="dxa" w:w="1338"/>
             <w:tcBorders>
               <w:top w:val="single" w:color="808080" w:sz="4"/>
               <w:left w:val="single" w:color="808080" w:sz="4"/>
@@ -17412,7 +17474,7 @@
         </w:tc>
         <w:tc>
           <w:tcPr>
-            <w:tcW w:type="dxa" w:w="1265"/>
+            <w:tcW w:type="dxa" w:w="1256"/>
             <w:tcBorders>
               <w:top w:val="single" w:color="808080" w:sz="4"/>
               <w:left w:val="single" w:color="808080" w:sz="4"/>
@@ -17444,7 +17506,7 @@
         </w:tc>
         <w:tc>
           <w:tcPr>
-            <w:tcW w:type="dxa" w:w="839"/>
+            <w:tcW w:type="dxa" w:w="833"/>
             <w:tcBorders>
               <w:top w:val="single" w:color="808080" w:sz="4"/>
               <w:left w:val="single" w:color="808080" w:sz="4"/>
@@ -17476,7 +17538,7 @@
         </w:tc>
         <w:tc>
           <w:tcPr>
-            <w:tcW w:type="dxa" w:w="1111"/>
+            <w:tcW w:type="dxa" w:w="1103"/>
             <w:tcBorders>
               <w:top w:val="single" w:color="808080" w:sz="4"/>
               <w:left w:val="single" w:color="808080" w:sz="4"/>
@@ -17508,7 +17570,7 @@
         </w:tc>
         <w:tc>
           <w:tcPr>
-            <w:tcW w:type="dxa" w:w="1306"/>
+            <w:tcW w:type="dxa" w:w="1297"/>
             <w:tcBorders>
               <w:top w:val="single" w:color="808080" w:sz="4"/>
               <w:left w:val="single" w:color="808080" w:sz="4"/>
@@ -17540,7 +17602,7 @@
         </w:tc>
         <w:tc>
           <w:tcPr>
-            <w:tcW w:type="dxa" w:w="938"/>
+            <w:tcW w:type="dxa" w:w="932"/>
             <w:tcBorders>
               <w:top w:val="single" w:color="808080" w:sz="4"/>
               <w:left w:val="single" w:color="808080" w:sz="4"/>
@@ -17572,7 +17634,7 @@
         </w:tc>
         <w:tc>
           <w:tcPr>
-            <w:tcW w:type="dxa" w:w="2579"/>
+            <w:tcW w:type="dxa" w:w="2658"/>
             <w:tcBorders>
               <w:top w:val="single" w:color="808080" w:sz="4"/>
               <w:left w:val="single" w:color="808080" w:sz="4"/>
@@ -17610,7 +17672,7 @@
         </w:trPr>
         <w:tc>
           <w:tcPr>
-            <w:tcW w:type="dxa" w:w="1465"/>
+            <w:tcW w:type="dxa" w:w="1455"/>
             <w:tcBorders>
               <w:top w:val="single" w:color="808080" w:sz="4"/>
               <w:left w:val="single" w:color="808080" w:sz="4"/>
@@ -17642,7 +17704,7 @@
         </w:tc>
         <w:tc>
           <w:tcPr>
-            <w:tcW w:type="dxa" w:w="1780"/>
+            <w:tcW w:type="dxa" w:w="1768"/>
             <w:tcBorders>
               <w:top w:val="single" w:color="808080" w:sz="4"/>
               <w:left w:val="single" w:color="808080" w:sz="4"/>
@@ -17674,7 +17736,7 @@
         </w:tc>
         <w:tc>
           <w:tcPr>
-            <w:tcW w:type="dxa" w:w="1327"/>
+            <w:tcW w:type="dxa" w:w="1318"/>
             <w:tcBorders>
               <w:top w:val="single" w:color="808080" w:sz="4"/>
               <w:left w:val="single" w:color="808080" w:sz="4"/>
@@ -17706,7 +17768,7 @@
         </w:tc>
         <w:tc>
           <w:tcPr>
-            <w:tcW w:type="dxa" w:w="1348"/>
+            <w:tcW w:type="dxa" w:w="1338"/>
             <w:tcBorders>
               <w:top w:val="single" w:color="808080" w:sz="4"/>
               <w:left w:val="single" w:color="808080" w:sz="4"/>
@@ -17738,7 +17800,7 @@
         </w:tc>
         <w:tc>
           <w:tcPr>
-            <w:tcW w:type="dxa" w:w="1265"/>
+            <w:tcW w:type="dxa" w:w="1256"/>
             <w:tcBorders>
               <w:top w:val="single" w:color="808080" w:sz="4"/>
               <w:left w:val="single" w:color="808080" w:sz="4"/>
@@ -17770,7 +17832,7 @@
         </w:tc>
         <w:tc>
           <w:tcPr>
-            <w:tcW w:type="dxa" w:w="839"/>
+            <w:tcW w:type="dxa" w:w="833"/>
             <w:tcBorders>
               <w:top w:val="single" w:color="808080" w:sz="4"/>
               <w:left w:val="single" w:color="808080" w:sz="4"/>
@@ -17802,7 +17864,7 @@
         </w:tc>
         <w:tc>
           <w:tcPr>
-            <w:tcW w:type="dxa" w:w="1111"/>
+            <w:tcW w:type="dxa" w:w="1103"/>
             <w:tcBorders>
               <w:top w:val="single" w:color="808080" w:sz="4"/>
               <w:left w:val="single" w:color="808080" w:sz="4"/>
@@ -17834,7 +17896,7 @@
         </w:tc>
         <w:tc>
           <w:tcPr>
-            <w:tcW w:type="dxa" w:w="1306"/>
+            <w:tcW w:type="dxa" w:w="1297"/>
             <w:tcBorders>
               <w:top w:val="single" w:color="808080" w:sz="4"/>
               <w:left w:val="single" w:color="808080" w:sz="4"/>
@@ -17866,7 +17928,7 @@
         </w:tc>
         <w:tc>
           <w:tcPr>
-            <w:tcW w:type="dxa" w:w="938"/>
+            <w:tcW w:type="dxa" w:w="932"/>
             <w:tcBorders>
               <w:top w:val="single" w:color="808080" w:sz="4"/>
               <w:left w:val="single" w:color="808080" w:sz="4"/>
@@ -17898,7 +17960,7 @@
         </w:tc>
         <w:tc>
           <w:tcPr>
-            <w:tcW w:type="dxa" w:w="2579"/>
+            <w:tcW w:type="dxa" w:w="2658"/>
             <w:tcBorders>
               <w:top w:val="single" w:color="808080" w:sz="4"/>
               <w:left w:val="single" w:color="808080" w:sz="4"/>
@@ -17936,7 +17998,7 @@
         </w:trPr>
         <w:tc>
           <w:tcPr>
-            <w:tcW w:type="dxa" w:w="1465"/>
+            <w:tcW w:type="dxa" w:w="1455"/>
             <w:tcBorders>
               <w:top w:val="single" w:color="808080" w:sz="4"/>
               <w:left w:val="single" w:color="808080" w:sz="4"/>
@@ -17968,7 +18030,7 @@
         </w:tc>
         <w:tc>
           <w:tcPr>
-            <w:tcW w:type="dxa" w:w="1780"/>
+            <w:tcW w:type="dxa" w:w="1768"/>
             <w:tcBorders>
               <w:top w:val="single" w:color="808080" w:sz="4"/>
               <w:left w:val="single" w:color="808080" w:sz="4"/>
@@ -18000,7 +18062,7 @@
         </w:tc>
         <w:tc>
           <w:tcPr>
-            <w:tcW w:type="dxa" w:w="1327"/>
+            <w:tcW w:type="dxa" w:w="1318"/>
             <w:tcBorders>
               <w:top w:val="single" w:color="808080" w:sz="4"/>
               <w:left w:val="single" w:color="808080" w:sz="4"/>
@@ -18032,7 +18094,7 @@
         </w:tc>
         <w:tc>
           <w:tcPr>
-            <w:tcW w:type="dxa" w:w="1348"/>
+            <w:tcW w:type="dxa" w:w="1338"/>
             <w:tcBorders>
               <w:top w:val="single" w:color="808080" w:sz="4"/>
               <w:left w:val="single" w:color="808080" w:sz="4"/>
@@ -18064,7 +18126,7 @@
         </w:tc>
         <w:tc>
           <w:tcPr>
-            <w:tcW w:type="dxa" w:w="1265"/>
+            <w:tcW w:type="dxa" w:w="1256"/>
             <w:tcBorders>
               <w:top w:val="single" w:color="808080" w:sz="4"/>
               <w:left w:val="single" w:color="808080" w:sz="4"/>
@@ -18096,7 +18158,7 @@
         </w:tc>
         <w:tc>
           <w:tcPr>
-            <w:tcW w:type="dxa" w:w="839"/>
+            <w:tcW w:type="dxa" w:w="833"/>
             <w:tcBorders>
               <w:top w:val="single" w:color="808080" w:sz="4"/>
               <w:left w:val="single" w:color="808080" w:sz="4"/>
@@ -18128,7 +18190,7 @@
         </w:tc>
         <w:tc>
           <w:tcPr>
-            <w:tcW w:type="dxa" w:w="1111"/>
+            <w:tcW w:type="dxa" w:w="1103"/>
             <w:tcBorders>
               <w:top w:val="single" w:color="808080" w:sz="4"/>
               <w:left w:val="single" w:color="808080" w:sz="4"/>
@@ -18160,7 +18222,7 @@
         </w:tc>
         <w:tc>
           <w:tcPr>
-            <w:tcW w:type="dxa" w:w="1306"/>
+            <w:tcW w:type="dxa" w:w="1297"/>
             <w:tcBorders>
               <w:top w:val="single" w:color="808080" w:sz="4"/>
               <w:left w:val="single" w:color="808080" w:sz="4"/>
@@ -18192,7 +18254,7 @@
         </w:tc>
         <w:tc>
           <w:tcPr>
-            <w:tcW w:type="dxa" w:w="938"/>
+            <w:tcW w:type="dxa" w:w="932"/>
             <w:tcBorders>
               <w:top w:val="single" w:color="808080" w:sz="4"/>
               <w:left w:val="single" w:color="808080" w:sz="4"/>
@@ -18224,7 +18286,7 @@
         </w:tc>
         <w:tc>
           <w:tcPr>
-            <w:tcW w:type="dxa" w:w="2579"/>
+            <w:tcW w:type="dxa" w:w="2658"/>
             <w:tcBorders>
               <w:top w:val="single" w:color="808080" w:sz="4"/>
               <w:left w:val="single" w:color="808080" w:sz="4"/>
@@ -18262,7 +18324,7 @@
         </w:trPr>
         <w:tc>
           <w:tcPr>
-            <w:tcW w:type="dxa" w:w="1465"/>
+            <w:tcW w:type="dxa" w:w="1455"/>
             <w:tcBorders>
               <w:top w:val="single" w:color="808080" w:sz="4"/>
               <w:left w:val="single" w:color="808080" w:sz="4"/>
@@ -18294,7 +18356,7 @@
         </w:tc>
         <w:tc>
           <w:tcPr>
-            <w:tcW w:type="dxa" w:w="1780"/>
+            <w:tcW w:type="dxa" w:w="1768"/>
             <w:tcBorders>
               <w:top w:val="single" w:color="808080" w:sz="4"/>
               <w:left w:val="single" w:color="808080" w:sz="4"/>
@@ -18326,7 +18388,7 @@
         </w:tc>
         <w:tc>
           <w:tcPr>
-            <w:tcW w:type="dxa" w:w="1327"/>
+            <w:tcW w:type="dxa" w:w="1318"/>
             <w:tcBorders>
               <w:top w:val="single" w:color="808080" w:sz="4"/>
               <w:left w:val="single" w:color="808080" w:sz="4"/>
@@ -18358,7 +18420,7 @@
         </w:tc>
         <w:tc>
           <w:tcPr>
-            <w:tcW w:type="dxa" w:w="1348"/>
+            <w:tcW w:type="dxa" w:w="1338"/>
             <w:tcBorders>
               <w:top w:val="single" w:color="808080" w:sz="4"/>
               <w:left w:val="single" w:color="808080" w:sz="4"/>
@@ -18390,7 +18452,7 @@
         </w:tc>
         <w:tc>
           <w:tcPr>
-            <w:tcW w:type="dxa" w:w="1265"/>
+            <w:tcW w:type="dxa" w:w="1256"/>
             <w:tcBorders>
               <w:top w:val="single" w:color="808080" w:sz="4"/>
               <w:left w:val="single" w:color="808080" w:sz="4"/>
@@ -18422,7 +18484,7 @@
         </w:tc>
         <w:tc>
           <w:tcPr>
-            <w:tcW w:type="dxa" w:w="839"/>
+            <w:tcW w:type="dxa" w:w="833"/>
             <w:tcBorders>
               <w:top w:val="single" w:color="808080" w:sz="4"/>
               <w:left w:val="single" w:color="808080" w:sz="4"/>
@@ -18454,7 +18516,7 @@
         </w:tc>
         <w:tc>
           <w:tcPr>
-            <w:tcW w:type="dxa" w:w="1111"/>
+            <w:tcW w:type="dxa" w:w="1103"/>
             <w:tcBorders>
               <w:top w:val="single" w:color="808080" w:sz="4"/>
               <w:left w:val="single" w:color="808080" w:sz="4"/>
@@ -18486,7 +18548,7 @@
         </w:tc>
         <w:tc>
           <w:tcPr>
-            <w:tcW w:type="dxa" w:w="1306"/>
+            <w:tcW w:type="dxa" w:w="1297"/>
             <w:tcBorders>
               <w:top w:val="single" w:color="808080" w:sz="4"/>
               <w:left w:val="single" w:color="808080" w:sz="4"/>
@@ -18518,7 +18580,7 @@
         </w:tc>
         <w:tc>
           <w:tcPr>
-            <w:tcW w:type="dxa" w:w="938"/>
+            <w:tcW w:type="dxa" w:w="932"/>
             <w:tcBorders>
               <w:top w:val="single" w:color="808080" w:sz="4"/>
               <w:left w:val="single" w:color="808080" w:sz="4"/>
@@ -18550,7 +18612,7 @@
         </w:tc>
         <w:tc>
           <w:tcPr>
-            <w:tcW w:type="dxa" w:w="2579"/>
+            <w:tcW w:type="dxa" w:w="2658"/>
             <w:tcBorders>
               <w:top w:val="single" w:color="808080" w:sz="4"/>
               <w:left w:val="single" w:color="808080" w:sz="4"/>
@@ -18588,7 +18650,7 @@
         </w:trPr>
         <w:tc>
           <w:tcPr>
-            <w:tcW w:type="dxa" w:w="1465"/>
+            <w:tcW w:type="dxa" w:w="1455"/>
             <w:tcBorders>
               <w:top w:val="single" w:color="808080" w:sz="4"/>
               <w:left w:val="single" w:color="808080" w:sz="4"/>
@@ -18620,7 +18682,7 @@
         </w:tc>
         <w:tc>
           <w:tcPr>
-            <w:tcW w:type="dxa" w:w="1780"/>
+            <w:tcW w:type="dxa" w:w="1768"/>
             <w:tcBorders>
               <w:top w:val="single" w:color="808080" w:sz="4"/>
               <w:left w:val="single" w:color="808080" w:sz="4"/>
@@ -18652,7 +18714,7 @@
         </w:tc>
         <w:tc>
           <w:tcPr>
-            <w:tcW w:type="dxa" w:w="1327"/>
+            <w:tcW w:type="dxa" w:w="1318"/>
             <w:tcBorders>
               <w:top w:val="single" w:color="808080" w:sz="4"/>
               <w:left w:val="single" w:color="808080" w:sz="4"/>
@@ -18684,7 +18746,7 @@
         </w:tc>
         <w:tc>
           <w:tcPr>
-            <w:tcW w:type="dxa" w:w="1348"/>
+            <w:tcW w:type="dxa" w:w="1338"/>
             <w:tcBorders>
               <w:top w:val="single" w:color="808080" w:sz="4"/>
               <w:left w:val="single" w:color="808080" w:sz="4"/>
@@ -18716,7 +18778,7 @@
         </w:tc>
         <w:tc>
           <w:tcPr>
-            <w:tcW w:type="dxa" w:w="1265"/>
+            <w:tcW w:type="dxa" w:w="1256"/>
             <w:tcBorders>
               <w:top w:val="single" w:color="808080" w:sz="4"/>
               <w:left w:val="single" w:color="808080" w:sz="4"/>
@@ -18748,7 +18810,7 @@
         </w:tc>
         <w:tc>
           <w:tcPr>
-            <w:tcW w:type="dxa" w:w="839"/>
+            <w:tcW w:type="dxa" w:w="833"/>
             <w:tcBorders>
               <w:top w:val="single" w:color="808080" w:sz="4"/>
               <w:left w:val="single" w:color="808080" w:sz="4"/>
@@ -18780,7 +18842,7 @@
         </w:tc>
         <w:tc>
           <w:tcPr>
-            <w:tcW w:type="dxa" w:w="1111"/>
+            <w:tcW w:type="dxa" w:w="1103"/>
             <w:tcBorders>
               <w:top w:val="single" w:color="808080" w:sz="4"/>
               <w:left w:val="single" w:color="808080" w:sz="4"/>
@@ -18812,7 +18874,7 @@
         </w:tc>
         <w:tc>
           <w:tcPr>
-            <w:tcW w:type="dxa" w:w="1306"/>
+            <w:tcW w:type="dxa" w:w="1297"/>
             <w:tcBorders>
               <w:top w:val="single" w:color="808080" w:sz="4"/>
               <w:left w:val="single" w:color="808080" w:sz="4"/>
@@ -18844,7 +18906,7 @@
         </w:tc>
         <w:tc>
           <w:tcPr>
-            <w:tcW w:type="dxa" w:w="938"/>
+            <w:tcW w:type="dxa" w:w="932"/>
             <w:tcBorders>
               <w:top w:val="single" w:color="808080" w:sz="4"/>
               <w:left w:val="single" w:color="808080" w:sz="4"/>
@@ -18876,7 +18938,7 @@
         </w:tc>
         <w:tc>
           <w:tcPr>
-            <w:tcW w:type="dxa" w:w="2579"/>
+            <w:tcW w:type="dxa" w:w="2658"/>
             <w:tcBorders>
               <w:top w:val="single" w:color="808080" w:sz="4"/>
               <w:left w:val="single" w:color="808080" w:sz="4"/>
@@ -18914,7 +18976,7 @@
         </w:trPr>
         <w:tc>
           <w:tcPr>
-            <w:tcW w:type="dxa" w:w="1465"/>
+            <w:tcW w:type="dxa" w:w="1455"/>
             <w:tcBorders>
               <w:top w:val="single" w:color="808080" w:sz="4"/>
               <w:left w:val="single" w:color="808080" w:sz="4"/>
@@ -18946,7 +19008,7 @@
         </w:tc>
         <w:tc>
           <w:tcPr>
-            <w:tcW w:type="dxa" w:w="1780"/>
+            <w:tcW w:type="dxa" w:w="1768"/>
             <w:tcBorders>
               <w:top w:val="single" w:color="808080" w:sz="4"/>
               <w:left w:val="single" w:color="808080" w:sz="4"/>
@@ -18978,7 +19040,7 @@
         </w:tc>
         <w:tc>
           <w:tcPr>
-            <w:tcW w:type="dxa" w:w="1327"/>
+            <w:tcW w:type="dxa" w:w="1318"/>
             <w:tcBorders>
               <w:top w:val="single" w:color="808080" w:sz="4"/>
               <w:left w:val="single" w:color="808080" w:sz="4"/>
@@ -19010,7 +19072,7 @@
         </w:tc>
         <w:tc>
           <w:tcPr>
-            <w:tcW w:type="dxa" w:w="1348"/>
+            <w:tcW w:type="dxa" w:w="1338"/>
             <w:tcBorders>
               <w:top w:val="single" w:color="808080" w:sz="4"/>
               <w:left w:val="single" w:color="808080" w:sz="4"/>
@@ -19042,7 +19104,7 @@
         </w:tc>
         <w:tc>
           <w:tcPr>
-            <w:tcW w:type="dxa" w:w="1265"/>
+            <w:tcW w:type="dxa" w:w="1256"/>
             <w:tcBorders>
               <w:top w:val="single" w:color="808080" w:sz="4"/>
               <w:left w:val="single" w:color="808080" w:sz="4"/>
@@ -19074,7 +19136,7 @@
         </w:tc>
         <w:tc>
           <w:tcPr>
-            <w:tcW w:type="dxa" w:w="839"/>
+            <w:tcW w:type="dxa" w:w="833"/>
             <w:tcBorders>
               <w:top w:val="single" w:color="808080" w:sz="4"/>
               <w:left w:val="single" w:color="808080" w:sz="4"/>
@@ -19106,7 +19168,7 @@
         </w:tc>
         <w:tc>
           <w:tcPr>
-            <w:tcW w:type="dxa" w:w="1111"/>
+            <w:tcW w:type="dxa" w:w="1103"/>
             <w:tcBorders>
               <w:top w:val="single" w:color="808080" w:sz="4"/>
               <w:left w:val="single" w:color="808080" w:sz="4"/>
@@ -19138,7 +19200,7 @@
         </w:tc>
         <w:tc>
           <w:tcPr>
-            <w:tcW w:type="dxa" w:w="1306"/>
+            <w:tcW w:type="dxa" w:w="1297"/>
             <w:tcBorders>
               <w:top w:val="single" w:color="808080" w:sz="4"/>
               <w:left w:val="single" w:color="808080" w:sz="4"/>
@@ -19170,7 +19232,7 @@
         </w:tc>
         <w:tc>
           <w:tcPr>
-            <w:tcW w:type="dxa" w:w="938"/>
+            <w:tcW w:type="dxa" w:w="932"/>
             <w:tcBorders>
               <w:top w:val="single" w:color="808080" w:sz="4"/>
               <w:left w:val="single" w:color="808080" w:sz="4"/>
@@ -19202,7 +19264,7 @@
         </w:tc>
         <w:tc>
           <w:tcPr>
-            <w:tcW w:type="dxa" w:w="2579"/>
+            <w:tcW w:type="dxa" w:w="2658"/>
             <w:tcBorders>
               <w:top w:val="single" w:color="808080" w:sz="4"/>
               <w:left w:val="single" w:color="808080" w:sz="4"/>
@@ -19240,7 +19302,7 @@
         </w:trPr>
         <w:tc>
           <w:tcPr>
-            <w:tcW w:type="dxa" w:w="1465"/>
+            <w:tcW w:type="dxa" w:w="1455"/>
             <w:tcBorders>
               <w:top w:val="single" w:color="808080" w:sz="4"/>
               <w:left w:val="single" w:color="808080" w:sz="4"/>
@@ -19272,7 +19334,7 @@
         </w:tc>
         <w:tc>
           <w:tcPr>
-            <w:tcW w:type="dxa" w:w="1780"/>
+            <w:tcW w:type="dxa" w:w="1768"/>
             <w:tcBorders>
               <w:top w:val="single" w:color="808080" w:sz="4"/>
               <w:left w:val="single" w:color="808080" w:sz="4"/>
@@ -19304,7 +19366,7 @@
         </w:tc>
         <w:tc>
           <w:tcPr>
-            <w:tcW w:type="dxa" w:w="1327"/>
+            <w:tcW w:type="dxa" w:w="1318"/>
             <w:tcBorders>
               <w:top w:val="single" w:color="808080" w:sz="4"/>
               <w:left w:val="single" w:color="808080" w:sz="4"/>
@@ -19336,7 +19398,7 @@
         </w:tc>
         <w:tc>
           <w:tcPr>
-            <w:tcW w:type="dxa" w:w="1348"/>
+            <w:tcW w:type="dxa" w:w="1338"/>
             <w:tcBorders>
               <w:top w:val="single" w:color="808080" w:sz="4"/>
               <w:left w:val="single" w:color="808080" w:sz="4"/>
@@ -19368,7 +19430,7 @@
         </w:tc>
         <w:tc>
           <w:tcPr>
-            <w:tcW w:type="dxa" w:w="1265"/>
+            <w:tcW w:type="dxa" w:w="1256"/>
             <w:tcBorders>
               <w:top w:val="single" w:color="808080" w:sz="4"/>
               <w:left w:val="single" w:color="808080" w:sz="4"/>
@@ -19400,7 +19462,7 @@
         </w:tc>
         <w:tc>
           <w:tcPr>
-            <w:tcW w:type="dxa" w:w="839"/>
+            <w:tcW w:type="dxa" w:w="833"/>
             <w:tcBorders>
               <w:top w:val="single" w:color="808080" w:sz="4"/>
               <w:left w:val="single" w:color="808080" w:sz="4"/>
@@ -19432,7 +19494,7 @@
         </w:tc>
         <w:tc>
           <w:tcPr>
-            <w:tcW w:type="dxa" w:w="1111"/>
+            <w:tcW w:type="dxa" w:w="1103"/>
             <w:tcBorders>
               <w:top w:val="single" w:color="808080" w:sz="4"/>
               <w:left w:val="single" w:color="808080" w:sz="4"/>
@@ -19464,7 +19526,7 @@
         </w:tc>
         <w:tc>
           <w:tcPr>
-            <w:tcW w:type="dxa" w:w="1306"/>
+            <w:tcW w:type="dxa" w:w="1297"/>
             <w:tcBorders>
               <w:top w:val="single" w:color="808080" w:sz="4"/>
               <w:left w:val="single" w:color="808080" w:sz="4"/>
@@ -19496,7 +19558,7 @@
         </w:tc>
         <w:tc>
           <w:tcPr>
-            <w:tcW w:type="dxa" w:w="938"/>
+            <w:tcW w:type="dxa" w:w="932"/>
             <w:tcBorders>
               <w:top w:val="single" w:color="808080" w:sz="4"/>
               <w:left w:val="single" w:color="808080" w:sz="4"/>
@@ -19528,7 +19590,7 @@
         </w:tc>
         <w:tc>
           <w:tcPr>
-            <w:tcW w:type="dxa" w:w="2579"/>
+            <w:tcW w:type="dxa" w:w="2658"/>
             <w:tcBorders>
               <w:top w:val="single" w:color="808080" w:sz="4"/>
               <w:left w:val="single" w:color="808080" w:sz="4"/>
@@ -19566,7 +19628,7 @@
         </w:trPr>
         <w:tc>
           <w:tcPr>
-            <w:tcW w:type="dxa" w:w="1465"/>
+            <w:tcW w:type="dxa" w:w="1455"/>
             <w:tcBorders>
               <w:top w:val="single" w:color="808080" w:sz="4"/>
               <w:left w:val="single" w:color="808080" w:sz="4"/>
@@ -19598,7 +19660,7 @@
         </w:tc>
         <w:tc>
           <w:tcPr>
-            <w:tcW w:type="dxa" w:w="1780"/>
+            <w:tcW w:type="dxa" w:w="1768"/>
             <w:tcBorders>
               <w:top w:val="single" w:color="808080" w:sz="4"/>
               <w:left w:val="single" w:color="808080" w:sz="4"/>
@@ -19630,7 +19692,7 @@
         </w:tc>
         <w:tc>
           <w:tcPr>
-            <w:tcW w:type="dxa" w:w="1327"/>
+            <w:tcW w:type="dxa" w:w="1318"/>
             <w:tcBorders>
               <w:top w:val="single" w:color="808080" w:sz="4"/>
               <w:left w:val="single" w:color="808080" w:sz="4"/>
@@ -19662,7 +19724,7 @@
         </w:tc>
         <w:tc>
           <w:tcPr>
-            <w:tcW w:type="dxa" w:w="1348"/>
+            <w:tcW w:type="dxa" w:w="1338"/>
             <w:tcBorders>
               <w:top w:val="single" w:color="808080" w:sz="4"/>
               <w:left w:val="single" w:color="808080" w:sz="4"/>
@@ -19694,7 +19756,7 @@
         </w:tc>
         <w:tc>
           <w:tcPr>
-            <w:tcW w:type="dxa" w:w="1265"/>
+            <w:tcW w:type="dxa" w:w="1256"/>
             <w:tcBorders>
               <w:top w:val="single" w:color="808080" w:sz="4"/>
               <w:left w:val="single" w:color="808080" w:sz="4"/>
@@ -19726,7 +19788,7 @@
         </w:tc>
         <w:tc>
           <w:tcPr>
-            <w:tcW w:type="dxa" w:w="839"/>
+            <w:tcW w:type="dxa" w:w="833"/>
             <w:tcBorders>
               <w:top w:val="single" w:color="808080" w:sz="4"/>
               <w:left w:val="single" w:color="808080" w:sz="4"/>
@@ -19758,7 +19820,7 @@
         </w:tc>
         <w:tc>
           <w:tcPr>
-            <w:tcW w:type="dxa" w:w="1111"/>
+            <w:tcW w:type="dxa" w:w="1103"/>
             <w:tcBorders>
               <w:top w:val="single" w:color="808080" w:sz="4"/>
               <w:left w:val="single" w:color="808080" w:sz="4"/>
@@ -19790,7 +19852,7 @@
         </w:tc>
         <w:tc>
           <w:tcPr>
-            <w:tcW w:type="dxa" w:w="1306"/>
+            <w:tcW w:type="dxa" w:w="1297"/>
             <w:tcBorders>
               <w:top w:val="single" w:color="808080" w:sz="4"/>
               <w:left w:val="single" w:color="808080" w:sz="4"/>
@@ -19822,7 +19884,7 @@
         </w:tc>
         <w:tc>
           <w:tcPr>
-            <w:tcW w:type="dxa" w:w="938"/>
+            <w:tcW w:type="dxa" w:w="932"/>
             <w:tcBorders>
               <w:top w:val="single" w:color="808080" w:sz="4"/>
               <w:left w:val="single" w:color="808080" w:sz="4"/>
@@ -19854,7 +19916,7 @@
         </w:tc>
         <w:tc>
           <w:tcPr>
-            <w:tcW w:type="dxa" w:w="2579"/>
+            <w:tcW w:type="dxa" w:w="2658"/>
             <w:tcBorders>
               <w:top w:val="single" w:color="808080" w:sz="4"/>
               <w:left w:val="single" w:color="808080" w:sz="4"/>
@@ -19892,7 +19954,7 @@
         </w:trPr>
         <w:tc>
           <w:tcPr>
-            <w:tcW w:type="dxa" w:w="1465"/>
+            <w:tcW w:type="dxa" w:w="1455"/>
             <w:tcBorders>
               <w:top w:val="single" w:color="808080" w:sz="4"/>
               <w:left w:val="single" w:color="808080" w:sz="4"/>
@@ -19924,7 +19986,7 @@
         </w:tc>
         <w:tc>
           <w:tcPr>
-            <w:tcW w:type="dxa" w:w="1780"/>
+            <w:tcW w:type="dxa" w:w="1768"/>
             <w:tcBorders>
               <w:top w:val="single" w:color="808080" w:sz="4"/>
               <w:left w:val="single" w:color="808080" w:sz="4"/>
@@ -19956,7 +20018,7 @@
         </w:tc>
         <w:tc>
           <w:tcPr>
-            <w:tcW w:type="dxa" w:w="1327"/>
+            <w:tcW w:type="dxa" w:w="1318"/>
             <w:tcBorders>
               <w:top w:val="single" w:color="808080" w:sz="4"/>
               <w:left w:val="single" w:color="808080" w:sz="4"/>
@@ -19988,7 +20050,7 @@
         </w:tc>
         <w:tc>
           <w:tcPr>
-            <w:tcW w:type="dxa" w:w="1348"/>
+            <w:tcW w:type="dxa" w:w="1338"/>
             <w:tcBorders>
               <w:top w:val="single" w:color="808080" w:sz="4"/>
               <w:left w:val="single" w:color="808080" w:sz="4"/>
@@ -20020,7 +20082,7 @@
         </w:tc>
         <w:tc>
           <w:tcPr>
-            <w:tcW w:type="dxa" w:w="1265"/>
+            <w:tcW w:type="dxa" w:w="1256"/>
             <w:tcBorders>
               <w:top w:val="single" w:color="808080" w:sz="4"/>
               <w:left w:val="single" w:color="808080" w:sz="4"/>
@@ -20052,7 +20114,7 @@
         </w:tc>
         <w:tc>
           <w:tcPr>
-            <w:tcW w:type="dxa" w:w="839"/>
+            <w:tcW w:type="dxa" w:w="833"/>
             <w:tcBorders>
               <w:top w:val="single" w:color="808080" w:sz="4"/>
               <w:left w:val="single" w:color="808080" w:sz="4"/>
@@ -20084,7 +20146,7 @@
         </w:tc>
         <w:tc>
           <w:tcPr>
-            <w:tcW w:type="dxa" w:w="1111"/>
+            <w:tcW w:type="dxa" w:w="1103"/>
             <w:tcBorders>
               <w:top w:val="single" w:color="808080" w:sz="4"/>
               <w:left w:val="single" w:color="808080" w:sz="4"/>
@@ -20116,7 +20178,7 @@
         </w:tc>
         <w:tc>
           <w:tcPr>
-            <w:tcW w:type="dxa" w:w="1306"/>
+            <w:tcW w:type="dxa" w:w="1297"/>
             <w:tcBorders>
               <w:top w:val="single" w:color="808080" w:sz="4"/>
               <w:left w:val="single" w:color="808080" w:sz="4"/>
@@ -20148,7 +20210,7 @@
         </w:tc>
         <w:tc>
           <w:tcPr>
-            <w:tcW w:type="dxa" w:w="938"/>
+            <w:tcW w:type="dxa" w:w="932"/>
             <w:tcBorders>
               <w:top w:val="single" w:color="808080" w:sz="4"/>
               <w:left w:val="single" w:color="808080" w:sz="4"/>
@@ -20180,7 +20242,7 @@
         </w:tc>
         <w:tc>
           <w:tcPr>
-            <w:tcW w:type="dxa" w:w="2579"/>
+            <w:tcW w:type="dxa" w:w="2658"/>
             <w:tcBorders>
               <w:top w:val="single" w:color="808080" w:sz="4"/>
               <w:left w:val="single" w:color="808080" w:sz="4"/>
@@ -20218,7 +20280,7 @@
         </w:trPr>
         <w:tc>
           <w:tcPr>
-            <w:tcW w:type="dxa" w:w="1465"/>
+            <w:tcW w:type="dxa" w:w="1455"/>
             <w:tcBorders>
               <w:top w:val="single" w:color="808080" w:sz="4"/>
               <w:left w:val="single" w:color="808080" w:sz="4"/>
@@ -20250,7 +20312,7 @@
         </w:tc>
         <w:tc>
           <w:tcPr>
-            <w:tcW w:type="dxa" w:w="1780"/>
+            <w:tcW w:type="dxa" w:w="1768"/>
             <w:tcBorders>
               <w:top w:val="single" w:color="808080" w:sz="4"/>
               <w:left w:val="single" w:color="808080" w:sz="4"/>
@@ -20282,7 +20344,7 @@
         </w:tc>
         <w:tc>
           <w:tcPr>
-            <w:tcW w:type="dxa" w:w="1327"/>
+            <w:tcW w:type="dxa" w:w="1318"/>
             <w:tcBorders>
               <w:top w:val="single" w:color="808080" w:sz="4"/>
               <w:left w:val="single" w:color="808080" w:sz="4"/>
@@ -20314,7 +20376,7 @@
         </w:tc>
         <w:tc>
           <w:tcPr>
-            <w:tcW w:type="dxa" w:w="1348"/>
+            <w:tcW w:type="dxa" w:w="1338"/>
             <w:tcBorders>
               <w:top w:val="single" w:color="808080" w:sz="4"/>
               <w:left w:val="single" w:color="808080" w:sz="4"/>
@@ -20346,7 +20408,7 @@
         </w:tc>
         <w:tc>
           <w:tcPr>
-            <w:tcW w:type="dxa" w:w="1265"/>
+            <w:tcW w:type="dxa" w:w="1256"/>
             <w:tcBorders>
               <w:top w:val="single" w:color="808080" w:sz="4"/>
               <w:left w:val="single" w:color="808080" w:sz="4"/>
@@ -20378,7 +20440,7 @@
         </w:tc>
         <w:tc>
           <w:tcPr>
-            <w:tcW w:type="dxa" w:w="839"/>
+            <w:tcW w:type="dxa" w:w="833"/>
             <w:tcBorders>
               <w:top w:val="single" w:color="808080" w:sz="4"/>
               <w:left w:val="single" w:color="808080" w:sz="4"/>
@@ -20410,7 +20472,7 @@
         </w:tc>
         <w:tc>
           <w:tcPr>
-            <w:tcW w:type="dxa" w:w="1111"/>
+            <w:tcW w:type="dxa" w:w="1103"/>
             <w:tcBorders>
               <w:top w:val="single" w:color="808080" w:sz="4"/>
               <w:left w:val="single" w:color="808080" w:sz="4"/>
@@ -20442,7 +20504,7 @@
         </w:tc>
         <w:tc>
           <w:tcPr>
-            <w:tcW w:type="dxa" w:w="1306"/>
+            <w:tcW w:type="dxa" w:w="1297"/>
             <w:tcBorders>
               <w:top w:val="single" w:color="808080" w:sz="4"/>
               <w:left w:val="single" w:color="808080" w:sz="4"/>
@@ -20474,7 +20536,7 @@
         </w:tc>
         <w:tc>
           <w:tcPr>
-            <w:tcW w:type="dxa" w:w="938"/>
+            <w:tcW w:type="dxa" w:w="932"/>
             <w:tcBorders>
               <w:top w:val="single" w:color="808080" w:sz="4"/>
               <w:left w:val="single" w:color="808080" w:sz="4"/>
@@ -20506,7 +20568,7 @@
         </w:tc>
         <w:tc>
           <w:tcPr>
-            <w:tcW w:type="dxa" w:w="2579"/>
+            <w:tcW w:type="dxa" w:w="2658"/>
             <w:tcBorders>
               <w:top w:val="single" w:color="808080" w:sz="4"/>
               <w:left w:val="single" w:color="808080" w:sz="4"/>
@@ -20544,7 +20606,7 @@
         </w:trPr>
         <w:tc>
           <w:tcPr>
-            <w:tcW w:type="dxa" w:w="1465"/>
+            <w:tcW w:type="dxa" w:w="1455"/>
             <w:tcBorders>
               <w:top w:val="single" w:color="808080" w:sz="4"/>
               <w:left w:val="single" w:color="808080" w:sz="4"/>
@@ -20576,7 +20638,7 @@
         </w:tc>
         <w:tc>
           <w:tcPr>
-            <w:tcW w:type="dxa" w:w="1780"/>
+            <w:tcW w:type="dxa" w:w="1768"/>
             <w:tcBorders>
               <w:top w:val="single" w:color="808080" w:sz="4"/>
               <w:left w:val="single" w:color="808080" w:sz="4"/>
@@ -20608,7 +20670,7 @@
         </w:tc>
         <w:tc>
           <w:tcPr>
-            <w:tcW w:type="dxa" w:w="1327"/>
+            <w:tcW w:type="dxa" w:w="1318"/>
             <w:tcBorders>
               <w:top w:val="single" w:color="808080" w:sz="4"/>
               <w:left w:val="single" w:color="808080" w:sz="4"/>
@@ -20640,7 +20702,7 @@
         </w:tc>
         <w:tc>
           <w:tcPr>
-            <w:tcW w:type="dxa" w:w="1348"/>
+            <w:tcW w:type="dxa" w:w="1338"/>
             <w:tcBorders>
               <w:top w:val="single" w:color="808080" w:sz="4"/>
               <w:left w:val="single" w:color="808080" w:sz="4"/>
@@ -20672,7 +20734,7 @@
         </w:tc>
         <w:tc>
           <w:tcPr>
-            <w:tcW w:type="dxa" w:w="1265"/>
+            <w:tcW w:type="dxa" w:w="1256"/>
             <w:tcBorders>
               <w:top w:val="single" w:color="808080" w:sz="4"/>
               <w:left w:val="single" w:color="808080" w:sz="4"/>
@@ -20704,7 +20766,7 @@
         </w:tc>
         <w:tc>
           <w:tcPr>
-            <w:tcW w:type="dxa" w:w="839"/>
+            <w:tcW w:type="dxa" w:w="833"/>
             <w:tcBorders>
               <w:top w:val="single" w:color="808080" w:sz="4"/>
               <w:left w:val="single" w:color="808080" w:sz="4"/>
@@ -20736,7 +20798,7 @@
         </w:tc>
         <w:tc>
           <w:tcPr>
-            <w:tcW w:type="dxa" w:w="1111"/>
+            <w:tcW w:type="dxa" w:w="1103"/>
             <w:tcBorders>
               <w:top w:val="single" w:color="808080" w:sz="4"/>
               <w:left w:val="single" w:color="808080" w:sz="4"/>
@@ -20768,7 +20830,7 @@
         </w:tc>
         <w:tc>
           <w:tcPr>
-            <w:tcW w:type="dxa" w:w="1306"/>
+            <w:tcW w:type="dxa" w:w="1297"/>
             <w:tcBorders>
               <w:top w:val="single" w:color="808080" w:sz="4"/>
               <w:left w:val="single" w:color="808080" w:sz="4"/>
@@ -20800,7 +20862,7 @@
         </w:tc>
         <w:tc>
           <w:tcPr>
-            <w:tcW w:type="dxa" w:w="938"/>
+            <w:tcW w:type="dxa" w:w="932"/>
             <w:tcBorders>
               <w:top w:val="single" w:color="808080" w:sz="4"/>
               <w:left w:val="single" w:color="808080" w:sz="4"/>
@@ -20832,7 +20894,7 @@
         </w:tc>
         <w:tc>
           <w:tcPr>
-            <w:tcW w:type="dxa" w:w="2579"/>
+            <w:tcW w:type="dxa" w:w="2658"/>
             <w:tcBorders>
               <w:top w:val="single" w:color="808080" w:sz="4"/>
               <w:left w:val="single" w:color="808080" w:sz="4"/>
@@ -20870,7 +20932,7 @@
         </w:trPr>
         <w:tc>
           <w:tcPr>
-            <w:tcW w:type="dxa" w:w="1465"/>
+            <w:tcW w:type="dxa" w:w="1455"/>
             <w:tcBorders>
               <w:top w:val="single" w:color="808080" w:sz="4"/>
               <w:left w:val="single" w:color="808080" w:sz="4"/>
@@ -20902,7 +20964,7 @@
         </w:tc>
         <w:tc>
           <w:tcPr>
-            <w:tcW w:type="dxa" w:w="1780"/>
+            <w:tcW w:type="dxa" w:w="1768"/>
             <w:tcBorders>
               <w:top w:val="single" w:color="808080" w:sz="4"/>
               <w:left w:val="single" w:color="808080" w:sz="4"/>
@@ -20934,7 +20996,7 @@
         </w:tc>
         <w:tc>
           <w:tcPr>
-            <w:tcW w:type="dxa" w:w="1327"/>
+            <w:tcW w:type="dxa" w:w="1318"/>
             <w:tcBorders>
               <w:top w:val="single" w:color="808080" w:sz="4"/>
               <w:left w:val="single" w:color="808080" w:sz="4"/>
@@ -20966,7 +21028,7 @@
         </w:tc>
         <w:tc>
           <w:tcPr>
-            <w:tcW w:type="dxa" w:w="1348"/>
+            <w:tcW w:type="dxa" w:w="1338"/>
             <w:tcBorders>
               <w:top w:val="single" w:color="808080" w:sz="4"/>
               <w:left w:val="single" w:color="808080" w:sz="4"/>
@@ -20998,7 +21060,7 @@
         </w:tc>
         <w:tc>
           <w:tcPr>
-            <w:tcW w:type="dxa" w:w="1265"/>
+            <w:tcW w:type="dxa" w:w="1256"/>
             <w:tcBorders>
               <w:top w:val="single" w:color="808080" w:sz="4"/>
               <w:left w:val="single" w:color="808080" w:sz="4"/>
@@ -21030,7 +21092,7 @@
         </w:tc>
         <w:tc>
           <w:tcPr>
-            <w:tcW w:type="dxa" w:w="839"/>
+            <w:tcW w:type="dxa" w:w="833"/>
             <w:tcBorders>
               <w:top w:val="single" w:color="808080" w:sz="4"/>
               <w:left w:val="single" w:color="808080" w:sz="4"/>
@@ -21062,7 +21124,7 @@
         </w:tc>
         <w:tc>
           <w:tcPr>
-            <w:tcW w:type="dxa" w:w="1111"/>
+            <w:tcW w:type="dxa" w:w="1103"/>
             <w:tcBorders>
               <w:top w:val="single" w:color="808080" w:sz="4"/>
               <w:left w:val="single" w:color="808080" w:sz="4"/>
@@ -21094,7 +21156,7 @@
         </w:tc>
         <w:tc>
           <w:tcPr>
-            <w:tcW w:type="dxa" w:w="1306"/>
+            <w:tcW w:type="dxa" w:w="1297"/>
             <w:tcBorders>
               <w:top w:val="single" w:color="808080" w:sz="4"/>
               <w:left w:val="single" w:color="808080" w:sz="4"/>
@@ -21126,7 +21188,7 @@
         </w:tc>
         <w:tc>
           <w:tcPr>
-            <w:tcW w:type="dxa" w:w="938"/>
+            <w:tcW w:type="dxa" w:w="932"/>
             <w:tcBorders>
               <w:top w:val="single" w:color="808080" w:sz="4"/>
               <w:left w:val="single" w:color="808080" w:sz="4"/>
@@ -21158,7 +21220,7 @@
         </w:tc>
         <w:tc>
           <w:tcPr>
-            <w:tcW w:type="dxa" w:w="2579"/>
+            <w:tcW w:type="dxa" w:w="2658"/>
             <w:tcBorders>
               <w:top w:val="single" w:color="808080" w:sz="4"/>
               <w:left w:val="single" w:color="808080" w:sz="4"/>
@@ -21196,7 +21258,7 @@
         </w:trPr>
         <w:tc>
           <w:tcPr>
-            <w:tcW w:type="dxa" w:w="1465"/>
+            <w:tcW w:type="dxa" w:w="1455"/>
             <w:tcBorders>
               <w:top w:val="single" w:color="808080" w:sz="4"/>
               <w:left w:val="single" w:color="808080" w:sz="4"/>
@@ -21228,7 +21290,7 @@
         </w:tc>
         <w:tc>
           <w:tcPr>
-            <w:tcW w:type="dxa" w:w="1780"/>
+            <w:tcW w:type="dxa" w:w="1768"/>
             <w:tcBorders>
               <w:top w:val="single" w:color="808080" w:sz="4"/>
               <w:left w:val="single" w:color="808080" w:sz="4"/>
@@ -21260,7 +21322,7 @@
         </w:tc>
         <w:tc>
           <w:tcPr>
-            <w:tcW w:type="dxa" w:w="1327"/>
+            <w:tcW w:type="dxa" w:w="1318"/>
             <w:tcBorders>
               <w:top w:val="single" w:color="808080" w:sz="4"/>
               <w:left w:val="single" w:color="808080" w:sz="4"/>
@@ -21292,7 +21354,7 @@
         </w:tc>
         <w:tc>
           <w:tcPr>
-            <w:tcW w:type="dxa" w:w="1348"/>
+            <w:tcW w:type="dxa" w:w="1338"/>
             <w:tcBorders>
               <w:top w:val="single" w:color="808080" w:sz="4"/>
               <w:left w:val="single" w:color="808080" w:sz="4"/>
@@ -21324,7 +21386,7 @@
         </w:tc>
         <w:tc>
           <w:tcPr>
-            <w:tcW w:type="dxa" w:w="1265"/>
+            <w:tcW w:type="dxa" w:w="1256"/>
             <w:tcBorders>
               <w:top w:val="single" w:color="808080" w:sz="4"/>
               <w:left w:val="single" w:color="808080" w:sz="4"/>
@@ -21356,7 +21418,7 @@
         </w:tc>
         <w:tc>
           <w:tcPr>
-            <w:tcW w:type="dxa" w:w="839"/>
+            <w:tcW w:type="dxa" w:w="833"/>
             <w:tcBorders>
               <w:top w:val="single" w:color="808080" w:sz="4"/>
               <w:left w:val="single" w:color="808080" w:sz="4"/>
@@ -21388,7 +21450,7 @@
         </w:tc>
         <w:tc>
           <w:tcPr>
-            <w:tcW w:type="dxa" w:w="1111"/>
+            <w:tcW w:type="dxa" w:w="1103"/>
             <w:tcBorders>
               <w:top w:val="single" w:color="808080" w:sz="4"/>
               <w:left w:val="single" w:color="808080" w:sz="4"/>
@@ -21420,7 +21482,7 @@
         </w:tc>
         <w:tc>
           <w:tcPr>
-            <w:tcW w:type="dxa" w:w="1306"/>
+            <w:tcW w:type="dxa" w:w="1297"/>
             <w:tcBorders>
               <w:top w:val="single" w:color="808080" w:sz="4"/>
               <w:left w:val="single" w:color="808080" w:sz="4"/>
@@ -21452,7 +21514,7 @@
         </w:tc>
         <w:tc>
           <w:tcPr>
-            <w:tcW w:type="dxa" w:w="938"/>
+            <w:tcW w:type="dxa" w:w="932"/>
             <w:tcBorders>
               <w:top w:val="single" w:color="808080" w:sz="4"/>
               <w:left w:val="single" w:color="808080" w:sz="4"/>
@@ -21484,7 +21546,7 @@
         </w:tc>
         <w:tc>
           <w:tcPr>
-            <w:tcW w:type="dxa" w:w="2579"/>
+            <w:tcW w:type="dxa" w:w="2658"/>
             <w:tcBorders>
               <w:top w:val="single" w:color="808080" w:sz="4"/>
               <w:left w:val="single" w:color="808080" w:sz="4"/>
@@ -21522,7 +21584,7 @@
         </w:trPr>
         <w:tc>
           <w:tcPr>
-            <w:tcW w:type="dxa" w:w="1465"/>
+            <w:tcW w:type="dxa" w:w="1455"/>
             <w:tcBorders>
               <w:top w:val="single" w:color="808080" w:sz="4"/>
               <w:left w:val="single" w:color="808080" w:sz="4"/>
@@ -21554,7 +21616,7 @@
         </w:tc>
         <w:tc>
           <w:tcPr>
-            <w:tcW w:type="dxa" w:w="1780"/>
+            <w:tcW w:type="dxa" w:w="1768"/>
             <w:tcBorders>
               <w:top w:val="single" w:color="808080" w:sz="4"/>
               <w:left w:val="single" w:color="808080" w:sz="4"/>
@@ -21586,7 +21648,7 @@
         </w:tc>
         <w:tc>
           <w:tcPr>
-            <w:tcW w:type="dxa" w:w="1327"/>
+            <w:tcW w:type="dxa" w:w="1318"/>
             <w:tcBorders>
               <w:top w:val="single" w:color="808080" w:sz="4"/>
               <w:left w:val="single" w:color="808080" w:sz="4"/>
@@ -21618,7 +21680,7 @@
         </w:tc>
         <w:tc>
           <w:tcPr>
-            <w:tcW w:type="dxa" w:w="1348"/>
+            <w:tcW w:type="dxa" w:w="1338"/>
             <w:tcBorders>
               <w:top w:val="single" w:color="808080" w:sz="4"/>
               <w:left w:val="single" w:color="808080" w:sz="4"/>
@@ -21650,7 +21712,7 @@
         </w:tc>
         <w:tc>
           <w:tcPr>
-            <w:tcW w:type="dxa" w:w="1265"/>
+            <w:tcW w:type="dxa" w:w="1256"/>
             <w:tcBorders>
               <w:top w:val="single" w:color="808080" w:sz="4"/>
               <w:left w:val="single" w:color="808080" w:sz="4"/>
@@ -21682,7 +21744,7 @@
         </w:tc>
         <w:tc>
           <w:tcPr>
-            <w:tcW w:type="dxa" w:w="839"/>
+            <w:tcW w:type="dxa" w:w="833"/>
             <w:tcBorders>
               <w:top w:val="single" w:color="808080" w:sz="4"/>
               <w:left w:val="single" w:color="808080" w:sz="4"/>
@@ -21714,7 +21776,7 @@
         </w:tc>
         <w:tc>
           <w:tcPr>
-            <w:tcW w:type="dxa" w:w="1111"/>
+            <w:tcW w:type="dxa" w:w="1103"/>
             <w:tcBorders>
               <w:top w:val="single" w:color="808080" w:sz="4"/>
               <w:left w:val="single" w:color="808080" w:sz="4"/>
@@ -21746,7 +21808,7 @@
         </w:tc>
         <w:tc>
           <w:tcPr>
-            <w:tcW w:type="dxa" w:w="1306"/>
+            <w:tcW w:type="dxa" w:w="1297"/>
             <w:tcBorders>
               <w:top w:val="single" w:color="808080" w:sz="4"/>
               <w:left w:val="single" w:color="808080" w:sz="4"/>
@@ -21778,7 +21840,7 @@
         </w:tc>
         <w:tc>
           <w:tcPr>
-            <w:tcW w:type="dxa" w:w="938"/>
+            <w:tcW w:type="dxa" w:w="932"/>
             <w:tcBorders>
               <w:top w:val="single" w:color="808080" w:sz="4"/>
               <w:left w:val="single" w:color="808080" w:sz="4"/>
@@ -21810,7 +21872,7 @@
         </w:tc>
         <w:tc>
           <w:tcPr>
-            <w:tcW w:type="dxa" w:w="2579"/>
+            <w:tcW w:type="dxa" w:w="2658"/>
             <w:tcBorders>
               <w:top w:val="single" w:color="808080" w:sz="4"/>
               <w:left w:val="single" w:color="808080" w:sz="4"/>
@@ -21848,7 +21910,7 @@
         </w:trPr>
         <w:tc>
           <w:tcPr>
-            <w:tcW w:type="dxa" w:w="1465"/>
+            <w:tcW w:type="dxa" w:w="1455"/>
             <w:tcBorders>
               <w:top w:val="single" w:color="808080" w:sz="4"/>
               <w:left w:val="single" w:color="808080" w:sz="4"/>
@@ -21880,7 +21942,7 @@
         </w:tc>
         <w:tc>
           <w:tcPr>
-            <w:tcW w:type="dxa" w:w="1780"/>
+            <w:tcW w:type="dxa" w:w="1768"/>
             <w:tcBorders>
               <w:top w:val="single" w:color="808080" w:sz="4"/>
               <w:left w:val="single" w:color="808080" w:sz="4"/>
@@ -21912,7 +21974,7 @@
         </w:tc>
         <w:tc>
           <w:tcPr>
-            <w:tcW w:type="dxa" w:w="1327"/>
+            <w:tcW w:type="dxa" w:w="1318"/>
             <w:tcBorders>
               <w:top w:val="single" w:color="808080" w:sz="4"/>
               <w:left w:val="single" w:color="808080" w:sz="4"/>
@@ -21944,7 +22006,7 @@
         </w:tc>
         <w:tc>
           <w:tcPr>
-            <w:tcW w:type="dxa" w:w="1348"/>
+            <w:tcW w:type="dxa" w:w="1338"/>
             <w:tcBorders>
               <w:top w:val="single" w:color="808080" w:sz="4"/>
               <w:left w:val="single" w:color="808080" w:sz="4"/>
@@ -21976,7 +22038,7 @@
         </w:tc>
         <w:tc>
           <w:tcPr>
-            <w:tcW w:type="dxa" w:w="1265"/>
+            <w:tcW w:type="dxa" w:w="1256"/>
             <w:tcBorders>
               <w:top w:val="single" w:color="808080" w:sz="4"/>
               <w:left w:val="single" w:color="808080" w:sz="4"/>
@@ -22008,7 +22070,7 @@
         </w:tc>
         <w:tc>
           <w:tcPr>
-            <w:tcW w:type="dxa" w:w="839"/>
+            <w:tcW w:type="dxa" w:w="833"/>
             <w:tcBorders>
               <w:top w:val="single" w:color="808080" w:sz="4"/>
               <w:left w:val="single" w:color="808080" w:sz="4"/>
@@ -22040,7 +22102,7 @@
         </w:tc>
         <w:tc>
           <w:tcPr>
-            <w:tcW w:type="dxa" w:w="1111"/>
+            <w:tcW w:type="dxa" w:w="1103"/>
             <w:tcBorders>
               <w:top w:val="single" w:color="808080" w:sz="4"/>
               <w:left w:val="single" w:color="808080" w:sz="4"/>
@@ -22072,7 +22134,7 @@
         </w:tc>
         <w:tc>
           <w:tcPr>
-            <w:tcW w:type="dxa" w:w="1306"/>
+            <w:tcW w:type="dxa" w:w="1297"/>
             <w:tcBorders>
               <w:top w:val="single" w:color="808080" w:sz="4"/>
               <w:left w:val="single" w:color="808080" w:sz="4"/>
@@ -22104,7 +22166,7 @@
         </w:tc>
         <w:tc>
           <w:tcPr>
-            <w:tcW w:type="dxa" w:w="938"/>
+            <w:tcW w:type="dxa" w:w="932"/>
             <w:tcBorders>
               <w:top w:val="single" w:color="808080" w:sz="4"/>
               <w:left w:val="single" w:color="808080" w:sz="4"/>
@@ -22136,7 +22198,7 @@
         </w:tc>
         <w:tc>
           <w:tcPr>
-            <w:tcW w:type="dxa" w:w="2579"/>
+            <w:tcW w:type="dxa" w:w="2658"/>
             <w:tcBorders>
               <w:top w:val="single" w:color="808080" w:sz="4"/>
               <w:left w:val="single" w:color="808080" w:sz="4"/>
@@ -22162,7 +22224,7 @@
                 <w:sz w:val="15"/>
                 <w:szCs w:val="15"/>
               </w:rPr>
-              <w:t xml:space="preserve">LLM-realized operators; calibration and latency NOT REPORTED (partially verified)</w:t>
+              <w:t xml:space="preserve">LLM-realized operators; calibration and latency NOT VERIFIED</w:t>
             </w:r>
           </w:p>
         </w:tc>
@@ -22174,7 +22236,7 @@
         </w:trPr>
         <w:tc>
           <w:tcPr>
-            <w:tcW w:type="dxa" w:w="1465"/>
+            <w:tcW w:type="dxa" w:w="1455"/>
             <w:tcBorders>
               <w:top w:val="single" w:color="808080" w:sz="4"/>
               <w:left w:val="single" w:color="808080" w:sz="4"/>
@@ -22206,7 +22268,7 @@
         </w:tc>
         <w:tc>
           <w:tcPr>
-            <w:tcW w:type="dxa" w:w="1780"/>
+            <w:tcW w:type="dxa" w:w="1768"/>
             <w:tcBorders>
               <w:top w:val="single" w:color="808080" w:sz="4"/>
               <w:left w:val="single" w:color="808080" w:sz="4"/>
@@ -22238,7 +22300,7 @@
         </w:tc>
         <w:tc>
           <w:tcPr>
-            <w:tcW w:type="dxa" w:w="1327"/>
+            <w:tcW w:type="dxa" w:w="1318"/>
             <w:tcBorders>
               <w:top w:val="single" w:color="808080" w:sz="4"/>
               <w:left w:val="single" w:color="808080" w:sz="4"/>
@@ -22270,7 +22332,7 @@
         </w:tc>
         <w:tc>
           <w:tcPr>
-            <w:tcW w:type="dxa" w:w="1348"/>
+            <w:tcW w:type="dxa" w:w="1338"/>
             <w:tcBorders>
               <w:top w:val="single" w:color="808080" w:sz="4"/>
               <w:left w:val="single" w:color="808080" w:sz="4"/>
@@ -22302,7 +22364,7 @@
         </w:tc>
         <w:tc>
           <w:tcPr>
-            <w:tcW w:type="dxa" w:w="1265"/>
+            <w:tcW w:type="dxa" w:w="1256"/>
             <w:tcBorders>
               <w:top w:val="single" w:color="808080" w:sz="4"/>
               <w:left w:val="single" w:color="808080" w:sz="4"/>
@@ -22334,7 +22396,7 @@
         </w:tc>
         <w:tc>
           <w:tcPr>
-            <w:tcW w:type="dxa" w:w="839"/>
+            <w:tcW w:type="dxa" w:w="833"/>
             <w:tcBorders>
               <w:top w:val="single" w:color="808080" w:sz="4"/>
               <w:left w:val="single" w:color="808080" w:sz="4"/>
@@ -22366,7 +22428,7 @@
         </w:tc>
         <w:tc>
           <w:tcPr>
-            <w:tcW w:type="dxa" w:w="1111"/>
+            <w:tcW w:type="dxa" w:w="1103"/>
             <w:tcBorders>
               <w:top w:val="single" w:color="808080" w:sz="4"/>
               <w:left w:val="single" w:color="808080" w:sz="4"/>
@@ -22398,7 +22460,7 @@
         </w:tc>
         <w:tc>
           <w:tcPr>
-            <w:tcW w:type="dxa" w:w="1306"/>
+            <w:tcW w:type="dxa" w:w="1297"/>
             <w:tcBorders>
               <w:top w:val="single" w:color="808080" w:sz="4"/>
               <w:left w:val="single" w:color="808080" w:sz="4"/>
@@ -22430,7 +22492,7 @@
         </w:tc>
         <w:tc>
           <w:tcPr>
-            <w:tcW w:type="dxa" w:w="938"/>
+            <w:tcW w:type="dxa" w:w="932"/>
             <w:tcBorders>
               <w:top w:val="single" w:color="808080" w:sz="4"/>
               <w:left w:val="single" w:color="808080" w:sz="4"/>
@@ -22462,7 +22524,7 @@
         </w:tc>
         <w:tc>
           <w:tcPr>
-            <w:tcW w:type="dxa" w:w="2579"/>
+            <w:tcW w:type="dxa" w:w="2658"/>
             <w:tcBorders>
               <w:top w:val="single" w:color="808080" w:sz="4"/>
               <w:left w:val="single" w:color="808080" w:sz="4"/>
@@ -22500,7 +22562,7 @@
         </w:trPr>
         <w:tc>
           <w:tcPr>
-            <w:tcW w:type="dxa" w:w="1465"/>
+            <w:tcW w:type="dxa" w:w="1455"/>
             <w:tcBorders>
               <w:top w:val="single" w:color="808080" w:sz="4"/>
               <w:left w:val="single" w:color="808080" w:sz="4"/>
@@ -22532,7 +22594,7 @@
         </w:tc>
         <w:tc>
           <w:tcPr>
-            <w:tcW w:type="dxa" w:w="1780"/>
+            <w:tcW w:type="dxa" w:w="1768"/>
             <w:tcBorders>
               <w:top w:val="single" w:color="808080" w:sz="4"/>
               <w:left w:val="single" w:color="808080" w:sz="4"/>
@@ -22564,7 +22626,7 @@
         </w:tc>
         <w:tc>
           <w:tcPr>
-            <w:tcW w:type="dxa" w:w="1327"/>
+            <w:tcW w:type="dxa" w:w="1318"/>
             <w:tcBorders>
               <w:top w:val="single" w:color="808080" w:sz="4"/>
               <w:left w:val="single" w:color="808080" w:sz="4"/>
@@ -22596,7 +22658,7 @@
         </w:tc>
         <w:tc>
           <w:tcPr>
-            <w:tcW w:type="dxa" w:w="1348"/>
+            <w:tcW w:type="dxa" w:w="1338"/>
             <w:tcBorders>
               <w:top w:val="single" w:color="808080" w:sz="4"/>
               <w:left w:val="single" w:color="808080" w:sz="4"/>
@@ -22628,7 +22690,7 @@
         </w:tc>
         <w:tc>
           <w:tcPr>
-            <w:tcW w:type="dxa" w:w="1265"/>
+            <w:tcW w:type="dxa" w:w="1256"/>
             <w:tcBorders>
               <w:top w:val="single" w:color="808080" w:sz="4"/>
               <w:left w:val="single" w:color="808080" w:sz="4"/>
@@ -22660,7 +22722,7 @@
         </w:tc>
         <w:tc>
           <w:tcPr>
-            <w:tcW w:type="dxa" w:w="839"/>
+            <w:tcW w:type="dxa" w:w="833"/>
             <w:tcBorders>
               <w:top w:val="single" w:color="808080" w:sz="4"/>
               <w:left w:val="single" w:color="808080" w:sz="4"/>
@@ -22692,7 +22754,7 @@
         </w:tc>
         <w:tc>
           <w:tcPr>
-            <w:tcW w:type="dxa" w:w="1111"/>
+            <w:tcW w:type="dxa" w:w="1103"/>
             <w:tcBorders>
               <w:top w:val="single" w:color="808080" w:sz="4"/>
               <w:left w:val="single" w:color="808080" w:sz="4"/>
@@ -22724,7 +22786,7 @@
         </w:tc>
         <w:tc>
           <w:tcPr>
-            <w:tcW w:type="dxa" w:w="1306"/>
+            <w:tcW w:type="dxa" w:w="1297"/>
             <w:tcBorders>
               <w:top w:val="single" w:color="808080" w:sz="4"/>
               <w:left w:val="single" w:color="808080" w:sz="4"/>
@@ -22756,7 +22818,7 @@
         </w:tc>
         <w:tc>
           <w:tcPr>
-            <w:tcW w:type="dxa" w:w="938"/>
+            <w:tcW w:type="dxa" w:w="932"/>
             <w:tcBorders>
               <w:top w:val="single" w:color="808080" w:sz="4"/>
               <w:left w:val="single" w:color="808080" w:sz="4"/>
@@ -22788,7 +22850,7 @@
         </w:tc>
         <w:tc>
           <w:tcPr>
-            <w:tcW w:type="dxa" w:w="2579"/>
+            <w:tcW w:type="dxa" w:w="2658"/>
             <w:tcBorders>
               <w:top w:val="single" w:color="808080" w:sz="4"/>
               <w:left w:val="single" w:color="808080" w:sz="4"/>
@@ -22814,7 +22876,7 @@
                 <w:sz w:val="15"/>
                 <w:szCs w:val="15"/>
               </w:rPr>
-              <w:t xml:space="preserve">Plan-level; synthetic 128-instance test set</w:t>
+              <w:t xml:space="preserve">Plan-level; in-distribution results on author-generated templates described by the authors as upper bounds</w:t>
             </w:r>
           </w:p>
         </w:tc>
@@ -22826,7 +22888,7 @@
         </w:trPr>
         <w:tc>
           <w:tcPr>
-            <w:tcW w:type="dxa" w:w="1465"/>
+            <w:tcW w:type="dxa" w:w="1455"/>
             <w:tcBorders>
               <w:top w:val="single" w:color="808080" w:sz="4"/>
               <w:left w:val="single" w:color="808080" w:sz="4"/>
@@ -22858,7 +22920,7 @@
         </w:tc>
         <w:tc>
           <w:tcPr>
-            <w:tcW w:type="dxa" w:w="1780"/>
+            <w:tcW w:type="dxa" w:w="1768"/>
             <w:tcBorders>
               <w:top w:val="single" w:color="808080" w:sz="4"/>
               <w:left w:val="single" w:color="808080" w:sz="4"/>
@@ -22890,7 +22952,7 @@
         </w:tc>
         <w:tc>
           <w:tcPr>
-            <w:tcW w:type="dxa" w:w="1327"/>
+            <w:tcW w:type="dxa" w:w="1318"/>
             <w:tcBorders>
               <w:top w:val="single" w:color="808080" w:sz="4"/>
               <w:left w:val="single" w:color="808080" w:sz="4"/>
@@ -22922,7 +22984,7 @@
         </w:tc>
         <w:tc>
           <w:tcPr>
-            <w:tcW w:type="dxa" w:w="1348"/>
+            <w:tcW w:type="dxa" w:w="1338"/>
             <w:tcBorders>
               <w:top w:val="single" w:color="808080" w:sz="4"/>
               <w:left w:val="single" w:color="808080" w:sz="4"/>
@@ -22954,7 +23016,7 @@
         </w:tc>
         <w:tc>
           <w:tcPr>
-            <w:tcW w:type="dxa" w:w="1265"/>
+            <w:tcW w:type="dxa" w:w="1256"/>
             <w:tcBorders>
               <w:top w:val="single" w:color="808080" w:sz="4"/>
               <w:left w:val="single" w:color="808080" w:sz="4"/>
@@ -22986,7 +23048,7 @@
         </w:tc>
         <w:tc>
           <w:tcPr>
-            <w:tcW w:type="dxa" w:w="839"/>
+            <w:tcW w:type="dxa" w:w="833"/>
             <w:tcBorders>
               <w:top w:val="single" w:color="808080" w:sz="4"/>
               <w:left w:val="single" w:color="808080" w:sz="4"/>
@@ -23018,7 +23080,7 @@
         </w:tc>
         <w:tc>
           <w:tcPr>
-            <w:tcW w:type="dxa" w:w="1111"/>
+            <w:tcW w:type="dxa" w:w="1103"/>
             <w:tcBorders>
               <w:top w:val="single" w:color="808080" w:sz="4"/>
               <w:left w:val="single" w:color="808080" w:sz="4"/>
@@ -23050,7 +23112,7 @@
         </w:tc>
         <w:tc>
           <w:tcPr>
-            <w:tcW w:type="dxa" w:w="1306"/>
+            <w:tcW w:type="dxa" w:w="1297"/>
             <w:tcBorders>
               <w:top w:val="single" w:color="808080" w:sz="4"/>
               <w:left w:val="single" w:color="808080" w:sz="4"/>
@@ -23082,7 +23144,7 @@
         </w:tc>
         <w:tc>
           <w:tcPr>
-            <w:tcW w:type="dxa" w:w="938"/>
+            <w:tcW w:type="dxa" w:w="932"/>
             <w:tcBorders>
               <w:top w:val="single" w:color="808080" w:sz="4"/>
               <w:left w:val="single" w:color="808080" w:sz="4"/>
@@ -23114,7 +23176,7 @@
         </w:tc>
         <w:tc>
           <w:tcPr>
-            <w:tcW w:type="dxa" w:w="2579"/>
+            <w:tcW w:type="dxa" w:w="2658"/>
             <w:tcBorders>
               <w:top w:val="single" w:color="808080" w:sz="4"/>
               <w:left w:val="single" w:color="808080" w:sz="4"/>
@@ -23152,7 +23214,7 @@
         </w:trPr>
         <w:tc>
           <w:tcPr>
-            <w:tcW w:type="dxa" w:w="1465"/>
+            <w:tcW w:type="dxa" w:w="1455"/>
             <w:tcBorders>
               <w:top w:val="single" w:color="808080" w:sz="4"/>
               <w:left w:val="single" w:color="808080" w:sz="4"/>
@@ -23184,7 +23246,7 @@
         </w:tc>
         <w:tc>
           <w:tcPr>
-            <w:tcW w:type="dxa" w:w="1780"/>
+            <w:tcW w:type="dxa" w:w="1768"/>
             <w:tcBorders>
               <w:top w:val="single" w:color="808080" w:sz="4"/>
               <w:left w:val="single" w:color="808080" w:sz="4"/>
@@ -23216,7 +23278,7 @@
         </w:tc>
         <w:tc>
           <w:tcPr>
-            <w:tcW w:type="dxa" w:w="1327"/>
+            <w:tcW w:type="dxa" w:w="1318"/>
             <w:tcBorders>
               <w:top w:val="single" w:color="808080" w:sz="4"/>
               <w:left w:val="single" w:color="808080" w:sz="4"/>
@@ -23248,7 +23310,7 @@
         </w:tc>
         <w:tc>
           <w:tcPr>
-            <w:tcW w:type="dxa" w:w="1348"/>
+            <w:tcW w:type="dxa" w:w="1338"/>
             <w:tcBorders>
               <w:top w:val="single" w:color="808080" w:sz="4"/>
               <w:left w:val="single" w:color="808080" w:sz="4"/>
@@ -23280,7 +23342,7 @@
         </w:tc>
         <w:tc>
           <w:tcPr>
-            <w:tcW w:type="dxa" w:w="1265"/>
+            <w:tcW w:type="dxa" w:w="1256"/>
             <w:tcBorders>
               <w:top w:val="single" w:color="808080" w:sz="4"/>
               <w:left w:val="single" w:color="808080" w:sz="4"/>
@@ -23312,7 +23374,7 @@
         </w:tc>
         <w:tc>
           <w:tcPr>
-            <w:tcW w:type="dxa" w:w="839"/>
+            <w:tcW w:type="dxa" w:w="833"/>
             <w:tcBorders>
               <w:top w:val="single" w:color="808080" w:sz="4"/>
               <w:left w:val="single" w:color="808080" w:sz="4"/>
@@ -23344,7 +23406,7 @@
         </w:tc>
         <w:tc>
           <w:tcPr>
-            <w:tcW w:type="dxa" w:w="1111"/>
+            <w:tcW w:type="dxa" w:w="1103"/>
             <w:tcBorders>
               <w:top w:val="single" w:color="808080" w:sz="4"/>
               <w:left w:val="single" w:color="808080" w:sz="4"/>
@@ -23376,7 +23438,7 @@
         </w:tc>
         <w:tc>
           <w:tcPr>
-            <w:tcW w:type="dxa" w:w="1306"/>
+            <w:tcW w:type="dxa" w:w="1297"/>
             <w:tcBorders>
               <w:top w:val="single" w:color="808080" w:sz="4"/>
               <w:left w:val="single" w:color="808080" w:sz="4"/>
@@ -23408,7 +23470,7 @@
         </w:tc>
         <w:tc>
           <w:tcPr>
-            <w:tcW w:type="dxa" w:w="938"/>
+            <w:tcW w:type="dxa" w:w="932"/>
             <w:tcBorders>
               <w:top w:val="single" w:color="808080" w:sz="4"/>
               <w:left w:val="single" w:color="808080" w:sz="4"/>
@@ -23440,7 +23502,7 @@
         </w:tc>
         <w:tc>
           <w:tcPr>
-            <w:tcW w:type="dxa" w:w="2579"/>
+            <w:tcW w:type="dxa" w:w="2658"/>
             <w:tcBorders>
               <w:top w:val="single" w:color="808080" w:sz="4"/>
               <w:left w:val="single" w:color="808080" w:sz="4"/>
@@ -23478,7 +23540,7 @@
         </w:trPr>
         <w:tc>
           <w:tcPr>
-            <w:tcW w:type="dxa" w:w="1465"/>
+            <w:tcW w:type="dxa" w:w="1455"/>
             <w:tcBorders>
               <w:top w:val="single" w:color="808080" w:sz="4"/>
               <w:left w:val="single" w:color="808080" w:sz="4"/>
@@ -23510,7 +23572,7 @@
         </w:tc>
         <w:tc>
           <w:tcPr>
-            <w:tcW w:type="dxa" w:w="1780"/>
+            <w:tcW w:type="dxa" w:w="1768"/>
             <w:tcBorders>
               <w:top w:val="single" w:color="808080" w:sz="4"/>
               <w:left w:val="single" w:color="808080" w:sz="4"/>
@@ -23542,7 +23604,7 @@
         </w:tc>
         <w:tc>
           <w:tcPr>
-            <w:tcW w:type="dxa" w:w="1327"/>
+            <w:tcW w:type="dxa" w:w="1318"/>
             <w:tcBorders>
               <w:top w:val="single" w:color="808080" w:sz="4"/>
               <w:left w:val="single" w:color="808080" w:sz="4"/>
@@ -23574,7 +23636,7 @@
         </w:tc>
         <w:tc>
           <w:tcPr>
-            <w:tcW w:type="dxa" w:w="1348"/>
+            <w:tcW w:type="dxa" w:w="1338"/>
             <w:tcBorders>
               <w:top w:val="single" w:color="808080" w:sz="4"/>
               <w:left w:val="single" w:color="808080" w:sz="4"/>
@@ -23606,7 +23668,7 @@
         </w:tc>
         <w:tc>
           <w:tcPr>
-            <w:tcW w:type="dxa" w:w="1265"/>
+            <w:tcW w:type="dxa" w:w="1256"/>
             <w:tcBorders>
               <w:top w:val="single" w:color="808080" w:sz="4"/>
               <w:left w:val="single" w:color="808080" w:sz="4"/>
@@ -23638,7 +23700,7 @@
         </w:tc>
         <w:tc>
           <w:tcPr>
-            <w:tcW w:type="dxa" w:w="839"/>
+            <w:tcW w:type="dxa" w:w="833"/>
             <w:tcBorders>
               <w:top w:val="single" w:color="808080" w:sz="4"/>
               <w:left w:val="single" w:color="808080" w:sz="4"/>
@@ -23670,7 +23732,7 @@
         </w:tc>
         <w:tc>
           <w:tcPr>
-            <w:tcW w:type="dxa" w:w="1111"/>
+            <w:tcW w:type="dxa" w:w="1103"/>
             <w:tcBorders>
               <w:top w:val="single" w:color="808080" w:sz="4"/>
               <w:left w:val="single" w:color="808080" w:sz="4"/>
@@ -23702,7 +23764,7 @@
         </w:tc>
         <w:tc>
           <w:tcPr>
-            <w:tcW w:type="dxa" w:w="1306"/>
+            <w:tcW w:type="dxa" w:w="1297"/>
             <w:tcBorders>
               <w:top w:val="single" w:color="808080" w:sz="4"/>
               <w:left w:val="single" w:color="808080" w:sz="4"/>
@@ -23734,7 +23796,7 @@
         </w:tc>
         <w:tc>
           <w:tcPr>
-            <w:tcW w:type="dxa" w:w="938"/>
+            <w:tcW w:type="dxa" w:w="932"/>
             <w:tcBorders>
               <w:top w:val="single" w:color="808080" w:sz="4"/>
               <w:left w:val="single" w:color="808080" w:sz="4"/>
@@ -23766,7 +23828,7 @@
         </w:tc>
         <w:tc>
           <w:tcPr>
-            <w:tcW w:type="dxa" w:w="2579"/>
+            <w:tcW w:type="dxa" w:w="2658"/>
             <w:tcBorders>
               <w:top w:val="single" w:color="808080" w:sz="4"/>
               <w:left w:val="single" w:color="808080" w:sz="4"/>
@@ -23804,7 +23866,7 @@
         </w:trPr>
         <w:tc>
           <w:tcPr>
-            <w:tcW w:type="dxa" w:w="1465"/>
+            <w:tcW w:type="dxa" w:w="1455"/>
             <w:tcBorders>
               <w:top w:val="single" w:color="808080" w:sz="4"/>
               <w:left w:val="single" w:color="808080" w:sz="4"/>
@@ -23836,7 +23898,7 @@
         </w:tc>
         <w:tc>
           <w:tcPr>
-            <w:tcW w:type="dxa" w:w="1780"/>
+            <w:tcW w:type="dxa" w:w="1768"/>
             <w:tcBorders>
               <w:top w:val="single" w:color="808080" w:sz="4"/>
               <w:left w:val="single" w:color="808080" w:sz="4"/>
@@ -23868,7 +23930,7 @@
         </w:tc>
         <w:tc>
           <w:tcPr>
-            <w:tcW w:type="dxa" w:w="1327"/>
+            <w:tcW w:type="dxa" w:w="1318"/>
             <w:tcBorders>
               <w:top w:val="single" w:color="808080" w:sz="4"/>
               <w:left w:val="single" w:color="808080" w:sz="4"/>
@@ -23900,7 +23962,7 @@
         </w:tc>
         <w:tc>
           <w:tcPr>
-            <w:tcW w:type="dxa" w:w="1348"/>
+            <w:tcW w:type="dxa" w:w="1338"/>
             <w:tcBorders>
               <w:top w:val="single" w:color="808080" w:sz="4"/>
               <w:left w:val="single" w:color="808080" w:sz="4"/>
@@ -23932,7 +23994,7 @@
         </w:tc>
         <w:tc>
           <w:tcPr>
-            <w:tcW w:type="dxa" w:w="1265"/>
+            <w:tcW w:type="dxa" w:w="1256"/>
             <w:tcBorders>
               <w:top w:val="single" w:color="808080" w:sz="4"/>
               <w:left w:val="single" w:color="808080" w:sz="4"/>
@@ -23964,7 +24026,7 @@
         </w:tc>
         <w:tc>
           <w:tcPr>
-            <w:tcW w:type="dxa" w:w="839"/>
+            <w:tcW w:type="dxa" w:w="833"/>
             <w:tcBorders>
               <w:top w:val="single" w:color="808080" w:sz="4"/>
               <w:left w:val="single" w:color="808080" w:sz="4"/>
@@ -23996,7 +24058,7 @@
         </w:tc>
         <w:tc>
           <w:tcPr>
-            <w:tcW w:type="dxa" w:w="1111"/>
+            <w:tcW w:type="dxa" w:w="1103"/>
             <w:tcBorders>
               <w:top w:val="single" w:color="808080" w:sz="4"/>
               <w:left w:val="single" w:color="808080" w:sz="4"/>
@@ -24028,7 +24090,7 @@
         </w:tc>
         <w:tc>
           <w:tcPr>
-            <w:tcW w:type="dxa" w:w="1306"/>
+            <w:tcW w:type="dxa" w:w="1297"/>
             <w:tcBorders>
               <w:top w:val="single" w:color="808080" w:sz="4"/>
               <w:left w:val="single" w:color="808080" w:sz="4"/>
@@ -24060,7 +24122,7 @@
         </w:tc>
         <w:tc>
           <w:tcPr>
-            <w:tcW w:type="dxa" w:w="938"/>
+            <w:tcW w:type="dxa" w:w="932"/>
             <w:tcBorders>
               <w:top w:val="single" w:color="808080" w:sz="4"/>
               <w:left w:val="single" w:color="808080" w:sz="4"/>
@@ -24092,7 +24154,7 @@
         </w:tc>
         <w:tc>
           <w:tcPr>
-            <w:tcW w:type="dxa" w:w="2579"/>
+            <w:tcW w:type="dxa" w:w="2658"/>
             <w:tcBorders>
               <w:top w:val="single" w:color="808080" w:sz="4"/>
               <w:left w:val="single" w:color="808080" w:sz="4"/>
@@ -24171,14 +24233,14 @@
         <w:tblLayout w:type="fixed"/>
       </w:tblPr>
       <w:tblGrid>
-        <w:gridCol w:w="1068"/>
-        <w:gridCol w:w="3748"/>
-        <w:gridCol w:w="1650"/>
-        <w:gridCol w:w="1718"/>
-        <w:gridCol w:w="1645"/>
-        <w:gridCol w:w="1543"/>
-        <w:gridCol w:w="1412"/>
-        <w:gridCol w:w="1174"/>
+        <w:gridCol w:w="990"/>
+        <w:gridCol w:w="3850"/>
+        <w:gridCol w:w="1531"/>
+        <w:gridCol w:w="1878"/>
+        <w:gridCol w:w="1526"/>
+        <w:gridCol w:w="1432"/>
+        <w:gridCol w:w="1661"/>
+        <w:gridCol w:w="1090"/>
       </w:tblGrid>
       <w:tr>
         <w:trPr>
@@ -24187,7 +24249,7 @@
         </w:trPr>
         <w:tc>
           <w:tcPr>
-            <w:tcW w:type="dxa" w:w="1068"/>
+            <w:tcW w:type="dxa" w:w="990"/>
             <w:tcBorders>
               <w:top w:val="single" w:color="808080" w:sz="4"/>
               <w:left w:val="single" w:color="808080" w:sz="4"/>
@@ -24222,7 +24284,7 @@
         </w:tc>
         <w:tc>
           <w:tcPr>
-            <w:tcW w:type="dxa" w:w="3748"/>
+            <w:tcW w:type="dxa" w:w="3850"/>
             <w:tcBorders>
               <w:top w:val="single" w:color="808080" w:sz="4"/>
               <w:left w:val="single" w:color="808080" w:sz="4"/>
@@ -24257,7 +24319,7 @@
         </w:tc>
         <w:tc>
           <w:tcPr>
-            <w:tcW w:type="dxa" w:w="1650"/>
+            <w:tcW w:type="dxa" w:w="1531"/>
             <w:tcBorders>
               <w:top w:val="single" w:color="808080" w:sz="4"/>
               <w:left w:val="single" w:color="808080" w:sz="4"/>
@@ -24292,7 +24354,7 @@
         </w:tc>
         <w:tc>
           <w:tcPr>
-            <w:tcW w:type="dxa" w:w="1718"/>
+            <w:tcW w:type="dxa" w:w="1878"/>
             <w:tcBorders>
               <w:top w:val="single" w:color="808080" w:sz="4"/>
               <w:left w:val="single" w:color="808080" w:sz="4"/>
@@ -24327,7 +24389,7 @@
         </w:tc>
         <w:tc>
           <w:tcPr>
-            <w:tcW w:type="dxa" w:w="1645"/>
+            <w:tcW w:type="dxa" w:w="1526"/>
             <w:tcBorders>
               <w:top w:val="single" w:color="808080" w:sz="4"/>
               <w:left w:val="single" w:color="808080" w:sz="4"/>
@@ -24362,7 +24424,7 @@
         </w:tc>
         <w:tc>
           <w:tcPr>
-            <w:tcW w:type="dxa" w:w="1543"/>
+            <w:tcW w:type="dxa" w:w="1432"/>
             <w:tcBorders>
               <w:top w:val="single" w:color="808080" w:sz="4"/>
               <w:left w:val="single" w:color="808080" w:sz="4"/>
@@ -24397,7 +24459,7 @@
         </w:tc>
         <w:tc>
           <w:tcPr>
-            <w:tcW w:type="dxa" w:w="1412"/>
+            <w:tcW w:type="dxa" w:w="1661"/>
             <w:tcBorders>
               <w:top w:val="single" w:color="808080" w:sz="4"/>
               <w:left w:val="single" w:color="808080" w:sz="4"/>
@@ -24432,7 +24494,7 @@
         </w:tc>
         <w:tc>
           <w:tcPr>
-            <w:tcW w:type="dxa" w:w="1174"/>
+            <w:tcW w:type="dxa" w:w="1090"/>
             <w:tcBorders>
               <w:top w:val="single" w:color="808080" w:sz="4"/>
               <w:left w:val="single" w:color="808080" w:sz="4"/>
@@ -24473,7 +24535,7 @@
         </w:trPr>
         <w:tc>
           <w:tcPr>
-            <w:tcW w:type="dxa" w:w="1068"/>
+            <w:tcW w:type="dxa" w:w="990"/>
             <w:tcBorders>
               <w:top w:val="single" w:color="808080" w:sz="4"/>
               <w:left w:val="single" w:color="808080" w:sz="4"/>
@@ -24505,7 +24567,7 @@
         </w:tc>
         <w:tc>
           <w:tcPr>
-            <w:tcW w:type="dxa" w:w="3748"/>
+            <w:tcW w:type="dxa" w:w="3850"/>
             <w:tcBorders>
               <w:top w:val="single" w:color="808080" w:sz="4"/>
               <w:left w:val="single" w:color="808080" w:sz="4"/>
@@ -24537,7 +24599,7 @@
         </w:tc>
         <w:tc>
           <w:tcPr>
-            <w:tcW w:type="dxa" w:w="1650"/>
+            <w:tcW w:type="dxa" w:w="1531"/>
             <w:tcBorders>
               <w:top w:val="single" w:color="808080" w:sz="4"/>
               <w:left w:val="single" w:color="808080" w:sz="4"/>
@@ -24569,7 +24631,7 @@
         </w:tc>
         <w:tc>
           <w:tcPr>
-            <w:tcW w:type="dxa" w:w="1718"/>
+            <w:tcW w:type="dxa" w:w="1878"/>
             <w:tcBorders>
               <w:top w:val="single" w:color="808080" w:sz="4"/>
               <w:left w:val="single" w:color="808080" w:sz="4"/>
@@ -24601,7 +24663,7 @@
         </w:tc>
         <w:tc>
           <w:tcPr>
-            <w:tcW w:type="dxa" w:w="1645"/>
+            <w:tcW w:type="dxa" w:w="1526"/>
             <w:tcBorders>
               <w:top w:val="single" w:color="808080" w:sz="4"/>
               <w:left w:val="single" w:color="808080" w:sz="4"/>
@@ -24633,7 +24695,7 @@
         </w:tc>
         <w:tc>
           <w:tcPr>
-            <w:tcW w:type="dxa" w:w="1543"/>
+            <w:tcW w:type="dxa" w:w="1432"/>
             <w:tcBorders>
               <w:top w:val="single" w:color="808080" w:sz="4"/>
               <w:left w:val="single" w:color="808080" w:sz="4"/>
@@ -24665,7 +24727,7 @@
         </w:tc>
         <w:tc>
           <w:tcPr>
-            <w:tcW w:type="dxa" w:w="1412"/>
+            <w:tcW w:type="dxa" w:w="1661"/>
             <w:tcBorders>
               <w:top w:val="single" w:color="808080" w:sz="4"/>
               <w:left w:val="single" w:color="808080" w:sz="4"/>
@@ -24697,7 +24759,7 @@
         </w:tc>
         <w:tc>
           <w:tcPr>
-            <w:tcW w:type="dxa" w:w="1174"/>
+            <w:tcW w:type="dxa" w:w="1090"/>
             <w:tcBorders>
               <w:top w:val="single" w:color="808080" w:sz="4"/>
               <w:left w:val="single" w:color="808080" w:sz="4"/>
@@ -24735,7 +24797,7 @@
         </w:trPr>
         <w:tc>
           <w:tcPr>
-            <w:tcW w:type="dxa" w:w="1068"/>
+            <w:tcW w:type="dxa" w:w="990"/>
             <w:tcBorders>
               <w:top w:val="single" w:color="808080" w:sz="4"/>
               <w:left w:val="single" w:color="808080" w:sz="4"/>
@@ -24767,7 +24829,7 @@
         </w:tc>
         <w:tc>
           <w:tcPr>
-            <w:tcW w:type="dxa" w:w="3748"/>
+            <w:tcW w:type="dxa" w:w="3850"/>
             <w:tcBorders>
               <w:top w:val="single" w:color="808080" w:sz="4"/>
               <w:left w:val="single" w:color="808080" w:sz="4"/>
@@ -24799,7 +24861,7 @@
         </w:tc>
         <w:tc>
           <w:tcPr>
-            <w:tcW w:type="dxa" w:w="1650"/>
+            <w:tcW w:type="dxa" w:w="1531"/>
             <w:tcBorders>
               <w:top w:val="single" w:color="808080" w:sz="4"/>
               <w:left w:val="single" w:color="808080" w:sz="4"/>
@@ -24831,7 +24893,7 @@
         </w:tc>
         <w:tc>
           <w:tcPr>
-            <w:tcW w:type="dxa" w:w="1718"/>
+            <w:tcW w:type="dxa" w:w="1878"/>
             <w:tcBorders>
               <w:top w:val="single" w:color="808080" w:sz="4"/>
               <w:left w:val="single" w:color="808080" w:sz="4"/>
@@ -24863,7 +24925,7 @@
         </w:tc>
         <w:tc>
           <w:tcPr>
-            <w:tcW w:type="dxa" w:w="1645"/>
+            <w:tcW w:type="dxa" w:w="1526"/>
             <w:tcBorders>
               <w:top w:val="single" w:color="808080" w:sz="4"/>
               <w:left w:val="single" w:color="808080" w:sz="4"/>
@@ -24895,7 +24957,7 @@
         </w:tc>
         <w:tc>
           <w:tcPr>
-            <w:tcW w:type="dxa" w:w="1543"/>
+            <w:tcW w:type="dxa" w:w="1432"/>
             <w:tcBorders>
               <w:top w:val="single" w:color="808080" w:sz="4"/>
               <w:left w:val="single" w:color="808080" w:sz="4"/>
@@ -24927,7 +24989,7 @@
         </w:tc>
         <w:tc>
           <w:tcPr>
-            <w:tcW w:type="dxa" w:w="1412"/>
+            <w:tcW w:type="dxa" w:w="1661"/>
             <w:tcBorders>
               <w:top w:val="single" w:color="808080" w:sz="4"/>
               <w:left w:val="single" w:color="808080" w:sz="4"/>
@@ -24959,7 +25021,7 @@
         </w:tc>
         <w:tc>
           <w:tcPr>
-            <w:tcW w:type="dxa" w:w="1174"/>
+            <w:tcW w:type="dxa" w:w="1090"/>
             <w:tcBorders>
               <w:top w:val="single" w:color="808080" w:sz="4"/>
               <w:left w:val="single" w:color="808080" w:sz="4"/>
@@ -24997,7 +25059,7 @@
         </w:trPr>
         <w:tc>
           <w:tcPr>
-            <w:tcW w:type="dxa" w:w="1068"/>
+            <w:tcW w:type="dxa" w:w="990"/>
             <w:tcBorders>
               <w:top w:val="single" w:color="808080" w:sz="4"/>
               <w:left w:val="single" w:color="808080" w:sz="4"/>
@@ -25029,7 +25091,7 @@
         </w:tc>
         <w:tc>
           <w:tcPr>
-            <w:tcW w:type="dxa" w:w="3748"/>
+            <w:tcW w:type="dxa" w:w="3850"/>
             <w:tcBorders>
               <w:top w:val="single" w:color="808080" w:sz="4"/>
               <w:left w:val="single" w:color="808080" w:sz="4"/>
@@ -25061,7 +25123,7 @@
         </w:tc>
         <w:tc>
           <w:tcPr>
-            <w:tcW w:type="dxa" w:w="1650"/>
+            <w:tcW w:type="dxa" w:w="1531"/>
             <w:tcBorders>
               <w:top w:val="single" w:color="808080" w:sz="4"/>
               <w:left w:val="single" w:color="808080" w:sz="4"/>
@@ -25093,7 +25155,7 @@
         </w:tc>
         <w:tc>
           <w:tcPr>
-            <w:tcW w:type="dxa" w:w="1718"/>
+            <w:tcW w:type="dxa" w:w="1878"/>
             <w:tcBorders>
               <w:top w:val="single" w:color="808080" w:sz="4"/>
               <w:left w:val="single" w:color="808080" w:sz="4"/>
@@ -25125,7 +25187,7 @@
         </w:tc>
         <w:tc>
           <w:tcPr>
-            <w:tcW w:type="dxa" w:w="1645"/>
+            <w:tcW w:type="dxa" w:w="1526"/>
             <w:tcBorders>
               <w:top w:val="single" w:color="808080" w:sz="4"/>
               <w:left w:val="single" w:color="808080" w:sz="4"/>
@@ -25157,7 +25219,7 @@
         </w:tc>
         <w:tc>
           <w:tcPr>
-            <w:tcW w:type="dxa" w:w="1543"/>
+            <w:tcW w:type="dxa" w:w="1432"/>
             <w:tcBorders>
               <w:top w:val="single" w:color="808080" w:sz="4"/>
               <w:left w:val="single" w:color="808080" w:sz="4"/>
@@ -25189,7 +25251,7 @@
         </w:tc>
         <w:tc>
           <w:tcPr>
-            <w:tcW w:type="dxa" w:w="1412"/>
+            <w:tcW w:type="dxa" w:w="1661"/>
             <w:tcBorders>
               <w:top w:val="single" w:color="808080" w:sz="4"/>
               <w:left w:val="single" w:color="808080" w:sz="4"/>
@@ -25221,7 +25283,7 @@
         </w:tc>
         <w:tc>
           <w:tcPr>
-            <w:tcW w:type="dxa" w:w="1174"/>
+            <w:tcW w:type="dxa" w:w="1090"/>
             <w:tcBorders>
               <w:top w:val="single" w:color="808080" w:sz="4"/>
               <w:left w:val="single" w:color="808080" w:sz="4"/>
@@ -25259,7 +25321,7 @@
         </w:trPr>
         <w:tc>
           <w:tcPr>
-            <w:tcW w:type="dxa" w:w="1068"/>
+            <w:tcW w:type="dxa" w:w="990"/>
             <w:tcBorders>
               <w:top w:val="single" w:color="808080" w:sz="4"/>
               <w:left w:val="single" w:color="808080" w:sz="4"/>
@@ -25291,7 +25353,7 @@
         </w:tc>
         <w:tc>
           <w:tcPr>
-            <w:tcW w:type="dxa" w:w="3748"/>
+            <w:tcW w:type="dxa" w:w="3850"/>
             <w:tcBorders>
               <w:top w:val="single" w:color="808080" w:sz="4"/>
               <w:left w:val="single" w:color="808080" w:sz="4"/>
@@ -25323,7 +25385,7 @@
         </w:tc>
         <w:tc>
           <w:tcPr>
-            <w:tcW w:type="dxa" w:w="1650"/>
+            <w:tcW w:type="dxa" w:w="1531"/>
             <w:tcBorders>
               <w:top w:val="single" w:color="808080" w:sz="4"/>
               <w:left w:val="single" w:color="808080" w:sz="4"/>
@@ -25355,7 +25417,7 @@
         </w:tc>
         <w:tc>
           <w:tcPr>
-            <w:tcW w:type="dxa" w:w="1718"/>
+            <w:tcW w:type="dxa" w:w="1878"/>
             <w:tcBorders>
               <w:top w:val="single" w:color="808080" w:sz="4"/>
               <w:left w:val="single" w:color="808080" w:sz="4"/>
@@ -25387,7 +25449,7 @@
         </w:tc>
         <w:tc>
           <w:tcPr>
-            <w:tcW w:type="dxa" w:w="1645"/>
+            <w:tcW w:type="dxa" w:w="1526"/>
             <w:tcBorders>
               <w:top w:val="single" w:color="808080" w:sz="4"/>
               <w:left w:val="single" w:color="808080" w:sz="4"/>
@@ -25419,7 +25481,7 @@
         </w:tc>
         <w:tc>
           <w:tcPr>
-            <w:tcW w:type="dxa" w:w="1543"/>
+            <w:tcW w:type="dxa" w:w="1432"/>
             <w:tcBorders>
               <w:top w:val="single" w:color="808080" w:sz="4"/>
               <w:left w:val="single" w:color="808080" w:sz="4"/>
@@ -25451,7 +25513,7 @@
         </w:tc>
         <w:tc>
           <w:tcPr>
-            <w:tcW w:type="dxa" w:w="1412"/>
+            <w:tcW w:type="dxa" w:w="1661"/>
             <w:tcBorders>
               <w:top w:val="single" w:color="808080" w:sz="4"/>
               <w:left w:val="single" w:color="808080" w:sz="4"/>
@@ -25483,7 +25545,7 @@
         </w:tc>
         <w:tc>
           <w:tcPr>
-            <w:tcW w:type="dxa" w:w="1174"/>
+            <w:tcW w:type="dxa" w:w="1090"/>
             <w:tcBorders>
               <w:top w:val="single" w:color="808080" w:sz="4"/>
               <w:left w:val="single" w:color="808080" w:sz="4"/>
@@ -25521,7 +25583,7 @@
         </w:trPr>
         <w:tc>
           <w:tcPr>
-            <w:tcW w:type="dxa" w:w="1068"/>
+            <w:tcW w:type="dxa" w:w="990"/>
             <w:tcBorders>
               <w:top w:val="single" w:color="808080" w:sz="4"/>
               <w:left w:val="single" w:color="808080" w:sz="4"/>
@@ -25553,7 +25615,7 @@
         </w:tc>
         <w:tc>
           <w:tcPr>
-            <w:tcW w:type="dxa" w:w="3748"/>
+            <w:tcW w:type="dxa" w:w="3850"/>
             <w:tcBorders>
               <w:top w:val="single" w:color="808080" w:sz="4"/>
               <w:left w:val="single" w:color="808080" w:sz="4"/>
@@ -25585,7 +25647,7 @@
         </w:tc>
         <w:tc>
           <w:tcPr>
-            <w:tcW w:type="dxa" w:w="1650"/>
+            <w:tcW w:type="dxa" w:w="1531"/>
             <w:tcBorders>
               <w:top w:val="single" w:color="808080" w:sz="4"/>
               <w:left w:val="single" w:color="808080" w:sz="4"/>
@@ -25617,7 +25679,7 @@
         </w:tc>
         <w:tc>
           <w:tcPr>
-            <w:tcW w:type="dxa" w:w="1718"/>
+            <w:tcW w:type="dxa" w:w="1878"/>
             <w:tcBorders>
               <w:top w:val="single" w:color="808080" w:sz="4"/>
               <w:left w:val="single" w:color="808080" w:sz="4"/>
@@ -25649,7 +25711,7 @@
         </w:tc>
         <w:tc>
           <w:tcPr>
-            <w:tcW w:type="dxa" w:w="1645"/>
+            <w:tcW w:type="dxa" w:w="1526"/>
             <w:tcBorders>
               <w:top w:val="single" w:color="808080" w:sz="4"/>
               <w:left w:val="single" w:color="808080" w:sz="4"/>
@@ -25681,7 +25743,7 @@
         </w:tc>
         <w:tc>
           <w:tcPr>
-            <w:tcW w:type="dxa" w:w="1543"/>
+            <w:tcW w:type="dxa" w:w="1432"/>
             <w:tcBorders>
               <w:top w:val="single" w:color="808080" w:sz="4"/>
               <w:left w:val="single" w:color="808080" w:sz="4"/>
@@ -25713,39 +25775,39 @@
         </w:tc>
         <w:tc>
           <w:tcPr>
-            <w:tcW w:type="dxa" w:w="1412"/>
-            <w:tcBorders>
-              <w:top w:val="single" w:color="808080" w:sz="4"/>
-              <w:left w:val="single" w:color="808080" w:sz="4"/>
-              <w:bottom w:val="single" w:color="808080" w:sz="4"/>
-              <w:right w:val="single" w:color="808080" w:sz="4"/>
-            </w:tcBorders>
-            <w:tcMar>
-              <w:top w:type="dxa" w:w="40"/>
-              <w:left w:type="dxa" w:w="70"/>
-              <w:bottom w:type="dxa" w:w="40"/>
-              <w:right w:type="dxa" w:w="70"/>
-            </w:tcMar>
-            <w:vAlign w:val="top"/>
-          </w:tcPr>
-          <w:p>
-            <w:pPr>
-              <w:spacing w:after="0" w:line="240"/>
-              <w:jc w:val="left"/>
-            </w:pPr>
-            <w:r>
-              <w:rPr>
-                <w:rFonts w:ascii="Times New Roman" w:cs="Times New Roman" w:eastAsia="Times New Roman" w:hAnsi="Times New Roman"/>
-                <w:sz w:val="16"/>
-                <w:szCs w:val="16"/>
-              </w:rPr>
-              <w:t xml:space="preserve">NOT REPORTED</w:t>
-            </w:r>
-          </w:p>
-        </w:tc>
-        <w:tc>
-          <w:tcPr>
-            <w:tcW w:type="dxa" w:w="1174"/>
+            <w:tcW w:type="dxa" w:w="1661"/>
+            <w:tcBorders>
+              <w:top w:val="single" w:color="808080" w:sz="4"/>
+              <w:left w:val="single" w:color="808080" w:sz="4"/>
+              <w:bottom w:val="single" w:color="808080" w:sz="4"/>
+              <w:right w:val="single" w:color="808080" w:sz="4"/>
+            </w:tcBorders>
+            <w:tcMar>
+              <w:top w:type="dxa" w:w="40"/>
+              <w:left w:type="dxa" w:w="70"/>
+              <w:bottom w:type="dxa" w:w="40"/>
+              <w:right w:type="dxa" w:w="70"/>
+            </w:tcMar>
+            <w:vAlign w:val="top"/>
+          </w:tcPr>
+          <w:p>
+            <w:pPr>
+              <w:spacing w:after="0" w:line="240"/>
+              <w:jc w:val="left"/>
+            </w:pPr>
+            <w:r>
+              <w:rPr>
+                <w:rFonts w:ascii="Times New Roman" w:cs="Times New Roman" w:eastAsia="Times New Roman" w:hAnsi="Times New Roman"/>
+                <w:sz w:val="16"/>
+                <w:szCs w:val="16"/>
+              </w:rPr>
+              <w:t xml:space="preserve">Yes (higher than baselines; tokens and cost reported)</w:t>
+            </w:r>
+          </w:p>
+        </w:tc>
+        <w:tc>
+          <w:tcPr>
+            <w:tcW w:type="dxa" w:w="1090"/>
             <w:tcBorders>
               <w:top w:val="single" w:color="808080" w:sz="4"/>
               <w:left w:val="single" w:color="808080" w:sz="4"/>
@@ -25783,7 +25845,7 @@
         </w:trPr>
         <w:tc>
           <w:tcPr>
-            <w:tcW w:type="dxa" w:w="1068"/>
+            <w:tcW w:type="dxa" w:w="990"/>
             <w:tcBorders>
               <w:top w:val="single" w:color="808080" w:sz="4"/>
               <w:left w:val="single" w:color="808080" w:sz="4"/>
@@ -25815,7 +25877,7 @@
         </w:tc>
         <w:tc>
           <w:tcPr>
-            <w:tcW w:type="dxa" w:w="3748"/>
+            <w:tcW w:type="dxa" w:w="3850"/>
             <w:tcBorders>
               <w:top w:val="single" w:color="808080" w:sz="4"/>
               <w:left w:val="single" w:color="808080" w:sz="4"/>
@@ -25847,7 +25909,7 @@
         </w:tc>
         <w:tc>
           <w:tcPr>
-            <w:tcW w:type="dxa" w:w="1650"/>
+            <w:tcW w:type="dxa" w:w="1531"/>
             <w:tcBorders>
               <w:top w:val="single" w:color="808080" w:sz="4"/>
               <w:left w:val="single" w:color="808080" w:sz="4"/>
@@ -25879,7 +25941,7 @@
         </w:tc>
         <w:tc>
           <w:tcPr>
-            <w:tcW w:type="dxa" w:w="1718"/>
+            <w:tcW w:type="dxa" w:w="1878"/>
             <w:tcBorders>
               <w:top w:val="single" w:color="808080" w:sz="4"/>
               <w:left w:val="single" w:color="808080" w:sz="4"/>
@@ -25911,7 +25973,7 @@
         </w:tc>
         <w:tc>
           <w:tcPr>
-            <w:tcW w:type="dxa" w:w="1645"/>
+            <w:tcW w:type="dxa" w:w="1526"/>
             <w:tcBorders>
               <w:top w:val="single" w:color="808080" w:sz="4"/>
               <w:left w:val="single" w:color="808080" w:sz="4"/>
@@ -25943,7 +26005,7 @@
         </w:tc>
         <w:tc>
           <w:tcPr>
-            <w:tcW w:type="dxa" w:w="1543"/>
+            <w:tcW w:type="dxa" w:w="1432"/>
             <w:tcBorders>
               <w:top w:val="single" w:color="808080" w:sz="4"/>
               <w:left w:val="single" w:color="808080" w:sz="4"/>
@@ -25975,39 +26037,39 @@
         </w:tc>
         <w:tc>
           <w:tcPr>
-            <w:tcW w:type="dxa" w:w="1412"/>
-            <w:tcBorders>
-              <w:top w:val="single" w:color="808080" w:sz="4"/>
-              <w:left w:val="single" w:color="808080" w:sz="4"/>
-              <w:bottom w:val="single" w:color="808080" w:sz="4"/>
-              <w:right w:val="single" w:color="808080" w:sz="4"/>
-            </w:tcBorders>
-            <w:tcMar>
-              <w:top w:type="dxa" w:w="40"/>
-              <w:left w:type="dxa" w:w="70"/>
-              <w:bottom w:type="dxa" w:w="40"/>
-              <w:right w:type="dxa" w:w="70"/>
-            </w:tcMar>
-            <w:vAlign w:val="top"/>
-          </w:tcPr>
-          <w:p>
-            <w:pPr>
-              <w:spacing w:after="0" w:line="240"/>
-              <w:jc w:val="left"/>
-            </w:pPr>
-            <w:r>
-              <w:rPr>
-                <w:rFonts w:ascii="Times New Roman" w:cs="Times New Roman" w:eastAsia="Times New Roman" w:hAnsi="Times New Roman"/>
-                <w:sz w:val="16"/>
-                <w:szCs w:val="16"/>
-              </w:rPr>
-              <w:t xml:space="preserve">NOT VERIFIED</w:t>
-            </w:r>
-          </w:p>
-        </w:tc>
-        <w:tc>
-          <w:tcPr>
-            <w:tcW w:type="dxa" w:w="1174"/>
+            <w:tcW w:type="dxa" w:w="1661"/>
+            <w:tcBorders>
+              <w:top w:val="single" w:color="808080" w:sz="4"/>
+              <w:left w:val="single" w:color="808080" w:sz="4"/>
+              <w:bottom w:val="single" w:color="808080" w:sz="4"/>
+              <w:right w:val="single" w:color="808080" w:sz="4"/>
+            </w:tcBorders>
+            <w:tcMar>
+              <w:top w:type="dxa" w:w="40"/>
+              <w:left w:type="dxa" w:w="70"/>
+              <w:bottom w:type="dxa" w:w="40"/>
+              <w:right w:type="dxa" w:w="70"/>
+            </w:tcMar>
+            <w:vAlign w:val="top"/>
+          </w:tcPr>
+          <w:p>
+            <w:pPr>
+              <w:spacing w:after="0" w:line="240"/>
+              <w:jc w:val="left"/>
+            </w:pPr>
+            <w:r>
+              <w:rPr>
+                <w:rFonts w:ascii="Times New Roman" w:cs="Times New Roman" w:eastAsia="Times New Roman" w:hAnsi="Times New Roman"/>
+                <w:sz w:val="16"/>
+                <w:szCs w:val="16"/>
+              </w:rPr>
+              <w:t xml:space="preserve">Overhead acknowledged as a limitation</w:t>
+            </w:r>
+          </w:p>
+        </w:tc>
+        <w:tc>
+          <w:tcPr>
+            <w:tcW w:type="dxa" w:w="1090"/>
             <w:tcBorders>
               <w:top w:val="single" w:color="808080" w:sz="4"/>
               <w:left w:val="single" w:color="808080" w:sz="4"/>
@@ -26045,7 +26107,7 @@
         </w:trPr>
         <w:tc>
           <w:tcPr>
-            <w:tcW w:type="dxa" w:w="1068"/>
+            <w:tcW w:type="dxa" w:w="990"/>
             <w:tcBorders>
               <w:top w:val="single" w:color="808080" w:sz="4"/>
               <w:left w:val="single" w:color="808080" w:sz="4"/>
@@ -26077,7 +26139,7 @@
         </w:tc>
         <w:tc>
           <w:tcPr>
-            <w:tcW w:type="dxa" w:w="3748"/>
+            <w:tcW w:type="dxa" w:w="3850"/>
             <w:tcBorders>
               <w:top w:val="single" w:color="808080" w:sz="4"/>
               <w:left w:val="single" w:color="808080" w:sz="4"/>
@@ -26109,7 +26171,7 @@
         </w:tc>
         <w:tc>
           <w:tcPr>
-            <w:tcW w:type="dxa" w:w="1650"/>
+            <w:tcW w:type="dxa" w:w="1531"/>
             <w:tcBorders>
               <w:top w:val="single" w:color="808080" w:sz="4"/>
               <w:left w:val="single" w:color="808080" w:sz="4"/>
@@ -26141,7 +26203,7 @@
         </w:tc>
         <w:tc>
           <w:tcPr>
-            <w:tcW w:type="dxa" w:w="1718"/>
+            <w:tcW w:type="dxa" w:w="1878"/>
             <w:tcBorders>
               <w:top w:val="single" w:color="808080" w:sz="4"/>
               <w:left w:val="single" w:color="808080" w:sz="4"/>
@@ -26173,7 +26235,7 @@
         </w:tc>
         <w:tc>
           <w:tcPr>
-            <w:tcW w:type="dxa" w:w="1645"/>
+            <w:tcW w:type="dxa" w:w="1526"/>
             <w:tcBorders>
               <w:top w:val="single" w:color="808080" w:sz="4"/>
               <w:left w:val="single" w:color="808080" w:sz="4"/>
@@ -26205,7 +26267,7 @@
         </w:tc>
         <w:tc>
           <w:tcPr>
-            <w:tcW w:type="dxa" w:w="1543"/>
+            <w:tcW w:type="dxa" w:w="1432"/>
             <w:tcBorders>
               <w:top w:val="single" w:color="808080" w:sz="4"/>
               <w:left w:val="single" w:color="808080" w:sz="4"/>
@@ -26237,39 +26299,39 @@
         </w:tc>
         <w:tc>
           <w:tcPr>
-            <w:tcW w:type="dxa" w:w="1412"/>
-            <w:tcBorders>
-              <w:top w:val="single" w:color="808080" w:sz="4"/>
-              <w:left w:val="single" w:color="808080" w:sz="4"/>
-              <w:bottom w:val="single" w:color="808080" w:sz="4"/>
-              <w:right w:val="single" w:color="808080" w:sz="4"/>
-            </w:tcBorders>
-            <w:tcMar>
-              <w:top w:type="dxa" w:w="40"/>
-              <w:left w:type="dxa" w:w="70"/>
-              <w:bottom w:type="dxa" w:w="40"/>
-              <w:right w:type="dxa" w:w="70"/>
-            </w:tcMar>
-            <w:vAlign w:val="top"/>
-          </w:tcPr>
-          <w:p>
-            <w:pPr>
-              <w:spacing w:after="0" w:line="240"/>
-              <w:jc w:val="left"/>
-            </w:pPr>
-            <w:r>
-              <w:rPr>
-                <w:rFonts w:ascii="Times New Roman" w:cs="Times New Roman" w:eastAsia="Times New Roman" w:hAnsi="Times New Roman"/>
-                <w:sz w:val="16"/>
-                <w:szCs w:val="16"/>
-              </w:rPr>
-              <w:t xml:space="preserve">NOT VERIFIED</w:t>
-            </w:r>
-          </w:p>
-        </w:tc>
-        <w:tc>
-          <w:tcPr>
-            <w:tcW w:type="dxa" w:w="1174"/>
+            <w:tcW w:type="dxa" w:w="1661"/>
+            <w:tcBorders>
+              <w:top w:val="single" w:color="808080" w:sz="4"/>
+              <w:left w:val="single" w:color="808080" w:sz="4"/>
+              <w:bottom w:val="single" w:color="808080" w:sz="4"/>
+              <w:right w:val="single" w:color="808080" w:sz="4"/>
+            </w:tcBorders>
+            <w:tcMar>
+              <w:top w:type="dxa" w:w="40"/>
+              <w:left w:type="dxa" w:w="70"/>
+              <w:bottom w:type="dxa" w:w="40"/>
+              <w:right w:type="dxa" w:w="70"/>
+            </w:tcMar>
+            <w:vAlign w:val="top"/>
+          </w:tcPr>
+          <w:p>
+            <w:pPr>
+              <w:spacing w:after="0" w:line="240"/>
+              <w:jc w:val="left"/>
+            </w:pPr>
+            <w:r>
+              <w:rPr>
+                <w:rFonts w:ascii="Times New Roman" w:cs="Times New Roman" w:eastAsia="Times New Roman" w:hAnsi="Times New Roman"/>
+                <w:sz w:val="16"/>
+                <w:szCs w:val="16"/>
+              </w:rPr>
+              <w:t xml:space="preserve">Preliminary (per-hook profiling)</w:t>
+            </w:r>
+          </w:p>
+        </w:tc>
+        <w:tc>
+          <w:tcPr>
+            <w:tcW w:type="dxa" w:w="1090"/>
             <w:tcBorders>
               <w:top w:val="single" w:color="808080" w:sz="4"/>
               <w:left w:val="single" w:color="808080" w:sz="4"/>
@@ -26307,7 +26369,7 @@
         </w:trPr>
         <w:tc>
           <w:tcPr>
-            <w:tcW w:type="dxa" w:w="1068"/>
+            <w:tcW w:type="dxa" w:w="990"/>
             <w:tcBorders>
               <w:top w:val="single" w:color="808080" w:sz="4"/>
               <w:left w:val="single" w:color="808080" w:sz="4"/>
@@ -26339,7 +26401,7 @@
         </w:tc>
         <w:tc>
           <w:tcPr>
-            <w:tcW w:type="dxa" w:w="3748"/>
+            <w:tcW w:type="dxa" w:w="3850"/>
             <w:tcBorders>
               <w:top w:val="single" w:color="808080" w:sz="4"/>
               <w:left w:val="single" w:color="808080" w:sz="4"/>
@@ -26371,7 +26433,7 @@
         </w:tc>
         <w:tc>
           <w:tcPr>
-            <w:tcW w:type="dxa" w:w="1650"/>
+            <w:tcW w:type="dxa" w:w="1531"/>
             <w:tcBorders>
               <w:top w:val="single" w:color="808080" w:sz="4"/>
               <w:left w:val="single" w:color="808080" w:sz="4"/>
@@ -26403,7 +26465,7 @@
         </w:tc>
         <w:tc>
           <w:tcPr>
-            <w:tcW w:type="dxa" w:w="1718"/>
+            <w:tcW w:type="dxa" w:w="1878"/>
             <w:tcBorders>
               <w:top w:val="single" w:color="808080" w:sz="4"/>
               <w:left w:val="single" w:color="808080" w:sz="4"/>
@@ -26435,7 +26497,7 @@
         </w:tc>
         <w:tc>
           <w:tcPr>
-            <w:tcW w:type="dxa" w:w="1645"/>
+            <w:tcW w:type="dxa" w:w="1526"/>
             <w:tcBorders>
               <w:top w:val="single" w:color="808080" w:sz="4"/>
               <w:left w:val="single" w:color="808080" w:sz="4"/>
@@ -26467,7 +26529,7 @@
         </w:tc>
         <w:tc>
           <w:tcPr>
-            <w:tcW w:type="dxa" w:w="1543"/>
+            <w:tcW w:type="dxa" w:w="1432"/>
             <w:tcBorders>
               <w:top w:val="single" w:color="808080" w:sz="4"/>
               <w:left w:val="single" w:color="808080" w:sz="4"/>
@@ -26499,7 +26561,7 @@
         </w:tc>
         <w:tc>
           <w:tcPr>
-            <w:tcW w:type="dxa" w:w="1412"/>
+            <w:tcW w:type="dxa" w:w="1661"/>
             <w:tcBorders>
               <w:top w:val="single" w:color="808080" w:sz="4"/>
               <w:left w:val="single" w:color="808080" w:sz="4"/>
@@ -26531,7 +26593,7 @@
         </w:tc>
         <w:tc>
           <w:tcPr>
-            <w:tcW w:type="dxa" w:w="1174"/>
+            <w:tcW w:type="dxa" w:w="1090"/>
             <w:tcBorders>
               <w:top w:val="single" w:color="808080" w:sz="4"/>
               <w:left w:val="single" w:color="808080" w:sz="4"/>
@@ -26569,7 +26631,7 @@
         </w:trPr>
         <w:tc>
           <w:tcPr>
-            <w:tcW w:type="dxa" w:w="1068"/>
+            <w:tcW w:type="dxa" w:w="990"/>
             <w:tcBorders>
               <w:top w:val="single" w:color="808080" w:sz="4"/>
               <w:left w:val="single" w:color="808080" w:sz="4"/>
@@ -26601,7 +26663,7 @@
         </w:tc>
         <w:tc>
           <w:tcPr>
-            <w:tcW w:type="dxa" w:w="3748"/>
+            <w:tcW w:type="dxa" w:w="3850"/>
             <w:tcBorders>
               <w:top w:val="single" w:color="808080" w:sz="4"/>
               <w:left w:val="single" w:color="808080" w:sz="4"/>
@@ -26633,7 +26695,7 @@
         </w:tc>
         <w:tc>
           <w:tcPr>
-            <w:tcW w:type="dxa" w:w="1650"/>
+            <w:tcW w:type="dxa" w:w="1531"/>
             <w:tcBorders>
               <w:top w:val="single" w:color="808080" w:sz="4"/>
               <w:left w:val="single" w:color="808080" w:sz="4"/>
@@ -26665,7 +26727,7 @@
         </w:tc>
         <w:tc>
           <w:tcPr>
-            <w:tcW w:type="dxa" w:w="1718"/>
+            <w:tcW w:type="dxa" w:w="1878"/>
             <w:tcBorders>
               <w:top w:val="single" w:color="808080" w:sz="4"/>
               <w:left w:val="single" w:color="808080" w:sz="4"/>
@@ -26697,7 +26759,7 @@
         </w:tc>
         <w:tc>
           <w:tcPr>
-            <w:tcW w:type="dxa" w:w="1645"/>
+            <w:tcW w:type="dxa" w:w="1526"/>
             <w:tcBorders>
               <w:top w:val="single" w:color="808080" w:sz="4"/>
               <w:left w:val="single" w:color="808080" w:sz="4"/>
@@ -26729,7 +26791,7 @@
         </w:tc>
         <w:tc>
           <w:tcPr>
-            <w:tcW w:type="dxa" w:w="1543"/>
+            <w:tcW w:type="dxa" w:w="1432"/>
             <w:tcBorders>
               <w:top w:val="single" w:color="808080" w:sz="4"/>
               <w:left w:val="single" w:color="808080" w:sz="4"/>
@@ -26761,7 +26823,7 @@
         </w:tc>
         <w:tc>
           <w:tcPr>
-            <w:tcW w:type="dxa" w:w="1412"/>
+            <w:tcW w:type="dxa" w:w="1661"/>
             <w:tcBorders>
               <w:top w:val="single" w:color="808080" w:sz="4"/>
               <w:left w:val="single" w:color="808080" w:sz="4"/>
@@ -26793,7 +26855,7 @@
         </w:tc>
         <w:tc>
           <w:tcPr>
-            <w:tcW w:type="dxa" w:w="1174"/>
+            <w:tcW w:type="dxa" w:w="1090"/>
             <w:tcBorders>
               <w:top w:val="single" w:color="808080" w:sz="4"/>
               <w:left w:val="single" w:color="808080" w:sz="4"/>
@@ -26831,7 +26893,7 @@
         </w:trPr>
         <w:tc>
           <w:tcPr>
-            <w:tcW w:type="dxa" w:w="1068"/>
+            <w:tcW w:type="dxa" w:w="990"/>
             <w:tcBorders>
               <w:top w:val="single" w:color="808080" w:sz="4"/>
               <w:left w:val="single" w:color="808080" w:sz="4"/>
@@ -26863,7 +26925,7 @@
         </w:tc>
         <w:tc>
           <w:tcPr>
-            <w:tcW w:type="dxa" w:w="3748"/>
+            <w:tcW w:type="dxa" w:w="3850"/>
             <w:tcBorders>
               <w:top w:val="single" w:color="808080" w:sz="4"/>
               <w:left w:val="single" w:color="808080" w:sz="4"/>
@@ -26895,39 +26957,39 @@
         </w:tc>
         <w:tc>
           <w:tcPr>
-            <w:tcW w:type="dxa" w:w="1650"/>
-            <w:tcBorders>
-              <w:top w:val="single" w:color="808080" w:sz="4"/>
-              <w:left w:val="single" w:color="808080" w:sz="4"/>
-              <w:bottom w:val="single" w:color="808080" w:sz="4"/>
-              <w:right w:val="single" w:color="808080" w:sz="4"/>
-            </w:tcBorders>
-            <w:tcMar>
-              <w:top w:type="dxa" w:w="40"/>
-              <w:left w:type="dxa" w:w="70"/>
-              <w:bottom w:type="dxa" w:w="40"/>
-              <w:right w:type="dxa" w:w="70"/>
-            </w:tcMar>
-            <w:vAlign w:val="top"/>
-          </w:tcPr>
-          <w:p>
-            <w:pPr>
-              <w:spacing w:after="0" w:line="240"/>
-              <w:jc w:val="left"/>
-            </w:pPr>
-            <w:r>
-              <w:rPr>
-                <w:rFonts w:ascii="Times New Roman" w:cs="Times New Roman" w:eastAsia="Times New Roman" w:hAnsi="Times New Roman"/>
-                <w:sz w:val="16"/>
-                <w:szCs w:val="16"/>
-              </w:rPr>
-              <w:t xml:space="preserve">NOT REPORTED</w:t>
-            </w:r>
-          </w:p>
-        </w:tc>
-        <w:tc>
-          <w:tcPr>
-            <w:tcW w:type="dxa" w:w="1718"/>
+            <w:tcW w:type="dxa" w:w="1531"/>
+            <w:tcBorders>
+              <w:top w:val="single" w:color="808080" w:sz="4"/>
+              <w:left w:val="single" w:color="808080" w:sz="4"/>
+              <w:bottom w:val="single" w:color="808080" w:sz="4"/>
+              <w:right w:val="single" w:color="808080" w:sz="4"/>
+            </w:tcBorders>
+            <w:tcMar>
+              <w:top w:type="dxa" w:w="40"/>
+              <w:left w:type="dxa" w:w="70"/>
+              <w:bottom w:type="dxa" w:w="40"/>
+              <w:right w:type="dxa" w:w="70"/>
+            </w:tcMar>
+            <w:vAlign w:val="top"/>
+          </w:tcPr>
+          <w:p>
+            <w:pPr>
+              <w:spacing w:after="0" w:line="240"/>
+              <w:jc w:val="left"/>
+            </w:pPr>
+            <w:r>
+              <w:rPr>
+                <w:rFonts w:ascii="Times New Roman" w:cs="Times New Roman" w:eastAsia="Times New Roman" w:hAnsi="Times New Roman"/>
+                <w:sz w:val="16"/>
+                <w:szCs w:val="16"/>
+              </w:rPr>
+              <w:t xml:space="preserve">NOT VERIFIED</w:t>
+            </w:r>
+          </w:p>
+        </w:tc>
+        <w:tc>
+          <w:tcPr>
+            <w:tcW w:type="dxa" w:w="1878"/>
             <w:tcBorders>
               <w:top w:val="single" w:color="808080" w:sz="4"/>
               <w:left w:val="single" w:color="808080" w:sz="4"/>
@@ -26959,7 +27021,7 @@
         </w:tc>
         <w:tc>
           <w:tcPr>
-            <w:tcW w:type="dxa" w:w="1645"/>
+            <w:tcW w:type="dxa" w:w="1526"/>
             <w:tcBorders>
               <w:top w:val="single" w:color="808080" w:sz="4"/>
               <w:left w:val="single" w:color="808080" w:sz="4"/>
@@ -26991,7 +27053,7 @@
         </w:tc>
         <w:tc>
           <w:tcPr>
-            <w:tcW w:type="dxa" w:w="1543"/>
+            <w:tcW w:type="dxa" w:w="1432"/>
             <w:tcBorders>
               <w:top w:val="single" w:color="808080" w:sz="4"/>
               <w:left w:val="single" w:color="808080" w:sz="4"/>
@@ -27023,39 +27085,39 @@
         </w:tc>
         <w:tc>
           <w:tcPr>
-            <w:tcW w:type="dxa" w:w="1412"/>
-            <w:tcBorders>
-              <w:top w:val="single" w:color="808080" w:sz="4"/>
-              <w:left w:val="single" w:color="808080" w:sz="4"/>
-              <w:bottom w:val="single" w:color="808080" w:sz="4"/>
-              <w:right w:val="single" w:color="808080" w:sz="4"/>
-            </w:tcBorders>
-            <w:tcMar>
-              <w:top w:type="dxa" w:w="40"/>
-              <w:left w:type="dxa" w:w="70"/>
-              <w:bottom w:type="dxa" w:w="40"/>
-              <w:right w:type="dxa" w:w="70"/>
-            </w:tcMar>
-            <w:vAlign w:val="top"/>
-          </w:tcPr>
-          <w:p>
-            <w:pPr>
-              <w:spacing w:after="0" w:line="240"/>
-              <w:jc w:val="left"/>
-            </w:pPr>
-            <w:r>
-              <w:rPr>
-                <w:rFonts w:ascii="Times New Roman" w:cs="Times New Roman" w:eastAsia="Times New Roman" w:hAnsi="Times New Roman"/>
-                <w:sz w:val="16"/>
-                <w:szCs w:val="16"/>
-              </w:rPr>
-              <w:t xml:space="preserve">NOT REPORTED</w:t>
-            </w:r>
-          </w:p>
-        </w:tc>
-        <w:tc>
-          <w:tcPr>
-            <w:tcW w:type="dxa" w:w="1174"/>
+            <w:tcW w:type="dxa" w:w="1661"/>
+            <w:tcBorders>
+              <w:top w:val="single" w:color="808080" w:sz="4"/>
+              <w:left w:val="single" w:color="808080" w:sz="4"/>
+              <w:bottom w:val="single" w:color="808080" w:sz="4"/>
+              <w:right w:val="single" w:color="808080" w:sz="4"/>
+            </w:tcBorders>
+            <w:tcMar>
+              <w:top w:type="dxa" w:w="40"/>
+              <w:left w:type="dxa" w:w="70"/>
+              <w:bottom w:type="dxa" w:w="40"/>
+              <w:right w:type="dxa" w:w="70"/>
+            </w:tcMar>
+            <w:vAlign w:val="top"/>
+          </w:tcPr>
+          <w:p>
+            <w:pPr>
+              <w:spacing w:after="0" w:line="240"/>
+              <w:jc w:val="left"/>
+            </w:pPr>
+            <w:r>
+              <w:rPr>
+                <w:rFonts w:ascii="Times New Roman" w:cs="Times New Roman" w:eastAsia="Times New Roman" w:hAnsi="Times New Roman"/>
+                <w:sz w:val="16"/>
+                <w:szCs w:val="16"/>
+              </w:rPr>
+              <w:t xml:space="preserve">NOT VERIFIED</w:t>
+            </w:r>
+          </w:p>
+        </w:tc>
+        <w:tc>
+          <w:tcPr>
+            <w:tcW w:type="dxa" w:w="1090"/>
             <w:tcBorders>
               <w:top w:val="single" w:color="808080" w:sz="4"/>
               <w:left w:val="single" w:color="808080" w:sz="4"/>
@@ -27093,7 +27155,7 @@
         </w:trPr>
         <w:tc>
           <w:tcPr>
-            <w:tcW w:type="dxa" w:w="1068"/>
+            <w:tcW w:type="dxa" w:w="990"/>
             <w:tcBorders>
               <w:top w:val="single" w:color="808080" w:sz="4"/>
               <w:left w:val="single" w:color="808080" w:sz="4"/>
@@ -27125,39 +27187,39 @@
         </w:tc>
         <w:tc>
           <w:tcPr>
-            <w:tcW w:type="dxa" w:w="3748"/>
-            <w:tcBorders>
-              <w:top w:val="single" w:color="808080" w:sz="4"/>
-              <w:left w:val="single" w:color="808080" w:sz="4"/>
-              <w:bottom w:val="single" w:color="808080" w:sz="4"/>
-              <w:right w:val="single" w:color="808080" w:sz="4"/>
-            </w:tcBorders>
-            <w:tcMar>
-              <w:top w:type="dxa" w:w="40"/>
-              <w:left w:type="dxa" w:w="70"/>
-              <w:bottom w:type="dxa" w:w="40"/>
-              <w:right w:type="dxa" w:w="70"/>
-            </w:tcMar>
-            <w:vAlign w:val="top"/>
-          </w:tcPr>
-          <w:p>
-            <w:pPr>
-              <w:spacing w:after="0" w:line="240"/>
-              <w:jc w:val="left"/>
-            </w:pPr>
-            <w:r>
-              <w:rPr>
-                <w:rFonts w:ascii="Times New Roman" w:cs="Times New Roman" w:eastAsia="Times New Roman" w:hAnsi="Times New Roman"/>
-                <w:sz w:val="16"/>
-                <w:szCs w:val="16"/>
-              </w:rPr>
-              <w:t xml:space="preserve">Rules and analyzers; LLM judge for ambiguous cases</w:t>
-            </w:r>
-          </w:p>
-        </w:tc>
-        <w:tc>
-          <w:tcPr>
-            <w:tcW w:type="dxa" w:w="1650"/>
+            <w:tcW w:type="dxa" w:w="3850"/>
+            <w:tcBorders>
+              <w:top w:val="single" w:color="808080" w:sz="4"/>
+              <w:left w:val="single" w:color="808080" w:sz="4"/>
+              <w:bottom w:val="single" w:color="808080" w:sz="4"/>
+              <w:right w:val="single" w:color="808080" w:sz="4"/>
+            </w:tcBorders>
+            <w:tcMar>
+              <w:top w:type="dxa" w:w="40"/>
+              <w:left w:type="dxa" w:w="70"/>
+              <w:bottom w:type="dxa" w:w="40"/>
+              <w:right w:type="dxa" w:w="70"/>
+            </w:tcMar>
+            <w:vAlign w:val="top"/>
+          </w:tcPr>
+          <w:p>
+            <w:pPr>
+              <w:spacing w:after="0" w:line="240"/>
+              <w:jc w:val="left"/>
+            </w:pPr>
+            <w:r>
+              <w:rPr>
+                <w:rFonts w:ascii="Times New Roman" w:cs="Times New Roman" w:eastAsia="Times New Roman" w:hAnsi="Times New Roman"/>
+                <w:sz w:val="16"/>
+                <w:szCs w:val="16"/>
+              </w:rPr>
+              <w:t xml:space="preserve">Rules and analyzers; worst-case verdict over normalized variants; LLM judge for ambiguous cases</w:t>
+            </w:r>
+          </w:p>
+        </w:tc>
+        <w:tc>
+          <w:tcPr>
+            <w:tcW w:type="dxa" w:w="1531"/>
             <w:tcBorders>
               <w:top w:val="single" w:color="808080" w:sz="4"/>
               <w:left w:val="single" w:color="808080" w:sz="4"/>
@@ -27189,7 +27251,7 @@
         </w:tc>
         <w:tc>
           <w:tcPr>
-            <w:tcW w:type="dxa" w:w="1718"/>
+            <w:tcW w:type="dxa" w:w="1878"/>
             <w:tcBorders>
               <w:top w:val="single" w:color="808080" w:sz="4"/>
               <w:left w:val="single" w:color="808080" w:sz="4"/>
@@ -27221,7 +27283,7 @@
         </w:tc>
         <w:tc>
           <w:tcPr>
-            <w:tcW w:type="dxa" w:w="1645"/>
+            <w:tcW w:type="dxa" w:w="1526"/>
             <w:tcBorders>
               <w:top w:val="single" w:color="808080" w:sz="4"/>
               <w:left w:val="single" w:color="808080" w:sz="4"/>
@@ -27253,7 +27315,7 @@
         </w:tc>
         <w:tc>
           <w:tcPr>
-            <w:tcW w:type="dxa" w:w="1543"/>
+            <w:tcW w:type="dxa" w:w="1432"/>
             <w:tcBorders>
               <w:top w:val="single" w:color="808080" w:sz="4"/>
               <w:left w:val="single" w:color="808080" w:sz="4"/>
@@ -27285,39 +27347,39 @@
         </w:tc>
         <w:tc>
           <w:tcPr>
-            <w:tcW w:type="dxa" w:w="1412"/>
-            <w:tcBorders>
-              <w:top w:val="single" w:color="808080" w:sz="4"/>
-              <w:left w:val="single" w:color="808080" w:sz="4"/>
-              <w:bottom w:val="single" w:color="808080" w:sz="4"/>
-              <w:right w:val="single" w:color="808080" w:sz="4"/>
-            </w:tcBorders>
-            <w:tcMar>
-              <w:top w:type="dxa" w:w="40"/>
-              <w:left w:type="dxa" w:w="70"/>
-              <w:bottom w:type="dxa" w:w="40"/>
-              <w:right w:type="dxa" w:w="70"/>
-            </w:tcMar>
-            <w:vAlign w:val="top"/>
-          </w:tcPr>
-          <w:p>
-            <w:pPr>
-              <w:spacing w:after="0" w:line="240"/>
-              <w:jc w:val="left"/>
-            </w:pPr>
-            <w:r>
-              <w:rPr>
-                <w:rFonts w:ascii="Times New Roman" w:cs="Times New Roman" w:eastAsia="Times New Roman" w:hAnsi="Times New Roman"/>
-                <w:sz w:val="16"/>
-                <w:szCs w:val="16"/>
-              </w:rPr>
-              <w:t xml:space="preserve">Yes (low milliseconds)</w:t>
-            </w:r>
-          </w:p>
-        </w:tc>
-        <w:tc>
-          <w:tcPr>
-            <w:tcW w:type="dxa" w:w="1174"/>
+            <w:tcW w:type="dxa" w:w="1661"/>
+            <w:tcBorders>
+              <w:top w:val="single" w:color="808080" w:sz="4"/>
+              <w:left w:val="single" w:color="808080" w:sz="4"/>
+              <w:bottom w:val="single" w:color="808080" w:sz="4"/>
+              <w:right w:val="single" w:color="808080" w:sz="4"/>
+            </w:tcBorders>
+            <w:tcMar>
+              <w:top w:type="dxa" w:w="40"/>
+              <w:left w:type="dxa" w:w="70"/>
+              <w:bottom w:type="dxa" w:w="40"/>
+              <w:right w:type="dxa" w:w="70"/>
+            </w:tcMar>
+            <w:vAlign w:val="top"/>
+          </w:tcPr>
+          <w:p>
+            <w:pPr>
+              <w:spacing w:after="0" w:line="240"/>
+              <w:jc w:val="left"/>
+            </w:pPr>
+            <w:r>
+              <w:rPr>
+                <w:rFonts w:ascii="Times New Roman" w:cs="Times New Roman" w:eastAsia="Times New Roman" w:hAnsi="Times New Roman"/>
+                <w:sz w:val="16"/>
+                <w:szCs w:val="16"/>
+              </w:rPr>
+              <w:t xml:space="preserve">Yes (~1.72 ms)</w:t>
+            </w:r>
+          </w:p>
+        </w:tc>
+        <w:tc>
+          <w:tcPr>
+            <w:tcW w:type="dxa" w:w="1090"/>
             <w:tcBorders>
               <w:top w:val="single" w:color="808080" w:sz="4"/>
               <w:left w:val="single" w:color="808080" w:sz="4"/>
@@ -27355,7 +27417,7 @@
         </w:trPr>
         <w:tc>
           <w:tcPr>
-            <w:tcW w:type="dxa" w:w="1068"/>
+            <w:tcW w:type="dxa" w:w="990"/>
             <w:tcBorders>
               <w:top w:val="single" w:color="808080" w:sz="4"/>
               <w:left w:val="single" w:color="808080" w:sz="4"/>
@@ -27387,39 +27449,39 @@
         </w:tc>
         <w:tc>
           <w:tcPr>
-            <w:tcW w:type="dxa" w:w="3748"/>
-            <w:tcBorders>
-              <w:top w:val="single" w:color="808080" w:sz="4"/>
-              <w:left w:val="single" w:color="808080" w:sz="4"/>
-              <w:bottom w:val="single" w:color="808080" w:sz="4"/>
-              <w:right w:val="single" w:color="808080" w:sz="4"/>
-            </w:tcBorders>
-            <w:tcMar>
-              <w:top w:type="dxa" w:w="40"/>
-              <w:left w:type="dxa" w:w="70"/>
-              <w:bottom w:type="dxa" w:w="40"/>
-              <w:right w:type="dxa" w:w="70"/>
-            </w:tcMar>
-            <w:vAlign w:val="top"/>
-          </w:tcPr>
-          <w:p>
-            <w:pPr>
-              <w:spacing w:after="0" w:line="240"/>
-              <w:jc w:val="left"/>
-            </w:pPr>
-            <w:r>
-              <w:rPr>
-                <w:rFonts w:ascii="Times New Roman" w:cs="Times New Roman" w:eastAsia="Times New Roman" w:hAnsi="Times New Roman"/>
-                <w:sz w:val="16"/>
-                <w:szCs w:val="16"/>
-              </w:rPr>
-              <w:t xml:space="preserve">Rules, argument inspection, calibrated logistic score in a cascade</w:t>
-            </w:r>
-          </w:p>
-        </w:tc>
-        <w:tc>
-          <w:tcPr>
-            <w:tcW w:type="dxa" w:w="1650"/>
+            <w:tcW w:type="dxa" w:w="3850"/>
+            <w:tcBorders>
+              <w:top w:val="single" w:color="808080" w:sz="4"/>
+              <w:left w:val="single" w:color="808080" w:sz="4"/>
+              <w:bottom w:val="single" w:color="808080" w:sz="4"/>
+              <w:right w:val="single" w:color="808080" w:sz="4"/>
+            </w:tcBorders>
+            <w:tcMar>
+              <w:top w:type="dxa" w:w="40"/>
+              <w:left w:type="dxa" w:w="70"/>
+              <w:bottom w:type="dxa" w:w="40"/>
+              <w:right w:type="dxa" w:w="70"/>
+            </w:tcMar>
+            <w:vAlign w:val="top"/>
+          </w:tcPr>
+          <w:p>
+            <w:pPr>
+              <w:spacing w:after="0" w:line="240"/>
+              <w:jc w:val="left"/>
+            </w:pPr>
+            <w:r>
+              <w:rPr>
+                <w:rFonts w:ascii="Times New Roman" w:cs="Times New Roman" w:eastAsia="Times New Roman" w:hAnsi="Times New Roman"/>
+                <w:sz w:val="16"/>
+                <w:szCs w:val="16"/>
+              </w:rPr>
+              <w:t xml:space="preserve">Rules and argument inspection first; calibrated logistic score with loss-optimal thresholds in a cascade</w:t>
+            </w:r>
+          </w:p>
+        </w:tc>
+        <w:tc>
+          <w:tcPr>
+            <w:tcW w:type="dxa" w:w="1531"/>
             <w:tcBorders>
               <w:top w:val="single" w:color="808080" w:sz="4"/>
               <w:left w:val="single" w:color="808080" w:sz="4"/>
@@ -27451,39 +27513,39 @@
         </w:tc>
         <w:tc>
           <w:tcPr>
-            <w:tcW w:type="dxa" w:w="1718"/>
-            <w:tcBorders>
-              <w:top w:val="single" w:color="808080" w:sz="4"/>
-              <w:left w:val="single" w:color="808080" w:sz="4"/>
-              <w:bottom w:val="single" w:color="808080" w:sz="4"/>
-              <w:right w:val="single" w:color="808080" w:sz="4"/>
-            </w:tcBorders>
-            <w:tcMar>
-              <w:top w:type="dxa" w:w="40"/>
-              <w:left w:type="dxa" w:w="70"/>
-              <w:bottom w:type="dxa" w:w="40"/>
-              <w:right w:type="dxa" w:w="70"/>
-            </w:tcMar>
-            <w:vAlign w:val="top"/>
-          </w:tcPr>
-          <w:p>
-            <w:pPr>
-              <w:spacing w:after="0" w:line="240"/>
-              <w:jc w:val="left"/>
-            </w:pPr>
-            <w:r>
-              <w:rPr>
-                <w:rFonts w:ascii="Times New Roman" w:cs="Times New Roman" w:eastAsia="Times New Roman" w:hAnsi="Times New Roman"/>
-                <w:sz w:val="16"/>
-                <w:szCs w:val="16"/>
-              </w:rPr>
-              <w:t xml:space="preserve">Yes (irreversibility feature; fixed intervention costs)</w:t>
-            </w:r>
-          </w:p>
-        </w:tc>
-        <w:tc>
-          <w:tcPr>
-            <w:tcW w:type="dxa" w:w="1645"/>
+            <w:tcW w:type="dxa" w:w="1878"/>
+            <w:tcBorders>
+              <w:top w:val="single" w:color="808080" w:sz="4"/>
+              <w:left w:val="single" w:color="808080" w:sz="4"/>
+              <w:bottom w:val="single" w:color="808080" w:sz="4"/>
+              <w:right w:val="single" w:color="808080" w:sz="4"/>
+            </w:tcBorders>
+            <w:tcMar>
+              <w:top w:type="dxa" w:w="40"/>
+              <w:left w:type="dxa" w:w="70"/>
+              <w:bottom w:type="dxa" w:w="40"/>
+              <w:right w:type="dxa" w:w="70"/>
+            </w:tcMar>
+            <w:vAlign w:val="top"/>
+          </w:tcPr>
+          <w:p>
+            <w:pPr>
+              <w:spacing w:after="0" w:line="240"/>
+              <w:jc w:val="left"/>
+            </w:pPr>
+            <w:r>
+              <w:rPr>
+                <w:rFonts w:ascii="Times New Roman" w:cs="Times New Roman" w:eastAsia="Times New Roman" w:hAnsi="Times New Roman"/>
+                <w:sz w:val="16"/>
+                <w:szCs w:val="16"/>
+              </w:rPr>
+              <w:t xml:space="preserve">Yes (irreversibility and cost recorded per tool call and used by rules; intervention costs fixed at 0 / 0.1 / 0.3 / 1)</w:t>
+            </w:r>
+          </w:p>
+        </w:tc>
+        <w:tc>
+          <w:tcPr>
+            <w:tcW w:type="dxa" w:w="1526"/>
             <w:tcBorders>
               <w:top w:val="single" w:color="808080" w:sz="4"/>
               <w:left w:val="single" w:color="808080" w:sz="4"/>
@@ -27515,7 +27577,7 @@
         </w:tc>
         <w:tc>
           <w:tcPr>
-            <w:tcW w:type="dxa" w:w="1543"/>
+            <w:tcW w:type="dxa" w:w="1432"/>
             <w:tcBorders>
               <w:top w:val="single" w:color="808080" w:sz="4"/>
               <w:left w:val="single" w:color="808080" w:sz="4"/>
@@ -27547,7 +27609,7 @@
         </w:tc>
         <w:tc>
           <w:tcPr>
-            <w:tcW w:type="dxa" w:w="1412"/>
+            <w:tcW w:type="dxa" w:w="1661"/>
             <w:tcBorders>
               <w:top w:val="single" w:color="808080" w:sz="4"/>
               <w:left w:val="single" w:color="808080" w:sz="4"/>
@@ -27579,7 +27641,7 @@
         </w:tc>
         <w:tc>
           <w:tcPr>
-            <w:tcW w:type="dxa" w:w="1174"/>
+            <w:tcW w:type="dxa" w:w="1090"/>
             <w:tcBorders>
               <w:top w:val="single" w:color="808080" w:sz="4"/>
               <w:left w:val="single" w:color="808080" w:sz="4"/>
@@ -27617,7 +27679,7 @@
         </w:trPr>
         <w:tc>
           <w:tcPr>
-            <w:tcW w:type="dxa" w:w="1068"/>
+            <w:tcW w:type="dxa" w:w="990"/>
             <w:tcBorders>
               <w:top w:val="single" w:color="808080" w:sz="4"/>
               <w:left w:val="single" w:color="808080" w:sz="4"/>
@@ -27649,7 +27711,7 @@
         </w:tc>
         <w:tc>
           <w:tcPr>
-            <w:tcW w:type="dxa" w:w="3748"/>
+            <w:tcW w:type="dxa" w:w="3850"/>
             <w:tcBorders>
               <w:top w:val="single" w:color="808080" w:sz="4"/>
               <w:left w:val="single" w:color="808080" w:sz="4"/>
@@ -27681,7 +27743,7 @@
         </w:tc>
         <w:tc>
           <w:tcPr>
-            <w:tcW w:type="dxa" w:w="1650"/>
+            <w:tcW w:type="dxa" w:w="1531"/>
             <w:tcBorders>
               <w:top w:val="single" w:color="808080" w:sz="4"/>
               <w:left w:val="single" w:color="808080" w:sz="4"/>
@@ -27713,7 +27775,7 @@
         </w:tc>
         <w:tc>
           <w:tcPr>
-            <w:tcW w:type="dxa" w:w="1718"/>
+            <w:tcW w:type="dxa" w:w="1878"/>
             <w:tcBorders>
               <w:top w:val="single" w:color="808080" w:sz="4"/>
               <w:left w:val="single" w:color="808080" w:sz="4"/>
@@ -27745,7 +27807,7 @@
         </w:tc>
         <w:tc>
           <w:tcPr>
-            <w:tcW w:type="dxa" w:w="1645"/>
+            <w:tcW w:type="dxa" w:w="1526"/>
             <w:tcBorders>
               <w:top w:val="single" w:color="808080" w:sz="4"/>
               <w:left w:val="single" w:color="808080" w:sz="4"/>
@@ -27777,7 +27839,7 @@
         </w:tc>
         <w:tc>
           <w:tcPr>
-            <w:tcW w:type="dxa" w:w="1543"/>
+            <w:tcW w:type="dxa" w:w="1432"/>
             <w:tcBorders>
               <w:top w:val="single" w:color="808080" w:sz="4"/>
               <w:left w:val="single" w:color="808080" w:sz="4"/>
@@ -27809,7 +27871,7 @@
         </w:tc>
         <w:tc>
           <w:tcPr>
-            <w:tcW w:type="dxa" w:w="1412"/>
+            <w:tcW w:type="dxa" w:w="1661"/>
             <w:tcBorders>
               <w:top w:val="single" w:color="808080" w:sz="4"/>
               <w:left w:val="single" w:color="808080" w:sz="4"/>
@@ -27841,7 +27903,7 @@
         </w:tc>
         <w:tc>
           <w:tcPr>
-            <w:tcW w:type="dxa" w:w="1174"/>
+            <w:tcW w:type="dxa" w:w="1090"/>
             <w:tcBorders>
               <w:top w:val="single" w:color="808080" w:sz="4"/>
               <w:left w:val="single" w:color="808080" w:sz="4"/>
@@ -27879,7 +27941,7 @@
         </w:trPr>
         <w:tc>
           <w:tcPr>
-            <w:tcW w:type="dxa" w:w="1068"/>
+            <w:tcW w:type="dxa" w:w="990"/>
             <w:tcBorders>
               <w:top w:val="single" w:color="808080" w:sz="4"/>
               <w:left w:val="single" w:color="808080" w:sz="4"/>
@@ -27911,7 +27973,7 @@
         </w:tc>
         <w:tc>
           <w:tcPr>
-            <w:tcW w:type="dxa" w:w="3748"/>
+            <w:tcW w:type="dxa" w:w="3850"/>
             <w:tcBorders>
               <w:top w:val="single" w:color="808080" w:sz="4"/>
               <w:left w:val="single" w:color="808080" w:sz="4"/>
@@ -27943,7 +28005,7 @@
         </w:tc>
         <w:tc>
           <w:tcPr>
-            <w:tcW w:type="dxa" w:w="1650"/>
+            <w:tcW w:type="dxa" w:w="1531"/>
             <w:tcBorders>
               <w:top w:val="single" w:color="808080" w:sz="4"/>
               <w:left w:val="single" w:color="808080" w:sz="4"/>
@@ -27975,7 +28037,7 @@
         </w:tc>
         <w:tc>
           <w:tcPr>
-            <w:tcW w:type="dxa" w:w="1718"/>
+            <w:tcW w:type="dxa" w:w="1878"/>
             <w:tcBorders>
               <w:top w:val="single" w:color="808080" w:sz="4"/>
               <w:left w:val="single" w:color="808080" w:sz="4"/>
@@ -28007,7 +28069,7 @@
         </w:tc>
         <w:tc>
           <w:tcPr>
-            <w:tcW w:type="dxa" w:w="1645"/>
+            <w:tcW w:type="dxa" w:w="1526"/>
             <w:tcBorders>
               <w:top w:val="single" w:color="808080" w:sz="4"/>
               <w:left w:val="single" w:color="808080" w:sz="4"/>
@@ -28039,7 +28101,7 @@
         </w:tc>
         <w:tc>
           <w:tcPr>
-            <w:tcW w:type="dxa" w:w="1543"/>
+            <w:tcW w:type="dxa" w:w="1432"/>
             <w:tcBorders>
               <w:top w:val="single" w:color="808080" w:sz="4"/>
               <w:left w:val="single" w:color="808080" w:sz="4"/>
@@ -28071,7 +28133,7 @@
         </w:tc>
         <w:tc>
           <w:tcPr>
-            <w:tcW w:type="dxa" w:w="1412"/>
+            <w:tcW w:type="dxa" w:w="1661"/>
             <w:tcBorders>
               <w:top w:val="single" w:color="808080" w:sz="4"/>
               <w:left w:val="single" w:color="808080" w:sz="4"/>
@@ -28103,7 +28165,7 @@
         </w:tc>
         <w:tc>
           <w:tcPr>
-            <w:tcW w:type="dxa" w:w="1174"/>
+            <w:tcW w:type="dxa" w:w="1090"/>
             <w:tcBorders>
               <w:top w:val="single" w:color="808080" w:sz="4"/>
               <w:left w:val="single" w:color="808080" w:sz="4"/>
@@ -28141,7 +28203,7 @@
         </w:trPr>
         <w:tc>
           <w:tcPr>
-            <w:tcW w:type="dxa" w:w="1068"/>
+            <w:tcW w:type="dxa" w:w="990"/>
             <w:tcBorders>
               <w:top w:val="single" w:color="808080" w:sz="4"/>
               <w:left w:val="single" w:color="808080" w:sz="4"/>
@@ -28173,7 +28235,7 @@
         </w:tc>
         <w:tc>
           <w:tcPr>
-            <w:tcW w:type="dxa" w:w="3748"/>
+            <w:tcW w:type="dxa" w:w="3850"/>
             <w:tcBorders>
               <w:top w:val="single" w:color="808080" w:sz="4"/>
               <w:left w:val="single" w:color="808080" w:sz="4"/>
@@ -28205,7 +28267,7 @@
         </w:tc>
         <w:tc>
           <w:tcPr>
-            <w:tcW w:type="dxa" w:w="1650"/>
+            <w:tcW w:type="dxa" w:w="1531"/>
             <w:tcBorders>
               <w:top w:val="single" w:color="808080" w:sz="4"/>
               <w:left w:val="single" w:color="808080" w:sz="4"/>
@@ -28237,7 +28299,7 @@
         </w:tc>
         <w:tc>
           <w:tcPr>
-            <w:tcW w:type="dxa" w:w="1718"/>
+            <w:tcW w:type="dxa" w:w="1878"/>
             <w:tcBorders>
               <w:top w:val="single" w:color="808080" w:sz="4"/>
               <w:left w:val="single" w:color="808080" w:sz="4"/>
@@ -28269,7 +28331,7 @@
         </w:tc>
         <w:tc>
           <w:tcPr>
-            <w:tcW w:type="dxa" w:w="1645"/>
+            <w:tcW w:type="dxa" w:w="1526"/>
             <w:tcBorders>
               <w:top w:val="single" w:color="808080" w:sz="4"/>
               <w:left w:val="single" w:color="808080" w:sz="4"/>
@@ -28301,7 +28363,7 @@
         </w:tc>
         <w:tc>
           <w:tcPr>
-            <w:tcW w:type="dxa" w:w="1543"/>
+            <w:tcW w:type="dxa" w:w="1432"/>
             <w:tcBorders>
               <w:top w:val="single" w:color="808080" w:sz="4"/>
               <w:left w:val="single" w:color="808080" w:sz="4"/>
@@ -28333,7 +28395,7 @@
         </w:tc>
         <w:tc>
           <w:tcPr>
-            <w:tcW w:type="dxa" w:w="1412"/>
+            <w:tcW w:type="dxa" w:w="1661"/>
             <w:tcBorders>
               <w:top w:val="single" w:color="808080" w:sz="4"/>
               <w:left w:val="single" w:color="808080" w:sz="4"/>
@@ -28365,7 +28427,7 @@
         </w:tc>
         <w:tc>
           <w:tcPr>
-            <w:tcW w:type="dxa" w:w="1174"/>
+            <w:tcW w:type="dxa" w:w="1090"/>
             <w:tcBorders>
               <w:top w:val="single" w:color="808080" w:sz="4"/>
               <w:left w:val="single" w:color="808080" w:sz="4"/>
@@ -28403,7 +28465,7 @@
         </w:trPr>
         <w:tc>
           <w:tcPr>
-            <w:tcW w:type="dxa" w:w="1068"/>
+            <w:tcW w:type="dxa" w:w="990"/>
             <w:tcBorders>
               <w:top w:val="single" w:color="808080" w:sz="4"/>
               <w:left w:val="single" w:color="808080" w:sz="4"/>
@@ -28435,7 +28497,7 @@
         </w:tc>
         <w:tc>
           <w:tcPr>
-            <w:tcW w:type="dxa" w:w="3748"/>
+            <w:tcW w:type="dxa" w:w="3850"/>
             <w:tcBorders>
               <w:top w:val="single" w:color="808080" w:sz="4"/>
               <w:left w:val="single" w:color="808080" w:sz="4"/>
@@ -28467,7 +28529,7 @@
         </w:tc>
         <w:tc>
           <w:tcPr>
-            <w:tcW w:type="dxa" w:w="1650"/>
+            <w:tcW w:type="dxa" w:w="1531"/>
             <w:tcBorders>
               <w:top w:val="single" w:color="808080" w:sz="4"/>
               <w:left w:val="single" w:color="808080" w:sz="4"/>
@@ -28499,7 +28561,7 @@
         </w:tc>
         <w:tc>
           <w:tcPr>
-            <w:tcW w:type="dxa" w:w="1718"/>
+            <w:tcW w:type="dxa" w:w="1878"/>
             <w:tcBorders>
               <w:top w:val="single" w:color="808080" w:sz="4"/>
               <w:left w:val="single" w:color="808080" w:sz="4"/>
@@ -28531,7 +28593,7 @@
         </w:tc>
         <w:tc>
           <w:tcPr>
-            <w:tcW w:type="dxa" w:w="1645"/>
+            <w:tcW w:type="dxa" w:w="1526"/>
             <w:tcBorders>
               <w:top w:val="single" w:color="808080" w:sz="4"/>
               <w:left w:val="single" w:color="808080" w:sz="4"/>
@@ -28563,7 +28625,7 @@
         </w:tc>
         <w:tc>
           <w:tcPr>
-            <w:tcW w:type="dxa" w:w="1543"/>
+            <w:tcW w:type="dxa" w:w="1432"/>
             <w:tcBorders>
               <w:top w:val="single" w:color="808080" w:sz="4"/>
               <w:left w:val="single" w:color="808080" w:sz="4"/>
@@ -28595,7 +28657,7 @@
         </w:tc>
         <w:tc>
           <w:tcPr>
-            <w:tcW w:type="dxa" w:w="1412"/>
+            <w:tcW w:type="dxa" w:w="1661"/>
             <w:tcBorders>
               <w:top w:val="single" w:color="808080" w:sz="4"/>
               <w:left w:val="single" w:color="808080" w:sz="4"/>
@@ -28627,7 +28689,7 @@
         </w:tc>
         <w:tc>
           <w:tcPr>
-            <w:tcW w:type="dxa" w:w="1174"/>
+            <w:tcW w:type="dxa" w:w="1090"/>
             <w:tcBorders>
               <w:top w:val="single" w:color="808080" w:sz="4"/>
               <w:left w:val="single" w:color="808080" w:sz="4"/>
@@ -28665,7 +28727,7 @@
         </w:trPr>
         <w:tc>
           <w:tcPr>
-            <w:tcW w:type="dxa" w:w="1068"/>
+            <w:tcW w:type="dxa" w:w="990"/>
             <w:tcBorders>
               <w:top w:val="single" w:color="808080" w:sz="4"/>
               <w:left w:val="single" w:color="808080" w:sz="4"/>
@@ -28699,7 +28761,7 @@
         </w:tc>
         <w:tc>
           <w:tcPr>
-            <w:tcW w:type="dxa" w:w="3748"/>
+            <w:tcW w:type="dxa" w:w="3850"/>
             <w:tcBorders>
               <w:top w:val="single" w:color="808080" w:sz="4"/>
               <w:left w:val="single" w:color="808080" w:sz="4"/>
@@ -28731,7 +28793,7 @@
         </w:tc>
         <w:tc>
           <w:tcPr>
-            <w:tcW w:type="dxa" w:w="1650"/>
+            <w:tcW w:type="dxa" w:w="1531"/>
             <w:tcBorders>
               <w:top w:val="single" w:color="808080" w:sz="4"/>
               <w:left w:val="single" w:color="808080" w:sz="4"/>
@@ -28763,7 +28825,7 @@
         </w:tc>
         <w:tc>
           <w:tcPr>
-            <w:tcW w:type="dxa" w:w="1718"/>
+            <w:tcW w:type="dxa" w:w="1878"/>
             <w:tcBorders>
               <w:top w:val="single" w:color="808080" w:sz="4"/>
               <w:left w:val="single" w:color="808080" w:sz="4"/>
@@ -28795,7 +28857,7 @@
         </w:tc>
         <w:tc>
           <w:tcPr>
-            <w:tcW w:type="dxa" w:w="1645"/>
+            <w:tcW w:type="dxa" w:w="1526"/>
             <w:tcBorders>
               <w:top w:val="single" w:color="808080" w:sz="4"/>
               <w:left w:val="single" w:color="808080" w:sz="4"/>
@@ -28827,7 +28889,7 @@
         </w:tc>
         <w:tc>
           <w:tcPr>
-            <w:tcW w:type="dxa" w:w="1543"/>
+            <w:tcW w:type="dxa" w:w="1432"/>
             <w:tcBorders>
               <w:top w:val="single" w:color="808080" w:sz="4"/>
               <w:left w:val="single" w:color="808080" w:sz="4"/>
@@ -28859,7 +28921,7 @@
         </w:tc>
         <w:tc>
           <w:tcPr>
-            <w:tcW w:type="dxa" w:w="1412"/>
+            <w:tcW w:type="dxa" w:w="1661"/>
             <w:tcBorders>
               <w:top w:val="single" w:color="808080" w:sz="4"/>
               <w:left w:val="single" w:color="808080" w:sz="4"/>
@@ -28891,7 +28953,7 @@
         </w:tc>
         <w:tc>
           <w:tcPr>
-            <w:tcW w:type="dxa" w:w="1174"/>
+            <w:tcW w:type="dxa" w:w="1090"/>
             <w:tcBorders>
               <w:top w:val="single" w:color="808080" w:sz="4"/>
               <w:left w:val="single" w:color="808080" w:sz="4"/>
@@ -29163,7 +29225,7 @@
           <w:sz w:val="24"/>
           <w:szCs w:val="24"/>
         </w:rPr>
-        <w:t xml:space="preserve"> a graduated response, and it does so at the plan level, on synthetic templates, through a rule cascade. Only FinHarness reports financial focus, and it relies on LLM judges and on a withdrawn benchmark. No reviewed approach reports all of the following together: a calibrated probability of adversarial induction per proposed tool call; declared consequence-dependent losses used to select among graduated responses; and evaluation on an executable financial environment with utility and latency reported.</w:t>
+        <w:t xml:space="preserve"> a graduated response. It does so at the plan level, on author-generated templates, with fixed intervention costs setting score thresholds inside a rule-first cascade. Only FinHarness reports financial focus, and it relies on LLM judges and on a withdrawn benchmark. No reviewed approach reports all of the following together: a calibrated probability of adversarial induction per proposed tool call; declared consequence-dependent losses used to select among graduated responses; and evaluation on an executable financial environment with utility and latency reported.</w:t>
       </w:r>
     </w:p>
     <w:p>
@@ -29220,25 +29282,7 @@
           <w:sz w:val="24"/>
           <w:szCs w:val="24"/>
         </w:rPr>
-        <w:t xml:space="preserve"> The literature has substantially solved </w:t>
-      </w:r>
-      <w:r>
-        <w:rPr>
-          <w:rFonts w:ascii="Times New Roman" w:cs="Times New Roman" w:eastAsia="Times New Roman" w:hAnsi="Times New Roman"/>
-          <w:i/>
-          <w:iCs/>
-          <w:sz w:val="24"/>
-          <w:szCs w:val="24"/>
-        </w:rPr>
-        <w:t xml:space="preserve">where</w:t>
-      </w:r>
-      <w:r>
-        <w:rPr>
-          <w:rFonts w:ascii="Times New Roman" w:cs="Times New Roman" w:eastAsia="Times New Roman" w:hAnsi="Times New Roman"/>
-          <w:sz w:val="24"/>
-          <w:szCs w:val="24"/>
-        </w:rPr>
-        <w:t xml:space="preserve"> to intervene. Pre-execution mediation of tool calls is implemented in many forms (Progent, AgentSpec, AgentTrust, PRISM, SafeAgent, NEXUS, FinHarness). Deterministic enforcement is fast and auditable. Graduated responses, including human review, are standard. Threats are well characterized and benchmarked, and indirect injection is recognized across the literature as the decisive threat for tool-using agents. Calibration methods are mature and have been applied to agent-safety scores.</w:t>
+        <w:t xml:space="preserve"> The literature offers many implementations of the point of intervention. Pre-execution mediation of tool calls is implemented in several forms (Progent, AgentSpec, AgentTrust, PRISM, SafeAgent, NEXUS, FinHarness). Deterministic enforcement is fast and auditable. Graduated responses, including human review, are standard. Threats are well characterized and benchmarked, and indirect injection is recognized across the literature as the decisive threat for tool-using agents. Calibration methods are mature and have been applied to agent-safety scores.</w:t>
       </w:r>
     </w:p>
     <w:p>
@@ -29262,7 +29306,7 @@
           <w:sz w:val="24"/>
           <w:szCs w:val="24"/>
         </w:rPr>
-        <w:t xml:space="preserve"> The pieces of a probabilistic, consequence-aware decision exist, but in different systems. A calibrated risk score sits in a plan-level monitor evaluated on synthetic data (NEXUS). Consequence pricing sits in a deterministic actuarial gate that ignores how an action arose (H.-H. Chen). Consequence reasoning sits in LLM operators without reported calibration (SafeAgent). Provenance evidence sits in a detector that outputs interventions rather than probabilities (ProvenanceGuard). Financial focus sits in a judge cascade (FinHarness). No reviewed study reports their combination at the action boundary of an executing financial agent.</w:t>
+        <w:t xml:space="preserve"> The pieces of a probabilistic, consequence-aware decision exist, but in different systems. A calibrated risk score with loss-optimal thresholds sits in a plan-level monitor evaluated mainly on author-generated templates (NEXUS). Consequence pricing sits in a deterministic actuarial gate that ignores how an action arose (H.-H. Chen). Consequence reasoning sits in LLM operators without reported calibration (SafeAgent). Provenance evidence sits in a detector that outputs interventions rather than probabilities (ProvenanceGuard). Financial focus sits in a judge cascade (FinHarness). No reviewed study reports their combination at the action boundary of an executing financial agent.</w:t>
       </w:r>
     </w:p>
     <w:p>
@@ -29329,7 +29373,7 @@
           <w:sz w:val="24"/>
           <w:szCs w:val="24"/>
         </w:rPr>
-        <w:t xml:space="preserve">provenance evidence, the most informative signal against indirect injection, used as input to a </w:t>
+        <w:t xml:space="preserve">provenance evidence, which has shown strong reported results against misaligned or injected actions in the reviewed studies, used as input to a </w:t>
       </w:r>
       <w:r>
         <w:rPr>
@@ -29750,7 +29794,7 @@
           <w:sz w:val="24"/>
           <w:szCs w:val="24"/>
         </w:rPr>
-        <w:t xml:space="preserve"> Existing studies provide calibrated logistic risk scoring (NEXUS), consequence pricing (H.-H. Chen), consequence reasoning (SafeAgent) and graduated verdicts with human review (AgentTrust; NEXUS; Jackson). The reviewed literature, however, provides limited evidence on selecting among graduated responses by minimizing expected loss per proposed tool call, using a calibrated probability of adversarial induction together with losses declared per consequence tier. NEXUS, the closest study, defines an expected-loss objective but is described as deploying a rule cascade, at the plan level, on synthetic data.</w:t>
+        <w:t xml:space="preserve"> Existing studies provide calibrated logistic risk scoring (NEXUS), consequence pricing (H.-H. Chen), consequence reasoning (SafeAgent) and graduated verdicts with human review (AgentTrust; NEXUS; Jackson). The reviewed literature, however, provides limited evidence on selecting among graduated responses by minimizing expected loss per proposed tool call, using a calibrated probability of adversarial induction together with losses declared per consequence tier. NEXUS, the closest study, uses an expected-loss objective with fixed intervention costs to set thresholds on its calibrated score within a rule-first cascade. It does so at the plan level, and its in-distribution results come from author-generated templates that its authors describe as upper bounds.</w:t>
       </w:r>
     </w:p>
     <w:p>
@@ -29971,7 +30015,7 @@
           <w:sz w:val="24"/>
           <w:szCs w:val="24"/>
         </w:rPr>
-        <w:t xml:space="preserve"> REM does not claim calibrated logistic risk scoring, a four-way intervention set, consequence-related features or an expected-loss formulation. It differs in the point of evaluation (each proposed tool call at the action boundary of an executing agent), the threat model and setting (indirect injection in an executable banking environment), and the decision rule (per-step minimization of conditional expected loss with tier-indexed losses, rather than a rule cascade). Whether these differences change outcomes is to be tested, not assumed.</w:t>
+        <w:t xml:space="preserve"> REM does not claim calibrated logistic risk scoring, a four-way intervention set, consequence-related features or an expected-loss formulation. It differs in the point of evaluation (each proposed tool call at the action boundary of an executing agent), the threat model and setting (indirect injection in an executable banking environment), and the decision rule (per-step minimization of conditional expected loss with losses indexed by each action's consequence tier, rather than fixed intervention costs setting thresholds inside a rule-first cascade). Whether these differences change outcomes is to be tested, not assumed.</w:t>
       </w:r>
     </w:p>
     <w:p>

--- a/chapter2/CHAPTER2_LITERATURE_REVIEW_INTEGRATED.docx
+++ b/chapter2/CHAPTER2_LITERATURE_REVIEW_INTEGRATED.docx
@@ -812,7 +812,25 @@
           <w:sz w:val="24"/>
           <w:szCs w:val="24"/>
         </w:rPr>
-        <w:t xml:space="preserve"> Claims about a system, and every number, are taken from the paper that introduced or evaluated that system (abstract, proceedings page or full-text passage). Secondary summaries are not used as evidence. The evidence matrix records how each claim was verified.</w:t>
+        <w:t xml:space="preserve"> Claims about a system, and every number, are taken from the paper that introduced or evaluated that system. Secondary summaries are not used as evidence. The full texts of several 2026 preprints could not be accessed for this review. Where a detail beyond such a paper's abstract could be confirmed only through retrieved excerpts of its text, the source is marked </w:t>
+      </w:r>
+      <w:r>
+        <w:rPr>
+          <w:rFonts w:ascii="Times New Roman" w:cs="Times New Roman" w:eastAsia="Times New Roman" w:hAnsi="Times New Roman"/>
+          <w:i/>
+          <w:iCs/>
+          <w:sz w:val="24"/>
+          <w:szCs w:val="24"/>
+        </w:rPr>
+        <w:t xml:space="preserve">partially verified</w:t>
+      </w:r>
+      <w:r>
+        <w:rPr>
+          <w:rFonts w:ascii="Times New Roman" w:cs="Times New Roman" w:eastAsia="Times New Roman" w:hAnsi="Times New Roman"/>
+          <w:sz w:val="24"/>
+          <w:szCs w:val="24"/>
+        </w:rPr>
+        <w:t xml:space="preserve"> in the evidence matrix. For the closest prior art (AgentTrust, NEXUS and SafeAgent), such details are also identified in the text.</w:t>
       </w:r>
     </w:p>
     <w:p>
@@ -4464,7 +4482,7 @@
           <w:sz w:val="24"/>
           <w:szCs w:val="24"/>
         </w:rPr>
-        <w:t xml:space="preserve">These audits sharpen a caution that the machine-learning-for-security literature raised earlier. Arp et al. (2022) examined 30 papers from top security venues and identified ten recurring pitfalls in the design, implementation and evaluation of learning-based security systems. Sampling bias and data snooping were the most prevalent, being at least partly present in 90% and 73% of the papers respectively.</w:t>
+        <w:t xml:space="preserve">These audits sharpen a caution that the machine-learning-for-security literature raised earlier. Arp et al. (2022) examined 30 papers from top security venues and identified recurring pitfalls in the design, implementation and evaluation of learning-based security systems, such as sampling bias, data snooping and inappropriate baselines, that lead to over-optimistic results.</w:t>
       </w:r>
     </w:p>
     <w:p>
@@ -7097,7 +7115,7 @@
           <w:sz w:val="24"/>
           <w:szCs w:val="24"/>
         </w:rPr>
-        <w:t xml:space="preserve">The same literature carries cautions that transfer directly. Sommer and Paxson (2010) argued that finding attacks differs fundamentally from the tasks in which machine learning usually succeeds. They pointed to the high cost of errors, the diversity of normal behavior, a semantic gap between a statistical deviation and an actionable security judgment, and the difficulty of sound evaluation. Arp et al. (2022) later catalogued ten recurring pitfalls, including sampling bias, data snooping, inappropriate baselines, base-rate neglect and lab-only evaluation, and found every paper they examined affected by at least three of them. For an agent-monitoring layer, these cautions have three concrete implications:</w:t>
+        <w:t xml:space="preserve">The same literature carries cautions that transfer directly. Sommer and Paxson (2010) argued that finding attacks differs fundamentally from the tasks in which machine learning usually succeeds. They pointed to the high cost of errors, the diversity of normal behavior, a semantic gap between a statistical deviation and an actionable security judgment, and the difficulty of sound evaluation. Arp et al. (2022) later catalogued recurring pitfalls, including sampling bias, data snooping, inappropriate baselines, base-rate neglect and lab-only evaluation. For an agent-monitoring layer, these cautions have three concrete implications:</w:t>
       </w:r>
     </w:p>
     <w:p>
@@ -7562,7 +7580,7 @@
           <w:sz w:val="24"/>
           <w:szCs w:val="24"/>
         </w:rPr>
-        <w:t xml:space="preserve">The model's assumptions are that the log-odds are linear in the features and that observations are conditionally independent given the features. Its strengths for runtime security are practical. Evaluation costs one inner product. Coefficients are directly inspectable. Because the model is fitted by maximizing likelihood, its outputs are intended as probabilities rather than arbitrary scores. Its limitations are equally clear. It cannot represent interactions or nonlinear effects unless they are engineered into the features, and a model fitted on one distribution of attacks may be miscalibrated on another. Its use for agent safety is not new. NEXUS combines deterministic rules and argument-level inspection with a calibrated logistic-regression risk score over structured plans whose tool calls carry irreversibility, sensitivity and cost annotations (Hossain et al., 2026).</w:t>
+        <w:t xml:space="preserve">The model's assumptions are that the log-odds are linear in the features and that observations are conditionally independent given the features. Its strengths for runtime security are practical. Evaluation costs one inner product. Coefficients are directly inspectable. Because the model is fitted by maximizing likelihood, its outputs are intended as probabilities rather than arbitrary scores. Its limitations are equally clear. It cannot represent interactions or nonlinear effects unless they are engineered into the features, and a model fitted on one distribution of attacks may be miscalibrated on another. When some indicators occur only in one class, as is likely when adversarial examples are scarce and features are binary, the unpenalized maximum-likelihood estimate can fail to be finite. Ridge estimators for logistic regression add a quadratic penalty on the coefficients to address this (le Cessie &amp; van Houwelingen, 1992). An established alternative estimator with the same linear form is naive Bayes, the generative counterpart of logistic regression. Ng and Jordan (2002) showed that, although logistic regression attains a lower asymptotic error, naive Bayes may approach its own (higher) asymptotic error with far fewer training examples. The literature therefore offers a principled alternative estimator for small-data regimes; it is noted here as an alternative and is not part of REM. The use of logistic regression for agent safety is not new. NEXUS combines deterministic rules and argument-level inspection with a calibrated logistic-regression risk score over structured plans whose tool calls carry irreversibility, sensitivity and cost annotations (Hossain et al., 2026).</w:t>
       </w:r>
     </w:p>
     <w:p>
@@ -8494,7 +8512,7 @@
           <w:sz w:val="24"/>
           <w:szCs w:val="24"/>
         </w:rPr>
-        <w:t xml:space="preserve"> Lorden (1971) formulated the minimax change-detection problem and showed that Page's CUSUM is first-order asymptotically optimal for independent observations before and after the change: among procedures with a given mean time to false alarm, it minimizes the worst-case expected detection delay as that constraint becomes strict.</w:t>
+        <w:t xml:space="preserve"> Lorden (1971) established an asymptotic optimality property of this kind of procedure within the classical change-point model, in which observations are independent before and after the change: the worst-case expected detection delay is minimized for a given false-alarm constraint, asymptotically. These conditions are not claimed to hold for agent trajectories.</w:t>
       </w:r>
     </w:p>
     <w:p>
@@ -8584,7 +8602,7 @@
           <w:sz w:val="24"/>
           <w:szCs w:val="24"/>
         </w:rPr>
-        <w:t xml:space="preserve">CUSUM is relevant to REM as an </w:t>
+        <w:t xml:space="preserve">Compared with heuristic accumulation schemes such as session risk with time-to-live decay (F. Li, 2026) or cascaded escalation (H. Jia et al., 2026), CUSUM is statistically grounded and has a transparent tuning parameter. In this thesis, however, sequential change detection is </w:t>
       </w:r>
       <w:r>
         <w:rPr>
@@ -8594,15 +8612,15 @@
           <w:sz w:val="24"/>
           <w:szCs w:val="24"/>
         </w:rPr>
-        <w:t xml:space="preserve">established alternative</w:t>
-      </w:r>
-      <w:r>
-        <w:rPr>
-          <w:rFonts w:ascii="Times New Roman" w:cs="Times New Roman" w:eastAsia="Times New Roman" w:hAnsi="Times New Roman"/>
-          <w:sz w:val="24"/>
-          <w:szCs w:val="24"/>
-        </w:rPr>
-        <w:t xml:space="preserve"> for accumulating behavioral evidence across steps. It is statistically grounded and has a transparent tuning parameter, whereas heuristic accumulation schemes such as session risk with time-to-live decay (F. Li, 2026) or cascaded escalation (H. Jia et al., 2026) do not. Its role in this thesis is that of a reviewed alternative method. It is not a contribution, and it does not replace the per-step estimator described in Chapter 3.</w:t>
+        <w:t xml:space="preserve">not part of REM's verdict path</w:t>
+      </w:r>
+      <w:r>
+        <w:rPr>
+          <w:rFonts w:ascii="Times New Roman" w:cs="Times New Roman" w:eastAsia="Times New Roman" w:hAnsi="Times New Roman"/>
+          <w:sz w:val="24"/>
+          <w:szCs w:val="24"/>
+        </w:rPr>
+        <w:t xml:space="preserve">. Chapter 3 treats CUSUM only as an optional, offline, observe-only analysis of logged behavioral indicators that never influences a verdict. It is reviewed here as an established method and is not a contribution.</w:t>
       </w:r>
     </w:p>
     <w:p>
@@ -8999,12 +9017,12 @@
         <w:tblLayout w:type="fixed"/>
       </w:tblPr>
       <w:tblGrid>
-        <w:gridCol w:w="803"/>
-        <w:gridCol w:w="2077"/>
-        <w:gridCol w:w="1344"/>
-        <w:gridCol w:w="1541"/>
-        <w:gridCol w:w="1833"/>
-        <w:gridCol w:w="1428"/>
+        <w:gridCol w:w="742"/>
+        <w:gridCol w:w="2084"/>
+        <w:gridCol w:w="1242"/>
+        <w:gridCol w:w="1524"/>
+        <w:gridCol w:w="1924"/>
+        <w:gridCol w:w="1510"/>
       </w:tblGrid>
       <w:tr>
         <w:trPr>
@@ -9013,7 +9031,7 @@
         </w:trPr>
         <w:tc>
           <w:tcPr>
-            <w:tcW w:type="dxa" w:w="803"/>
+            <w:tcW w:type="dxa" w:w="742"/>
             <w:tcBorders>
               <w:top w:val="single" w:color="808080" w:sz="4"/>
               <w:left w:val="single" w:color="808080" w:sz="4"/>
@@ -9048,7 +9066,7 @@
         </w:tc>
         <w:tc>
           <w:tcPr>
-            <w:tcW w:type="dxa" w:w="2077"/>
+            <w:tcW w:type="dxa" w:w="2084"/>
             <w:tcBorders>
               <w:top w:val="single" w:color="808080" w:sz="4"/>
               <w:left w:val="single" w:color="808080" w:sz="4"/>
@@ -9083,7 +9101,7 @@
         </w:tc>
         <w:tc>
           <w:tcPr>
-            <w:tcW w:type="dxa" w:w="1344"/>
+            <w:tcW w:type="dxa" w:w="1242"/>
             <w:tcBorders>
               <w:top w:val="single" w:color="808080" w:sz="4"/>
               <w:left w:val="single" w:color="808080" w:sz="4"/>
@@ -9118,7 +9136,7 @@
         </w:tc>
         <w:tc>
           <w:tcPr>
-            <w:tcW w:type="dxa" w:w="1541"/>
+            <w:tcW w:type="dxa" w:w="1524"/>
             <w:tcBorders>
               <w:top w:val="single" w:color="808080" w:sz="4"/>
               <w:left w:val="single" w:color="808080" w:sz="4"/>
@@ -9153,7 +9171,7 @@
         </w:tc>
         <w:tc>
           <w:tcPr>
-            <w:tcW w:type="dxa" w:w="1833"/>
+            <w:tcW w:type="dxa" w:w="1924"/>
             <w:tcBorders>
               <w:top w:val="single" w:color="808080" w:sz="4"/>
               <w:left w:val="single" w:color="808080" w:sz="4"/>
@@ -9188,7 +9206,7 @@
         </w:tc>
         <w:tc>
           <w:tcPr>
-            <w:tcW w:type="dxa" w:w="1428"/>
+            <w:tcW w:type="dxa" w:w="1510"/>
             <w:tcBorders>
               <w:top w:val="single" w:color="808080" w:sz="4"/>
               <w:left w:val="single" w:color="808080" w:sz="4"/>
@@ -9229,7 +9247,7 @@
         </w:trPr>
         <w:tc>
           <w:tcPr>
-            <w:tcW w:type="dxa" w:w="803"/>
+            <w:tcW w:type="dxa" w:w="742"/>
             <w:tcBorders>
               <w:top w:val="single" w:color="808080" w:sz="4"/>
               <w:left w:val="single" w:color="808080" w:sz="4"/>
@@ -9261,39 +9279,39 @@
         </w:tc>
         <w:tc>
           <w:tcPr>
-            <w:tcW w:type="dxa" w:w="2077"/>
-            <w:tcBorders>
-              <w:top w:val="single" w:color="808080" w:sz="4"/>
-              <w:left w:val="single" w:color="808080" w:sz="4"/>
-              <w:bottom w:val="single" w:color="808080" w:sz="4"/>
-              <w:right w:val="single" w:color="808080" w:sz="4"/>
-            </w:tcBorders>
-            <w:tcMar>
-              <w:top w:type="dxa" w:w="40"/>
-              <w:left w:type="dxa" w:w="70"/>
-              <w:bottom w:type="dxa" w:w="40"/>
-              <w:right w:type="dxa" w:w="70"/>
-            </w:tcMar>
-            <w:vAlign w:val="top"/>
-          </w:tcPr>
-          <w:p>
-            <w:pPr>
-              <w:spacing w:after="0" w:line="240"/>
-              <w:jc w:val="left"/>
-            </w:pPr>
-            <w:r>
-              <w:rPr>
-                <w:rFonts w:ascii="Times New Roman" w:cs="Times New Roman" w:eastAsia="Times New Roman" w:hAnsi="Times New Roman"/>
-                <w:sz w:val="16"/>
-                <w:szCs w:val="16"/>
-              </w:rPr>
-              <w:t xml:space="preserve">Logistic regression (Cox, 1958)</w:t>
-            </w:r>
-          </w:p>
-        </w:tc>
-        <w:tc>
-          <w:tcPr>
-            <w:tcW w:type="dxa" w:w="1344"/>
+            <w:tcW w:type="dxa" w:w="2084"/>
+            <w:tcBorders>
+              <w:top w:val="single" w:color="808080" w:sz="4"/>
+              <w:left w:val="single" w:color="808080" w:sz="4"/>
+              <w:bottom w:val="single" w:color="808080" w:sz="4"/>
+              <w:right w:val="single" w:color="808080" w:sz="4"/>
+            </w:tcBorders>
+            <w:tcMar>
+              <w:top w:type="dxa" w:w="40"/>
+              <w:left w:type="dxa" w:w="70"/>
+              <w:bottom w:type="dxa" w:w="40"/>
+              <w:right w:type="dxa" w:w="70"/>
+            </w:tcMar>
+            <w:vAlign w:val="top"/>
+          </w:tcPr>
+          <w:p>
+            <w:pPr>
+              <w:spacing w:after="0" w:line="240"/>
+              <w:jc w:val="left"/>
+            </w:pPr>
+            <w:r>
+              <w:rPr>
+                <w:rFonts w:ascii="Times New Roman" w:cs="Times New Roman" w:eastAsia="Times New Roman" w:hAnsi="Times New Roman"/>
+                <w:sz w:val="16"/>
+                <w:szCs w:val="16"/>
+              </w:rPr>
+              <w:t xml:space="preserve">Logistic regression (Cox, 1958); ridge penalty (le Cessie &amp; van Houwelingen, 1992); naive Bayes as an alternative (Ng &amp; Jordan, 2002)</w:t>
+            </w:r>
+          </w:p>
+        </w:tc>
+        <w:tc>
+          <w:tcPr>
+            <w:tcW w:type="dxa" w:w="1242"/>
             <w:tcBorders>
               <w:top w:val="single" w:color="808080" w:sz="4"/>
               <w:left w:val="single" w:color="808080" w:sz="4"/>
@@ -9325,7 +9343,7 @@
         </w:tc>
         <w:tc>
           <w:tcPr>
-            <w:tcW w:type="dxa" w:w="1541"/>
+            <w:tcW w:type="dxa" w:w="1524"/>
             <w:tcBorders>
               <w:top w:val="single" w:color="808080" w:sz="4"/>
               <w:left w:val="single" w:color="808080" w:sz="4"/>
@@ -9357,7 +9375,7 @@
         </w:tc>
         <w:tc>
           <w:tcPr>
-            <w:tcW w:type="dxa" w:w="1833"/>
+            <w:tcW w:type="dxa" w:w="1924"/>
             <w:tcBorders>
               <w:top w:val="single" w:color="808080" w:sz="4"/>
               <w:left w:val="single" w:color="808080" w:sz="4"/>
@@ -9389,7 +9407,7 @@
         </w:tc>
         <w:tc>
           <w:tcPr>
-            <w:tcW w:type="dxa" w:w="1428"/>
+            <w:tcW w:type="dxa" w:w="1510"/>
             <w:tcBorders>
               <w:top w:val="single" w:color="808080" w:sz="4"/>
               <w:left w:val="single" w:color="808080" w:sz="4"/>
@@ -9427,7 +9445,7 @@
         </w:trPr>
         <w:tc>
           <w:tcPr>
-            <w:tcW w:type="dxa" w:w="803"/>
+            <w:tcW w:type="dxa" w:w="742"/>
             <w:tcBorders>
               <w:top w:val="single" w:color="808080" w:sz="4"/>
               <w:left w:val="single" w:color="808080" w:sz="4"/>
@@ -9459,7 +9477,7 @@
         </w:tc>
         <w:tc>
           <w:tcPr>
-            <w:tcW w:type="dxa" w:w="2077"/>
+            <w:tcW w:type="dxa" w:w="2084"/>
             <w:tcBorders>
               <w:top w:val="single" w:color="808080" w:sz="4"/>
               <w:left w:val="single" w:color="808080" w:sz="4"/>
@@ -9491,7 +9509,7 @@
         </w:tc>
         <w:tc>
           <w:tcPr>
-            <w:tcW w:type="dxa" w:w="1344"/>
+            <w:tcW w:type="dxa" w:w="1242"/>
             <w:tcBorders>
               <w:top w:val="single" w:color="808080" w:sz="4"/>
               <w:left w:val="single" w:color="808080" w:sz="4"/>
@@ -9523,7 +9541,7 @@
         </w:tc>
         <w:tc>
           <w:tcPr>
-            <w:tcW w:type="dxa" w:w="1541"/>
+            <w:tcW w:type="dxa" w:w="1524"/>
             <w:tcBorders>
               <w:top w:val="single" w:color="808080" w:sz="4"/>
               <w:left w:val="single" w:color="808080" w:sz="4"/>
@@ -9555,7 +9573,7 @@
         </w:tc>
         <w:tc>
           <w:tcPr>
-            <w:tcW w:type="dxa" w:w="1833"/>
+            <w:tcW w:type="dxa" w:w="1924"/>
             <w:tcBorders>
               <w:top w:val="single" w:color="808080" w:sz="4"/>
               <w:left w:val="single" w:color="808080" w:sz="4"/>
@@ -9587,7 +9605,7 @@
         </w:tc>
         <w:tc>
           <w:tcPr>
-            <w:tcW w:type="dxa" w:w="1428"/>
+            <w:tcW w:type="dxa" w:w="1510"/>
             <w:tcBorders>
               <w:top w:val="single" w:color="808080" w:sz="4"/>
               <w:left w:val="single" w:color="808080" w:sz="4"/>
@@ -9625,7 +9643,7 @@
         </w:trPr>
         <w:tc>
           <w:tcPr>
-            <w:tcW w:type="dxa" w:w="803"/>
+            <w:tcW w:type="dxa" w:w="742"/>
             <w:tcBorders>
               <w:top w:val="single" w:color="808080" w:sz="4"/>
               <w:left w:val="single" w:color="808080" w:sz="4"/>
@@ -9657,7 +9675,7 @@
         </w:tc>
         <w:tc>
           <w:tcPr>
-            <w:tcW w:type="dxa" w:w="2077"/>
+            <w:tcW w:type="dxa" w:w="2084"/>
             <w:tcBorders>
               <w:top w:val="single" w:color="808080" w:sz="4"/>
               <w:left w:val="single" w:color="808080" w:sz="4"/>
@@ -9689,7 +9707,7 @@
         </w:tc>
         <w:tc>
           <w:tcPr>
-            <w:tcW w:type="dxa" w:w="1344"/>
+            <w:tcW w:type="dxa" w:w="1242"/>
             <w:tcBorders>
               <w:top w:val="single" w:color="808080" w:sz="4"/>
               <w:left w:val="single" w:color="808080" w:sz="4"/>
@@ -9721,7 +9739,7 @@
         </w:tc>
         <w:tc>
           <w:tcPr>
-            <w:tcW w:type="dxa" w:w="1541"/>
+            <w:tcW w:type="dxa" w:w="1524"/>
             <w:tcBorders>
               <w:top w:val="single" w:color="808080" w:sz="4"/>
               <w:left w:val="single" w:color="808080" w:sz="4"/>
@@ -9753,7 +9771,7 @@
         </w:tc>
         <w:tc>
           <w:tcPr>
-            <w:tcW w:type="dxa" w:w="1833"/>
+            <w:tcW w:type="dxa" w:w="1924"/>
             <w:tcBorders>
               <w:top w:val="single" w:color="808080" w:sz="4"/>
               <w:left w:val="single" w:color="808080" w:sz="4"/>
@@ -9785,7 +9803,7 @@
         </w:tc>
         <w:tc>
           <w:tcPr>
-            <w:tcW w:type="dxa" w:w="1428"/>
+            <w:tcW w:type="dxa" w:w="1510"/>
             <w:tcBorders>
               <w:top w:val="single" w:color="808080" w:sz="4"/>
               <w:left w:val="single" w:color="808080" w:sz="4"/>
@@ -9823,7 +9841,7 @@
         </w:trPr>
         <w:tc>
           <w:tcPr>
-            <w:tcW w:type="dxa" w:w="803"/>
+            <w:tcW w:type="dxa" w:w="742"/>
             <w:tcBorders>
               <w:top w:val="single" w:color="808080" w:sz="4"/>
               <w:left w:val="single" w:color="808080" w:sz="4"/>
@@ -9855,7 +9873,7 @@
         </w:tc>
         <w:tc>
           <w:tcPr>
-            <w:tcW w:type="dxa" w:w="2077"/>
+            <w:tcW w:type="dxa" w:w="2084"/>
             <w:tcBorders>
               <w:top w:val="single" w:color="808080" w:sz="4"/>
               <w:left w:val="single" w:color="808080" w:sz="4"/>
@@ -9887,7 +9905,7 @@
         </w:tc>
         <w:tc>
           <w:tcPr>
-            <w:tcW w:type="dxa" w:w="1344"/>
+            <w:tcW w:type="dxa" w:w="1242"/>
             <w:tcBorders>
               <w:top w:val="single" w:color="808080" w:sz="4"/>
               <w:left w:val="single" w:color="808080" w:sz="4"/>
@@ -9919,7 +9937,7 @@
         </w:tc>
         <w:tc>
           <w:tcPr>
-            <w:tcW w:type="dxa" w:w="1541"/>
+            <w:tcW w:type="dxa" w:w="1524"/>
             <w:tcBorders>
               <w:top w:val="single" w:color="808080" w:sz="4"/>
               <w:left w:val="single" w:color="808080" w:sz="4"/>
@@ -9951,7 +9969,7 @@
         </w:tc>
         <w:tc>
           <w:tcPr>
-            <w:tcW w:type="dxa" w:w="1833"/>
+            <w:tcW w:type="dxa" w:w="1924"/>
             <w:tcBorders>
               <w:top w:val="single" w:color="808080" w:sz="4"/>
               <w:left w:val="single" w:color="808080" w:sz="4"/>
@@ -9983,7 +10001,7 @@
         </w:tc>
         <w:tc>
           <w:tcPr>
-            <w:tcW w:type="dxa" w:w="1428"/>
+            <w:tcW w:type="dxa" w:w="1510"/>
             <w:tcBorders>
               <w:top w:val="single" w:color="808080" w:sz="4"/>
               <w:left w:val="single" w:color="808080" w:sz="4"/>
@@ -10021,7 +10039,7 @@
         </w:trPr>
         <w:tc>
           <w:tcPr>
-            <w:tcW w:type="dxa" w:w="803"/>
+            <w:tcW w:type="dxa" w:w="742"/>
             <w:tcBorders>
               <w:top w:val="single" w:color="808080" w:sz="4"/>
               <w:left w:val="single" w:color="808080" w:sz="4"/>
@@ -10053,7 +10071,7 @@
         </w:tc>
         <w:tc>
           <w:tcPr>
-            <w:tcW w:type="dxa" w:w="2077"/>
+            <w:tcW w:type="dxa" w:w="2084"/>
             <w:tcBorders>
               <w:top w:val="single" w:color="808080" w:sz="4"/>
               <w:left w:val="single" w:color="808080" w:sz="4"/>
@@ -10085,7 +10103,7 @@
         </w:tc>
         <w:tc>
           <w:tcPr>
-            <w:tcW w:type="dxa" w:w="1344"/>
+            <w:tcW w:type="dxa" w:w="1242"/>
             <w:tcBorders>
               <w:top w:val="single" w:color="808080" w:sz="4"/>
               <w:left w:val="single" w:color="808080" w:sz="4"/>
@@ -10117,97 +10135,97 @@
         </w:tc>
         <w:tc>
           <w:tcPr>
-            <w:tcW w:type="dxa" w:w="1541"/>
-            <w:tcBorders>
-              <w:top w:val="single" w:color="808080" w:sz="4"/>
-              <w:left w:val="single" w:color="808080" w:sz="4"/>
-              <w:bottom w:val="single" w:color="808080" w:sz="4"/>
-              <w:right w:val="single" w:color="808080" w:sz="4"/>
-            </w:tcBorders>
-            <w:tcMar>
-              <w:top w:type="dxa" w:w="40"/>
-              <w:left w:type="dxa" w:w="70"/>
-              <w:bottom w:type="dxa" w:w="40"/>
-              <w:right w:type="dxa" w:w="70"/>
-            </w:tcMar>
-            <w:vAlign w:val="top"/>
-          </w:tcPr>
-          <w:p>
-            <w:pPr>
-              <w:spacing w:after="0" w:line="240"/>
-              <w:jc w:val="left"/>
-            </w:pPr>
-            <w:r>
-              <w:rPr>
-                <w:rFonts w:ascii="Times New Roman" w:cs="Times New Roman" w:eastAsia="Times New Roman" w:hAnsi="Times New Roman"/>
-                <w:sz w:val="16"/>
-                <w:szCs w:val="16"/>
-              </w:rPr>
-              <w:t xml:space="preserve">Statistically grounded; minimax-optimal delay; one threshold</w:t>
-            </w:r>
-          </w:p>
-        </w:tc>
-        <w:tc>
-          <w:tcPr>
-            <w:tcW w:type="dxa" w:w="1833"/>
-            <w:tcBorders>
-              <w:top w:val="single" w:color="808080" w:sz="4"/>
-              <w:left w:val="single" w:color="808080" w:sz="4"/>
-              <w:bottom w:val="single" w:color="808080" w:sz="4"/>
-              <w:right w:val="single" w:color="808080" w:sz="4"/>
-            </w:tcBorders>
-            <w:tcMar>
-              <w:top w:type="dxa" w:w="40"/>
-              <w:left w:type="dxa" w:w="70"/>
-              <w:bottom w:type="dxa" w:w="40"/>
-              <w:right w:type="dxa" w:w="70"/>
-            </w:tcMar>
-            <w:vAlign w:val="top"/>
-          </w:tcPr>
-          <w:p>
-            <w:pPr>
-              <w:spacing w:after="0" w:line="240"/>
-              <w:jc w:val="left"/>
-            </w:pPr>
-            <w:r>
-              <w:rPr>
-                <w:rFonts w:ascii="Times New Roman" w:cs="Times New Roman" w:eastAsia="Times New Roman" w:hAnsi="Times New Roman"/>
-                <w:sz w:val="16"/>
-                <w:szCs w:val="16"/>
-              </w:rPr>
-              <w:t xml:space="preserve">Detects change, not adversarial-from-start; can be evaded by pacing</w:t>
-            </w:r>
-          </w:p>
-        </w:tc>
-        <w:tc>
-          <w:tcPr>
-            <w:tcW w:type="dxa" w:w="1428"/>
-            <w:tcBorders>
-              <w:top w:val="single" w:color="808080" w:sz="4"/>
-              <w:left w:val="single" w:color="808080" w:sz="4"/>
-              <w:bottom w:val="single" w:color="808080" w:sz="4"/>
-              <w:right w:val="single" w:color="808080" w:sz="4"/>
-            </w:tcBorders>
-            <w:tcMar>
-              <w:top w:type="dxa" w:w="40"/>
-              <w:left w:type="dxa" w:w="70"/>
-              <w:bottom w:type="dxa" w:w="40"/>
-              <w:right w:type="dxa" w:w="70"/>
-            </w:tcMar>
-            <w:vAlign w:val="top"/>
-          </w:tcPr>
-          <w:p>
-            <w:pPr>
-              <w:spacing w:after="0" w:line="240"/>
-              <w:jc w:val="left"/>
-            </w:pPr>
-            <w:r>
-              <w:rPr>
-                <w:rFonts w:ascii="Times New Roman" w:cs="Times New Roman" w:eastAsia="Times New Roman" w:hAnsi="Times New Roman"/>
-                <w:sz w:val="16"/>
-                <w:szCs w:val="16"/>
-              </w:rPr>
-              <w:t xml:space="preserve">Heuristic analogues: PRISM decay; FinHarness cascade</w:t>
+            <w:tcW w:type="dxa" w:w="1524"/>
+            <w:tcBorders>
+              <w:top w:val="single" w:color="808080" w:sz="4"/>
+              <w:left w:val="single" w:color="808080" w:sz="4"/>
+              <w:bottom w:val="single" w:color="808080" w:sz="4"/>
+              <w:right w:val="single" w:color="808080" w:sz="4"/>
+            </w:tcBorders>
+            <w:tcMar>
+              <w:top w:type="dxa" w:w="40"/>
+              <w:left w:type="dxa" w:w="70"/>
+              <w:bottom w:type="dxa" w:w="40"/>
+              <w:right w:type="dxa" w:w="70"/>
+            </w:tcMar>
+            <w:vAlign w:val="top"/>
+          </w:tcPr>
+          <w:p>
+            <w:pPr>
+              <w:spacing w:after="0" w:line="240"/>
+              <w:jc w:val="left"/>
+            </w:pPr>
+            <w:r>
+              <w:rPr>
+                <w:rFonts w:ascii="Times New Roman" w:cs="Times New Roman" w:eastAsia="Times New Roman" w:hAnsi="Times New Roman"/>
+                <w:sz w:val="16"/>
+                <w:szCs w:val="16"/>
+              </w:rPr>
+              <w:t xml:space="preserve">Statistically grounded; asymptotic optimality in the classical model; one threshold</w:t>
+            </w:r>
+          </w:p>
+        </w:tc>
+        <w:tc>
+          <w:tcPr>
+            <w:tcW w:type="dxa" w:w="1924"/>
+            <w:tcBorders>
+              <w:top w:val="single" w:color="808080" w:sz="4"/>
+              <w:left w:val="single" w:color="808080" w:sz="4"/>
+              <w:bottom w:val="single" w:color="808080" w:sz="4"/>
+              <w:right w:val="single" w:color="808080" w:sz="4"/>
+            </w:tcBorders>
+            <w:tcMar>
+              <w:top w:type="dxa" w:w="40"/>
+              <w:left w:type="dxa" w:w="70"/>
+              <w:bottom w:type="dxa" w:w="40"/>
+              <w:right w:type="dxa" w:w="70"/>
+            </w:tcMar>
+            <w:vAlign w:val="top"/>
+          </w:tcPr>
+          <w:p>
+            <w:pPr>
+              <w:spacing w:after="0" w:line="240"/>
+              <w:jc w:val="left"/>
+            </w:pPr>
+            <w:r>
+              <w:rPr>
+                <w:rFonts w:ascii="Times New Roman" w:cs="Times New Roman" w:eastAsia="Times New Roman" w:hAnsi="Times New Roman"/>
+                <w:sz w:val="16"/>
+                <w:szCs w:val="16"/>
+              </w:rPr>
+              <w:t xml:space="preserve">Detects change, not adversarial-from-start; can be evaded by pacing; classical assumptions not met by agent trajectories</w:t>
+            </w:r>
+          </w:p>
+        </w:tc>
+        <w:tc>
+          <w:tcPr>
+            <w:tcW w:type="dxa" w:w="1510"/>
+            <w:tcBorders>
+              <w:top w:val="single" w:color="808080" w:sz="4"/>
+              <w:left w:val="single" w:color="808080" w:sz="4"/>
+              <w:bottom w:val="single" w:color="808080" w:sz="4"/>
+              <w:right w:val="single" w:color="808080" w:sz="4"/>
+            </w:tcBorders>
+            <w:tcMar>
+              <w:top w:type="dxa" w:w="40"/>
+              <w:left w:type="dxa" w:w="70"/>
+              <w:bottom w:type="dxa" w:w="40"/>
+              <w:right w:type="dxa" w:w="70"/>
+            </w:tcMar>
+            <w:vAlign w:val="top"/>
+          </w:tcPr>
+          <w:p>
+            <w:pPr>
+              <w:spacing w:after="0" w:line="240"/>
+              <w:jc w:val="left"/>
+            </w:pPr>
+            <w:r>
+              <w:rPr>
+                <w:rFonts w:ascii="Times New Roman" w:cs="Times New Roman" w:eastAsia="Times New Roman" w:hAnsi="Times New Roman"/>
+                <w:sz w:val="16"/>
+                <w:szCs w:val="16"/>
+              </w:rPr>
+              <w:t xml:space="preserve">Heuristic analogues: PRISM decay; FinHarness cascade. In REM: optional, observe-only (Chapter 3)</w:t>
             </w:r>
           </w:p>
         </w:tc>
@@ -10219,7 +10237,7 @@
         </w:trPr>
         <w:tc>
           <w:tcPr>
-            <w:tcW w:type="dxa" w:w="803"/>
+            <w:tcW w:type="dxa" w:w="742"/>
             <w:tcBorders>
               <w:top w:val="single" w:color="808080" w:sz="4"/>
               <w:left w:val="single" w:color="808080" w:sz="4"/>
@@ -10251,7 +10269,7 @@
         </w:tc>
         <w:tc>
           <w:tcPr>
-            <w:tcW w:type="dxa" w:w="2077"/>
+            <w:tcW w:type="dxa" w:w="2084"/>
             <w:tcBorders>
               <w:top w:val="single" w:color="808080" w:sz="4"/>
               <w:left w:val="single" w:color="808080" w:sz="4"/>
@@ -10283,7 +10301,7 @@
         </w:tc>
         <w:tc>
           <w:tcPr>
-            <w:tcW w:type="dxa" w:w="1344"/>
+            <w:tcW w:type="dxa" w:w="1242"/>
             <w:tcBorders>
               <w:top w:val="single" w:color="808080" w:sz="4"/>
               <w:left w:val="single" w:color="808080" w:sz="4"/>
@@ -10315,7 +10333,7 @@
         </w:tc>
         <w:tc>
           <w:tcPr>
-            <w:tcW w:type="dxa" w:w="1541"/>
+            <w:tcW w:type="dxa" w:w="1524"/>
             <w:tcBorders>
               <w:top w:val="single" w:color="808080" w:sz="4"/>
               <w:left w:val="single" w:color="808080" w:sz="4"/>
@@ -10347,7 +10365,7 @@
         </w:tc>
         <w:tc>
           <w:tcPr>
-            <w:tcW w:type="dxa" w:w="1833"/>
+            <w:tcW w:type="dxa" w:w="1924"/>
             <w:tcBorders>
               <w:top w:val="single" w:color="808080" w:sz="4"/>
               <w:left w:val="single" w:color="808080" w:sz="4"/>
@@ -10379,7 +10397,7 @@
         </w:tc>
         <w:tc>
           <w:tcPr>
-            <w:tcW w:type="dxa" w:w="1428"/>
+            <w:tcW w:type="dxa" w:w="1510"/>
             <w:tcBorders>
               <w:top w:val="single" w:color="808080" w:sz="4"/>
               <w:left w:val="single" w:color="808080" w:sz="4"/>
@@ -10417,7 +10435,7 @@
         </w:trPr>
         <w:tc>
           <w:tcPr>
-            <w:tcW w:type="dxa" w:w="803"/>
+            <w:tcW w:type="dxa" w:w="742"/>
             <w:tcBorders>
               <w:top w:val="single" w:color="808080" w:sz="4"/>
               <w:left w:val="single" w:color="808080" w:sz="4"/>
@@ -10449,7 +10467,7 @@
         </w:tc>
         <w:tc>
           <w:tcPr>
-            <w:tcW w:type="dxa" w:w="2077"/>
+            <w:tcW w:type="dxa" w:w="2084"/>
             <w:tcBorders>
               <w:top w:val="single" w:color="808080" w:sz="4"/>
               <w:left w:val="single" w:color="808080" w:sz="4"/>
@@ -10481,7 +10499,7 @@
         </w:tc>
         <w:tc>
           <w:tcPr>
-            <w:tcW w:type="dxa" w:w="1344"/>
+            <w:tcW w:type="dxa" w:w="1242"/>
             <w:tcBorders>
               <w:top w:val="single" w:color="808080" w:sz="4"/>
               <w:left w:val="single" w:color="808080" w:sz="4"/>
@@ -10513,7 +10531,7 @@
         </w:tc>
         <w:tc>
           <w:tcPr>
-            <w:tcW w:type="dxa" w:w="1541"/>
+            <w:tcW w:type="dxa" w:w="1524"/>
             <w:tcBorders>
               <w:top w:val="single" w:color="808080" w:sz="4"/>
               <w:left w:val="single" w:color="808080" w:sz="4"/>
@@ -10545,7 +10563,7 @@
         </w:tc>
         <w:tc>
           <w:tcPr>
-            <w:tcW w:type="dxa" w:w="1833"/>
+            <w:tcW w:type="dxa" w:w="1924"/>
             <w:tcBorders>
               <w:top w:val="single" w:color="808080" w:sz="4"/>
               <w:left w:val="single" w:color="808080" w:sz="4"/>
@@ -10577,7 +10595,7 @@
         </w:tc>
         <w:tc>
           <w:tcPr>
-            <w:tcW w:type="dxa" w:w="1428"/>
+            <w:tcW w:type="dxa" w:w="1510"/>
             <w:tcBorders>
               <w:top w:val="single" w:color="808080" w:sz="4"/>
               <w:left w:val="single" w:color="808080" w:sz="4"/>
@@ -14789,7 +14807,7 @@
           <w:sz w:val="24"/>
           <w:szCs w:val="24"/>
         </w:rPr>
-        <w:t xml:space="preserve"> treats agent safety as a stateful decision problem over evolving trajectories. A runtime controller mediates actions around the agent loop, and a context-aware decision core operates over persistent session state through operators for risk encoding, utility–cost evaluation, consequence modeling, policy arbitration and state synchronization. When a threat is detected, its controller can sanitize context, trigger a constrained replanning step, rewrite unsafe tool arguments, escalate to a human, roll back automatically or terminate the session. It was evaluated on ASB and InjecAgent, and its ablations show that recovery confidence and policy weighting determine distinct safety–utility operating points (H. Liu et al., 2026). Its consequence reasoning and arbitration are realized through LLM reasoning rather than through an explicit probabilistic model. Whether it reports calibration or latency could not be verified from the consulted material.</w:t>
+        <w:t xml:space="preserve"> treats agent safety as a stateful decision problem over evolving trajectories. A runtime controller mediates actions around the agent loop, and a context-aware decision core operates over persistent session state through operators for risk encoding, utility–cost evaluation, consequence modeling, policy arbitration and state synchronization. According to retrieved excerpts of the paper (full text not accessed; partially verified), when a threat is detected its controller can sanitize context, trigger a constrained replanning step, rewrite unsafe tool arguments, escalate to a human, roll back automatically or terminate the session. It was evaluated on ASB and InjecAgent, and its ablations show that recovery confidence and policy weighting determine distinct safety–utility operating points (H. Liu et al., 2026). Its consequence reasoning and arbitration are realized through LLM reasoning rather than through an explicit probabilistic model. Whether it reports calibration or latency could not be verified from the consulted material.</w:t>
       </w:r>
     </w:p>
     <w:p>
@@ -14836,7 +14854,7 @@
           <w:sz w:val="24"/>
           <w:szCs w:val="24"/>
         </w:rPr>
-        <w:t xml:space="preserve">AgentTrust (C. Yang, 2026) is among the closest prior art to REM and is described in detail. It is a runtime safety layer that intercepts agent tool calls </w:t>
+        <w:t xml:space="preserve">AgentTrust (C. Yang, 2026) is among the closest prior art to REM and is described in detail. The components, verdicts and headline accuracies below are stated in its abstract. The latency figures, the worst-case aggregation over normalized variants, the judge's five dimensions and the session-tracker ablation were confirmed only through retrieved excerpts of the paper, whose full text could not be accessed, and are marked partially verified. It is a runtime safety layer that intercepts agent tool calls </w:t>
       </w:r>
       <w:r>
         <w:rPr>
@@ -15370,7 +15388,7 @@
           <w:sz w:val="24"/>
           <w:szCs w:val="24"/>
         </w:rPr>
-        <w:t xml:space="preserve">. It combines deterministic safety rules, argument-level inspection, and a logistic-regression risk score used for graded escalation. The score is calibrated with Platt scaling, and isotonic regression is also evaluated (Section 2.7.2). The authors report the following on a 128-instance held-out synthetic benchmark:</w:t>
+        <w:t xml:space="preserve">. It has four components: deterministic safety rules, argument-level inspection, a logistic-regression risk score used for graded escalation, and a session manager for cross-turn state. The full text could not be accessed for this review. The abstract-level facts below are verified. The details of the cost values, the cascade, the calibration results and the authors' caveats were confirmed only through retrieved excerpts of the paper and are marked partially verified. The score is calibrated with Platt scaling, and isotonic regression is also evaluated (Section 2.7.2). The authors report the following on a 128-instance held-out synthetic benchmark:</w:t>
       </w:r>
     </w:p>
     <w:p>
@@ -16972,16 +16990,16 @@
         <w:tblLayout w:type="fixed"/>
       </w:tblPr>
       <w:tblGrid>
-        <w:gridCol w:w="1455"/>
-        <w:gridCol w:w="1768"/>
-        <w:gridCol w:w="1318"/>
-        <w:gridCol w:w="1338"/>
-        <w:gridCol w:w="1256"/>
-        <w:gridCol w:w="833"/>
-        <w:gridCol w:w="1103"/>
-        <w:gridCol w:w="1297"/>
-        <w:gridCol w:w="932"/>
-        <w:gridCol w:w="2658"/>
+        <w:gridCol w:w="1442"/>
+        <w:gridCol w:w="1753"/>
+        <w:gridCol w:w="1307"/>
+        <w:gridCol w:w="1404"/>
+        <w:gridCol w:w="1245"/>
+        <w:gridCol w:w="826"/>
+        <w:gridCol w:w="1137"/>
+        <w:gridCol w:w="1286"/>
+        <w:gridCol w:w="924"/>
+        <w:gridCol w:w="2634"/>
       </w:tblGrid>
       <w:tr>
         <w:trPr>
@@ -16990,7 +17008,7 @@
         </w:trPr>
         <w:tc>
           <w:tcPr>
-            <w:tcW w:type="dxa" w:w="1455"/>
+            <w:tcW w:type="dxa" w:w="1442"/>
             <w:tcBorders>
               <w:top w:val="single" w:color="808080" w:sz="4"/>
               <w:left w:val="single" w:color="808080" w:sz="4"/>
@@ -17025,7 +17043,7 @@
         </w:tc>
         <w:tc>
           <w:tcPr>
-            <w:tcW w:type="dxa" w:w="1768"/>
+            <w:tcW w:type="dxa" w:w="1753"/>
             <w:tcBorders>
               <w:top w:val="single" w:color="808080" w:sz="4"/>
               <w:left w:val="single" w:color="808080" w:sz="4"/>
@@ -17060,7 +17078,7 @@
         </w:tc>
         <w:tc>
           <w:tcPr>
-            <w:tcW w:type="dxa" w:w="1318"/>
+            <w:tcW w:type="dxa" w:w="1307"/>
             <w:tcBorders>
               <w:top w:val="single" w:color="808080" w:sz="4"/>
               <w:left w:val="single" w:color="808080" w:sz="4"/>
@@ -17095,7 +17113,7 @@
         </w:tc>
         <w:tc>
           <w:tcPr>
-            <w:tcW w:type="dxa" w:w="1338"/>
+            <w:tcW w:type="dxa" w:w="1404"/>
             <w:tcBorders>
               <w:top w:val="single" w:color="808080" w:sz="4"/>
               <w:left w:val="single" w:color="808080" w:sz="4"/>
@@ -17130,7 +17148,7 @@
         </w:tc>
         <w:tc>
           <w:tcPr>
-            <w:tcW w:type="dxa" w:w="1256"/>
+            <w:tcW w:type="dxa" w:w="1245"/>
             <w:tcBorders>
               <w:top w:val="single" w:color="808080" w:sz="4"/>
               <w:left w:val="single" w:color="808080" w:sz="4"/>
@@ -17165,7 +17183,7 @@
         </w:tc>
         <w:tc>
           <w:tcPr>
-            <w:tcW w:type="dxa" w:w="833"/>
+            <w:tcW w:type="dxa" w:w="826"/>
             <w:tcBorders>
               <w:top w:val="single" w:color="808080" w:sz="4"/>
               <w:left w:val="single" w:color="808080" w:sz="4"/>
@@ -17200,7 +17218,7 @@
         </w:tc>
         <w:tc>
           <w:tcPr>
-            <w:tcW w:type="dxa" w:w="1103"/>
+            <w:tcW w:type="dxa" w:w="1137"/>
             <w:tcBorders>
               <w:top w:val="single" w:color="808080" w:sz="4"/>
               <w:left w:val="single" w:color="808080" w:sz="4"/>
@@ -17235,7 +17253,7 @@
         </w:tc>
         <w:tc>
           <w:tcPr>
-            <w:tcW w:type="dxa" w:w="1297"/>
+            <w:tcW w:type="dxa" w:w="1286"/>
             <w:tcBorders>
               <w:top w:val="single" w:color="808080" w:sz="4"/>
               <w:left w:val="single" w:color="808080" w:sz="4"/>
@@ -17270,7 +17288,7 @@
         </w:tc>
         <w:tc>
           <w:tcPr>
-            <w:tcW w:type="dxa" w:w="932"/>
+            <w:tcW w:type="dxa" w:w="924"/>
             <w:tcBorders>
               <w:top w:val="single" w:color="808080" w:sz="4"/>
               <w:left w:val="single" w:color="808080" w:sz="4"/>
@@ -17305,7 +17323,7 @@
         </w:tc>
         <w:tc>
           <w:tcPr>
-            <w:tcW w:type="dxa" w:w="2658"/>
+            <w:tcW w:type="dxa" w:w="2634"/>
             <w:tcBorders>
               <w:top w:val="single" w:color="808080" w:sz="4"/>
               <w:left w:val="single" w:color="808080" w:sz="4"/>
@@ -17346,7 +17364,7 @@
         </w:trPr>
         <w:tc>
           <w:tcPr>
-            <w:tcW w:type="dxa" w:w="1455"/>
+            <w:tcW w:type="dxa" w:w="1442"/>
             <w:tcBorders>
               <w:top w:val="single" w:color="808080" w:sz="4"/>
               <w:left w:val="single" w:color="808080" w:sz="4"/>
@@ -17378,7 +17396,7 @@
         </w:tc>
         <w:tc>
           <w:tcPr>
-            <w:tcW w:type="dxa" w:w="1768"/>
+            <w:tcW w:type="dxa" w:w="1753"/>
             <w:tcBorders>
               <w:top w:val="single" w:color="808080" w:sz="4"/>
               <w:left w:val="single" w:color="808080" w:sz="4"/>
@@ -17410,7 +17428,7 @@
         </w:tc>
         <w:tc>
           <w:tcPr>
-            <w:tcW w:type="dxa" w:w="1318"/>
+            <w:tcW w:type="dxa" w:w="1307"/>
             <w:tcBorders>
               <w:top w:val="single" w:color="808080" w:sz="4"/>
               <w:left w:val="single" w:color="808080" w:sz="4"/>
@@ -17442,7 +17460,7 @@
         </w:tc>
         <w:tc>
           <w:tcPr>
-            <w:tcW w:type="dxa" w:w="1338"/>
+            <w:tcW w:type="dxa" w:w="1404"/>
             <w:tcBorders>
               <w:top w:val="single" w:color="808080" w:sz="4"/>
               <w:left w:val="single" w:color="808080" w:sz="4"/>
@@ -17474,7 +17492,7 @@
         </w:tc>
         <w:tc>
           <w:tcPr>
-            <w:tcW w:type="dxa" w:w="1256"/>
+            <w:tcW w:type="dxa" w:w="1245"/>
             <w:tcBorders>
               <w:top w:val="single" w:color="808080" w:sz="4"/>
               <w:left w:val="single" w:color="808080" w:sz="4"/>
@@ -17506,7 +17524,7 @@
         </w:tc>
         <w:tc>
           <w:tcPr>
-            <w:tcW w:type="dxa" w:w="833"/>
+            <w:tcW w:type="dxa" w:w="826"/>
             <w:tcBorders>
               <w:top w:val="single" w:color="808080" w:sz="4"/>
               <w:left w:val="single" w:color="808080" w:sz="4"/>
@@ -17538,7 +17556,7 @@
         </w:tc>
         <w:tc>
           <w:tcPr>
-            <w:tcW w:type="dxa" w:w="1103"/>
+            <w:tcW w:type="dxa" w:w="1137"/>
             <w:tcBorders>
               <w:top w:val="single" w:color="808080" w:sz="4"/>
               <w:left w:val="single" w:color="808080" w:sz="4"/>
@@ -17570,7 +17588,7 @@
         </w:tc>
         <w:tc>
           <w:tcPr>
-            <w:tcW w:type="dxa" w:w="1297"/>
+            <w:tcW w:type="dxa" w:w="1286"/>
             <w:tcBorders>
               <w:top w:val="single" w:color="808080" w:sz="4"/>
               <w:left w:val="single" w:color="808080" w:sz="4"/>
@@ -17602,7 +17620,7 @@
         </w:tc>
         <w:tc>
           <w:tcPr>
-            <w:tcW w:type="dxa" w:w="932"/>
+            <w:tcW w:type="dxa" w:w="924"/>
             <w:tcBorders>
               <w:top w:val="single" w:color="808080" w:sz="4"/>
               <w:left w:val="single" w:color="808080" w:sz="4"/>
@@ -17634,7 +17652,7 @@
         </w:tc>
         <w:tc>
           <w:tcPr>
-            <w:tcW w:type="dxa" w:w="2658"/>
+            <w:tcW w:type="dxa" w:w="2634"/>
             <w:tcBorders>
               <w:top w:val="single" w:color="808080" w:sz="4"/>
               <w:left w:val="single" w:color="808080" w:sz="4"/>
@@ -17672,7 +17690,7 @@
         </w:trPr>
         <w:tc>
           <w:tcPr>
-            <w:tcW w:type="dxa" w:w="1455"/>
+            <w:tcW w:type="dxa" w:w="1442"/>
             <w:tcBorders>
               <w:top w:val="single" w:color="808080" w:sz="4"/>
               <w:left w:val="single" w:color="808080" w:sz="4"/>
@@ -17704,7 +17722,7 @@
         </w:tc>
         <w:tc>
           <w:tcPr>
-            <w:tcW w:type="dxa" w:w="1768"/>
+            <w:tcW w:type="dxa" w:w="1753"/>
             <w:tcBorders>
               <w:top w:val="single" w:color="808080" w:sz="4"/>
               <w:left w:val="single" w:color="808080" w:sz="4"/>
@@ -17736,7 +17754,7 @@
         </w:tc>
         <w:tc>
           <w:tcPr>
-            <w:tcW w:type="dxa" w:w="1318"/>
+            <w:tcW w:type="dxa" w:w="1307"/>
             <w:tcBorders>
               <w:top w:val="single" w:color="808080" w:sz="4"/>
               <w:left w:val="single" w:color="808080" w:sz="4"/>
@@ -17768,7 +17786,7 @@
         </w:tc>
         <w:tc>
           <w:tcPr>
-            <w:tcW w:type="dxa" w:w="1338"/>
+            <w:tcW w:type="dxa" w:w="1404"/>
             <w:tcBorders>
               <w:top w:val="single" w:color="808080" w:sz="4"/>
               <w:left w:val="single" w:color="808080" w:sz="4"/>
@@ -17800,7 +17818,7 @@
         </w:tc>
         <w:tc>
           <w:tcPr>
-            <w:tcW w:type="dxa" w:w="1256"/>
+            <w:tcW w:type="dxa" w:w="1245"/>
             <w:tcBorders>
               <w:top w:val="single" w:color="808080" w:sz="4"/>
               <w:left w:val="single" w:color="808080" w:sz="4"/>
@@ -17832,7 +17850,7 @@
         </w:tc>
         <w:tc>
           <w:tcPr>
-            <w:tcW w:type="dxa" w:w="833"/>
+            <w:tcW w:type="dxa" w:w="826"/>
             <w:tcBorders>
               <w:top w:val="single" w:color="808080" w:sz="4"/>
               <w:left w:val="single" w:color="808080" w:sz="4"/>
@@ -17864,7 +17882,7 @@
         </w:tc>
         <w:tc>
           <w:tcPr>
-            <w:tcW w:type="dxa" w:w="1103"/>
+            <w:tcW w:type="dxa" w:w="1137"/>
             <w:tcBorders>
               <w:top w:val="single" w:color="808080" w:sz="4"/>
               <w:left w:val="single" w:color="808080" w:sz="4"/>
@@ -17896,7 +17914,7 @@
         </w:tc>
         <w:tc>
           <w:tcPr>
-            <w:tcW w:type="dxa" w:w="1297"/>
+            <w:tcW w:type="dxa" w:w="1286"/>
             <w:tcBorders>
               <w:top w:val="single" w:color="808080" w:sz="4"/>
               <w:left w:val="single" w:color="808080" w:sz="4"/>
@@ -17928,7 +17946,7 @@
         </w:tc>
         <w:tc>
           <w:tcPr>
-            <w:tcW w:type="dxa" w:w="932"/>
+            <w:tcW w:type="dxa" w:w="924"/>
             <w:tcBorders>
               <w:top w:val="single" w:color="808080" w:sz="4"/>
               <w:left w:val="single" w:color="808080" w:sz="4"/>
@@ -17960,7 +17978,7 @@
         </w:tc>
         <w:tc>
           <w:tcPr>
-            <w:tcW w:type="dxa" w:w="2658"/>
+            <w:tcW w:type="dxa" w:w="2634"/>
             <w:tcBorders>
               <w:top w:val="single" w:color="808080" w:sz="4"/>
               <w:left w:val="single" w:color="808080" w:sz="4"/>
@@ -17998,7 +18016,7 @@
         </w:trPr>
         <w:tc>
           <w:tcPr>
-            <w:tcW w:type="dxa" w:w="1455"/>
+            <w:tcW w:type="dxa" w:w="1442"/>
             <w:tcBorders>
               <w:top w:val="single" w:color="808080" w:sz="4"/>
               <w:left w:val="single" w:color="808080" w:sz="4"/>
@@ -18030,7 +18048,7 @@
         </w:tc>
         <w:tc>
           <w:tcPr>
-            <w:tcW w:type="dxa" w:w="1768"/>
+            <w:tcW w:type="dxa" w:w="1753"/>
             <w:tcBorders>
               <w:top w:val="single" w:color="808080" w:sz="4"/>
               <w:left w:val="single" w:color="808080" w:sz="4"/>
@@ -18062,7 +18080,7 @@
         </w:tc>
         <w:tc>
           <w:tcPr>
-            <w:tcW w:type="dxa" w:w="1318"/>
+            <w:tcW w:type="dxa" w:w="1307"/>
             <w:tcBorders>
               <w:top w:val="single" w:color="808080" w:sz="4"/>
               <w:left w:val="single" w:color="808080" w:sz="4"/>
@@ -18094,7 +18112,7 @@
         </w:tc>
         <w:tc>
           <w:tcPr>
-            <w:tcW w:type="dxa" w:w="1338"/>
+            <w:tcW w:type="dxa" w:w="1404"/>
             <w:tcBorders>
               <w:top w:val="single" w:color="808080" w:sz="4"/>
               <w:left w:val="single" w:color="808080" w:sz="4"/>
@@ -18126,7 +18144,7 @@
         </w:tc>
         <w:tc>
           <w:tcPr>
-            <w:tcW w:type="dxa" w:w="1256"/>
+            <w:tcW w:type="dxa" w:w="1245"/>
             <w:tcBorders>
               <w:top w:val="single" w:color="808080" w:sz="4"/>
               <w:left w:val="single" w:color="808080" w:sz="4"/>
@@ -18158,7 +18176,7 @@
         </w:tc>
         <w:tc>
           <w:tcPr>
-            <w:tcW w:type="dxa" w:w="833"/>
+            <w:tcW w:type="dxa" w:w="826"/>
             <w:tcBorders>
               <w:top w:val="single" w:color="808080" w:sz="4"/>
               <w:left w:val="single" w:color="808080" w:sz="4"/>
@@ -18190,7 +18208,7 @@
         </w:tc>
         <w:tc>
           <w:tcPr>
-            <w:tcW w:type="dxa" w:w="1103"/>
+            <w:tcW w:type="dxa" w:w="1137"/>
             <w:tcBorders>
               <w:top w:val="single" w:color="808080" w:sz="4"/>
               <w:left w:val="single" w:color="808080" w:sz="4"/>
@@ -18222,7 +18240,7 @@
         </w:tc>
         <w:tc>
           <w:tcPr>
-            <w:tcW w:type="dxa" w:w="1297"/>
+            <w:tcW w:type="dxa" w:w="1286"/>
             <w:tcBorders>
               <w:top w:val="single" w:color="808080" w:sz="4"/>
               <w:left w:val="single" w:color="808080" w:sz="4"/>
@@ -18254,7 +18272,7 @@
         </w:tc>
         <w:tc>
           <w:tcPr>
-            <w:tcW w:type="dxa" w:w="932"/>
+            <w:tcW w:type="dxa" w:w="924"/>
             <w:tcBorders>
               <w:top w:val="single" w:color="808080" w:sz="4"/>
               <w:left w:val="single" w:color="808080" w:sz="4"/>
@@ -18286,7 +18304,7 @@
         </w:tc>
         <w:tc>
           <w:tcPr>
-            <w:tcW w:type="dxa" w:w="2658"/>
+            <w:tcW w:type="dxa" w:w="2634"/>
             <w:tcBorders>
               <w:top w:val="single" w:color="808080" w:sz="4"/>
               <w:left w:val="single" w:color="808080" w:sz="4"/>
@@ -18324,7 +18342,7 @@
         </w:trPr>
         <w:tc>
           <w:tcPr>
-            <w:tcW w:type="dxa" w:w="1455"/>
+            <w:tcW w:type="dxa" w:w="1442"/>
             <w:tcBorders>
               <w:top w:val="single" w:color="808080" w:sz="4"/>
               <w:left w:val="single" w:color="808080" w:sz="4"/>
@@ -18356,7 +18374,7 @@
         </w:tc>
         <w:tc>
           <w:tcPr>
-            <w:tcW w:type="dxa" w:w="1768"/>
+            <w:tcW w:type="dxa" w:w="1753"/>
             <w:tcBorders>
               <w:top w:val="single" w:color="808080" w:sz="4"/>
               <w:left w:val="single" w:color="808080" w:sz="4"/>
@@ -18388,7 +18406,7 @@
         </w:tc>
         <w:tc>
           <w:tcPr>
-            <w:tcW w:type="dxa" w:w="1318"/>
+            <w:tcW w:type="dxa" w:w="1307"/>
             <w:tcBorders>
               <w:top w:val="single" w:color="808080" w:sz="4"/>
               <w:left w:val="single" w:color="808080" w:sz="4"/>
@@ -18420,7 +18438,7 @@
         </w:tc>
         <w:tc>
           <w:tcPr>
-            <w:tcW w:type="dxa" w:w="1338"/>
+            <w:tcW w:type="dxa" w:w="1404"/>
             <w:tcBorders>
               <w:top w:val="single" w:color="808080" w:sz="4"/>
               <w:left w:val="single" w:color="808080" w:sz="4"/>
@@ -18452,7 +18470,7 @@
         </w:tc>
         <w:tc>
           <w:tcPr>
-            <w:tcW w:type="dxa" w:w="1256"/>
+            <w:tcW w:type="dxa" w:w="1245"/>
             <w:tcBorders>
               <w:top w:val="single" w:color="808080" w:sz="4"/>
               <w:left w:val="single" w:color="808080" w:sz="4"/>
@@ -18484,7 +18502,7 @@
         </w:tc>
         <w:tc>
           <w:tcPr>
-            <w:tcW w:type="dxa" w:w="833"/>
+            <w:tcW w:type="dxa" w:w="826"/>
             <w:tcBorders>
               <w:top w:val="single" w:color="808080" w:sz="4"/>
               <w:left w:val="single" w:color="808080" w:sz="4"/>
@@ -18516,7 +18534,7 @@
         </w:tc>
         <w:tc>
           <w:tcPr>
-            <w:tcW w:type="dxa" w:w="1103"/>
+            <w:tcW w:type="dxa" w:w="1137"/>
             <w:tcBorders>
               <w:top w:val="single" w:color="808080" w:sz="4"/>
               <w:left w:val="single" w:color="808080" w:sz="4"/>
@@ -18548,7 +18566,7 @@
         </w:tc>
         <w:tc>
           <w:tcPr>
-            <w:tcW w:type="dxa" w:w="1297"/>
+            <w:tcW w:type="dxa" w:w="1286"/>
             <w:tcBorders>
               <w:top w:val="single" w:color="808080" w:sz="4"/>
               <w:left w:val="single" w:color="808080" w:sz="4"/>
@@ -18580,7 +18598,7 @@
         </w:tc>
         <w:tc>
           <w:tcPr>
-            <w:tcW w:type="dxa" w:w="932"/>
+            <w:tcW w:type="dxa" w:w="924"/>
             <w:tcBorders>
               <w:top w:val="single" w:color="808080" w:sz="4"/>
               <w:left w:val="single" w:color="808080" w:sz="4"/>
@@ -18612,7 +18630,7 @@
         </w:tc>
         <w:tc>
           <w:tcPr>
-            <w:tcW w:type="dxa" w:w="2658"/>
+            <w:tcW w:type="dxa" w:w="2634"/>
             <w:tcBorders>
               <w:top w:val="single" w:color="808080" w:sz="4"/>
               <w:left w:val="single" w:color="808080" w:sz="4"/>
@@ -18650,7 +18668,7 @@
         </w:trPr>
         <w:tc>
           <w:tcPr>
-            <w:tcW w:type="dxa" w:w="1455"/>
+            <w:tcW w:type="dxa" w:w="1442"/>
             <w:tcBorders>
               <w:top w:val="single" w:color="808080" w:sz="4"/>
               <w:left w:val="single" w:color="808080" w:sz="4"/>
@@ -18682,7 +18700,7 @@
         </w:tc>
         <w:tc>
           <w:tcPr>
-            <w:tcW w:type="dxa" w:w="1768"/>
+            <w:tcW w:type="dxa" w:w="1753"/>
             <w:tcBorders>
               <w:top w:val="single" w:color="808080" w:sz="4"/>
               <w:left w:val="single" w:color="808080" w:sz="4"/>
@@ -18714,7 +18732,7 @@
         </w:tc>
         <w:tc>
           <w:tcPr>
-            <w:tcW w:type="dxa" w:w="1318"/>
+            <w:tcW w:type="dxa" w:w="1307"/>
             <w:tcBorders>
               <w:top w:val="single" w:color="808080" w:sz="4"/>
               <w:left w:val="single" w:color="808080" w:sz="4"/>
@@ -18746,7 +18764,7 @@
         </w:tc>
         <w:tc>
           <w:tcPr>
-            <w:tcW w:type="dxa" w:w="1338"/>
+            <w:tcW w:type="dxa" w:w="1404"/>
             <w:tcBorders>
               <w:top w:val="single" w:color="808080" w:sz="4"/>
               <w:left w:val="single" w:color="808080" w:sz="4"/>
@@ -18778,7 +18796,7 @@
         </w:tc>
         <w:tc>
           <w:tcPr>
-            <w:tcW w:type="dxa" w:w="1256"/>
+            <w:tcW w:type="dxa" w:w="1245"/>
             <w:tcBorders>
               <w:top w:val="single" w:color="808080" w:sz="4"/>
               <w:left w:val="single" w:color="808080" w:sz="4"/>
@@ -18810,7 +18828,7 @@
         </w:tc>
         <w:tc>
           <w:tcPr>
-            <w:tcW w:type="dxa" w:w="833"/>
+            <w:tcW w:type="dxa" w:w="826"/>
             <w:tcBorders>
               <w:top w:val="single" w:color="808080" w:sz="4"/>
               <w:left w:val="single" w:color="808080" w:sz="4"/>
@@ -18842,7 +18860,7 @@
         </w:tc>
         <w:tc>
           <w:tcPr>
-            <w:tcW w:type="dxa" w:w="1103"/>
+            <w:tcW w:type="dxa" w:w="1137"/>
             <w:tcBorders>
               <w:top w:val="single" w:color="808080" w:sz="4"/>
               <w:left w:val="single" w:color="808080" w:sz="4"/>
@@ -18874,7 +18892,7 @@
         </w:tc>
         <w:tc>
           <w:tcPr>
-            <w:tcW w:type="dxa" w:w="1297"/>
+            <w:tcW w:type="dxa" w:w="1286"/>
             <w:tcBorders>
               <w:top w:val="single" w:color="808080" w:sz="4"/>
               <w:left w:val="single" w:color="808080" w:sz="4"/>
@@ -18906,7 +18924,7 @@
         </w:tc>
         <w:tc>
           <w:tcPr>
-            <w:tcW w:type="dxa" w:w="932"/>
+            <w:tcW w:type="dxa" w:w="924"/>
             <w:tcBorders>
               <w:top w:val="single" w:color="808080" w:sz="4"/>
               <w:left w:val="single" w:color="808080" w:sz="4"/>
@@ -18938,7 +18956,7 @@
         </w:tc>
         <w:tc>
           <w:tcPr>
-            <w:tcW w:type="dxa" w:w="2658"/>
+            <w:tcW w:type="dxa" w:w="2634"/>
             <w:tcBorders>
               <w:top w:val="single" w:color="808080" w:sz="4"/>
               <w:left w:val="single" w:color="808080" w:sz="4"/>
@@ -18976,7 +18994,7 @@
         </w:trPr>
         <w:tc>
           <w:tcPr>
-            <w:tcW w:type="dxa" w:w="1455"/>
+            <w:tcW w:type="dxa" w:w="1442"/>
             <w:tcBorders>
               <w:top w:val="single" w:color="808080" w:sz="4"/>
               <w:left w:val="single" w:color="808080" w:sz="4"/>
@@ -19008,7 +19026,7 @@
         </w:tc>
         <w:tc>
           <w:tcPr>
-            <w:tcW w:type="dxa" w:w="1768"/>
+            <w:tcW w:type="dxa" w:w="1753"/>
             <w:tcBorders>
               <w:top w:val="single" w:color="808080" w:sz="4"/>
               <w:left w:val="single" w:color="808080" w:sz="4"/>
@@ -19040,7 +19058,7 @@
         </w:tc>
         <w:tc>
           <w:tcPr>
-            <w:tcW w:type="dxa" w:w="1318"/>
+            <w:tcW w:type="dxa" w:w="1307"/>
             <w:tcBorders>
               <w:top w:val="single" w:color="808080" w:sz="4"/>
               <w:left w:val="single" w:color="808080" w:sz="4"/>
@@ -19072,7 +19090,7 @@
         </w:tc>
         <w:tc>
           <w:tcPr>
-            <w:tcW w:type="dxa" w:w="1338"/>
+            <w:tcW w:type="dxa" w:w="1404"/>
             <w:tcBorders>
               <w:top w:val="single" w:color="808080" w:sz="4"/>
               <w:left w:val="single" w:color="808080" w:sz="4"/>
@@ -19104,7 +19122,7 @@
         </w:tc>
         <w:tc>
           <w:tcPr>
-            <w:tcW w:type="dxa" w:w="1256"/>
+            <w:tcW w:type="dxa" w:w="1245"/>
             <w:tcBorders>
               <w:top w:val="single" w:color="808080" w:sz="4"/>
               <w:left w:val="single" w:color="808080" w:sz="4"/>
@@ -19136,7 +19154,7 @@
         </w:tc>
         <w:tc>
           <w:tcPr>
-            <w:tcW w:type="dxa" w:w="833"/>
+            <w:tcW w:type="dxa" w:w="826"/>
             <w:tcBorders>
               <w:top w:val="single" w:color="808080" w:sz="4"/>
               <w:left w:val="single" w:color="808080" w:sz="4"/>
@@ -19168,7 +19186,7 @@
         </w:tc>
         <w:tc>
           <w:tcPr>
-            <w:tcW w:type="dxa" w:w="1103"/>
+            <w:tcW w:type="dxa" w:w="1137"/>
             <w:tcBorders>
               <w:top w:val="single" w:color="808080" w:sz="4"/>
               <w:left w:val="single" w:color="808080" w:sz="4"/>
@@ -19200,7 +19218,7 @@
         </w:tc>
         <w:tc>
           <w:tcPr>
-            <w:tcW w:type="dxa" w:w="1297"/>
+            <w:tcW w:type="dxa" w:w="1286"/>
             <w:tcBorders>
               <w:top w:val="single" w:color="808080" w:sz="4"/>
               <w:left w:val="single" w:color="808080" w:sz="4"/>
@@ -19232,7 +19250,7 @@
         </w:tc>
         <w:tc>
           <w:tcPr>
-            <w:tcW w:type="dxa" w:w="932"/>
+            <w:tcW w:type="dxa" w:w="924"/>
             <w:tcBorders>
               <w:top w:val="single" w:color="808080" w:sz="4"/>
               <w:left w:val="single" w:color="808080" w:sz="4"/>
@@ -19264,7 +19282,7 @@
         </w:tc>
         <w:tc>
           <w:tcPr>
-            <w:tcW w:type="dxa" w:w="2658"/>
+            <w:tcW w:type="dxa" w:w="2634"/>
             <w:tcBorders>
               <w:top w:val="single" w:color="808080" w:sz="4"/>
               <w:left w:val="single" w:color="808080" w:sz="4"/>
@@ -19302,7 +19320,7 @@
         </w:trPr>
         <w:tc>
           <w:tcPr>
-            <w:tcW w:type="dxa" w:w="1455"/>
+            <w:tcW w:type="dxa" w:w="1442"/>
             <w:tcBorders>
               <w:top w:val="single" w:color="808080" w:sz="4"/>
               <w:left w:val="single" w:color="808080" w:sz="4"/>
@@ -19334,7 +19352,7 @@
         </w:tc>
         <w:tc>
           <w:tcPr>
-            <w:tcW w:type="dxa" w:w="1768"/>
+            <w:tcW w:type="dxa" w:w="1753"/>
             <w:tcBorders>
               <w:top w:val="single" w:color="808080" w:sz="4"/>
               <w:left w:val="single" w:color="808080" w:sz="4"/>
@@ -19366,7 +19384,7 @@
         </w:tc>
         <w:tc>
           <w:tcPr>
-            <w:tcW w:type="dxa" w:w="1318"/>
+            <w:tcW w:type="dxa" w:w="1307"/>
             <w:tcBorders>
               <w:top w:val="single" w:color="808080" w:sz="4"/>
               <w:left w:val="single" w:color="808080" w:sz="4"/>
@@ -19398,7 +19416,7 @@
         </w:tc>
         <w:tc>
           <w:tcPr>
-            <w:tcW w:type="dxa" w:w="1338"/>
+            <w:tcW w:type="dxa" w:w="1404"/>
             <w:tcBorders>
               <w:top w:val="single" w:color="808080" w:sz="4"/>
               <w:left w:val="single" w:color="808080" w:sz="4"/>
@@ -19430,7 +19448,7 @@
         </w:tc>
         <w:tc>
           <w:tcPr>
-            <w:tcW w:type="dxa" w:w="1256"/>
+            <w:tcW w:type="dxa" w:w="1245"/>
             <w:tcBorders>
               <w:top w:val="single" w:color="808080" w:sz="4"/>
               <w:left w:val="single" w:color="808080" w:sz="4"/>
@@ -19462,7 +19480,7 @@
         </w:tc>
         <w:tc>
           <w:tcPr>
-            <w:tcW w:type="dxa" w:w="833"/>
+            <w:tcW w:type="dxa" w:w="826"/>
             <w:tcBorders>
               <w:top w:val="single" w:color="808080" w:sz="4"/>
               <w:left w:val="single" w:color="808080" w:sz="4"/>
@@ -19494,7 +19512,7 @@
         </w:tc>
         <w:tc>
           <w:tcPr>
-            <w:tcW w:type="dxa" w:w="1103"/>
+            <w:tcW w:type="dxa" w:w="1137"/>
             <w:tcBorders>
               <w:top w:val="single" w:color="808080" w:sz="4"/>
               <w:left w:val="single" w:color="808080" w:sz="4"/>
@@ -19526,7 +19544,7 @@
         </w:tc>
         <w:tc>
           <w:tcPr>
-            <w:tcW w:type="dxa" w:w="1297"/>
+            <w:tcW w:type="dxa" w:w="1286"/>
             <w:tcBorders>
               <w:top w:val="single" w:color="808080" w:sz="4"/>
               <w:left w:val="single" w:color="808080" w:sz="4"/>
@@ -19558,7 +19576,7 @@
         </w:tc>
         <w:tc>
           <w:tcPr>
-            <w:tcW w:type="dxa" w:w="932"/>
+            <w:tcW w:type="dxa" w:w="924"/>
             <w:tcBorders>
               <w:top w:val="single" w:color="808080" w:sz="4"/>
               <w:left w:val="single" w:color="808080" w:sz="4"/>
@@ -19590,7 +19608,7 @@
         </w:tc>
         <w:tc>
           <w:tcPr>
-            <w:tcW w:type="dxa" w:w="2658"/>
+            <w:tcW w:type="dxa" w:w="2634"/>
             <w:tcBorders>
               <w:top w:val="single" w:color="808080" w:sz="4"/>
               <w:left w:val="single" w:color="808080" w:sz="4"/>
@@ -19628,7 +19646,7 @@
         </w:trPr>
         <w:tc>
           <w:tcPr>
-            <w:tcW w:type="dxa" w:w="1455"/>
+            <w:tcW w:type="dxa" w:w="1442"/>
             <w:tcBorders>
               <w:top w:val="single" w:color="808080" w:sz="4"/>
               <w:left w:val="single" w:color="808080" w:sz="4"/>
@@ -19660,7 +19678,7 @@
         </w:tc>
         <w:tc>
           <w:tcPr>
-            <w:tcW w:type="dxa" w:w="1768"/>
+            <w:tcW w:type="dxa" w:w="1753"/>
             <w:tcBorders>
               <w:top w:val="single" w:color="808080" w:sz="4"/>
               <w:left w:val="single" w:color="808080" w:sz="4"/>
@@ -19692,7 +19710,7 @@
         </w:tc>
         <w:tc>
           <w:tcPr>
-            <w:tcW w:type="dxa" w:w="1318"/>
+            <w:tcW w:type="dxa" w:w="1307"/>
             <w:tcBorders>
               <w:top w:val="single" w:color="808080" w:sz="4"/>
               <w:left w:val="single" w:color="808080" w:sz="4"/>
@@ -19724,7 +19742,7 @@
         </w:tc>
         <w:tc>
           <w:tcPr>
-            <w:tcW w:type="dxa" w:w="1338"/>
+            <w:tcW w:type="dxa" w:w="1404"/>
             <w:tcBorders>
               <w:top w:val="single" w:color="808080" w:sz="4"/>
               <w:left w:val="single" w:color="808080" w:sz="4"/>
@@ -19756,7 +19774,7 @@
         </w:tc>
         <w:tc>
           <w:tcPr>
-            <w:tcW w:type="dxa" w:w="1256"/>
+            <w:tcW w:type="dxa" w:w="1245"/>
             <w:tcBorders>
               <w:top w:val="single" w:color="808080" w:sz="4"/>
               <w:left w:val="single" w:color="808080" w:sz="4"/>
@@ -19788,7 +19806,7 @@
         </w:tc>
         <w:tc>
           <w:tcPr>
-            <w:tcW w:type="dxa" w:w="833"/>
+            <w:tcW w:type="dxa" w:w="826"/>
             <w:tcBorders>
               <w:top w:val="single" w:color="808080" w:sz="4"/>
               <w:left w:val="single" w:color="808080" w:sz="4"/>
@@ -19820,7 +19838,7 @@
         </w:tc>
         <w:tc>
           <w:tcPr>
-            <w:tcW w:type="dxa" w:w="1103"/>
+            <w:tcW w:type="dxa" w:w="1137"/>
             <w:tcBorders>
               <w:top w:val="single" w:color="808080" w:sz="4"/>
               <w:left w:val="single" w:color="808080" w:sz="4"/>
@@ -19852,7 +19870,7 @@
         </w:tc>
         <w:tc>
           <w:tcPr>
-            <w:tcW w:type="dxa" w:w="1297"/>
+            <w:tcW w:type="dxa" w:w="1286"/>
             <w:tcBorders>
               <w:top w:val="single" w:color="808080" w:sz="4"/>
               <w:left w:val="single" w:color="808080" w:sz="4"/>
@@ -19884,7 +19902,7 @@
         </w:tc>
         <w:tc>
           <w:tcPr>
-            <w:tcW w:type="dxa" w:w="932"/>
+            <w:tcW w:type="dxa" w:w="924"/>
             <w:tcBorders>
               <w:top w:val="single" w:color="808080" w:sz="4"/>
               <w:left w:val="single" w:color="808080" w:sz="4"/>
@@ -19916,7 +19934,7 @@
         </w:tc>
         <w:tc>
           <w:tcPr>
-            <w:tcW w:type="dxa" w:w="2658"/>
+            <w:tcW w:type="dxa" w:w="2634"/>
             <w:tcBorders>
               <w:top w:val="single" w:color="808080" w:sz="4"/>
               <w:left w:val="single" w:color="808080" w:sz="4"/>
@@ -19954,7 +19972,7 @@
         </w:trPr>
         <w:tc>
           <w:tcPr>
-            <w:tcW w:type="dxa" w:w="1455"/>
+            <w:tcW w:type="dxa" w:w="1442"/>
             <w:tcBorders>
               <w:top w:val="single" w:color="808080" w:sz="4"/>
               <w:left w:val="single" w:color="808080" w:sz="4"/>
@@ -19986,7 +20004,7 @@
         </w:tc>
         <w:tc>
           <w:tcPr>
-            <w:tcW w:type="dxa" w:w="1768"/>
+            <w:tcW w:type="dxa" w:w="1753"/>
             <w:tcBorders>
               <w:top w:val="single" w:color="808080" w:sz="4"/>
               <w:left w:val="single" w:color="808080" w:sz="4"/>
@@ -20018,7 +20036,7 @@
         </w:tc>
         <w:tc>
           <w:tcPr>
-            <w:tcW w:type="dxa" w:w="1318"/>
+            <w:tcW w:type="dxa" w:w="1307"/>
             <w:tcBorders>
               <w:top w:val="single" w:color="808080" w:sz="4"/>
               <w:left w:val="single" w:color="808080" w:sz="4"/>
@@ -20050,7 +20068,7 @@
         </w:tc>
         <w:tc>
           <w:tcPr>
-            <w:tcW w:type="dxa" w:w="1338"/>
+            <w:tcW w:type="dxa" w:w="1404"/>
             <w:tcBorders>
               <w:top w:val="single" w:color="808080" w:sz="4"/>
               <w:left w:val="single" w:color="808080" w:sz="4"/>
@@ -20082,7 +20100,7 @@
         </w:tc>
         <w:tc>
           <w:tcPr>
-            <w:tcW w:type="dxa" w:w="1256"/>
+            <w:tcW w:type="dxa" w:w="1245"/>
             <w:tcBorders>
               <w:top w:val="single" w:color="808080" w:sz="4"/>
               <w:left w:val="single" w:color="808080" w:sz="4"/>
@@ -20114,7 +20132,7 @@
         </w:tc>
         <w:tc>
           <w:tcPr>
-            <w:tcW w:type="dxa" w:w="833"/>
+            <w:tcW w:type="dxa" w:w="826"/>
             <w:tcBorders>
               <w:top w:val="single" w:color="808080" w:sz="4"/>
               <w:left w:val="single" w:color="808080" w:sz="4"/>
@@ -20146,7 +20164,7 @@
         </w:tc>
         <w:tc>
           <w:tcPr>
-            <w:tcW w:type="dxa" w:w="1103"/>
+            <w:tcW w:type="dxa" w:w="1137"/>
             <w:tcBorders>
               <w:top w:val="single" w:color="808080" w:sz="4"/>
               <w:left w:val="single" w:color="808080" w:sz="4"/>
@@ -20178,7 +20196,7 @@
         </w:tc>
         <w:tc>
           <w:tcPr>
-            <w:tcW w:type="dxa" w:w="1297"/>
+            <w:tcW w:type="dxa" w:w="1286"/>
             <w:tcBorders>
               <w:top w:val="single" w:color="808080" w:sz="4"/>
               <w:left w:val="single" w:color="808080" w:sz="4"/>
@@ -20210,7 +20228,7 @@
         </w:tc>
         <w:tc>
           <w:tcPr>
-            <w:tcW w:type="dxa" w:w="932"/>
+            <w:tcW w:type="dxa" w:w="924"/>
             <w:tcBorders>
               <w:top w:val="single" w:color="808080" w:sz="4"/>
               <w:left w:val="single" w:color="808080" w:sz="4"/>
@@ -20242,7 +20260,7 @@
         </w:tc>
         <w:tc>
           <w:tcPr>
-            <w:tcW w:type="dxa" w:w="2658"/>
+            <w:tcW w:type="dxa" w:w="2634"/>
             <w:tcBorders>
               <w:top w:val="single" w:color="808080" w:sz="4"/>
               <w:left w:val="single" w:color="808080" w:sz="4"/>
@@ -20280,7 +20298,7 @@
         </w:trPr>
         <w:tc>
           <w:tcPr>
-            <w:tcW w:type="dxa" w:w="1455"/>
+            <w:tcW w:type="dxa" w:w="1442"/>
             <w:tcBorders>
               <w:top w:val="single" w:color="808080" w:sz="4"/>
               <w:left w:val="single" w:color="808080" w:sz="4"/>
@@ -20312,7 +20330,7 @@
         </w:tc>
         <w:tc>
           <w:tcPr>
-            <w:tcW w:type="dxa" w:w="1768"/>
+            <w:tcW w:type="dxa" w:w="1753"/>
             <w:tcBorders>
               <w:top w:val="single" w:color="808080" w:sz="4"/>
               <w:left w:val="single" w:color="808080" w:sz="4"/>
@@ -20344,7 +20362,7 @@
         </w:tc>
         <w:tc>
           <w:tcPr>
-            <w:tcW w:type="dxa" w:w="1318"/>
+            <w:tcW w:type="dxa" w:w="1307"/>
             <w:tcBorders>
               <w:top w:val="single" w:color="808080" w:sz="4"/>
               <w:left w:val="single" w:color="808080" w:sz="4"/>
@@ -20376,7 +20394,7 @@
         </w:tc>
         <w:tc>
           <w:tcPr>
-            <w:tcW w:type="dxa" w:w="1338"/>
+            <w:tcW w:type="dxa" w:w="1404"/>
             <w:tcBorders>
               <w:top w:val="single" w:color="808080" w:sz="4"/>
               <w:left w:val="single" w:color="808080" w:sz="4"/>
@@ -20408,7 +20426,7 @@
         </w:tc>
         <w:tc>
           <w:tcPr>
-            <w:tcW w:type="dxa" w:w="1256"/>
+            <w:tcW w:type="dxa" w:w="1245"/>
             <w:tcBorders>
               <w:top w:val="single" w:color="808080" w:sz="4"/>
               <w:left w:val="single" w:color="808080" w:sz="4"/>
@@ -20440,7 +20458,7 @@
         </w:tc>
         <w:tc>
           <w:tcPr>
-            <w:tcW w:type="dxa" w:w="833"/>
+            <w:tcW w:type="dxa" w:w="826"/>
             <w:tcBorders>
               <w:top w:val="single" w:color="808080" w:sz="4"/>
               <w:left w:val="single" w:color="808080" w:sz="4"/>
@@ -20472,7 +20490,7 @@
         </w:tc>
         <w:tc>
           <w:tcPr>
-            <w:tcW w:type="dxa" w:w="1103"/>
+            <w:tcW w:type="dxa" w:w="1137"/>
             <w:tcBorders>
               <w:top w:val="single" w:color="808080" w:sz="4"/>
               <w:left w:val="single" w:color="808080" w:sz="4"/>
@@ -20504,7 +20522,7 @@
         </w:tc>
         <w:tc>
           <w:tcPr>
-            <w:tcW w:type="dxa" w:w="1297"/>
+            <w:tcW w:type="dxa" w:w="1286"/>
             <w:tcBorders>
               <w:top w:val="single" w:color="808080" w:sz="4"/>
               <w:left w:val="single" w:color="808080" w:sz="4"/>
@@ -20536,7 +20554,7 @@
         </w:tc>
         <w:tc>
           <w:tcPr>
-            <w:tcW w:type="dxa" w:w="932"/>
+            <w:tcW w:type="dxa" w:w="924"/>
             <w:tcBorders>
               <w:top w:val="single" w:color="808080" w:sz="4"/>
               <w:left w:val="single" w:color="808080" w:sz="4"/>
@@ -20568,7 +20586,7 @@
         </w:tc>
         <w:tc>
           <w:tcPr>
-            <w:tcW w:type="dxa" w:w="2658"/>
+            <w:tcW w:type="dxa" w:w="2634"/>
             <w:tcBorders>
               <w:top w:val="single" w:color="808080" w:sz="4"/>
               <w:left w:val="single" w:color="808080" w:sz="4"/>
@@ -20606,7 +20624,7 @@
         </w:trPr>
         <w:tc>
           <w:tcPr>
-            <w:tcW w:type="dxa" w:w="1455"/>
+            <w:tcW w:type="dxa" w:w="1442"/>
             <w:tcBorders>
               <w:top w:val="single" w:color="808080" w:sz="4"/>
               <w:left w:val="single" w:color="808080" w:sz="4"/>
@@ -20638,7 +20656,7 @@
         </w:tc>
         <w:tc>
           <w:tcPr>
-            <w:tcW w:type="dxa" w:w="1768"/>
+            <w:tcW w:type="dxa" w:w="1753"/>
             <w:tcBorders>
               <w:top w:val="single" w:color="808080" w:sz="4"/>
               <w:left w:val="single" w:color="808080" w:sz="4"/>
@@ -20670,7 +20688,7 @@
         </w:tc>
         <w:tc>
           <w:tcPr>
-            <w:tcW w:type="dxa" w:w="1318"/>
+            <w:tcW w:type="dxa" w:w="1307"/>
             <w:tcBorders>
               <w:top w:val="single" w:color="808080" w:sz="4"/>
               <w:left w:val="single" w:color="808080" w:sz="4"/>
@@ -20702,7 +20720,7 @@
         </w:tc>
         <w:tc>
           <w:tcPr>
-            <w:tcW w:type="dxa" w:w="1338"/>
+            <w:tcW w:type="dxa" w:w="1404"/>
             <w:tcBorders>
               <w:top w:val="single" w:color="808080" w:sz="4"/>
               <w:left w:val="single" w:color="808080" w:sz="4"/>
@@ -20734,7 +20752,7 @@
         </w:tc>
         <w:tc>
           <w:tcPr>
-            <w:tcW w:type="dxa" w:w="1256"/>
+            <w:tcW w:type="dxa" w:w="1245"/>
             <w:tcBorders>
               <w:top w:val="single" w:color="808080" w:sz="4"/>
               <w:left w:val="single" w:color="808080" w:sz="4"/>
@@ -20766,7 +20784,7 @@
         </w:tc>
         <w:tc>
           <w:tcPr>
-            <w:tcW w:type="dxa" w:w="833"/>
+            <w:tcW w:type="dxa" w:w="826"/>
             <w:tcBorders>
               <w:top w:val="single" w:color="808080" w:sz="4"/>
               <w:left w:val="single" w:color="808080" w:sz="4"/>
@@ -20798,7 +20816,7 @@
         </w:tc>
         <w:tc>
           <w:tcPr>
-            <w:tcW w:type="dxa" w:w="1103"/>
+            <w:tcW w:type="dxa" w:w="1137"/>
             <w:tcBorders>
               <w:top w:val="single" w:color="808080" w:sz="4"/>
               <w:left w:val="single" w:color="808080" w:sz="4"/>
@@ -20830,7 +20848,7 @@
         </w:tc>
         <w:tc>
           <w:tcPr>
-            <w:tcW w:type="dxa" w:w="1297"/>
+            <w:tcW w:type="dxa" w:w="1286"/>
             <w:tcBorders>
               <w:top w:val="single" w:color="808080" w:sz="4"/>
               <w:left w:val="single" w:color="808080" w:sz="4"/>
@@ -20862,7 +20880,7 @@
         </w:tc>
         <w:tc>
           <w:tcPr>
-            <w:tcW w:type="dxa" w:w="932"/>
+            <w:tcW w:type="dxa" w:w="924"/>
             <w:tcBorders>
               <w:top w:val="single" w:color="808080" w:sz="4"/>
               <w:left w:val="single" w:color="808080" w:sz="4"/>
@@ -20894,7 +20912,7 @@
         </w:tc>
         <w:tc>
           <w:tcPr>
-            <w:tcW w:type="dxa" w:w="2658"/>
+            <w:tcW w:type="dxa" w:w="2634"/>
             <w:tcBorders>
               <w:top w:val="single" w:color="808080" w:sz="4"/>
               <w:left w:val="single" w:color="808080" w:sz="4"/>
@@ -20932,7 +20950,7 @@
         </w:trPr>
         <w:tc>
           <w:tcPr>
-            <w:tcW w:type="dxa" w:w="1455"/>
+            <w:tcW w:type="dxa" w:w="1442"/>
             <w:tcBorders>
               <w:top w:val="single" w:color="808080" w:sz="4"/>
               <w:left w:val="single" w:color="808080" w:sz="4"/>
@@ -20964,7 +20982,7 @@
         </w:tc>
         <w:tc>
           <w:tcPr>
-            <w:tcW w:type="dxa" w:w="1768"/>
+            <w:tcW w:type="dxa" w:w="1753"/>
             <w:tcBorders>
               <w:top w:val="single" w:color="808080" w:sz="4"/>
               <w:left w:val="single" w:color="808080" w:sz="4"/>
@@ -20996,7 +21014,7 @@
         </w:tc>
         <w:tc>
           <w:tcPr>
-            <w:tcW w:type="dxa" w:w="1318"/>
+            <w:tcW w:type="dxa" w:w="1307"/>
             <w:tcBorders>
               <w:top w:val="single" w:color="808080" w:sz="4"/>
               <w:left w:val="single" w:color="808080" w:sz="4"/>
@@ -21028,7 +21046,7 @@
         </w:tc>
         <w:tc>
           <w:tcPr>
-            <w:tcW w:type="dxa" w:w="1338"/>
+            <w:tcW w:type="dxa" w:w="1404"/>
             <w:tcBorders>
               <w:top w:val="single" w:color="808080" w:sz="4"/>
               <w:left w:val="single" w:color="808080" w:sz="4"/>
@@ -21060,7 +21078,7 @@
         </w:tc>
         <w:tc>
           <w:tcPr>
-            <w:tcW w:type="dxa" w:w="1256"/>
+            <w:tcW w:type="dxa" w:w="1245"/>
             <w:tcBorders>
               <w:top w:val="single" w:color="808080" w:sz="4"/>
               <w:left w:val="single" w:color="808080" w:sz="4"/>
@@ -21092,7 +21110,7 @@
         </w:tc>
         <w:tc>
           <w:tcPr>
-            <w:tcW w:type="dxa" w:w="833"/>
+            <w:tcW w:type="dxa" w:w="826"/>
             <w:tcBorders>
               <w:top w:val="single" w:color="808080" w:sz="4"/>
               <w:left w:val="single" w:color="808080" w:sz="4"/>
@@ -21124,7 +21142,7 @@
         </w:tc>
         <w:tc>
           <w:tcPr>
-            <w:tcW w:type="dxa" w:w="1103"/>
+            <w:tcW w:type="dxa" w:w="1137"/>
             <w:tcBorders>
               <w:top w:val="single" w:color="808080" w:sz="4"/>
               <w:left w:val="single" w:color="808080" w:sz="4"/>
@@ -21156,7 +21174,7 @@
         </w:tc>
         <w:tc>
           <w:tcPr>
-            <w:tcW w:type="dxa" w:w="1297"/>
+            <w:tcW w:type="dxa" w:w="1286"/>
             <w:tcBorders>
               <w:top w:val="single" w:color="808080" w:sz="4"/>
               <w:left w:val="single" w:color="808080" w:sz="4"/>
@@ -21188,7 +21206,7 @@
         </w:tc>
         <w:tc>
           <w:tcPr>
-            <w:tcW w:type="dxa" w:w="932"/>
+            <w:tcW w:type="dxa" w:w="924"/>
             <w:tcBorders>
               <w:top w:val="single" w:color="808080" w:sz="4"/>
               <w:left w:val="single" w:color="808080" w:sz="4"/>
@@ -21220,7 +21238,7 @@
         </w:tc>
         <w:tc>
           <w:tcPr>
-            <w:tcW w:type="dxa" w:w="2658"/>
+            <w:tcW w:type="dxa" w:w="2634"/>
             <w:tcBorders>
               <w:top w:val="single" w:color="808080" w:sz="4"/>
               <w:left w:val="single" w:color="808080" w:sz="4"/>
@@ -21258,7 +21276,7 @@
         </w:trPr>
         <w:tc>
           <w:tcPr>
-            <w:tcW w:type="dxa" w:w="1455"/>
+            <w:tcW w:type="dxa" w:w="1442"/>
             <w:tcBorders>
               <w:top w:val="single" w:color="808080" w:sz="4"/>
               <w:left w:val="single" w:color="808080" w:sz="4"/>
@@ -21290,7 +21308,7 @@
         </w:tc>
         <w:tc>
           <w:tcPr>
-            <w:tcW w:type="dxa" w:w="1768"/>
+            <w:tcW w:type="dxa" w:w="1753"/>
             <w:tcBorders>
               <w:top w:val="single" w:color="808080" w:sz="4"/>
               <w:left w:val="single" w:color="808080" w:sz="4"/>
@@ -21322,7 +21340,7 @@
         </w:tc>
         <w:tc>
           <w:tcPr>
-            <w:tcW w:type="dxa" w:w="1318"/>
+            <w:tcW w:type="dxa" w:w="1307"/>
             <w:tcBorders>
               <w:top w:val="single" w:color="808080" w:sz="4"/>
               <w:left w:val="single" w:color="808080" w:sz="4"/>
@@ -21354,7 +21372,7 @@
         </w:tc>
         <w:tc>
           <w:tcPr>
-            <w:tcW w:type="dxa" w:w="1338"/>
+            <w:tcW w:type="dxa" w:w="1404"/>
             <w:tcBorders>
               <w:top w:val="single" w:color="808080" w:sz="4"/>
               <w:left w:val="single" w:color="808080" w:sz="4"/>
@@ -21386,7 +21404,7 @@
         </w:tc>
         <w:tc>
           <w:tcPr>
-            <w:tcW w:type="dxa" w:w="1256"/>
+            <w:tcW w:type="dxa" w:w="1245"/>
             <w:tcBorders>
               <w:top w:val="single" w:color="808080" w:sz="4"/>
               <w:left w:val="single" w:color="808080" w:sz="4"/>
@@ -21418,7 +21436,7 @@
         </w:tc>
         <w:tc>
           <w:tcPr>
-            <w:tcW w:type="dxa" w:w="833"/>
+            <w:tcW w:type="dxa" w:w="826"/>
             <w:tcBorders>
               <w:top w:val="single" w:color="808080" w:sz="4"/>
               <w:left w:val="single" w:color="808080" w:sz="4"/>
@@ -21450,7 +21468,7 @@
         </w:tc>
         <w:tc>
           <w:tcPr>
-            <w:tcW w:type="dxa" w:w="1103"/>
+            <w:tcW w:type="dxa" w:w="1137"/>
             <w:tcBorders>
               <w:top w:val="single" w:color="808080" w:sz="4"/>
               <w:left w:val="single" w:color="808080" w:sz="4"/>
@@ -21482,7 +21500,7 @@
         </w:tc>
         <w:tc>
           <w:tcPr>
-            <w:tcW w:type="dxa" w:w="1297"/>
+            <w:tcW w:type="dxa" w:w="1286"/>
             <w:tcBorders>
               <w:top w:val="single" w:color="808080" w:sz="4"/>
               <w:left w:val="single" w:color="808080" w:sz="4"/>
@@ -21514,7 +21532,7 @@
         </w:tc>
         <w:tc>
           <w:tcPr>
-            <w:tcW w:type="dxa" w:w="932"/>
+            <w:tcW w:type="dxa" w:w="924"/>
             <w:tcBorders>
               <w:top w:val="single" w:color="808080" w:sz="4"/>
               <w:left w:val="single" w:color="808080" w:sz="4"/>
@@ -21546,7 +21564,7 @@
         </w:tc>
         <w:tc>
           <w:tcPr>
-            <w:tcW w:type="dxa" w:w="2658"/>
+            <w:tcW w:type="dxa" w:w="2634"/>
             <w:tcBorders>
               <w:top w:val="single" w:color="808080" w:sz="4"/>
               <w:left w:val="single" w:color="808080" w:sz="4"/>
@@ -21584,7 +21602,7 @@
         </w:trPr>
         <w:tc>
           <w:tcPr>
-            <w:tcW w:type="dxa" w:w="1455"/>
+            <w:tcW w:type="dxa" w:w="1442"/>
             <w:tcBorders>
               <w:top w:val="single" w:color="808080" w:sz="4"/>
               <w:left w:val="single" w:color="808080" w:sz="4"/>
@@ -21616,7 +21634,7 @@
         </w:tc>
         <w:tc>
           <w:tcPr>
-            <w:tcW w:type="dxa" w:w="1768"/>
+            <w:tcW w:type="dxa" w:w="1753"/>
             <w:tcBorders>
               <w:top w:val="single" w:color="808080" w:sz="4"/>
               <w:left w:val="single" w:color="808080" w:sz="4"/>
@@ -21648,7 +21666,7 @@
         </w:tc>
         <w:tc>
           <w:tcPr>
-            <w:tcW w:type="dxa" w:w="1318"/>
+            <w:tcW w:type="dxa" w:w="1307"/>
             <w:tcBorders>
               <w:top w:val="single" w:color="808080" w:sz="4"/>
               <w:left w:val="single" w:color="808080" w:sz="4"/>
@@ -21680,7 +21698,7 @@
         </w:tc>
         <w:tc>
           <w:tcPr>
-            <w:tcW w:type="dxa" w:w="1338"/>
+            <w:tcW w:type="dxa" w:w="1404"/>
             <w:tcBorders>
               <w:top w:val="single" w:color="808080" w:sz="4"/>
               <w:left w:val="single" w:color="808080" w:sz="4"/>
@@ -21712,7 +21730,7 @@
         </w:tc>
         <w:tc>
           <w:tcPr>
-            <w:tcW w:type="dxa" w:w="1256"/>
+            <w:tcW w:type="dxa" w:w="1245"/>
             <w:tcBorders>
               <w:top w:val="single" w:color="808080" w:sz="4"/>
               <w:left w:val="single" w:color="808080" w:sz="4"/>
@@ -21744,7 +21762,7 @@
         </w:tc>
         <w:tc>
           <w:tcPr>
-            <w:tcW w:type="dxa" w:w="833"/>
+            <w:tcW w:type="dxa" w:w="826"/>
             <w:tcBorders>
               <w:top w:val="single" w:color="808080" w:sz="4"/>
               <w:left w:val="single" w:color="808080" w:sz="4"/>
@@ -21776,7 +21794,7 @@
         </w:tc>
         <w:tc>
           <w:tcPr>
-            <w:tcW w:type="dxa" w:w="1103"/>
+            <w:tcW w:type="dxa" w:w="1137"/>
             <w:tcBorders>
               <w:top w:val="single" w:color="808080" w:sz="4"/>
               <w:left w:val="single" w:color="808080" w:sz="4"/>
@@ -21808,7 +21826,7 @@
         </w:tc>
         <w:tc>
           <w:tcPr>
-            <w:tcW w:type="dxa" w:w="1297"/>
+            <w:tcW w:type="dxa" w:w="1286"/>
             <w:tcBorders>
               <w:top w:val="single" w:color="808080" w:sz="4"/>
               <w:left w:val="single" w:color="808080" w:sz="4"/>
@@ -21840,7 +21858,7 @@
         </w:tc>
         <w:tc>
           <w:tcPr>
-            <w:tcW w:type="dxa" w:w="932"/>
+            <w:tcW w:type="dxa" w:w="924"/>
             <w:tcBorders>
               <w:top w:val="single" w:color="808080" w:sz="4"/>
               <w:left w:val="single" w:color="808080" w:sz="4"/>
@@ -21872,7 +21890,7 @@
         </w:tc>
         <w:tc>
           <w:tcPr>
-            <w:tcW w:type="dxa" w:w="2658"/>
+            <w:tcW w:type="dxa" w:w="2634"/>
             <w:tcBorders>
               <w:top w:val="single" w:color="808080" w:sz="4"/>
               <w:left w:val="single" w:color="808080" w:sz="4"/>
@@ -21910,7 +21928,7 @@
         </w:trPr>
         <w:tc>
           <w:tcPr>
-            <w:tcW w:type="dxa" w:w="1455"/>
+            <w:tcW w:type="dxa" w:w="1442"/>
             <w:tcBorders>
               <w:top w:val="single" w:color="808080" w:sz="4"/>
               <w:left w:val="single" w:color="808080" w:sz="4"/>
@@ -21942,7 +21960,7 @@
         </w:tc>
         <w:tc>
           <w:tcPr>
-            <w:tcW w:type="dxa" w:w="1768"/>
+            <w:tcW w:type="dxa" w:w="1753"/>
             <w:tcBorders>
               <w:top w:val="single" w:color="808080" w:sz="4"/>
               <w:left w:val="single" w:color="808080" w:sz="4"/>
@@ -21974,7 +21992,7 @@
         </w:tc>
         <w:tc>
           <w:tcPr>
-            <w:tcW w:type="dxa" w:w="1318"/>
+            <w:tcW w:type="dxa" w:w="1307"/>
             <w:tcBorders>
               <w:top w:val="single" w:color="808080" w:sz="4"/>
               <w:left w:val="single" w:color="808080" w:sz="4"/>
@@ -22006,7 +22024,7 @@
         </w:tc>
         <w:tc>
           <w:tcPr>
-            <w:tcW w:type="dxa" w:w="1338"/>
+            <w:tcW w:type="dxa" w:w="1404"/>
             <w:tcBorders>
               <w:top w:val="single" w:color="808080" w:sz="4"/>
               <w:left w:val="single" w:color="808080" w:sz="4"/>
@@ -22038,7 +22056,7 @@
         </w:tc>
         <w:tc>
           <w:tcPr>
-            <w:tcW w:type="dxa" w:w="1256"/>
+            <w:tcW w:type="dxa" w:w="1245"/>
             <w:tcBorders>
               <w:top w:val="single" w:color="808080" w:sz="4"/>
               <w:left w:val="single" w:color="808080" w:sz="4"/>
@@ -22070,7 +22088,7 @@
         </w:tc>
         <w:tc>
           <w:tcPr>
-            <w:tcW w:type="dxa" w:w="833"/>
+            <w:tcW w:type="dxa" w:w="826"/>
             <w:tcBorders>
               <w:top w:val="single" w:color="808080" w:sz="4"/>
               <w:left w:val="single" w:color="808080" w:sz="4"/>
@@ -22102,7 +22120,7 @@
         </w:tc>
         <w:tc>
           <w:tcPr>
-            <w:tcW w:type="dxa" w:w="1103"/>
+            <w:tcW w:type="dxa" w:w="1137"/>
             <w:tcBorders>
               <w:top w:val="single" w:color="808080" w:sz="4"/>
               <w:left w:val="single" w:color="808080" w:sz="4"/>
@@ -22134,7 +22152,7 @@
         </w:tc>
         <w:tc>
           <w:tcPr>
-            <w:tcW w:type="dxa" w:w="1297"/>
+            <w:tcW w:type="dxa" w:w="1286"/>
             <w:tcBorders>
               <w:top w:val="single" w:color="808080" w:sz="4"/>
               <w:left w:val="single" w:color="808080" w:sz="4"/>
@@ -22166,7 +22184,7 @@
         </w:tc>
         <w:tc>
           <w:tcPr>
-            <w:tcW w:type="dxa" w:w="932"/>
+            <w:tcW w:type="dxa" w:w="924"/>
             <w:tcBorders>
               <w:top w:val="single" w:color="808080" w:sz="4"/>
               <w:left w:val="single" w:color="808080" w:sz="4"/>
@@ -22198,7 +22216,7 @@
         </w:tc>
         <w:tc>
           <w:tcPr>
-            <w:tcW w:type="dxa" w:w="2658"/>
+            <w:tcW w:type="dxa" w:w="2634"/>
             <w:tcBorders>
               <w:top w:val="single" w:color="808080" w:sz="4"/>
               <w:left w:val="single" w:color="808080" w:sz="4"/>
@@ -22236,7 +22254,7 @@
         </w:trPr>
         <w:tc>
           <w:tcPr>
-            <w:tcW w:type="dxa" w:w="1455"/>
+            <w:tcW w:type="dxa" w:w="1442"/>
             <w:tcBorders>
               <w:top w:val="single" w:color="808080" w:sz="4"/>
               <w:left w:val="single" w:color="808080" w:sz="4"/>
@@ -22268,7 +22286,7 @@
         </w:tc>
         <w:tc>
           <w:tcPr>
-            <w:tcW w:type="dxa" w:w="1768"/>
+            <w:tcW w:type="dxa" w:w="1753"/>
             <w:tcBorders>
               <w:top w:val="single" w:color="808080" w:sz="4"/>
               <w:left w:val="single" w:color="808080" w:sz="4"/>
@@ -22300,7 +22318,7 @@
         </w:tc>
         <w:tc>
           <w:tcPr>
-            <w:tcW w:type="dxa" w:w="1318"/>
+            <w:tcW w:type="dxa" w:w="1307"/>
             <w:tcBorders>
               <w:top w:val="single" w:color="808080" w:sz="4"/>
               <w:left w:val="single" w:color="808080" w:sz="4"/>
@@ -22332,7 +22350,7 @@
         </w:tc>
         <w:tc>
           <w:tcPr>
-            <w:tcW w:type="dxa" w:w="1338"/>
+            <w:tcW w:type="dxa" w:w="1404"/>
             <w:tcBorders>
               <w:top w:val="single" w:color="808080" w:sz="4"/>
               <w:left w:val="single" w:color="808080" w:sz="4"/>
@@ -22364,7 +22382,7 @@
         </w:tc>
         <w:tc>
           <w:tcPr>
-            <w:tcW w:type="dxa" w:w="1256"/>
+            <w:tcW w:type="dxa" w:w="1245"/>
             <w:tcBorders>
               <w:top w:val="single" w:color="808080" w:sz="4"/>
               <w:left w:val="single" w:color="808080" w:sz="4"/>
@@ -22396,7 +22414,7 @@
         </w:tc>
         <w:tc>
           <w:tcPr>
-            <w:tcW w:type="dxa" w:w="833"/>
+            <w:tcW w:type="dxa" w:w="826"/>
             <w:tcBorders>
               <w:top w:val="single" w:color="808080" w:sz="4"/>
               <w:left w:val="single" w:color="808080" w:sz="4"/>
@@ -22428,7 +22446,7 @@
         </w:tc>
         <w:tc>
           <w:tcPr>
-            <w:tcW w:type="dxa" w:w="1103"/>
+            <w:tcW w:type="dxa" w:w="1137"/>
             <w:tcBorders>
               <w:top w:val="single" w:color="808080" w:sz="4"/>
               <w:left w:val="single" w:color="808080" w:sz="4"/>
@@ -22460,7 +22478,7 @@
         </w:tc>
         <w:tc>
           <w:tcPr>
-            <w:tcW w:type="dxa" w:w="1297"/>
+            <w:tcW w:type="dxa" w:w="1286"/>
             <w:tcBorders>
               <w:top w:val="single" w:color="808080" w:sz="4"/>
               <w:left w:val="single" w:color="808080" w:sz="4"/>
@@ -22492,7 +22510,7 @@
         </w:tc>
         <w:tc>
           <w:tcPr>
-            <w:tcW w:type="dxa" w:w="932"/>
+            <w:tcW w:type="dxa" w:w="924"/>
             <w:tcBorders>
               <w:top w:val="single" w:color="808080" w:sz="4"/>
               <w:left w:val="single" w:color="808080" w:sz="4"/>
@@ -22524,7 +22542,7 @@
         </w:tc>
         <w:tc>
           <w:tcPr>
-            <w:tcW w:type="dxa" w:w="2658"/>
+            <w:tcW w:type="dxa" w:w="2634"/>
             <w:tcBorders>
               <w:top w:val="single" w:color="808080" w:sz="4"/>
               <w:left w:val="single" w:color="808080" w:sz="4"/>
@@ -22562,7 +22580,7 @@
         </w:trPr>
         <w:tc>
           <w:tcPr>
-            <w:tcW w:type="dxa" w:w="1455"/>
+            <w:tcW w:type="dxa" w:w="1442"/>
             <w:tcBorders>
               <w:top w:val="single" w:color="808080" w:sz="4"/>
               <w:left w:val="single" w:color="808080" w:sz="4"/>
@@ -22594,7 +22612,7 @@
         </w:tc>
         <w:tc>
           <w:tcPr>
-            <w:tcW w:type="dxa" w:w="1768"/>
+            <w:tcW w:type="dxa" w:w="1753"/>
             <w:tcBorders>
               <w:top w:val="single" w:color="808080" w:sz="4"/>
               <w:left w:val="single" w:color="808080" w:sz="4"/>
@@ -22626,7 +22644,7 @@
         </w:tc>
         <w:tc>
           <w:tcPr>
-            <w:tcW w:type="dxa" w:w="1318"/>
+            <w:tcW w:type="dxa" w:w="1307"/>
             <w:tcBorders>
               <w:top w:val="single" w:color="808080" w:sz="4"/>
               <w:left w:val="single" w:color="808080" w:sz="4"/>
@@ -22658,7 +22676,7 @@
         </w:tc>
         <w:tc>
           <w:tcPr>
-            <w:tcW w:type="dxa" w:w="1338"/>
+            <w:tcW w:type="dxa" w:w="1404"/>
             <w:tcBorders>
               <w:top w:val="single" w:color="808080" w:sz="4"/>
               <w:left w:val="single" w:color="808080" w:sz="4"/>
@@ -22684,13 +22702,13 @@
                 <w:sz w:val="15"/>
                 <w:szCs w:val="15"/>
               </w:rPr>
-              <w:t xml:space="preserve">NOT REPORTED</w:t>
-            </w:r>
-          </w:p>
-        </w:tc>
-        <w:tc>
-          <w:tcPr>
-            <w:tcW w:type="dxa" w:w="1256"/>
+              <w:t xml:space="preserve">Partial (session manager for cross-turn state)</w:t>
+            </w:r>
+          </w:p>
+        </w:tc>
+        <w:tc>
+          <w:tcPr>
+            <w:tcW w:type="dxa" w:w="1245"/>
             <w:tcBorders>
               <w:top w:val="single" w:color="808080" w:sz="4"/>
               <w:left w:val="single" w:color="808080" w:sz="4"/>
@@ -22722,7 +22740,7 @@
         </w:tc>
         <w:tc>
           <w:tcPr>
-            <w:tcW w:type="dxa" w:w="833"/>
+            <w:tcW w:type="dxa" w:w="826"/>
             <w:tcBorders>
               <w:top w:val="single" w:color="808080" w:sz="4"/>
               <w:left w:val="single" w:color="808080" w:sz="4"/>
@@ -22754,7 +22772,7 @@
         </w:tc>
         <w:tc>
           <w:tcPr>
-            <w:tcW w:type="dxa" w:w="1103"/>
+            <w:tcW w:type="dxa" w:w="1137"/>
             <w:tcBorders>
               <w:top w:val="single" w:color="808080" w:sz="4"/>
               <w:left w:val="single" w:color="808080" w:sz="4"/>
@@ -22780,13 +22798,13 @@
                 <w:sz w:val="15"/>
                 <w:szCs w:val="15"/>
               </w:rPr>
-              <w:t xml:space="preserve">Plan-level (whole plan evaluated once)</w:t>
-            </w:r>
-          </w:p>
-        </w:tc>
-        <w:tc>
-          <w:tcPr>
-            <w:tcW w:type="dxa" w:w="1297"/>
+              <w:t xml:space="preserve">Partial (plan-level evaluation; cross-turn session state)</w:t>
+            </w:r>
+          </w:p>
+        </w:tc>
+        <w:tc>
+          <w:tcPr>
+            <w:tcW w:type="dxa" w:w="1286"/>
             <w:tcBorders>
               <w:top w:val="single" w:color="808080" w:sz="4"/>
               <w:left w:val="single" w:color="808080" w:sz="4"/>
@@ -22818,7 +22836,7 @@
         </w:tc>
         <w:tc>
           <w:tcPr>
-            <w:tcW w:type="dxa" w:w="932"/>
+            <w:tcW w:type="dxa" w:w="924"/>
             <w:tcBorders>
               <w:top w:val="single" w:color="808080" w:sz="4"/>
               <w:left w:val="single" w:color="808080" w:sz="4"/>
@@ -22850,7 +22868,7 @@
         </w:tc>
         <w:tc>
           <w:tcPr>
-            <w:tcW w:type="dxa" w:w="2658"/>
+            <w:tcW w:type="dxa" w:w="2634"/>
             <w:tcBorders>
               <w:top w:val="single" w:color="808080" w:sz="4"/>
               <w:left w:val="single" w:color="808080" w:sz="4"/>
@@ -22888,7 +22906,7 @@
         </w:trPr>
         <w:tc>
           <w:tcPr>
-            <w:tcW w:type="dxa" w:w="1455"/>
+            <w:tcW w:type="dxa" w:w="1442"/>
             <w:tcBorders>
               <w:top w:val="single" w:color="808080" w:sz="4"/>
               <w:left w:val="single" w:color="808080" w:sz="4"/>
@@ -22920,7 +22938,7 @@
         </w:tc>
         <w:tc>
           <w:tcPr>
-            <w:tcW w:type="dxa" w:w="1768"/>
+            <w:tcW w:type="dxa" w:w="1753"/>
             <w:tcBorders>
               <w:top w:val="single" w:color="808080" w:sz="4"/>
               <w:left w:val="single" w:color="808080" w:sz="4"/>
@@ -22952,7 +22970,7 @@
         </w:tc>
         <w:tc>
           <w:tcPr>
-            <w:tcW w:type="dxa" w:w="1318"/>
+            <w:tcW w:type="dxa" w:w="1307"/>
             <w:tcBorders>
               <w:top w:val="single" w:color="808080" w:sz="4"/>
               <w:left w:val="single" w:color="808080" w:sz="4"/>
@@ -22984,7 +23002,7 @@
         </w:tc>
         <w:tc>
           <w:tcPr>
-            <w:tcW w:type="dxa" w:w="1338"/>
+            <w:tcW w:type="dxa" w:w="1404"/>
             <w:tcBorders>
               <w:top w:val="single" w:color="808080" w:sz="4"/>
               <w:left w:val="single" w:color="808080" w:sz="4"/>
@@ -23016,7 +23034,7 @@
         </w:tc>
         <w:tc>
           <w:tcPr>
-            <w:tcW w:type="dxa" w:w="1256"/>
+            <w:tcW w:type="dxa" w:w="1245"/>
             <w:tcBorders>
               <w:top w:val="single" w:color="808080" w:sz="4"/>
               <w:left w:val="single" w:color="808080" w:sz="4"/>
@@ -23048,7 +23066,7 @@
         </w:tc>
         <w:tc>
           <w:tcPr>
-            <w:tcW w:type="dxa" w:w="833"/>
+            <w:tcW w:type="dxa" w:w="826"/>
             <w:tcBorders>
               <w:top w:val="single" w:color="808080" w:sz="4"/>
               <w:left w:val="single" w:color="808080" w:sz="4"/>
@@ -23080,7 +23098,7 @@
         </w:tc>
         <w:tc>
           <w:tcPr>
-            <w:tcW w:type="dxa" w:w="1103"/>
+            <w:tcW w:type="dxa" w:w="1137"/>
             <w:tcBorders>
               <w:top w:val="single" w:color="808080" w:sz="4"/>
               <w:left w:val="single" w:color="808080" w:sz="4"/>
@@ -23112,7 +23130,7 @@
         </w:tc>
         <w:tc>
           <w:tcPr>
-            <w:tcW w:type="dxa" w:w="1297"/>
+            <w:tcW w:type="dxa" w:w="1286"/>
             <w:tcBorders>
               <w:top w:val="single" w:color="808080" w:sz="4"/>
               <w:left w:val="single" w:color="808080" w:sz="4"/>
@@ -23144,7 +23162,7 @@
         </w:tc>
         <w:tc>
           <w:tcPr>
-            <w:tcW w:type="dxa" w:w="932"/>
+            <w:tcW w:type="dxa" w:w="924"/>
             <w:tcBorders>
               <w:top w:val="single" w:color="808080" w:sz="4"/>
               <w:left w:val="single" w:color="808080" w:sz="4"/>
@@ -23176,7 +23194,7 @@
         </w:tc>
         <w:tc>
           <w:tcPr>
-            <w:tcW w:type="dxa" w:w="2658"/>
+            <w:tcW w:type="dxa" w:w="2634"/>
             <w:tcBorders>
               <w:top w:val="single" w:color="808080" w:sz="4"/>
               <w:left w:val="single" w:color="808080" w:sz="4"/>
@@ -23214,7 +23232,7 @@
         </w:trPr>
         <w:tc>
           <w:tcPr>
-            <w:tcW w:type="dxa" w:w="1455"/>
+            <w:tcW w:type="dxa" w:w="1442"/>
             <w:tcBorders>
               <w:top w:val="single" w:color="808080" w:sz="4"/>
               <w:left w:val="single" w:color="808080" w:sz="4"/>
@@ -23246,7 +23264,7 @@
         </w:tc>
         <w:tc>
           <w:tcPr>
-            <w:tcW w:type="dxa" w:w="1768"/>
+            <w:tcW w:type="dxa" w:w="1753"/>
             <w:tcBorders>
               <w:top w:val="single" w:color="808080" w:sz="4"/>
               <w:left w:val="single" w:color="808080" w:sz="4"/>
@@ -23278,7 +23296,7 @@
         </w:tc>
         <w:tc>
           <w:tcPr>
-            <w:tcW w:type="dxa" w:w="1318"/>
+            <w:tcW w:type="dxa" w:w="1307"/>
             <w:tcBorders>
               <w:top w:val="single" w:color="808080" w:sz="4"/>
               <w:left w:val="single" w:color="808080" w:sz="4"/>
@@ -23310,7 +23328,7 @@
         </w:tc>
         <w:tc>
           <w:tcPr>
-            <w:tcW w:type="dxa" w:w="1338"/>
+            <w:tcW w:type="dxa" w:w="1404"/>
             <w:tcBorders>
               <w:top w:val="single" w:color="808080" w:sz="4"/>
               <w:left w:val="single" w:color="808080" w:sz="4"/>
@@ -23342,7 +23360,7 @@
         </w:tc>
         <w:tc>
           <w:tcPr>
-            <w:tcW w:type="dxa" w:w="1256"/>
+            <w:tcW w:type="dxa" w:w="1245"/>
             <w:tcBorders>
               <w:top w:val="single" w:color="808080" w:sz="4"/>
               <w:left w:val="single" w:color="808080" w:sz="4"/>
@@ -23374,7 +23392,7 @@
         </w:tc>
         <w:tc>
           <w:tcPr>
-            <w:tcW w:type="dxa" w:w="833"/>
+            <w:tcW w:type="dxa" w:w="826"/>
             <w:tcBorders>
               <w:top w:val="single" w:color="808080" w:sz="4"/>
               <w:left w:val="single" w:color="808080" w:sz="4"/>
@@ -23406,7 +23424,7 @@
         </w:tc>
         <w:tc>
           <w:tcPr>
-            <w:tcW w:type="dxa" w:w="1103"/>
+            <w:tcW w:type="dxa" w:w="1137"/>
             <w:tcBorders>
               <w:top w:val="single" w:color="808080" w:sz="4"/>
               <w:left w:val="single" w:color="808080" w:sz="4"/>
@@ -23438,7 +23456,7 @@
         </w:tc>
         <w:tc>
           <w:tcPr>
-            <w:tcW w:type="dxa" w:w="1297"/>
+            <w:tcW w:type="dxa" w:w="1286"/>
             <w:tcBorders>
               <w:top w:val="single" w:color="808080" w:sz="4"/>
               <w:left w:val="single" w:color="808080" w:sz="4"/>
@@ -23470,7 +23488,7 @@
         </w:tc>
         <w:tc>
           <w:tcPr>
-            <w:tcW w:type="dxa" w:w="932"/>
+            <w:tcW w:type="dxa" w:w="924"/>
             <w:tcBorders>
               <w:top w:val="single" w:color="808080" w:sz="4"/>
               <w:left w:val="single" w:color="808080" w:sz="4"/>
@@ -23502,7 +23520,7 @@
         </w:tc>
         <w:tc>
           <w:tcPr>
-            <w:tcW w:type="dxa" w:w="2658"/>
+            <w:tcW w:type="dxa" w:w="2634"/>
             <w:tcBorders>
               <w:top w:val="single" w:color="808080" w:sz="4"/>
               <w:left w:val="single" w:color="808080" w:sz="4"/>
@@ -23540,7 +23558,7 @@
         </w:trPr>
         <w:tc>
           <w:tcPr>
-            <w:tcW w:type="dxa" w:w="1455"/>
+            <w:tcW w:type="dxa" w:w="1442"/>
             <w:tcBorders>
               <w:top w:val="single" w:color="808080" w:sz="4"/>
               <w:left w:val="single" w:color="808080" w:sz="4"/>
@@ -23572,7 +23590,7 @@
         </w:tc>
         <w:tc>
           <w:tcPr>
-            <w:tcW w:type="dxa" w:w="1768"/>
+            <w:tcW w:type="dxa" w:w="1753"/>
             <w:tcBorders>
               <w:top w:val="single" w:color="808080" w:sz="4"/>
               <w:left w:val="single" w:color="808080" w:sz="4"/>
@@ -23604,7 +23622,7 @@
         </w:tc>
         <w:tc>
           <w:tcPr>
-            <w:tcW w:type="dxa" w:w="1318"/>
+            <w:tcW w:type="dxa" w:w="1307"/>
             <w:tcBorders>
               <w:top w:val="single" w:color="808080" w:sz="4"/>
               <w:left w:val="single" w:color="808080" w:sz="4"/>
@@ -23636,7 +23654,7 @@
         </w:tc>
         <w:tc>
           <w:tcPr>
-            <w:tcW w:type="dxa" w:w="1338"/>
+            <w:tcW w:type="dxa" w:w="1404"/>
             <w:tcBorders>
               <w:top w:val="single" w:color="808080" w:sz="4"/>
               <w:left w:val="single" w:color="808080" w:sz="4"/>
@@ -23668,7 +23686,7 @@
         </w:tc>
         <w:tc>
           <w:tcPr>
-            <w:tcW w:type="dxa" w:w="1256"/>
+            <w:tcW w:type="dxa" w:w="1245"/>
             <w:tcBorders>
               <w:top w:val="single" w:color="808080" w:sz="4"/>
               <w:left w:val="single" w:color="808080" w:sz="4"/>
@@ -23700,7 +23718,7 @@
         </w:tc>
         <w:tc>
           <w:tcPr>
-            <w:tcW w:type="dxa" w:w="833"/>
+            <w:tcW w:type="dxa" w:w="826"/>
             <w:tcBorders>
               <w:top w:val="single" w:color="808080" w:sz="4"/>
               <w:left w:val="single" w:color="808080" w:sz="4"/>
@@ -23732,7 +23750,7 @@
         </w:tc>
         <w:tc>
           <w:tcPr>
-            <w:tcW w:type="dxa" w:w="1103"/>
+            <w:tcW w:type="dxa" w:w="1137"/>
             <w:tcBorders>
               <w:top w:val="single" w:color="808080" w:sz="4"/>
               <w:left w:val="single" w:color="808080" w:sz="4"/>
@@ -23764,7 +23782,7 @@
         </w:tc>
         <w:tc>
           <w:tcPr>
-            <w:tcW w:type="dxa" w:w="1297"/>
+            <w:tcW w:type="dxa" w:w="1286"/>
             <w:tcBorders>
               <w:top w:val="single" w:color="808080" w:sz="4"/>
               <w:left w:val="single" w:color="808080" w:sz="4"/>
@@ -23796,7 +23814,7 @@
         </w:tc>
         <w:tc>
           <w:tcPr>
-            <w:tcW w:type="dxa" w:w="932"/>
+            <w:tcW w:type="dxa" w:w="924"/>
             <w:tcBorders>
               <w:top w:val="single" w:color="808080" w:sz="4"/>
               <w:left w:val="single" w:color="808080" w:sz="4"/>
@@ -23828,7 +23846,7 @@
         </w:tc>
         <w:tc>
           <w:tcPr>
-            <w:tcW w:type="dxa" w:w="2658"/>
+            <w:tcW w:type="dxa" w:w="2634"/>
             <w:tcBorders>
               <w:top w:val="single" w:color="808080" w:sz="4"/>
               <w:left w:val="single" w:color="808080" w:sz="4"/>
@@ -23866,7 +23884,7 @@
         </w:trPr>
         <w:tc>
           <w:tcPr>
-            <w:tcW w:type="dxa" w:w="1455"/>
+            <w:tcW w:type="dxa" w:w="1442"/>
             <w:tcBorders>
               <w:top w:val="single" w:color="808080" w:sz="4"/>
               <w:left w:val="single" w:color="808080" w:sz="4"/>
@@ -23898,7 +23916,7 @@
         </w:tc>
         <w:tc>
           <w:tcPr>
-            <w:tcW w:type="dxa" w:w="1768"/>
+            <w:tcW w:type="dxa" w:w="1753"/>
             <w:tcBorders>
               <w:top w:val="single" w:color="808080" w:sz="4"/>
               <w:left w:val="single" w:color="808080" w:sz="4"/>
@@ -23930,7 +23948,7 @@
         </w:tc>
         <w:tc>
           <w:tcPr>
-            <w:tcW w:type="dxa" w:w="1318"/>
+            <w:tcW w:type="dxa" w:w="1307"/>
             <w:tcBorders>
               <w:top w:val="single" w:color="808080" w:sz="4"/>
               <w:left w:val="single" w:color="808080" w:sz="4"/>
@@ -23962,7 +23980,7 @@
         </w:tc>
         <w:tc>
           <w:tcPr>
-            <w:tcW w:type="dxa" w:w="1338"/>
+            <w:tcW w:type="dxa" w:w="1404"/>
             <w:tcBorders>
               <w:top w:val="single" w:color="808080" w:sz="4"/>
               <w:left w:val="single" w:color="808080" w:sz="4"/>
@@ -23994,7 +24012,7 @@
         </w:tc>
         <w:tc>
           <w:tcPr>
-            <w:tcW w:type="dxa" w:w="1256"/>
+            <w:tcW w:type="dxa" w:w="1245"/>
             <w:tcBorders>
               <w:top w:val="single" w:color="808080" w:sz="4"/>
               <w:left w:val="single" w:color="808080" w:sz="4"/>
@@ -24026,7 +24044,7 @@
         </w:tc>
         <w:tc>
           <w:tcPr>
-            <w:tcW w:type="dxa" w:w="833"/>
+            <w:tcW w:type="dxa" w:w="826"/>
             <w:tcBorders>
               <w:top w:val="single" w:color="808080" w:sz="4"/>
               <w:left w:val="single" w:color="808080" w:sz="4"/>
@@ -24058,7 +24076,7 @@
         </w:tc>
         <w:tc>
           <w:tcPr>
-            <w:tcW w:type="dxa" w:w="1103"/>
+            <w:tcW w:type="dxa" w:w="1137"/>
             <w:tcBorders>
               <w:top w:val="single" w:color="808080" w:sz="4"/>
               <w:left w:val="single" w:color="808080" w:sz="4"/>
@@ -24090,7 +24108,7 @@
         </w:tc>
         <w:tc>
           <w:tcPr>
-            <w:tcW w:type="dxa" w:w="1297"/>
+            <w:tcW w:type="dxa" w:w="1286"/>
             <w:tcBorders>
               <w:top w:val="single" w:color="808080" w:sz="4"/>
               <w:left w:val="single" w:color="808080" w:sz="4"/>
@@ -24122,7 +24140,7 @@
         </w:tc>
         <w:tc>
           <w:tcPr>
-            <w:tcW w:type="dxa" w:w="932"/>
+            <w:tcW w:type="dxa" w:w="924"/>
             <w:tcBorders>
               <w:top w:val="single" w:color="808080" w:sz="4"/>
               <w:left w:val="single" w:color="808080" w:sz="4"/>
@@ -24154,7 +24172,7 @@
         </w:tc>
         <w:tc>
           <w:tcPr>
-            <w:tcW w:type="dxa" w:w="2658"/>
+            <w:tcW w:type="dxa" w:w="2634"/>
             <w:tcBorders>
               <w:top w:val="single" w:color="808080" w:sz="4"/>
               <w:left w:val="single" w:color="808080" w:sz="4"/>
@@ -29447,7 +29465,7 @@
           <w:sz w:val="24"/>
           <w:szCs w:val="24"/>
         </w:rPr>
-        <w:t xml:space="preserve">statistically grounded accumulation of evidence across steps (Section 2.7.4), as an alternative to heuristic session scores where multi-step behavior is present.</w:t>
+        <w:t xml:space="preserve">statistically grounded accumulation of evidence across steps (Section 2.7.4), as an analytical complement to heuristic session scores where multi-step behavior is present. In REM this is limited to an optional, observe-only analysis outside the verdict path.</w:t>
       </w:r>
     </w:p>
     <w:p>
@@ -29903,7 +29921,7 @@
           <w:sz w:val="24"/>
           <w:szCs w:val="24"/>
         </w:rPr>
-        <w:t xml:space="preserve">Among the studies reviewed in this chapter, none reports an empirical evaluation of a non-invasive runtime layer for a financial tool-using agent that combines (i) provenance-based evidence about proposed financial actions, (ii) a calibrated per-step probability that the proposed action is adversarially induced, (iii) a decision that minimizes expected loss over Allow, Modify, Escalate and Block using losses declared per consequence tier, and (iv) deterministic mitigation, with attack success, benign utility, intervention behavior, calibration and latency measured separately and compared against a consequence-independent baseline that uses the same estimator.</w:t>
+        <w:t xml:space="preserve">Among the studies reviewed in this chapter, none reports an empirical evaluation of a non-invasive runtime layer for a financial tool-using agent that combines (i) provenance-based evidence about proposed financial actions, (ii) a calibrated per-step probability that the proposed action is adversarially induced, (iii) a decision that minimizes expected loss over Allow, Modify, Escalate and Block using losses declared per consequence tier, and (iv) deterministic mitigation whose effectiveness is measured, with attack success, benign utility, utility under attack, intervention behavior and latency measured separately, calibration quality reported separately from control outcomes, and results compared against a consequence-independent baseline that uses the same estimator.</w:t>
       </w:r>
     </w:p>
     <w:p>
@@ -30189,7 +30207,7 @@
           <w:sz w:val="24"/>
           <w:szCs w:val="24"/>
         </w:rPr>
-        <w:t xml:space="preserve"> Where evidence is accumulated across steps, CUSUM (Page, 1954) is reviewed as an established alternative method. It is not a contribution, and it does not replace the per-step estimator. The operational semantics of the Modify response and the rule for resolving ties between responses of equal expected loss are specified in Chapter 3.</w:t>
+        <w:t xml:space="preserve"> CUSUM (Page, 1954) appears in REM only as an optional, offline, observe-only analysis (Chapter 3). It never influences a verdict and is not a contribution. The operational semantics of the Modify response and the treatment of ties between responses of equal expected loss are addressed in Chapter 3.</w:t>
       </w:r>
     </w:p>
     <w:p>
@@ -30222,10 +30240,10 @@
         <w:tblLayout w:type="fixed"/>
       </w:tblPr>
       <w:tblGrid>
-        <w:gridCol w:w="3613"/>
-        <w:gridCol w:w="1108"/>
-        <w:gridCol w:w="2206"/>
-        <w:gridCol w:w="2099"/>
+        <w:gridCol w:w="3374"/>
+        <w:gridCol w:w="1067"/>
+        <w:gridCol w:w="2391"/>
+        <w:gridCol w:w="2194"/>
       </w:tblGrid>
       <w:tr>
         <w:trPr>
@@ -30234,7 +30252,7 @@
         </w:trPr>
         <w:tc>
           <w:tcPr>
-            <w:tcW w:type="dxa" w:w="3613"/>
+            <w:tcW w:type="dxa" w:w="3374"/>
             <w:tcBorders>
               <w:top w:val="single" w:color="808080" w:sz="4"/>
               <w:left w:val="single" w:color="808080" w:sz="4"/>
@@ -30269,7 +30287,7 @@
         </w:tc>
         <w:tc>
           <w:tcPr>
-            <w:tcW w:type="dxa" w:w="1108"/>
+            <w:tcW w:type="dxa" w:w="1067"/>
             <w:tcBorders>
               <w:top w:val="single" w:color="808080" w:sz="4"/>
               <w:left w:val="single" w:color="808080" w:sz="4"/>
@@ -30304,7 +30322,7 @@
         </w:tc>
         <w:tc>
           <w:tcPr>
-            <w:tcW w:type="dxa" w:w="2206"/>
+            <w:tcW w:type="dxa" w:w="2391"/>
             <w:tcBorders>
               <w:top w:val="single" w:color="808080" w:sz="4"/>
               <w:left w:val="single" w:color="808080" w:sz="4"/>
@@ -30339,7 +30357,7 @@
         </w:tc>
         <w:tc>
           <w:tcPr>
-            <w:tcW w:type="dxa" w:w="2099"/>
+            <w:tcW w:type="dxa" w:w="2194"/>
             <w:tcBorders>
               <w:top w:val="single" w:color="808080" w:sz="4"/>
               <w:left w:val="single" w:color="808080" w:sz="4"/>
@@ -30380,7 +30398,7 @@
         </w:trPr>
         <w:tc>
           <w:tcPr>
-            <w:tcW w:type="dxa" w:w="3613"/>
+            <w:tcW w:type="dxa" w:w="3374"/>
             <w:tcBorders>
               <w:top w:val="single" w:color="808080" w:sz="4"/>
               <w:left w:val="single" w:color="808080" w:sz="4"/>
@@ -30412,7 +30430,7 @@
         </w:tc>
         <w:tc>
           <w:tcPr>
-            <w:tcW w:type="dxa" w:w="1108"/>
+            <w:tcW w:type="dxa" w:w="1067"/>
             <w:tcBorders>
               <w:top w:val="single" w:color="808080" w:sz="4"/>
               <w:left w:val="single" w:color="808080" w:sz="4"/>
@@ -30444,7 +30462,7 @@
         </w:tc>
         <w:tc>
           <w:tcPr>
-            <w:tcW w:type="dxa" w:w="2206"/>
+            <w:tcW w:type="dxa" w:w="2391"/>
             <w:tcBorders>
               <w:top w:val="single" w:color="808080" w:sz="4"/>
               <w:left w:val="single" w:color="808080" w:sz="4"/>
@@ -30476,7 +30494,7 @@
         </w:tc>
         <w:tc>
           <w:tcPr>
-            <w:tcW w:type="dxa" w:w="2099"/>
+            <w:tcW w:type="dxa" w:w="2194"/>
             <w:tcBorders>
               <w:top w:val="single" w:color="808080" w:sz="4"/>
               <w:left w:val="single" w:color="808080" w:sz="4"/>
@@ -30514,7 +30532,7 @@
         </w:trPr>
         <w:tc>
           <w:tcPr>
-            <w:tcW w:type="dxa" w:w="3613"/>
+            <w:tcW w:type="dxa" w:w="3374"/>
             <w:tcBorders>
               <w:top w:val="single" w:color="808080" w:sz="4"/>
               <w:left w:val="single" w:color="808080" w:sz="4"/>
@@ -30546,7 +30564,7 @@
         </w:tc>
         <w:tc>
           <w:tcPr>
-            <w:tcW w:type="dxa" w:w="1108"/>
+            <w:tcW w:type="dxa" w:w="1067"/>
             <w:tcBorders>
               <w:top w:val="single" w:color="808080" w:sz="4"/>
               <w:left w:val="single" w:color="808080" w:sz="4"/>
@@ -30578,7 +30596,7 @@
         </w:tc>
         <w:tc>
           <w:tcPr>
-            <w:tcW w:type="dxa" w:w="2206"/>
+            <w:tcW w:type="dxa" w:w="2391"/>
             <w:tcBorders>
               <w:top w:val="single" w:color="808080" w:sz="4"/>
               <w:left w:val="single" w:color="808080" w:sz="4"/>
@@ -30610,7 +30628,7 @@
         </w:tc>
         <w:tc>
           <w:tcPr>
-            <w:tcW w:type="dxa" w:w="2099"/>
+            <w:tcW w:type="dxa" w:w="2194"/>
             <w:tcBorders>
               <w:top w:val="single" w:color="808080" w:sz="4"/>
               <w:left w:val="single" w:color="808080" w:sz="4"/>
@@ -30648,39 +30666,39 @@
         </w:trPr>
         <w:tc>
           <w:tcPr>
-            <w:tcW w:type="dxa" w:w="3613"/>
-            <w:tcBorders>
-              <w:top w:val="single" w:color="808080" w:sz="4"/>
-              <w:left w:val="single" w:color="808080" w:sz="4"/>
-              <w:bottom w:val="single" w:color="808080" w:sz="4"/>
-              <w:right w:val="single" w:color="808080" w:sz="4"/>
-            </w:tcBorders>
-            <w:tcMar>
-              <w:top w:type="dxa" w:w="40"/>
-              <w:left w:type="dxa" w:w="70"/>
-              <w:bottom w:type="dxa" w:w="40"/>
-              <w:right w:type="dxa" w:w="70"/>
-            </w:tcMar>
-            <w:vAlign w:val="top"/>
-          </w:tcPr>
-          <w:p>
-            <w:pPr>
-              <w:spacing w:after="0" w:line="240"/>
-              <w:jc w:val="left"/>
-            </w:pPr>
-            <w:r>
-              <w:rPr>
-                <w:rFonts w:ascii="Times New Roman" w:cs="Times New Roman" w:eastAsia="Times New Roman" w:hAnsi="Times New Roman"/>
-                <w:sz w:val="16"/>
-                <w:szCs w:val="16"/>
-              </w:rPr>
-              <w:t xml:space="preserve">Logistic risk scoring</w:t>
-            </w:r>
-          </w:p>
-        </w:tc>
-        <w:tc>
-          <w:tcPr>
-            <w:tcW w:type="dxa" w:w="1108"/>
+            <w:tcW w:type="dxa" w:w="3374"/>
+            <w:tcBorders>
+              <w:top w:val="single" w:color="808080" w:sz="4"/>
+              <w:left w:val="single" w:color="808080" w:sz="4"/>
+              <w:bottom w:val="single" w:color="808080" w:sz="4"/>
+              <w:right w:val="single" w:color="808080" w:sz="4"/>
+            </w:tcBorders>
+            <w:tcMar>
+              <w:top w:type="dxa" w:w="40"/>
+              <w:left w:type="dxa" w:w="70"/>
+              <w:bottom w:type="dxa" w:w="40"/>
+              <w:right w:type="dxa" w:w="70"/>
+            </w:tcMar>
+            <w:vAlign w:val="top"/>
+          </w:tcPr>
+          <w:p>
+            <w:pPr>
+              <w:spacing w:after="0" w:line="240"/>
+              <w:jc w:val="left"/>
+            </w:pPr>
+            <w:r>
+              <w:rPr>
+                <w:rFonts w:ascii="Times New Roman" w:cs="Times New Roman" w:eastAsia="Times New Roman" w:hAnsi="Times New Roman"/>
+                <w:sz w:val="16"/>
+                <w:szCs w:val="16"/>
+              </w:rPr>
+              <w:t xml:space="preserve">Ridge logistic risk scoring</w:t>
+            </w:r>
+          </w:p>
+        </w:tc>
+        <w:tc>
+          <w:tcPr>
+            <w:tcW w:type="dxa" w:w="1067"/>
             <w:tcBorders>
               <w:top w:val="single" w:color="808080" w:sz="4"/>
               <w:left w:val="single" w:color="808080" w:sz="4"/>
@@ -30712,39 +30730,39 @@
         </w:tc>
         <w:tc>
           <w:tcPr>
-            <w:tcW w:type="dxa" w:w="2206"/>
-            <w:tcBorders>
-              <w:top w:val="single" w:color="808080" w:sz="4"/>
-              <w:left w:val="single" w:color="808080" w:sz="4"/>
-              <w:bottom w:val="single" w:color="808080" w:sz="4"/>
-              <w:right w:val="single" w:color="808080" w:sz="4"/>
-            </w:tcBorders>
-            <w:tcMar>
-              <w:top w:type="dxa" w:w="40"/>
-              <w:left w:type="dxa" w:w="70"/>
-              <w:bottom w:type="dxa" w:w="40"/>
-              <w:right w:type="dxa" w:w="70"/>
-            </w:tcMar>
-            <w:vAlign w:val="top"/>
-          </w:tcPr>
-          <w:p>
-            <w:pPr>
-              <w:spacing w:after="0" w:line="240"/>
-              <w:jc w:val="left"/>
-            </w:pPr>
-            <w:r>
-              <w:rPr>
-                <w:rFonts w:ascii="Times New Roman" w:cs="Times New Roman" w:eastAsia="Times New Roman" w:hAnsi="Times New Roman"/>
-                <w:sz w:val="16"/>
-                <w:szCs w:val="16"/>
-              </w:rPr>
-              <w:t xml:space="preserve">Cox (1958); NEXUS</w:t>
-            </w:r>
-          </w:p>
-        </w:tc>
-        <w:tc>
-          <w:tcPr>
-            <w:tcW w:type="dxa" w:w="2099"/>
+            <w:tcW w:type="dxa" w:w="2391"/>
+            <w:tcBorders>
+              <w:top w:val="single" w:color="808080" w:sz="4"/>
+              <w:left w:val="single" w:color="808080" w:sz="4"/>
+              <w:bottom w:val="single" w:color="808080" w:sz="4"/>
+              <w:right w:val="single" w:color="808080" w:sz="4"/>
+            </w:tcBorders>
+            <w:tcMar>
+              <w:top w:type="dxa" w:w="40"/>
+              <w:left w:type="dxa" w:w="70"/>
+              <w:bottom w:type="dxa" w:w="40"/>
+              <w:right w:type="dxa" w:w="70"/>
+            </w:tcMar>
+            <w:vAlign w:val="top"/>
+          </w:tcPr>
+          <w:p>
+            <w:pPr>
+              <w:spacing w:after="0" w:line="240"/>
+              <w:jc w:val="left"/>
+            </w:pPr>
+            <w:r>
+              <w:rPr>
+                <w:rFonts w:ascii="Times New Roman" w:cs="Times New Roman" w:eastAsia="Times New Roman" w:hAnsi="Times New Roman"/>
+                <w:sz w:val="16"/>
+                <w:szCs w:val="16"/>
+              </w:rPr>
+              <w:t xml:space="preserve">Cox (1958); le Cessie &amp; van Houwelingen (1992); NEXUS</w:t>
+            </w:r>
+          </w:p>
+        </w:tc>
+        <w:tc>
+          <w:tcPr>
+            <w:tcW w:type="dxa" w:w="2194"/>
             <w:tcBorders>
               <w:top w:val="single" w:color="808080" w:sz="4"/>
               <w:left w:val="single" w:color="808080" w:sz="4"/>
@@ -30782,39 +30800,39 @@
         </w:trPr>
         <w:tc>
           <w:tcPr>
-            <w:tcW w:type="dxa" w:w="3613"/>
-            <w:tcBorders>
-              <w:top w:val="single" w:color="808080" w:sz="4"/>
-              <w:left w:val="single" w:color="808080" w:sz="4"/>
-              <w:bottom w:val="single" w:color="808080" w:sz="4"/>
-              <w:right w:val="single" w:color="808080" w:sz="4"/>
-            </w:tcBorders>
-            <w:tcMar>
-              <w:top w:type="dxa" w:w="40"/>
-              <w:left w:type="dxa" w:w="70"/>
-              <w:bottom w:type="dxa" w:w="40"/>
-              <w:right w:type="dxa" w:w="70"/>
-            </w:tcMar>
-            <w:vAlign w:val="top"/>
-          </w:tcPr>
-          <w:p>
-            <w:pPr>
-              <w:spacing w:after="0" w:line="240"/>
-              <w:jc w:val="left"/>
-            </w:pPr>
-            <w:r>
-              <w:rPr>
-                <w:rFonts w:ascii="Times New Roman" w:cs="Times New Roman" w:eastAsia="Times New Roman" w:hAnsi="Times New Roman"/>
-                <w:sz w:val="16"/>
-                <w:szCs w:val="16"/>
-              </w:rPr>
-              <w:t xml:space="preserve">Post-hoc calibration (Platt; beta; isotonic)</w:t>
-            </w:r>
-          </w:p>
-        </w:tc>
-        <w:tc>
-          <w:tcPr>
-            <w:tcW w:type="dxa" w:w="1108"/>
+            <w:tcW w:type="dxa" w:w="3374"/>
+            <w:tcBorders>
+              <w:top w:val="single" w:color="808080" w:sz="4"/>
+              <w:left w:val="single" w:color="808080" w:sz="4"/>
+              <w:bottom w:val="single" w:color="808080" w:sz="4"/>
+              <w:right w:val="single" w:color="808080" w:sz="4"/>
+            </w:tcBorders>
+            <w:tcMar>
+              <w:top w:type="dxa" w:w="40"/>
+              <w:left w:type="dxa" w:w="70"/>
+              <w:bottom w:type="dxa" w:w="40"/>
+              <w:right w:type="dxa" w:w="70"/>
+            </w:tcMar>
+            <w:vAlign w:val="top"/>
+          </w:tcPr>
+          <w:p>
+            <w:pPr>
+              <w:spacing w:after="0" w:line="240"/>
+              <w:jc w:val="left"/>
+            </w:pPr>
+            <w:r>
+              <w:rPr>
+                <w:rFonts w:ascii="Times New Roman" w:cs="Times New Roman" w:eastAsia="Times New Roman" w:hAnsi="Times New Roman"/>
+                <w:sz w:val="16"/>
+                <w:szCs w:val="16"/>
+              </w:rPr>
+              <w:t xml:space="preserve">Platt calibration on the logit</w:t>
+            </w:r>
+          </w:p>
+        </w:tc>
+        <w:tc>
+          <w:tcPr>
+            <w:tcW w:type="dxa" w:w="1067"/>
             <w:tcBorders>
               <w:top w:val="single" w:color="808080" w:sz="4"/>
               <w:left w:val="single" w:color="808080" w:sz="4"/>
@@ -30846,39 +30864,39 @@
         </w:tc>
         <w:tc>
           <w:tcPr>
-            <w:tcW w:type="dxa" w:w="2206"/>
-            <w:tcBorders>
-              <w:top w:val="single" w:color="808080" w:sz="4"/>
-              <w:left w:val="single" w:color="808080" w:sz="4"/>
-              <w:bottom w:val="single" w:color="808080" w:sz="4"/>
-              <w:right w:val="single" w:color="808080" w:sz="4"/>
-            </w:tcBorders>
-            <w:tcMar>
-              <w:top w:type="dxa" w:w="40"/>
-              <w:left w:type="dxa" w:w="70"/>
-              <w:bottom w:type="dxa" w:w="40"/>
-              <w:right w:type="dxa" w:w="70"/>
-            </w:tcMar>
-            <w:vAlign w:val="top"/>
-          </w:tcPr>
-          <w:p>
-            <w:pPr>
-              <w:spacing w:after="0" w:line="240"/>
-              <w:jc w:val="left"/>
-            </w:pPr>
-            <w:r>
-              <w:rPr>
-                <w:rFonts w:ascii="Times New Roman" w:cs="Times New Roman" w:eastAsia="Times New Roman" w:hAnsi="Times New Roman"/>
-                <w:sz w:val="16"/>
-                <w:szCs w:val="16"/>
-              </w:rPr>
-              <w:t xml:space="preserve">Platt (1999); Kull et al. (2017); Zadrozny &amp; Elkan (2002); NEXUS</w:t>
-            </w:r>
-          </w:p>
-        </w:tc>
-        <w:tc>
-          <w:tcPr>
-            <w:tcW w:type="dxa" w:w="2099"/>
+            <w:tcW w:type="dxa" w:w="2391"/>
+            <w:tcBorders>
+              <w:top w:val="single" w:color="808080" w:sz="4"/>
+              <w:left w:val="single" w:color="808080" w:sz="4"/>
+              <w:bottom w:val="single" w:color="808080" w:sz="4"/>
+              <w:right w:val="single" w:color="808080" w:sz="4"/>
+            </w:tcBorders>
+            <w:tcMar>
+              <w:top w:type="dxa" w:w="40"/>
+              <w:left w:type="dxa" w:w="70"/>
+              <w:bottom w:type="dxa" w:w="40"/>
+              <w:right w:type="dxa" w:w="70"/>
+            </w:tcMar>
+            <w:vAlign w:val="top"/>
+          </w:tcPr>
+          <w:p>
+            <w:pPr>
+              <w:spacing w:after="0" w:line="240"/>
+              <w:jc w:val="left"/>
+            </w:pPr>
+            <w:r>
+              <w:rPr>
+                <w:rFonts w:ascii="Times New Roman" w:cs="Times New Roman" w:eastAsia="Times New Roman" w:hAnsi="Times New Roman"/>
+                <w:sz w:val="16"/>
+                <w:szCs w:val="16"/>
+              </w:rPr>
+              <w:t xml:space="preserve">Platt (1999); Guo et al. (2017); Kull et al. (2017); NEXUS</w:t>
+            </w:r>
+          </w:p>
+        </w:tc>
+        <w:tc>
+          <w:tcPr>
+            <w:tcW w:type="dxa" w:w="2194"/>
             <w:tcBorders>
               <w:top w:val="single" w:color="808080" w:sz="4"/>
               <w:left w:val="single" w:color="808080" w:sz="4"/>
@@ -30916,39 +30934,39 @@
         </w:trPr>
         <w:tc>
           <w:tcPr>
-            <w:tcW w:type="dxa" w:w="3613"/>
-            <w:tcBorders>
-              <w:top w:val="single" w:color="808080" w:sz="4"/>
-              <w:left w:val="single" w:color="808080" w:sz="4"/>
-              <w:bottom w:val="single" w:color="808080" w:sz="4"/>
-              <w:right w:val="single" w:color="808080" w:sz="4"/>
-            </w:tcBorders>
-            <w:tcMar>
-              <w:top w:type="dxa" w:w="40"/>
-              <w:left w:type="dxa" w:w="70"/>
-              <w:bottom w:type="dxa" w:w="40"/>
-              <w:right w:type="dxa" w:w="70"/>
-            </w:tcMar>
-            <w:vAlign w:val="top"/>
-          </w:tcPr>
-          <w:p>
-            <w:pPr>
-              <w:spacing w:after="0" w:line="240"/>
-              <w:jc w:val="left"/>
-            </w:pPr>
-            <w:r>
-              <w:rPr>
-                <w:rFonts w:ascii="Times New Roman" w:cs="Times New Roman" w:eastAsia="Times New Roman" w:hAnsi="Times New Roman"/>
-                <w:sz w:val="16"/>
-                <w:szCs w:val="16"/>
-              </w:rPr>
-              <w:t xml:space="preserve">Minimum expected-cost decision; reject option</w:t>
-            </w:r>
-          </w:p>
-        </w:tc>
-        <w:tc>
-          <w:tcPr>
-            <w:tcW w:type="dxa" w:w="1108"/>
+            <w:tcW w:type="dxa" w:w="3374"/>
+            <w:tcBorders>
+              <w:top w:val="single" w:color="808080" w:sz="4"/>
+              <w:left w:val="single" w:color="808080" w:sz="4"/>
+              <w:bottom w:val="single" w:color="808080" w:sz="4"/>
+              <w:right w:val="single" w:color="808080" w:sz="4"/>
+            </w:tcBorders>
+            <w:tcMar>
+              <w:top w:type="dxa" w:w="40"/>
+              <w:left w:type="dxa" w:w="70"/>
+              <w:bottom w:type="dxa" w:w="40"/>
+              <w:right w:type="dxa" w:w="70"/>
+            </w:tcMar>
+            <w:vAlign w:val="top"/>
+          </w:tcPr>
+          <w:p>
+            <w:pPr>
+              <w:spacing w:after="0" w:line="240"/>
+              <w:jc w:val="left"/>
+            </w:pPr>
+            <w:r>
+              <w:rPr>
+                <w:rFonts w:ascii="Times New Roman" w:cs="Times New Roman" w:eastAsia="Times New Roman" w:hAnsi="Times New Roman"/>
+                <w:sz w:val="16"/>
+                <w:szCs w:val="16"/>
+              </w:rPr>
+              <w:t xml:space="preserve">Beta and isotonic calibration</w:t>
+            </w:r>
+          </w:p>
+        </w:tc>
+        <w:tc>
+          <w:tcPr>
+            <w:tcW w:type="dxa" w:w="1067"/>
             <w:tcBorders>
               <w:top w:val="single" w:color="808080" w:sz="4"/>
               <w:left w:val="single" w:color="808080" w:sz="4"/>
@@ -30980,65 +30998,75 @@
         </w:tc>
         <w:tc>
           <w:tcPr>
-            <w:tcW w:type="dxa" w:w="2206"/>
-            <w:tcBorders>
-              <w:top w:val="single" w:color="808080" w:sz="4"/>
-              <w:left w:val="single" w:color="808080" w:sz="4"/>
-              <w:bottom w:val="single" w:color="808080" w:sz="4"/>
-              <w:right w:val="single" w:color="808080" w:sz="4"/>
-            </w:tcBorders>
-            <w:tcMar>
-              <w:top w:type="dxa" w:w="40"/>
-              <w:left w:type="dxa" w:w="70"/>
-              <w:bottom w:type="dxa" w:w="40"/>
-              <w:right w:type="dxa" w:w="70"/>
-            </w:tcMar>
-            <w:vAlign w:val="top"/>
-          </w:tcPr>
-          <w:p>
-            <w:pPr>
-              <w:spacing w:after="0" w:line="240"/>
-              <w:jc w:val="left"/>
-            </w:pPr>
-            <w:r>
-              <w:rPr>
-                <w:rFonts w:ascii="Times New Roman" w:cs="Times New Roman" w:eastAsia="Times New Roman" w:hAnsi="Times New Roman"/>
-                <w:sz w:val="16"/>
-                <w:szCs w:val="16"/>
-              </w:rPr>
-              <w:t xml:space="preserve">Elkan (2001); Chow (1970); NEXUS objective</w:t>
-            </w:r>
-          </w:p>
-        </w:tc>
-        <w:tc>
-          <w:tcPr>
-            <w:tcW w:type="dxa" w:w="2099"/>
-            <w:tcBorders>
-              <w:top w:val="single" w:color="808080" w:sz="4"/>
-              <w:left w:val="single" w:color="808080" w:sz="4"/>
-              <w:bottom w:val="single" w:color="808080" w:sz="4"/>
-              <w:right w:val="single" w:color="808080" w:sz="4"/>
-            </w:tcBorders>
-            <w:tcMar>
-              <w:top w:type="dxa" w:w="40"/>
-              <w:left w:type="dxa" w:w="70"/>
-              <w:bottom w:type="dxa" w:w="40"/>
-              <w:right w:type="dxa" w:w="70"/>
-            </w:tcMar>
-            <w:vAlign w:val="top"/>
-          </w:tcPr>
-          <w:p>
-            <w:pPr>
-              <w:spacing w:after="0" w:line="240"/>
-              <w:jc w:val="left"/>
-            </w:pPr>
-            <w:r>
-              <w:rPr>
-                <w:rFonts w:ascii="Times New Roman" w:cs="Times New Roman" w:eastAsia="Times New Roman" w:hAnsi="Times New Roman"/>
-                <w:sz w:val="16"/>
-                <w:szCs w:val="16"/>
-              </w:rPr>
-              <w:t xml:space="preserve">Adopted (not claimed)</w:t>
+            <w:tcW w:type="dxa" w:w="2391"/>
+            <w:tcBorders>
+              <w:top w:val="single" w:color="808080" w:sz="4"/>
+              <w:left w:val="single" w:color="808080" w:sz="4"/>
+              <w:bottom w:val="single" w:color="808080" w:sz="4"/>
+              <w:right w:val="single" w:color="808080" w:sz="4"/>
+            </w:tcBorders>
+            <w:tcMar>
+              <w:top w:type="dxa" w:w="40"/>
+              <w:left w:type="dxa" w:w="70"/>
+              <w:bottom w:type="dxa" w:w="40"/>
+              <w:right w:type="dxa" w:w="70"/>
+            </w:tcMar>
+            <w:vAlign w:val="top"/>
+          </w:tcPr>
+          <w:p>
+            <w:pPr>
+              <w:spacing w:after="0" w:line="240"/>
+              <w:jc w:val="left"/>
+            </w:pPr>
+            <w:r>
+              <w:rPr>
+                <w:rFonts w:ascii="Times New Roman" w:cs="Times New Roman" w:eastAsia="Times New Roman" w:hAnsi="Times New Roman"/>
+                <w:sz w:val="16"/>
+                <w:szCs w:val="16"/>
+              </w:rPr>
+              <w:t xml:space="preserve">Kull et al. (2017); Zadrozny &amp; Elkan (2002)</w:t>
+            </w:r>
+          </w:p>
+        </w:tc>
+        <w:tc>
+          <w:tcPr>
+            <w:tcW w:type="dxa" w:w="2194"/>
+            <w:tcBorders>
+              <w:top w:val="single" w:color="808080" w:sz="4"/>
+              <w:left w:val="single" w:color="808080" w:sz="4"/>
+              <w:bottom w:val="single" w:color="808080" w:sz="4"/>
+              <w:right w:val="single" w:color="808080" w:sz="4"/>
+            </w:tcBorders>
+            <w:tcMar>
+              <w:top w:type="dxa" w:w="40"/>
+              <w:left w:type="dxa" w:w="70"/>
+              <w:bottom w:type="dxa" w:w="40"/>
+              <w:right w:type="dxa" w:w="70"/>
+            </w:tcMar>
+            <w:vAlign w:val="top"/>
+          </w:tcPr>
+          <w:p>
+            <w:pPr>
+              <w:spacing w:after="0" w:line="240"/>
+              <w:jc w:val="left"/>
+            </w:pPr>
+            <w:r>
+              <w:rPr>
+                <w:rFonts w:ascii="Times New Roman" w:cs="Times New Roman" w:eastAsia="Times New Roman" w:hAnsi="Times New Roman"/>
+                <w:sz w:val="16"/>
+                <w:szCs w:val="16"/>
+              </w:rPr>
+              <w:t xml:space="preserve">Reviewed; </w:t>
+            </w:r>
+            <w:r>
+              <w:rPr>
+                <w:rFonts w:ascii="Times New Roman" w:cs="Times New Roman" w:eastAsia="Times New Roman" w:hAnsi="Times New Roman"/>
+                <w:b/>
+                <w:bCs/>
+                <w:sz w:val="16"/>
+                <w:szCs w:val="16"/>
+              </w:rPr>
+              <w:t xml:space="preserve">not adopted</w:t>
             </w:r>
           </w:p>
         </w:tc>
@@ -31050,39 +31078,39 @@
         </w:trPr>
         <w:tc>
           <w:tcPr>
-            <w:tcW w:type="dxa" w:w="3613"/>
-            <w:tcBorders>
-              <w:top w:val="single" w:color="808080" w:sz="4"/>
-              <w:left w:val="single" w:color="808080" w:sz="4"/>
-              <w:bottom w:val="single" w:color="808080" w:sz="4"/>
-              <w:right w:val="single" w:color="808080" w:sz="4"/>
-            </w:tcBorders>
-            <w:tcMar>
-              <w:top w:type="dxa" w:w="40"/>
-              <w:left w:type="dxa" w:w="70"/>
-              <w:bottom w:type="dxa" w:w="40"/>
-              <w:right w:type="dxa" w:w="70"/>
-            </w:tcMar>
-            <w:vAlign w:val="top"/>
-          </w:tcPr>
-          <w:p>
-            <w:pPr>
-              <w:spacing w:after="0" w:line="240"/>
-              <w:jc w:val="left"/>
-            </w:pPr>
-            <w:r>
-              <w:rPr>
-                <w:rFonts w:ascii="Times New Roman" w:cs="Times New Roman" w:eastAsia="Times New Roman" w:hAnsi="Times New Roman"/>
-                <w:sz w:val="16"/>
-                <w:szCs w:val="16"/>
-              </w:rPr>
-              <w:t xml:space="preserve">Consequence-dependent control</w:t>
-            </w:r>
-          </w:p>
-        </w:tc>
-        <w:tc>
-          <w:tcPr>
-            <w:tcW w:type="dxa" w:w="1108"/>
+            <w:tcW w:type="dxa" w:w="3374"/>
+            <w:tcBorders>
+              <w:top w:val="single" w:color="808080" w:sz="4"/>
+              <w:left w:val="single" w:color="808080" w:sz="4"/>
+              <w:bottom w:val="single" w:color="808080" w:sz="4"/>
+              <w:right w:val="single" w:color="808080" w:sz="4"/>
+            </w:tcBorders>
+            <w:tcMar>
+              <w:top w:type="dxa" w:w="40"/>
+              <w:left w:type="dxa" w:w="70"/>
+              <w:bottom w:type="dxa" w:w="40"/>
+              <w:right w:type="dxa" w:w="70"/>
+            </w:tcMar>
+            <w:vAlign w:val="top"/>
+          </w:tcPr>
+          <w:p>
+            <w:pPr>
+              <w:spacing w:after="0" w:line="240"/>
+              <w:jc w:val="left"/>
+            </w:pPr>
+            <w:r>
+              <w:rPr>
+                <w:rFonts w:ascii="Times New Roman" w:cs="Times New Roman" w:eastAsia="Times New Roman" w:hAnsi="Times New Roman"/>
+                <w:sz w:val="16"/>
+                <w:szCs w:val="16"/>
+              </w:rPr>
+              <w:t xml:space="preserve">Minimum expected-cost decision; reject option</w:t>
+            </w:r>
+          </w:p>
+        </w:tc>
+        <w:tc>
+          <w:tcPr>
+            <w:tcW w:type="dxa" w:w="1067"/>
             <w:tcBorders>
               <w:top w:val="single" w:color="808080" w:sz="4"/>
               <w:left w:val="single" w:color="808080" w:sz="4"/>
@@ -31114,65 +31142,65 @@
         </w:tc>
         <w:tc>
           <w:tcPr>
-            <w:tcW w:type="dxa" w:w="2206"/>
-            <w:tcBorders>
-              <w:top w:val="single" w:color="808080" w:sz="4"/>
-              <w:left w:val="single" w:color="808080" w:sz="4"/>
-              <w:bottom w:val="single" w:color="808080" w:sz="4"/>
-              <w:right w:val="single" w:color="808080" w:sz="4"/>
-            </w:tcBorders>
-            <w:tcMar>
-              <w:top w:type="dxa" w:w="40"/>
-              <w:left w:type="dxa" w:w="70"/>
-              <w:bottom w:type="dxa" w:w="40"/>
-              <w:right w:type="dxa" w:w="70"/>
-            </w:tcMar>
-            <w:vAlign w:val="top"/>
-          </w:tcPr>
-          <w:p>
-            <w:pPr>
-              <w:spacing w:after="0" w:line="240"/>
-              <w:jc w:val="left"/>
-            </w:pPr>
-            <w:r>
-              <w:rPr>
-                <w:rFonts w:ascii="Times New Roman" w:cs="Times New Roman" w:eastAsia="Times New Roman" w:hAnsi="Times New Roman"/>
-                <w:sz w:val="16"/>
-                <w:szCs w:val="16"/>
-              </w:rPr>
-              <w:t xml:space="preserve">H.-H. Chen (2026); NEXUS; SafeAgent; AgentTrust</w:t>
-            </w:r>
-          </w:p>
-        </w:tc>
-        <w:tc>
-          <w:tcPr>
-            <w:tcW w:type="dxa" w:w="2099"/>
-            <w:tcBorders>
-              <w:top w:val="single" w:color="808080" w:sz="4"/>
-              <w:left w:val="single" w:color="808080" w:sz="4"/>
-              <w:bottom w:val="single" w:color="808080" w:sz="4"/>
-              <w:right w:val="single" w:color="808080" w:sz="4"/>
-            </w:tcBorders>
-            <w:tcMar>
-              <w:top w:type="dxa" w:w="40"/>
-              <w:left w:type="dxa" w:w="70"/>
-              <w:bottom w:type="dxa" w:w="40"/>
-              <w:right w:type="dxa" w:w="70"/>
-            </w:tcMar>
-            <w:vAlign w:val="top"/>
-          </w:tcPr>
-          <w:p>
-            <w:pPr>
-              <w:spacing w:after="0" w:line="240"/>
-              <w:jc w:val="left"/>
-            </w:pPr>
-            <w:r>
-              <w:rPr>
-                <w:rFonts w:ascii="Times New Roman" w:cs="Times New Roman" w:eastAsia="Times New Roman" w:hAnsi="Times New Roman"/>
-                <w:sz w:val="16"/>
-                <w:szCs w:val="16"/>
-              </w:rPr>
-              <w:t xml:space="preserve">Adopted as declared tiers (not claimed)</w:t>
+            <w:tcW w:type="dxa" w:w="2391"/>
+            <w:tcBorders>
+              <w:top w:val="single" w:color="808080" w:sz="4"/>
+              <w:left w:val="single" w:color="808080" w:sz="4"/>
+              <w:bottom w:val="single" w:color="808080" w:sz="4"/>
+              <w:right w:val="single" w:color="808080" w:sz="4"/>
+            </w:tcBorders>
+            <w:tcMar>
+              <w:top w:type="dxa" w:w="40"/>
+              <w:left w:type="dxa" w:w="70"/>
+              <w:bottom w:type="dxa" w:w="40"/>
+              <w:right w:type="dxa" w:w="70"/>
+            </w:tcMar>
+            <w:vAlign w:val="top"/>
+          </w:tcPr>
+          <w:p>
+            <w:pPr>
+              <w:spacing w:after="0" w:line="240"/>
+              <w:jc w:val="left"/>
+            </w:pPr>
+            <w:r>
+              <w:rPr>
+                <w:rFonts w:ascii="Times New Roman" w:cs="Times New Roman" w:eastAsia="Times New Roman" w:hAnsi="Times New Roman"/>
+                <w:sz w:val="16"/>
+                <w:szCs w:val="16"/>
+              </w:rPr>
+              <w:t xml:space="preserve">Elkan (2001); Chow (1970); NEXUS objective</w:t>
+            </w:r>
+          </w:p>
+        </w:tc>
+        <w:tc>
+          <w:tcPr>
+            <w:tcW w:type="dxa" w:w="2194"/>
+            <w:tcBorders>
+              <w:top w:val="single" w:color="808080" w:sz="4"/>
+              <w:left w:val="single" w:color="808080" w:sz="4"/>
+              <w:bottom w:val="single" w:color="808080" w:sz="4"/>
+              <w:right w:val="single" w:color="808080" w:sz="4"/>
+            </w:tcBorders>
+            <w:tcMar>
+              <w:top w:type="dxa" w:w="40"/>
+              <w:left w:type="dxa" w:w="70"/>
+              <w:bottom w:type="dxa" w:w="40"/>
+              <w:right w:type="dxa" w:w="70"/>
+            </w:tcMar>
+            <w:vAlign w:val="top"/>
+          </w:tcPr>
+          <w:p>
+            <w:pPr>
+              <w:spacing w:after="0" w:line="240"/>
+              <w:jc w:val="left"/>
+            </w:pPr>
+            <w:r>
+              <w:rPr>
+                <w:rFonts w:ascii="Times New Roman" w:cs="Times New Roman" w:eastAsia="Times New Roman" w:hAnsi="Times New Roman"/>
+                <w:sz w:val="16"/>
+                <w:szCs w:val="16"/>
+              </w:rPr>
+              <w:t xml:space="preserve">Adopted (not claimed)</w:t>
             </w:r>
           </w:p>
         </w:tc>
@@ -31184,39 +31212,39 @@
         </w:trPr>
         <w:tc>
           <w:tcPr>
-            <w:tcW w:type="dxa" w:w="3613"/>
-            <w:tcBorders>
-              <w:top w:val="single" w:color="808080" w:sz="4"/>
-              <w:left w:val="single" w:color="808080" w:sz="4"/>
-              <w:bottom w:val="single" w:color="808080" w:sz="4"/>
-              <w:right w:val="single" w:color="808080" w:sz="4"/>
-            </w:tcBorders>
-            <w:tcMar>
-              <w:top w:type="dxa" w:w="40"/>
-              <w:left w:type="dxa" w:w="70"/>
-              <w:bottom w:type="dxa" w:w="40"/>
-              <w:right w:type="dxa" w:w="70"/>
-            </w:tcMar>
-            <w:vAlign w:val="top"/>
-          </w:tcPr>
-          <w:p>
-            <w:pPr>
-              <w:spacing w:after="0" w:line="240"/>
-              <w:jc w:val="left"/>
-            </w:pPr>
-            <w:r>
-              <w:rPr>
-                <w:rFonts w:ascii="Times New Roman" w:cs="Times New Roman" w:eastAsia="Times New Roman" w:hAnsi="Times New Roman"/>
-                <w:sz w:val="16"/>
-                <w:szCs w:val="16"/>
-              </w:rPr>
-              <w:t xml:space="preserve">Graduated responses incl. human review</w:t>
-            </w:r>
-          </w:p>
-        </w:tc>
-        <w:tc>
-          <w:tcPr>
-            <w:tcW w:type="dxa" w:w="1108"/>
+            <w:tcW w:type="dxa" w:w="3374"/>
+            <w:tcBorders>
+              <w:top w:val="single" w:color="808080" w:sz="4"/>
+              <w:left w:val="single" w:color="808080" w:sz="4"/>
+              <w:bottom w:val="single" w:color="808080" w:sz="4"/>
+              <w:right w:val="single" w:color="808080" w:sz="4"/>
+            </w:tcBorders>
+            <w:tcMar>
+              <w:top w:type="dxa" w:w="40"/>
+              <w:left w:type="dxa" w:w="70"/>
+              <w:bottom w:type="dxa" w:w="40"/>
+              <w:right w:type="dxa" w:w="70"/>
+            </w:tcMar>
+            <w:vAlign w:val="top"/>
+          </w:tcPr>
+          <w:p>
+            <w:pPr>
+              <w:spacing w:after="0" w:line="240"/>
+              <w:jc w:val="left"/>
+            </w:pPr>
+            <w:r>
+              <w:rPr>
+                <w:rFonts w:ascii="Times New Roman" w:cs="Times New Roman" w:eastAsia="Times New Roman" w:hAnsi="Times New Roman"/>
+                <w:sz w:val="16"/>
+                <w:szCs w:val="16"/>
+              </w:rPr>
+              <w:t xml:space="preserve">Consequence-dependent control</w:t>
+            </w:r>
+          </w:p>
+        </w:tc>
+        <w:tc>
+          <w:tcPr>
+            <w:tcW w:type="dxa" w:w="1067"/>
             <w:tcBorders>
               <w:top w:val="single" w:color="808080" w:sz="4"/>
               <w:left w:val="single" w:color="808080" w:sz="4"/>
@@ -31248,65 +31276,65 @@
         </w:tc>
         <w:tc>
           <w:tcPr>
-            <w:tcW w:type="dxa" w:w="2206"/>
-            <w:tcBorders>
-              <w:top w:val="single" w:color="808080" w:sz="4"/>
-              <w:left w:val="single" w:color="808080" w:sz="4"/>
-              <w:bottom w:val="single" w:color="808080" w:sz="4"/>
-              <w:right w:val="single" w:color="808080" w:sz="4"/>
-            </w:tcBorders>
-            <w:tcMar>
-              <w:top w:type="dxa" w:w="40"/>
-              <w:left w:type="dxa" w:w="70"/>
-              <w:bottom w:type="dxa" w:w="40"/>
-              <w:right w:type="dxa" w:w="70"/>
-            </w:tcMar>
-            <w:vAlign w:val="top"/>
-          </w:tcPr>
-          <w:p>
-            <w:pPr>
-              <w:spacing w:after="0" w:line="240"/>
-              <w:jc w:val="left"/>
-            </w:pPr>
-            <w:r>
-              <w:rPr>
-                <w:rFonts w:ascii="Times New Roman" w:cs="Times New Roman" w:eastAsia="Times New Roman" w:hAnsi="Times New Roman"/>
-                <w:sz w:val="16"/>
-                <w:szCs w:val="16"/>
-              </w:rPr>
-              <w:t xml:space="preserve">AgentTrust; NEXUS; SafeAgent; Jackson; MI9</w:t>
-            </w:r>
-          </w:p>
-        </w:tc>
-        <w:tc>
-          <w:tcPr>
-            <w:tcW w:type="dxa" w:w="2099"/>
-            <w:tcBorders>
-              <w:top w:val="single" w:color="808080" w:sz="4"/>
-              <w:left w:val="single" w:color="808080" w:sz="4"/>
-              <w:bottom w:val="single" w:color="808080" w:sz="4"/>
-              <w:right w:val="single" w:color="808080" w:sz="4"/>
-            </w:tcBorders>
-            <w:tcMar>
-              <w:top w:type="dxa" w:w="40"/>
-              <w:left w:type="dxa" w:w="70"/>
-              <w:bottom w:type="dxa" w:w="40"/>
-              <w:right w:type="dxa" w:w="70"/>
-            </w:tcMar>
-            <w:vAlign w:val="top"/>
-          </w:tcPr>
-          <w:p>
-            <w:pPr>
-              <w:spacing w:after="0" w:line="240"/>
-              <w:jc w:val="left"/>
-            </w:pPr>
-            <w:r>
-              <w:rPr>
-                <w:rFonts w:ascii="Times New Roman" w:cs="Times New Roman" w:eastAsia="Times New Roman" w:hAnsi="Times New Roman"/>
-                <w:sz w:val="16"/>
-                <w:szCs w:val="16"/>
-              </w:rPr>
-              <w:t xml:space="preserve">Adopted (not claimed)</w:t>
+            <w:tcW w:type="dxa" w:w="2391"/>
+            <w:tcBorders>
+              <w:top w:val="single" w:color="808080" w:sz="4"/>
+              <w:left w:val="single" w:color="808080" w:sz="4"/>
+              <w:bottom w:val="single" w:color="808080" w:sz="4"/>
+              <w:right w:val="single" w:color="808080" w:sz="4"/>
+            </w:tcBorders>
+            <w:tcMar>
+              <w:top w:type="dxa" w:w="40"/>
+              <w:left w:type="dxa" w:w="70"/>
+              <w:bottom w:type="dxa" w:w="40"/>
+              <w:right w:type="dxa" w:w="70"/>
+            </w:tcMar>
+            <w:vAlign w:val="top"/>
+          </w:tcPr>
+          <w:p>
+            <w:pPr>
+              <w:spacing w:after="0" w:line="240"/>
+              <w:jc w:val="left"/>
+            </w:pPr>
+            <w:r>
+              <w:rPr>
+                <w:rFonts w:ascii="Times New Roman" w:cs="Times New Roman" w:eastAsia="Times New Roman" w:hAnsi="Times New Roman"/>
+                <w:sz w:val="16"/>
+                <w:szCs w:val="16"/>
+              </w:rPr>
+              <w:t xml:space="preserve">H.-H. Chen (2026); NEXUS; SafeAgent; AgentTrust</w:t>
+            </w:r>
+          </w:p>
+        </w:tc>
+        <w:tc>
+          <w:tcPr>
+            <w:tcW w:type="dxa" w:w="2194"/>
+            <w:tcBorders>
+              <w:top w:val="single" w:color="808080" w:sz="4"/>
+              <w:left w:val="single" w:color="808080" w:sz="4"/>
+              <w:bottom w:val="single" w:color="808080" w:sz="4"/>
+              <w:right w:val="single" w:color="808080" w:sz="4"/>
+            </w:tcBorders>
+            <w:tcMar>
+              <w:top w:type="dxa" w:w="40"/>
+              <w:left w:type="dxa" w:w="70"/>
+              <w:bottom w:type="dxa" w:w="40"/>
+              <w:right w:type="dxa" w:w="70"/>
+            </w:tcMar>
+            <w:vAlign w:val="top"/>
+          </w:tcPr>
+          <w:p>
+            <w:pPr>
+              <w:spacing w:after="0" w:line="240"/>
+              <w:jc w:val="left"/>
+            </w:pPr>
+            <w:r>
+              <w:rPr>
+                <w:rFonts w:ascii="Times New Roman" w:cs="Times New Roman" w:eastAsia="Times New Roman" w:hAnsi="Times New Roman"/>
+                <w:sz w:val="16"/>
+                <w:szCs w:val="16"/>
+              </w:rPr>
+              <w:t xml:space="preserve">Adopted as declared tiers (not claimed)</w:t>
             </w:r>
           </w:p>
         </w:tc>
@@ -31318,39 +31346,39 @@
         </w:trPr>
         <w:tc>
           <w:tcPr>
-            <w:tcW w:type="dxa" w:w="3613"/>
-            <w:tcBorders>
-              <w:top w:val="single" w:color="808080" w:sz="4"/>
-              <w:left w:val="single" w:color="808080" w:sz="4"/>
-              <w:bottom w:val="single" w:color="808080" w:sz="4"/>
-              <w:right w:val="single" w:color="808080" w:sz="4"/>
-            </w:tcBorders>
-            <w:tcMar>
-              <w:top w:type="dxa" w:w="40"/>
-              <w:left w:type="dxa" w:w="70"/>
-              <w:bottom w:type="dxa" w:w="40"/>
-              <w:right w:type="dxa" w:w="70"/>
-            </w:tcMar>
-            <w:vAlign w:val="top"/>
-          </w:tcPr>
-          <w:p>
-            <w:pPr>
-              <w:spacing w:after="0" w:line="240"/>
-              <w:jc w:val="left"/>
-            </w:pPr>
-            <w:r>
-              <w:rPr>
-                <w:rFonts w:ascii="Times New Roman" w:cs="Times New Roman" w:eastAsia="Times New Roman" w:hAnsi="Times New Roman"/>
-                <w:sz w:val="16"/>
-                <w:szCs w:val="16"/>
-              </w:rPr>
-              <w:t xml:space="preserve">Sequential evidence accumulation (CUSUM)</w:t>
-            </w:r>
-          </w:p>
-        </w:tc>
-        <w:tc>
-          <w:tcPr>
-            <w:tcW w:type="dxa" w:w="1108"/>
+            <w:tcW w:type="dxa" w:w="3374"/>
+            <w:tcBorders>
+              <w:top w:val="single" w:color="808080" w:sz="4"/>
+              <w:left w:val="single" w:color="808080" w:sz="4"/>
+              <w:bottom w:val="single" w:color="808080" w:sz="4"/>
+              <w:right w:val="single" w:color="808080" w:sz="4"/>
+            </w:tcBorders>
+            <w:tcMar>
+              <w:top w:type="dxa" w:w="40"/>
+              <w:left w:type="dxa" w:w="70"/>
+              <w:bottom w:type="dxa" w:w="40"/>
+              <w:right w:type="dxa" w:w="70"/>
+            </w:tcMar>
+            <w:vAlign w:val="top"/>
+          </w:tcPr>
+          <w:p>
+            <w:pPr>
+              <w:spacing w:after="0" w:line="240"/>
+              <w:jc w:val="left"/>
+            </w:pPr>
+            <w:r>
+              <w:rPr>
+                <w:rFonts w:ascii="Times New Roman" w:cs="Times New Roman" w:eastAsia="Times New Roman" w:hAnsi="Times New Roman"/>
+                <w:sz w:val="16"/>
+                <w:szCs w:val="16"/>
+              </w:rPr>
+              <w:t xml:space="preserve">Graduated responses incl. human review</w:t>
+            </w:r>
+          </w:p>
+        </w:tc>
+        <w:tc>
+          <w:tcPr>
+            <w:tcW w:type="dxa" w:w="1067"/>
             <w:tcBorders>
               <w:top w:val="single" w:color="808080" w:sz="4"/>
               <w:left w:val="single" w:color="808080" w:sz="4"/>
@@ -31382,65 +31410,65 @@
         </w:tc>
         <w:tc>
           <w:tcPr>
-            <w:tcW w:type="dxa" w:w="2206"/>
-            <w:tcBorders>
-              <w:top w:val="single" w:color="808080" w:sz="4"/>
-              <w:left w:val="single" w:color="808080" w:sz="4"/>
-              <w:bottom w:val="single" w:color="808080" w:sz="4"/>
-              <w:right w:val="single" w:color="808080" w:sz="4"/>
-            </w:tcBorders>
-            <w:tcMar>
-              <w:top w:type="dxa" w:w="40"/>
-              <w:left w:type="dxa" w:w="70"/>
-              <w:bottom w:type="dxa" w:w="40"/>
-              <w:right w:type="dxa" w:w="70"/>
-            </w:tcMar>
-            <w:vAlign w:val="top"/>
-          </w:tcPr>
-          <w:p>
-            <w:pPr>
-              <w:spacing w:after="0" w:line="240"/>
-              <w:jc w:val="left"/>
-            </w:pPr>
-            <w:r>
-              <w:rPr>
-                <w:rFonts w:ascii="Times New Roman" w:cs="Times New Roman" w:eastAsia="Times New Roman" w:hAnsi="Times New Roman"/>
-                <w:sz w:val="16"/>
-                <w:szCs w:val="16"/>
-              </w:rPr>
-              <w:t xml:space="preserve">Page (1954); Basseville &amp; Nikiforov (1993); Lorden (1971)</w:t>
-            </w:r>
-          </w:p>
-        </w:tc>
-        <w:tc>
-          <w:tcPr>
-            <w:tcW w:type="dxa" w:w="2099"/>
-            <w:tcBorders>
-              <w:top w:val="single" w:color="808080" w:sz="4"/>
-              <w:left w:val="single" w:color="808080" w:sz="4"/>
-              <w:bottom w:val="single" w:color="808080" w:sz="4"/>
-              <w:right w:val="single" w:color="808080" w:sz="4"/>
-            </w:tcBorders>
-            <w:tcMar>
-              <w:top w:type="dxa" w:w="40"/>
-              <w:left w:type="dxa" w:w="70"/>
-              <w:bottom w:type="dxa" w:w="40"/>
-              <w:right w:type="dxa" w:w="70"/>
-            </w:tcMar>
-            <w:vAlign w:val="top"/>
-          </w:tcPr>
-          <w:p>
-            <w:pPr>
-              <w:spacing w:after="0" w:line="240"/>
-              <w:jc w:val="left"/>
-            </w:pPr>
-            <w:r>
-              <w:rPr>
-                <w:rFonts w:ascii="Times New Roman" w:cs="Times New Roman" w:eastAsia="Times New Roman" w:hAnsi="Times New Roman"/>
-                <w:sz w:val="16"/>
-                <w:szCs w:val="16"/>
-              </w:rPr>
-              <w:t xml:space="preserve">Reviewed alternative method (not claimed)</w:t>
+            <w:tcW w:type="dxa" w:w="2391"/>
+            <w:tcBorders>
+              <w:top w:val="single" w:color="808080" w:sz="4"/>
+              <w:left w:val="single" w:color="808080" w:sz="4"/>
+              <w:bottom w:val="single" w:color="808080" w:sz="4"/>
+              <w:right w:val="single" w:color="808080" w:sz="4"/>
+            </w:tcBorders>
+            <w:tcMar>
+              <w:top w:type="dxa" w:w="40"/>
+              <w:left w:type="dxa" w:w="70"/>
+              <w:bottom w:type="dxa" w:w="40"/>
+              <w:right w:type="dxa" w:w="70"/>
+            </w:tcMar>
+            <w:vAlign w:val="top"/>
+          </w:tcPr>
+          <w:p>
+            <w:pPr>
+              <w:spacing w:after="0" w:line="240"/>
+              <w:jc w:val="left"/>
+            </w:pPr>
+            <w:r>
+              <w:rPr>
+                <w:rFonts w:ascii="Times New Roman" w:cs="Times New Roman" w:eastAsia="Times New Roman" w:hAnsi="Times New Roman"/>
+                <w:sz w:val="16"/>
+                <w:szCs w:val="16"/>
+              </w:rPr>
+              <w:t xml:space="preserve">AgentTrust; NEXUS; SafeAgent; Jackson; MI9</w:t>
+            </w:r>
+          </w:p>
+        </w:tc>
+        <w:tc>
+          <w:tcPr>
+            <w:tcW w:type="dxa" w:w="2194"/>
+            <w:tcBorders>
+              <w:top w:val="single" w:color="808080" w:sz="4"/>
+              <w:left w:val="single" w:color="808080" w:sz="4"/>
+              <w:bottom w:val="single" w:color="808080" w:sz="4"/>
+              <w:right w:val="single" w:color="808080" w:sz="4"/>
+            </w:tcBorders>
+            <w:tcMar>
+              <w:top w:type="dxa" w:w="40"/>
+              <w:left w:type="dxa" w:w="70"/>
+              <w:bottom w:type="dxa" w:w="40"/>
+              <w:right w:type="dxa" w:w="70"/>
+            </w:tcMar>
+            <w:vAlign w:val="top"/>
+          </w:tcPr>
+          <w:p>
+            <w:pPr>
+              <w:spacing w:after="0" w:line="240"/>
+              <w:jc w:val="left"/>
+            </w:pPr>
+            <w:r>
+              <w:rPr>
+                <w:rFonts w:ascii="Times New Roman" w:cs="Times New Roman" w:eastAsia="Times New Roman" w:hAnsi="Times New Roman"/>
+                <w:sz w:val="16"/>
+                <w:szCs w:val="16"/>
+              </w:rPr>
+              <w:t xml:space="preserve">Adopted (not claimed)</w:t>
             </w:r>
           </w:p>
         </w:tc>
@@ -31452,39 +31480,39 @@
         </w:trPr>
         <w:tc>
           <w:tcPr>
-            <w:tcW w:type="dxa" w:w="3613"/>
-            <w:tcBorders>
-              <w:top w:val="single" w:color="808080" w:sz="4"/>
-              <w:left w:val="single" w:color="808080" w:sz="4"/>
-              <w:bottom w:val="single" w:color="808080" w:sz="4"/>
-              <w:right w:val="single" w:color="808080" w:sz="4"/>
-            </w:tcBorders>
-            <w:tcMar>
-              <w:top w:type="dxa" w:w="40"/>
-              <w:left w:type="dxa" w:w="70"/>
-              <w:bottom w:type="dxa" w:w="40"/>
-              <w:right w:type="dxa" w:w="70"/>
-            </w:tcMar>
-            <w:vAlign w:val="top"/>
-          </w:tcPr>
-          <w:p>
-            <w:pPr>
-              <w:spacing w:after="0" w:line="240"/>
-              <w:jc w:val="left"/>
-            </w:pPr>
-            <w:r>
-              <w:rPr>
-                <w:rFonts w:ascii="Times New Roman" w:cs="Times New Roman" w:eastAsia="Times New Roman" w:hAnsi="Times New Roman"/>
-                <w:sz w:val="16"/>
-                <w:szCs w:val="16"/>
-              </w:rPr>
-              <w:t xml:space="preserve">Additive attribution for audit</w:t>
-            </w:r>
-          </w:p>
-        </w:tc>
-        <w:tc>
-          <w:tcPr>
-            <w:tcW w:type="dxa" w:w="1108"/>
+            <w:tcW w:type="dxa" w:w="3374"/>
+            <w:tcBorders>
+              <w:top w:val="single" w:color="808080" w:sz="4"/>
+              <w:left w:val="single" w:color="808080" w:sz="4"/>
+              <w:bottom w:val="single" w:color="808080" w:sz="4"/>
+              <w:right w:val="single" w:color="808080" w:sz="4"/>
+            </w:tcBorders>
+            <w:tcMar>
+              <w:top w:type="dxa" w:w="40"/>
+              <w:left w:type="dxa" w:w="70"/>
+              <w:bottom w:type="dxa" w:w="40"/>
+              <w:right w:type="dxa" w:w="70"/>
+            </w:tcMar>
+            <w:vAlign w:val="top"/>
+          </w:tcPr>
+          <w:p>
+            <w:pPr>
+              <w:spacing w:after="0" w:line="240"/>
+              <w:jc w:val="left"/>
+            </w:pPr>
+            <w:r>
+              <w:rPr>
+                <w:rFonts w:ascii="Times New Roman" w:cs="Times New Roman" w:eastAsia="Times New Roman" w:hAnsi="Times New Roman"/>
+                <w:sz w:val="16"/>
+                <w:szCs w:val="16"/>
+              </w:rPr>
+              <w:t xml:space="preserve">Sequential change detection (CUSUM)</w:t>
+            </w:r>
+          </w:p>
+        </w:tc>
+        <w:tc>
+          <w:tcPr>
+            <w:tcW w:type="dxa" w:w="1067"/>
             <w:tcBorders>
               <w:top w:val="single" w:color="808080" w:sz="4"/>
               <w:left w:val="single" w:color="808080" w:sz="4"/>
@@ -31516,65 +31544,65 @@
         </w:tc>
         <w:tc>
           <w:tcPr>
-            <w:tcW w:type="dxa" w:w="2206"/>
-            <w:tcBorders>
-              <w:top w:val="single" w:color="808080" w:sz="4"/>
-              <w:left w:val="single" w:color="808080" w:sz="4"/>
-              <w:bottom w:val="single" w:color="808080" w:sz="4"/>
-              <w:right w:val="single" w:color="808080" w:sz="4"/>
-            </w:tcBorders>
-            <w:tcMar>
-              <w:top w:type="dxa" w:w="40"/>
-              <w:left w:type="dxa" w:w="70"/>
-              <w:bottom w:type="dxa" w:w="40"/>
-              <w:right w:type="dxa" w:w="70"/>
-            </w:tcMar>
-            <w:vAlign w:val="top"/>
-          </w:tcPr>
-          <w:p>
-            <w:pPr>
-              <w:spacing w:after="0" w:line="240"/>
-              <w:jc w:val="left"/>
-            </w:pPr>
-            <w:r>
-              <w:rPr>
-                <w:rFonts w:ascii="Times New Roman" w:cs="Times New Roman" w:eastAsia="Times New Roman" w:hAnsi="Times New Roman"/>
-                <w:sz w:val="16"/>
-                <w:szCs w:val="16"/>
-              </w:rPr>
-              <w:t xml:space="preserve">Lundberg &amp; Lee (2017)</w:t>
-            </w:r>
-          </w:p>
-        </w:tc>
-        <w:tc>
-          <w:tcPr>
-            <w:tcW w:type="dxa" w:w="2099"/>
-            <w:tcBorders>
-              <w:top w:val="single" w:color="808080" w:sz="4"/>
-              <w:left w:val="single" w:color="808080" w:sz="4"/>
-              <w:bottom w:val="single" w:color="808080" w:sz="4"/>
-              <w:right w:val="single" w:color="808080" w:sz="4"/>
-            </w:tcBorders>
-            <w:tcMar>
-              <w:top w:type="dxa" w:w="40"/>
-              <w:left w:type="dxa" w:w="70"/>
-              <w:bottom w:type="dxa" w:w="40"/>
-              <w:right w:type="dxa" w:w="70"/>
-            </w:tcMar>
-            <w:vAlign w:val="top"/>
-          </w:tcPr>
-          <w:p>
-            <w:pPr>
-              <w:spacing w:after="0" w:line="240"/>
-              <w:jc w:val="left"/>
-            </w:pPr>
-            <w:r>
-              <w:rPr>
-                <w:rFonts w:ascii="Times New Roman" w:cs="Times New Roman" w:eastAsia="Times New Roman" w:hAnsi="Times New Roman"/>
-                <w:sz w:val="16"/>
-                <w:szCs w:val="16"/>
-              </w:rPr>
-              <w:t xml:space="preserve">Audit record only; not used for the verdict (not claimed)</w:t>
+            <w:tcW w:type="dxa" w:w="2391"/>
+            <w:tcBorders>
+              <w:top w:val="single" w:color="808080" w:sz="4"/>
+              <w:left w:val="single" w:color="808080" w:sz="4"/>
+              <w:bottom w:val="single" w:color="808080" w:sz="4"/>
+              <w:right w:val="single" w:color="808080" w:sz="4"/>
+            </w:tcBorders>
+            <w:tcMar>
+              <w:top w:type="dxa" w:w="40"/>
+              <w:left w:type="dxa" w:w="70"/>
+              <w:bottom w:type="dxa" w:w="40"/>
+              <w:right w:type="dxa" w:w="70"/>
+            </w:tcMar>
+            <w:vAlign w:val="top"/>
+          </w:tcPr>
+          <w:p>
+            <w:pPr>
+              <w:spacing w:after="0" w:line="240"/>
+              <w:jc w:val="left"/>
+            </w:pPr>
+            <w:r>
+              <w:rPr>
+                <w:rFonts w:ascii="Times New Roman" w:cs="Times New Roman" w:eastAsia="Times New Roman" w:hAnsi="Times New Roman"/>
+                <w:sz w:val="16"/>
+                <w:szCs w:val="16"/>
+              </w:rPr>
+              <w:t xml:space="preserve">Page (1954); Basseville &amp; Nikiforov (1993); Lorden (1971)</w:t>
+            </w:r>
+          </w:p>
+        </w:tc>
+        <w:tc>
+          <w:tcPr>
+            <w:tcW w:type="dxa" w:w="2194"/>
+            <w:tcBorders>
+              <w:top w:val="single" w:color="808080" w:sz="4"/>
+              <w:left w:val="single" w:color="808080" w:sz="4"/>
+              <w:bottom w:val="single" w:color="808080" w:sz="4"/>
+              <w:right w:val="single" w:color="808080" w:sz="4"/>
+            </w:tcBorders>
+            <w:tcMar>
+              <w:top w:type="dxa" w:w="40"/>
+              <w:left w:type="dxa" w:w="70"/>
+              <w:bottom w:type="dxa" w:w="40"/>
+              <w:right w:type="dxa" w:w="70"/>
+            </w:tcMar>
+            <w:vAlign w:val="top"/>
+          </w:tcPr>
+          <w:p>
+            <w:pPr>
+              <w:spacing w:after="0" w:line="240"/>
+              <w:jc w:val="left"/>
+            </w:pPr>
+            <w:r>
+              <w:rPr>
+                <w:rFonts w:ascii="Times New Roman" w:cs="Times New Roman" w:eastAsia="Times New Roman" w:hAnsi="Times New Roman"/>
+                <w:sz w:val="16"/>
+                <w:szCs w:val="16"/>
+              </w:rPr>
+              <w:t xml:space="preserve">Optional, observe-only analysis outside the verdict path (not claimed)</w:t>
             </w:r>
           </w:p>
         </w:tc>
@@ -31586,135 +31614,129 @@
         </w:trPr>
         <w:tc>
           <w:tcPr>
-            <w:tcW w:type="dxa" w:w="3613"/>
-            <w:tcBorders>
-              <w:top w:val="single" w:color="808080" w:sz="4"/>
-              <w:left w:val="single" w:color="808080" w:sz="4"/>
-              <w:bottom w:val="single" w:color="808080" w:sz="4"/>
-              <w:right w:val="single" w:color="808080" w:sz="4"/>
-            </w:tcBorders>
-            <w:tcMar>
-              <w:top w:type="dxa" w:w="40"/>
-              <w:left w:type="dxa" w:w="70"/>
-              <w:bottom w:type="dxa" w:w="40"/>
-              <w:right w:type="dxa" w:w="70"/>
-            </w:tcMar>
-            <w:vAlign w:val="top"/>
-          </w:tcPr>
-          <w:p>
-            <w:pPr>
-              <w:spacing w:after="0" w:line="240"/>
-              <w:jc w:val="left"/>
-            </w:pPr>
-            <w:r>
-              <w:rPr>
-                <w:rFonts w:ascii="Times New Roman" w:cs="Times New Roman" w:eastAsia="Times New Roman" w:hAnsi="Times New Roman"/>
-                <w:b/>
-                <w:bCs/>
-                <w:sz w:val="16"/>
-                <w:szCs w:val="16"/>
-              </w:rPr>
-              <w:t xml:space="preserve">Combination of (i)–(iv) in §2.12.2 at the action boundary, under indirect injection, on an open executable banking benchmark</w:t>
-            </w:r>
-          </w:p>
-        </w:tc>
-        <w:tc>
-          <w:tcPr>
-            <w:tcW w:type="dxa" w:w="1108"/>
-            <w:tcBorders>
-              <w:top w:val="single" w:color="808080" w:sz="4"/>
-              <w:left w:val="single" w:color="808080" w:sz="4"/>
-              <w:bottom w:val="single" w:color="808080" w:sz="4"/>
-              <w:right w:val="single" w:color="808080" w:sz="4"/>
-            </w:tcBorders>
-            <w:tcMar>
-              <w:top w:type="dxa" w:w="40"/>
-              <w:left w:type="dxa" w:w="70"/>
-              <w:bottom w:type="dxa" w:w="40"/>
-              <w:right w:type="dxa" w:w="70"/>
-            </w:tcMar>
-            <w:vAlign w:val="top"/>
-          </w:tcPr>
-          <w:p>
-            <w:pPr>
-              <w:spacing w:after="0" w:line="240"/>
-              <w:jc w:val="left"/>
-            </w:pPr>
-            <w:r>
-              <w:rPr>
-                <w:rFonts w:ascii="Times New Roman" w:cs="Times New Roman" w:eastAsia="Times New Roman" w:hAnsi="Times New Roman"/>
-                <w:b/>
-                <w:bCs/>
-                <w:sz w:val="16"/>
-                <w:szCs w:val="16"/>
-              </w:rPr>
-              <w:t xml:space="preserve">Not reported in reviewed corpus</w:t>
-            </w:r>
-          </w:p>
-        </w:tc>
-        <w:tc>
-          <w:tcPr>
-            <w:tcW w:type="dxa" w:w="2206"/>
-            <w:tcBorders>
-              <w:top w:val="single" w:color="808080" w:sz="4"/>
-              <w:left w:val="single" w:color="808080" w:sz="4"/>
-              <w:bottom w:val="single" w:color="808080" w:sz="4"/>
-              <w:right w:val="single" w:color="808080" w:sz="4"/>
-            </w:tcBorders>
-            <w:tcMar>
-              <w:top w:type="dxa" w:w="40"/>
-              <w:left w:type="dxa" w:w="70"/>
-              <w:bottom w:type="dxa" w:w="40"/>
-              <w:right w:type="dxa" w:w="70"/>
-            </w:tcMar>
-            <w:vAlign w:val="top"/>
-          </w:tcPr>
-          <w:p>
-            <w:pPr>
-              <w:spacing w:after="0" w:line="240"/>
-              <w:jc w:val="left"/>
-            </w:pPr>
-            <w:r>
-              <w:rPr>
-                <w:rFonts w:ascii="Times New Roman" w:cs="Times New Roman" w:eastAsia="Times New Roman" w:hAnsi="Times New Roman"/>
-                <w:sz w:val="16"/>
-                <w:szCs w:val="16"/>
-              </w:rPr>
-              <w:t xml:space="preserve">—</w:t>
-            </w:r>
-          </w:p>
-        </w:tc>
-        <w:tc>
-          <w:tcPr>
-            <w:tcW w:type="dxa" w:w="2099"/>
-            <w:tcBorders>
-              <w:top w:val="single" w:color="808080" w:sz="4"/>
-              <w:left w:val="single" w:color="808080" w:sz="4"/>
-              <w:bottom w:val="single" w:color="808080" w:sz="4"/>
-              <w:right w:val="single" w:color="808080" w:sz="4"/>
-            </w:tcBorders>
-            <w:tcMar>
-              <w:top w:type="dxa" w:w="40"/>
-              <w:left w:type="dxa" w:w="70"/>
-              <w:bottom w:type="dxa" w:w="40"/>
-              <w:right w:type="dxa" w:w="70"/>
-            </w:tcMar>
-            <w:vAlign w:val="top"/>
-          </w:tcPr>
-          <w:p>
-            <w:pPr>
-              <w:spacing w:after="0" w:line="240"/>
-              <w:jc w:val="left"/>
-            </w:pPr>
-            <w:r>
-              <w:rPr>
-                <w:rFonts w:ascii="Times New Roman" w:cs="Times New Roman" w:eastAsia="Times New Roman" w:hAnsi="Times New Roman"/>
-                <w:b/>
-                <w:bCs/>
-                <w:sz w:val="16"/>
-                <w:szCs w:val="16"/>
-              </w:rPr>
-              <w:t xml:space="preserve">Thesis contribution (integrative)</w:t>
+            <w:tcW w:type="dxa" w:w="3374"/>
+            <w:tcBorders>
+              <w:top w:val="single" w:color="808080" w:sz="4"/>
+              <w:left w:val="single" w:color="808080" w:sz="4"/>
+              <w:bottom w:val="single" w:color="808080" w:sz="4"/>
+              <w:right w:val="single" w:color="808080" w:sz="4"/>
+            </w:tcBorders>
+            <w:tcMar>
+              <w:top w:type="dxa" w:w="40"/>
+              <w:left w:type="dxa" w:w="70"/>
+              <w:bottom w:type="dxa" w:w="40"/>
+              <w:right w:type="dxa" w:w="70"/>
+            </w:tcMar>
+            <w:vAlign w:val="top"/>
+          </w:tcPr>
+          <w:p>
+            <w:pPr>
+              <w:spacing w:after="0" w:line="240"/>
+              <w:jc w:val="left"/>
+            </w:pPr>
+            <w:r>
+              <w:rPr>
+                <w:rFonts w:ascii="Times New Roman" w:cs="Times New Roman" w:eastAsia="Times New Roman" w:hAnsi="Times New Roman"/>
+                <w:sz w:val="16"/>
+                <w:szCs w:val="16"/>
+              </w:rPr>
+              <w:t xml:space="preserve">Additive attribution for audit</w:t>
+            </w:r>
+          </w:p>
+        </w:tc>
+        <w:tc>
+          <w:tcPr>
+            <w:tcW w:type="dxa" w:w="1067"/>
+            <w:tcBorders>
+              <w:top w:val="single" w:color="808080" w:sz="4"/>
+              <w:left w:val="single" w:color="808080" w:sz="4"/>
+              <w:bottom w:val="single" w:color="808080" w:sz="4"/>
+              <w:right w:val="single" w:color="808080" w:sz="4"/>
+            </w:tcBorders>
+            <w:tcMar>
+              <w:top w:type="dxa" w:w="40"/>
+              <w:left w:type="dxa" w:w="70"/>
+              <w:bottom w:type="dxa" w:w="40"/>
+              <w:right w:type="dxa" w:w="70"/>
+            </w:tcMar>
+            <w:vAlign w:val="top"/>
+          </w:tcPr>
+          <w:p>
+            <w:pPr>
+              <w:spacing w:after="0" w:line="240"/>
+              <w:jc w:val="left"/>
+            </w:pPr>
+            <w:r>
+              <w:rPr>
+                <w:rFonts w:ascii="Times New Roman" w:cs="Times New Roman" w:eastAsia="Times New Roman" w:hAnsi="Times New Roman"/>
+                <w:sz w:val="16"/>
+                <w:szCs w:val="16"/>
+              </w:rPr>
+              <w:t xml:space="preserve">Established</w:t>
+            </w:r>
+          </w:p>
+        </w:tc>
+        <w:tc>
+          <w:tcPr>
+            <w:tcW w:type="dxa" w:w="2391"/>
+            <w:tcBorders>
+              <w:top w:val="single" w:color="808080" w:sz="4"/>
+              <w:left w:val="single" w:color="808080" w:sz="4"/>
+              <w:bottom w:val="single" w:color="808080" w:sz="4"/>
+              <w:right w:val="single" w:color="808080" w:sz="4"/>
+            </w:tcBorders>
+            <w:tcMar>
+              <w:top w:type="dxa" w:w="40"/>
+              <w:left w:type="dxa" w:w="70"/>
+              <w:bottom w:type="dxa" w:w="40"/>
+              <w:right w:type="dxa" w:w="70"/>
+            </w:tcMar>
+            <w:vAlign w:val="top"/>
+          </w:tcPr>
+          <w:p>
+            <w:pPr>
+              <w:spacing w:after="0" w:line="240"/>
+              <w:jc w:val="left"/>
+            </w:pPr>
+            <w:r>
+              <w:rPr>
+                <w:rFonts w:ascii="Times New Roman" w:cs="Times New Roman" w:eastAsia="Times New Roman" w:hAnsi="Times New Roman"/>
+                <w:sz w:val="16"/>
+                <w:szCs w:val="16"/>
+              </w:rPr>
+              <w:t xml:space="preserve">Lundberg &amp; Lee (2017)</w:t>
+            </w:r>
+          </w:p>
+        </w:tc>
+        <w:tc>
+          <w:tcPr>
+            <w:tcW w:type="dxa" w:w="2194"/>
+            <w:tcBorders>
+              <w:top w:val="single" w:color="808080" w:sz="4"/>
+              <w:left w:val="single" w:color="808080" w:sz="4"/>
+              <w:bottom w:val="single" w:color="808080" w:sz="4"/>
+              <w:right w:val="single" w:color="808080" w:sz="4"/>
+            </w:tcBorders>
+            <w:tcMar>
+              <w:top w:type="dxa" w:w="40"/>
+              <w:left w:type="dxa" w:w="70"/>
+              <w:bottom w:type="dxa" w:w="40"/>
+              <w:right w:type="dxa" w:w="70"/>
+            </w:tcMar>
+            <w:vAlign w:val="top"/>
+          </w:tcPr>
+          <w:p>
+            <w:pPr>
+              <w:spacing w:after="0" w:line="240"/>
+              <w:jc w:val="left"/>
+            </w:pPr>
+            <w:r>
+              <w:rPr>
+                <w:rFonts w:ascii="Times New Roman" w:cs="Times New Roman" w:eastAsia="Times New Roman" w:hAnsi="Times New Roman"/>
+                <w:sz w:val="16"/>
+                <w:szCs w:val="16"/>
+              </w:rPr>
+              <w:t xml:space="preserve">Audit record only; not used for the verdict (not claimed)</w:t>
             </w:r>
           </w:p>
         </w:tc>
@@ -31726,7 +31748,7 @@
         </w:trPr>
         <w:tc>
           <w:tcPr>
-            <w:tcW w:type="dxa" w:w="3613"/>
+            <w:tcW w:type="dxa" w:w="3374"/>
             <w:tcBorders>
               <w:top w:val="single" w:color="808080" w:sz="4"/>
               <w:left w:val="single" w:color="808080" w:sz="4"/>
@@ -31754,13 +31776,13 @@
                 <w:sz w:val="16"/>
                 <w:szCs w:val="16"/>
               </w:rPr>
-              <w:t xml:space="preserve">Evaluation separating attack success, benign utility, intervention behavior, calibration and latency, against a consequence-independent baseline with the same estimator</w:t>
-            </w:r>
-          </w:p>
-        </w:tc>
-        <w:tc>
-          <w:tcPr>
-            <w:tcW w:type="dxa" w:w="1108"/>
+              <w:t xml:space="preserve">Combination of (i)–(iv) in §2.12.2 at the action boundary, under indirect injection, on an open executable banking benchmark</w:t>
+            </w:r>
+          </w:p>
+        </w:tc>
+        <w:tc>
+          <w:tcPr>
+            <w:tcW w:type="dxa" w:w="1067"/>
             <w:tcBorders>
               <w:top w:val="single" w:color="808080" w:sz="4"/>
               <w:left w:val="single" w:color="808080" w:sz="4"/>
@@ -31794,7 +31816,7 @@
         </w:tc>
         <w:tc>
           <w:tcPr>
-            <w:tcW w:type="dxa" w:w="2206"/>
+            <w:tcW w:type="dxa" w:w="2391"/>
             <w:tcBorders>
               <w:top w:val="single" w:color="808080" w:sz="4"/>
               <w:left w:val="single" w:color="808080" w:sz="4"/>
@@ -31826,7 +31848,147 @@
         </w:tc>
         <w:tc>
           <w:tcPr>
-            <w:tcW w:type="dxa" w:w="2099"/>
+            <w:tcW w:type="dxa" w:w="2194"/>
+            <w:tcBorders>
+              <w:top w:val="single" w:color="808080" w:sz="4"/>
+              <w:left w:val="single" w:color="808080" w:sz="4"/>
+              <w:bottom w:val="single" w:color="808080" w:sz="4"/>
+              <w:right w:val="single" w:color="808080" w:sz="4"/>
+            </w:tcBorders>
+            <w:tcMar>
+              <w:top w:type="dxa" w:w="40"/>
+              <w:left w:type="dxa" w:w="70"/>
+              <w:bottom w:type="dxa" w:w="40"/>
+              <w:right w:type="dxa" w:w="70"/>
+            </w:tcMar>
+            <w:vAlign w:val="top"/>
+          </w:tcPr>
+          <w:p>
+            <w:pPr>
+              <w:spacing w:after="0" w:line="240"/>
+              <w:jc w:val="left"/>
+            </w:pPr>
+            <w:r>
+              <w:rPr>
+                <w:rFonts w:ascii="Times New Roman" w:cs="Times New Roman" w:eastAsia="Times New Roman" w:hAnsi="Times New Roman"/>
+                <w:b/>
+                <w:bCs/>
+                <w:sz w:val="16"/>
+                <w:szCs w:val="16"/>
+              </w:rPr>
+              <w:t xml:space="preserve">Thesis contribution (integrative)</w:t>
+            </w:r>
+          </w:p>
+        </w:tc>
+      </w:tr>
+      <w:tr>
+        <w:trPr>
+          <w:cantSplit/>
+          <w:tblHeader w:val="false"/>
+        </w:trPr>
+        <w:tc>
+          <w:tcPr>
+            <w:tcW w:type="dxa" w:w="3374"/>
+            <w:tcBorders>
+              <w:top w:val="single" w:color="808080" w:sz="4"/>
+              <w:left w:val="single" w:color="808080" w:sz="4"/>
+              <w:bottom w:val="single" w:color="808080" w:sz="4"/>
+              <w:right w:val="single" w:color="808080" w:sz="4"/>
+            </w:tcBorders>
+            <w:tcMar>
+              <w:top w:type="dxa" w:w="40"/>
+              <w:left w:type="dxa" w:w="70"/>
+              <w:bottom w:type="dxa" w:w="40"/>
+              <w:right w:type="dxa" w:w="70"/>
+            </w:tcMar>
+            <w:vAlign w:val="top"/>
+          </w:tcPr>
+          <w:p>
+            <w:pPr>
+              <w:spacing w:after="0" w:line="240"/>
+              <w:jc w:val="left"/>
+            </w:pPr>
+            <w:r>
+              <w:rPr>
+                <w:rFonts w:ascii="Times New Roman" w:cs="Times New Roman" w:eastAsia="Times New Roman" w:hAnsi="Times New Roman"/>
+                <w:b/>
+                <w:bCs/>
+                <w:sz w:val="16"/>
+                <w:szCs w:val="16"/>
+              </w:rPr>
+              <w:t xml:space="preserve">Evaluation separating attack success, benign utility, intervention behavior, calibration and latency, against a consequence-independent baseline with the same estimator</w:t>
+            </w:r>
+          </w:p>
+        </w:tc>
+        <w:tc>
+          <w:tcPr>
+            <w:tcW w:type="dxa" w:w="1067"/>
+            <w:tcBorders>
+              <w:top w:val="single" w:color="808080" w:sz="4"/>
+              <w:left w:val="single" w:color="808080" w:sz="4"/>
+              <w:bottom w:val="single" w:color="808080" w:sz="4"/>
+              <w:right w:val="single" w:color="808080" w:sz="4"/>
+            </w:tcBorders>
+            <w:tcMar>
+              <w:top w:type="dxa" w:w="40"/>
+              <w:left w:type="dxa" w:w="70"/>
+              <w:bottom w:type="dxa" w:w="40"/>
+              <w:right w:type="dxa" w:w="70"/>
+            </w:tcMar>
+            <w:vAlign w:val="top"/>
+          </w:tcPr>
+          <w:p>
+            <w:pPr>
+              <w:spacing w:after="0" w:line="240"/>
+              <w:jc w:val="left"/>
+            </w:pPr>
+            <w:r>
+              <w:rPr>
+                <w:rFonts w:ascii="Times New Roman" w:cs="Times New Roman" w:eastAsia="Times New Roman" w:hAnsi="Times New Roman"/>
+                <w:b/>
+                <w:bCs/>
+                <w:sz w:val="16"/>
+                <w:szCs w:val="16"/>
+              </w:rPr>
+              <w:t xml:space="preserve">Not reported in reviewed corpus</w:t>
+            </w:r>
+          </w:p>
+        </w:tc>
+        <w:tc>
+          <w:tcPr>
+            <w:tcW w:type="dxa" w:w="2391"/>
+            <w:tcBorders>
+              <w:top w:val="single" w:color="808080" w:sz="4"/>
+              <w:left w:val="single" w:color="808080" w:sz="4"/>
+              <w:bottom w:val="single" w:color="808080" w:sz="4"/>
+              <w:right w:val="single" w:color="808080" w:sz="4"/>
+            </w:tcBorders>
+            <w:tcMar>
+              <w:top w:type="dxa" w:w="40"/>
+              <w:left w:type="dxa" w:w="70"/>
+              <w:bottom w:type="dxa" w:w="40"/>
+              <w:right w:type="dxa" w:w="70"/>
+            </w:tcMar>
+            <w:vAlign w:val="top"/>
+          </w:tcPr>
+          <w:p>
+            <w:pPr>
+              <w:spacing w:after="0" w:line="240"/>
+              <w:jc w:val="left"/>
+            </w:pPr>
+            <w:r>
+              <w:rPr>
+                <w:rFonts w:ascii="Times New Roman" w:cs="Times New Roman" w:eastAsia="Times New Roman" w:hAnsi="Times New Roman"/>
+                <w:sz w:val="16"/>
+                <w:szCs w:val="16"/>
+              </w:rPr>
+              <w:t xml:space="preserve">—</w:t>
+            </w:r>
+          </w:p>
+        </w:tc>
+        <w:tc>
+          <w:tcPr>
+            <w:tcW w:type="dxa" w:w="2194"/>
             <w:tcBorders>
               <w:top w:val="single" w:color="808080" w:sz="4"/>
               <w:left w:val="single" w:color="808080" w:sz="4"/>
@@ -32774,7 +32936,7 @@
           <w:sz w:val="24"/>
           <w:szCs w:val="24"/>
         </w:rPr>
-        <w:t xml:space="preserve"> The methods underlying a probabilistic decision layer are established: logistic regression, Platt, isotonic and beta calibration, expected-cost decisions with a reject option, CUSUM as an alternative for sequential accumulation, and additive attribution. Calibration has been shown to be necessary for cost-based decisions but not sufficient for good control.</w:t>
+        <w:t xml:space="preserve"> The methods underlying a probabilistic decision layer are established: ridge logistic regression, Platt calibration (with beta and isotonic calibration as reviewed alternatives), expected-cost decisions with a reject option, and additive attribution. CUSUM is reviewed as an optional, observe-only analysis outside REM's verdict path, and naive Bayes as an alternative estimator. Calibration has been shown to be necessary for cost-based decisions but not sufficient for good control.</w:t>
       </w:r>
     </w:p>
     <w:p>
@@ -32846,7 +33008,7 @@
           <w:sz w:val="24"/>
           <w:szCs w:val="24"/>
         </w:rPr>
-        <w:t xml:space="preserve">The research gap is accordingly integrative and empirical. It concerns the evaluation, on an open, executable banking benchmark, of a runtime layer that combines provenance-based action evidence, a calibrated per-step probability, consequence-tiered expected-loss decisions and deterministic mitigation, measured separately for security, utility, intervention behavior, calibration and latency against a consequence-independent baseline. Chapter 3 specifies the methodology through which this gap is addressed.</w:t>
+        <w:t xml:space="preserve">The research gap is accordingly integrative and empirical. It concerns the evaluation, on an open, executable banking benchmark, of a runtime layer that combines provenance-based action evidence, a calibrated per-step probability, consequence-tiered expected-loss decisions and deterministic mitigation, measured separately for attack success, benign utility, utility under attack, intervention behavior and latency, with calibration reported separately from control outcomes, against a consequence-independent baseline. Chapter 3 specifies the methodology through which this gap is addressed.</w:t>
       </w:r>
     </w:p>
     <w:p>
@@ -33887,7 +34049,7 @@
           <w:sz w:val="24"/>
           <w:szCs w:val="24"/>
         </w:rPr>
-        <w:t xml:space="preserve">Li, F. (2026). </w:t>
+        <w:t xml:space="preserve">le Cessie, S., &amp; van Houwelingen, J. C. (1992). Ridge estimators in logistic regression. </w:t>
       </w:r>
       <w:r>
         <w:rPr>
@@ -33897,15 +34059,15 @@
           <w:sz w:val="24"/>
           <w:szCs w:val="24"/>
         </w:rPr>
-        <w:t xml:space="preserve">OpenClaw PRISM: A zero-fork, defense-in-depth runtime security layer for tool-augmented LLM agents</w:t>
-      </w:r>
-      <w:r>
-        <w:rPr>
-          <w:rFonts w:ascii="Times New Roman" w:cs="Times New Roman" w:eastAsia="Times New Roman" w:hAnsi="Times New Roman"/>
-          <w:sz w:val="24"/>
-          <w:szCs w:val="24"/>
-        </w:rPr>
-        <w:t xml:space="preserve"> (arXiv:2603.11853) [Preprint]. arXiv. https://arxiv.org/abs/2603.11853</w:t>
+        <w:t xml:space="preserve">Applied Statistics, 41</w:t>
+      </w:r>
+      <w:r>
+        <w:rPr>
+          <w:rFonts w:ascii="Times New Roman" w:cs="Times New Roman" w:eastAsia="Times New Roman" w:hAnsi="Times New Roman"/>
+          <w:sz w:val="24"/>
+          <w:szCs w:val="24"/>
+        </w:rPr>
+        <w:t xml:space="preserve">(1), 191–201. https://doi.org/10.2307/2347628</w:t>
       </w:r>
     </w:p>
     <w:p>
@@ -33920,7 +34082,7 @@
           <w:sz w:val="24"/>
           <w:szCs w:val="24"/>
         </w:rPr>
-        <w:t xml:space="preserve">Li, M. Q., Fung, B. C. M., Li, B., Ismail, H., &amp; Iqbal, F. (2026). </w:t>
+        <w:t xml:space="preserve">Li, F. (2026). </w:t>
       </w:r>
       <w:r>
         <w:rPr>
@@ -33930,15 +34092,15 @@
           <w:sz w:val="24"/>
           <w:szCs w:val="24"/>
         </w:rPr>
-        <w:t xml:space="preserve">Taxonomy and consistency analysis of safety benchmarks for AI agents</w:t>
-      </w:r>
-      <w:r>
-        <w:rPr>
-          <w:rFonts w:ascii="Times New Roman" w:cs="Times New Roman" w:eastAsia="Times New Roman" w:hAnsi="Times New Roman"/>
-          <w:sz w:val="24"/>
-          <w:szCs w:val="24"/>
-        </w:rPr>
-        <w:t xml:space="preserve"> (arXiv:2605.16282) [Preprint]. arXiv. https://arxiv.org/abs/2605.16282</w:t>
+        <w:t xml:space="preserve">OpenClaw PRISM: A zero-fork, defense-in-depth runtime security layer for tool-augmented LLM agents</w:t>
+      </w:r>
+      <w:r>
+        <w:rPr>
+          <w:rFonts w:ascii="Times New Roman" w:cs="Times New Roman" w:eastAsia="Times New Roman" w:hAnsi="Times New Roman"/>
+          <w:sz w:val="24"/>
+          <w:szCs w:val="24"/>
+        </w:rPr>
+        <w:t xml:space="preserve"> (arXiv:2603.11853) [Preprint]. arXiv. https://arxiv.org/abs/2603.11853</w:t>
       </w:r>
     </w:p>
     <w:p>
@@ -33953,7 +34115,7 @@
           <w:sz w:val="24"/>
           <w:szCs w:val="24"/>
         </w:rPr>
-        <w:t xml:space="preserve">Lin, W., Yu, C., Lin, X., Cao, S., Chen, X., Xue, L., Yu, L., Sha, L., &amp; Wu, C. (2026). </w:t>
+        <w:t xml:space="preserve">Li, M. Q., Fung, B. C. M., Li, B., Ismail, H., &amp; Iqbal, F. (2026). </w:t>
       </w:r>
       <w:r>
         <w:rPr>
@@ -33963,15 +34125,15 @@
           <w:sz w:val="24"/>
           <w:szCs w:val="24"/>
         </w:rPr>
-        <w:t xml:space="preserve">DreamGuard: Efficient runtime guardrail for LLM agents via risk-aware world model</w:t>
-      </w:r>
-      <w:r>
-        <w:rPr>
-          <w:rFonts w:ascii="Times New Roman" w:cs="Times New Roman" w:eastAsia="Times New Roman" w:hAnsi="Times New Roman"/>
-          <w:sz w:val="24"/>
-          <w:szCs w:val="24"/>
-        </w:rPr>
-        <w:t xml:space="preserve"> (arXiv:2608.05695) [Preprint]. arXiv. https://arxiv.org/abs/2608.05695</w:t>
+        <w:t xml:space="preserve">Taxonomy and consistency analysis of safety benchmarks for AI agents</w:t>
+      </w:r>
+      <w:r>
+        <w:rPr>
+          <w:rFonts w:ascii="Times New Roman" w:cs="Times New Roman" w:eastAsia="Times New Roman" w:hAnsi="Times New Roman"/>
+          <w:sz w:val="24"/>
+          <w:szCs w:val="24"/>
+        </w:rPr>
+        <w:t xml:space="preserve"> (arXiv:2605.16282) [Preprint]. arXiv. https://arxiv.org/abs/2605.16282</w:t>
       </w:r>
     </w:p>
     <w:p>
@@ -33986,7 +34148,7 @@
           <w:sz w:val="24"/>
           <w:szCs w:val="24"/>
         </w:rPr>
-        <w:t xml:space="preserve">Liu, H., Ilyushin, E., Ni, J., &amp; Zhu, M. (2026). </w:t>
+        <w:t xml:space="preserve">Lin, W., Yu, C., Lin, X., Cao, S., Chen, X., Xue, L., Yu, L., Sha, L., &amp; Wu, C. (2026). </w:t>
       </w:r>
       <w:r>
         <w:rPr>
@@ -33996,15 +34158,15 @@
           <w:sz w:val="24"/>
           <w:szCs w:val="24"/>
         </w:rPr>
-        <w:t xml:space="preserve">SafeAgent: A runtime protection architecture for agentic systems</w:t>
-      </w:r>
-      <w:r>
-        <w:rPr>
-          <w:rFonts w:ascii="Times New Roman" w:cs="Times New Roman" w:eastAsia="Times New Roman" w:hAnsi="Times New Roman"/>
-          <w:sz w:val="24"/>
-          <w:szCs w:val="24"/>
-        </w:rPr>
-        <w:t xml:space="preserve"> (arXiv:2604.17562) [Preprint]. arXiv. https://arxiv.org/abs/2604.17562</w:t>
+        <w:t xml:space="preserve">DreamGuard: Efficient runtime guardrail for LLM agents via risk-aware world model</w:t>
+      </w:r>
+      <w:r>
+        <w:rPr>
+          <w:rFonts w:ascii="Times New Roman" w:cs="Times New Roman" w:eastAsia="Times New Roman" w:hAnsi="Times New Roman"/>
+          <w:sz w:val="24"/>
+          <w:szCs w:val="24"/>
+        </w:rPr>
+        <w:t xml:space="preserve"> (arXiv:2608.05695) [Preprint]. arXiv. https://arxiv.org/abs/2608.05695</w:t>
       </w:r>
     </w:p>
     <w:p>
@@ -34019,7 +34181,7 @@
           <w:sz w:val="24"/>
           <w:szCs w:val="24"/>
         </w:rPr>
-        <w:t xml:space="preserve">Liu, Y., Jia, Y., Geng, R., Jia, J., &amp; Gong, N. Z. (2024). Formalizing and benchmarking prompt injection attacks and defenses. In </w:t>
+        <w:t xml:space="preserve">Liu, H., Ilyushin, E., Ni, J., &amp; Zhu, M. (2026). </w:t>
       </w:r>
       <w:r>
         <w:rPr>
@@ -34029,15 +34191,15 @@
           <w:sz w:val="24"/>
           <w:szCs w:val="24"/>
         </w:rPr>
-        <w:t xml:space="preserve">33rd USENIX Security Symposium</w:t>
-      </w:r>
-      <w:r>
-        <w:rPr>
-          <w:rFonts w:ascii="Times New Roman" w:cs="Times New Roman" w:eastAsia="Times New Roman" w:hAnsi="Times New Roman"/>
-          <w:sz w:val="24"/>
-          <w:szCs w:val="24"/>
-        </w:rPr>
-        <w:t xml:space="preserve"> (pp. 1831–1847). USENIX Association.</w:t>
+        <w:t xml:space="preserve">SafeAgent: A runtime protection architecture for agentic systems</w:t>
+      </w:r>
+      <w:r>
+        <w:rPr>
+          <w:rFonts w:ascii="Times New Roman" w:cs="Times New Roman" w:eastAsia="Times New Roman" w:hAnsi="Times New Roman"/>
+          <w:sz w:val="24"/>
+          <w:szCs w:val="24"/>
+        </w:rPr>
+        <w:t xml:space="preserve"> (arXiv:2604.17562) [Preprint]. arXiv. https://arxiv.org/abs/2604.17562</w:t>
       </w:r>
     </w:p>
     <w:p>
@@ -34052,7 +34214,7 @@
           <w:sz w:val="24"/>
           <w:szCs w:val="24"/>
         </w:rPr>
-        <w:t xml:space="preserve">Lorden, G. (1971). Procedures for reacting to a change in distribution. </w:t>
+        <w:t xml:space="preserve">Liu, Y., Jia, Y., Geng, R., Jia, J., &amp; Gong, N. Z. (2024). Formalizing and benchmarking prompt injection attacks and defenses. In </w:t>
       </w:r>
       <w:r>
         <w:rPr>
@@ -34062,15 +34224,15 @@
           <w:sz w:val="24"/>
           <w:szCs w:val="24"/>
         </w:rPr>
-        <w:t xml:space="preserve">The Annals of Mathematical Statistics, 42</w:t>
-      </w:r>
-      <w:r>
-        <w:rPr>
-          <w:rFonts w:ascii="Times New Roman" w:cs="Times New Roman" w:eastAsia="Times New Roman" w:hAnsi="Times New Roman"/>
-          <w:sz w:val="24"/>
-          <w:szCs w:val="24"/>
-        </w:rPr>
-        <w:t xml:space="preserve">(6), 1897–1908. https://doi.org/10.1214/aoms/1177693055</w:t>
+        <w:t xml:space="preserve">33rd USENIX Security Symposium</w:t>
+      </w:r>
+      <w:r>
+        <w:rPr>
+          <w:rFonts w:ascii="Times New Roman" w:cs="Times New Roman" w:eastAsia="Times New Roman" w:hAnsi="Times New Roman"/>
+          <w:sz w:val="24"/>
+          <w:szCs w:val="24"/>
+        </w:rPr>
+        <w:t xml:space="preserve"> (pp. 1831–1847). USENIX Association.</w:t>
       </w:r>
     </w:p>
     <w:p>
@@ -34085,7 +34247,7 @@
           <w:sz w:val="24"/>
           <w:szCs w:val="24"/>
         </w:rPr>
-        <w:t xml:space="preserve">Lundberg, S. M., &amp; Lee, S.-I. (2017). A unified approach to interpreting model predictions. In </w:t>
+        <w:t xml:space="preserve">Lorden, G. (1971). Procedures for reacting to a change in distribution. </w:t>
       </w:r>
       <w:r>
         <w:rPr>
@@ -34095,15 +34257,15 @@
           <w:sz w:val="24"/>
           <w:szCs w:val="24"/>
         </w:rPr>
-        <w:t xml:space="preserve">Advances in Neural Information Processing Systems 30 (NIPS 2017)</w:t>
-      </w:r>
-      <w:r>
-        <w:rPr>
-          <w:rFonts w:ascii="Times New Roman" w:cs="Times New Roman" w:eastAsia="Times New Roman" w:hAnsi="Times New Roman"/>
-          <w:sz w:val="24"/>
-          <w:szCs w:val="24"/>
-        </w:rPr>
-        <w:t xml:space="preserve"> (pp. 4765–4774).</w:t>
+        <w:t xml:space="preserve">The Annals of Mathematical Statistics, 42</w:t>
+      </w:r>
+      <w:r>
+        <w:rPr>
+          <w:rFonts w:ascii="Times New Roman" w:cs="Times New Roman" w:eastAsia="Times New Roman" w:hAnsi="Times New Roman"/>
+          <w:sz w:val="24"/>
+          <w:szCs w:val="24"/>
+        </w:rPr>
+        <w:t xml:space="preserve">(6), 1897–1908. https://doi.org/10.1214/aoms/1177693055</w:t>
       </w:r>
     </w:p>
     <w:p>
@@ -34118,7 +34280,7 @@
           <w:sz w:val="24"/>
           <w:szCs w:val="24"/>
         </w:rPr>
-        <w:t xml:space="preserve">Luo, W., Dai, S., Liu, X., Banerjee, S., Sun, H., Chen, M., &amp; Xiao, C. (2025). AGrail: A lifelong agent guardrail with effective and adaptive safety detection. In </w:t>
+        <w:t xml:space="preserve">Lundberg, S. M., &amp; Lee, S.-I. (2017). A unified approach to interpreting model predictions. In </w:t>
       </w:r>
       <w:r>
         <w:rPr>
@@ -34128,15 +34290,15 @@
           <w:sz w:val="24"/>
           <w:szCs w:val="24"/>
         </w:rPr>
-        <w:t xml:space="preserve">Proceedings of the 63rd Annual Meeting of the Association for Computational Linguistics (Volume 1: Long Papers)</w:t>
-      </w:r>
-      <w:r>
-        <w:rPr>
-          <w:rFonts w:ascii="Times New Roman" w:cs="Times New Roman" w:eastAsia="Times New Roman" w:hAnsi="Times New Roman"/>
-          <w:sz w:val="24"/>
-          <w:szCs w:val="24"/>
-        </w:rPr>
-        <w:t xml:space="preserve"> (pp. 8104–8139). Association for Computational Linguistics. https://doi.org/10.18653/v1/2025.acl-long.399</w:t>
+        <w:t xml:space="preserve">Advances in Neural Information Processing Systems 30 (NIPS 2017)</w:t>
+      </w:r>
+      <w:r>
+        <w:rPr>
+          <w:rFonts w:ascii="Times New Roman" w:cs="Times New Roman" w:eastAsia="Times New Roman" w:hAnsi="Times New Roman"/>
+          <w:sz w:val="24"/>
+          <w:szCs w:val="24"/>
+        </w:rPr>
+        <w:t xml:space="preserve"> (pp. 4765–4774).</w:t>
       </w:r>
     </w:p>
     <w:p>
@@ -34151,7 +34313,7 @@
           <w:sz w:val="24"/>
           <w:szCs w:val="24"/>
         </w:rPr>
-        <w:t xml:space="preserve">Mao, Q., Wang, J., Liu, Y., Zhu, L., Ma, C., &amp; Yan, J. (2026). </w:t>
+        <w:t xml:space="preserve">Luo, W., Dai, S., Liu, X., Banerjee, S., Sun, H., Chen, M., &amp; Xiao, C. (2025). AGrail: A lifelong agent guardrail with effective and adaptive safety detection. In </w:t>
       </w:r>
       <w:r>
         <w:rPr>
@@ -34161,15 +34323,15 @@
           <w:sz w:val="24"/>
           <w:szCs w:val="24"/>
         </w:rPr>
-        <w:t xml:space="preserve">SoK: Security of autonomous LLM agents in agentic commerce</w:t>
-      </w:r>
-      <w:r>
-        <w:rPr>
-          <w:rFonts w:ascii="Times New Roman" w:cs="Times New Roman" w:eastAsia="Times New Roman" w:hAnsi="Times New Roman"/>
-          <w:sz w:val="24"/>
-          <w:szCs w:val="24"/>
-        </w:rPr>
-        <w:t xml:space="preserve"> (arXiv:2604.15367) [Preprint]. arXiv. https://arxiv.org/abs/2604.15367</w:t>
+        <w:t xml:space="preserve">Proceedings of the 63rd Annual Meeting of the Association for Computational Linguistics (Volume 1: Long Papers)</w:t>
+      </w:r>
+      <w:r>
+        <w:rPr>
+          <w:rFonts w:ascii="Times New Roman" w:cs="Times New Roman" w:eastAsia="Times New Roman" w:hAnsi="Times New Roman"/>
+          <w:sz w:val="24"/>
+          <w:szCs w:val="24"/>
+        </w:rPr>
+        <w:t xml:space="preserve"> (pp. 8104–8139). Association for Computational Linguistics. https://doi.org/10.18653/v1/2025.acl-long.399</w:t>
       </w:r>
     </w:p>
     <w:p>
@@ -34184,7 +34346,7 @@
           <w:sz w:val="24"/>
           <w:szCs w:val="24"/>
         </w:rPr>
-        <w:t xml:space="preserve">Naeini, M. P., Cooper, G., &amp; Hauskrecht, M. (2015). Obtaining well calibrated probabilities using Bayesian binning. </w:t>
+        <w:t xml:space="preserve">Mao, Q., Wang, J., Liu, Y., Zhu, L., Ma, C., &amp; Yan, J. (2026). </w:t>
       </w:r>
       <w:r>
         <w:rPr>
@@ -34194,6 +34356,39 @@
           <w:sz w:val="24"/>
           <w:szCs w:val="24"/>
         </w:rPr>
+        <w:t xml:space="preserve">SoK: Security of autonomous LLM agents in agentic commerce</w:t>
+      </w:r>
+      <w:r>
+        <w:rPr>
+          <w:rFonts w:ascii="Times New Roman" w:cs="Times New Roman" w:eastAsia="Times New Roman" w:hAnsi="Times New Roman"/>
+          <w:sz w:val="24"/>
+          <w:szCs w:val="24"/>
+        </w:rPr>
+        <w:t xml:space="preserve"> (arXiv:2604.15367) [Preprint]. arXiv. https://arxiv.org/abs/2604.15367</w:t>
+      </w:r>
+    </w:p>
+    <w:p>
+      <w:pPr>
+        <w:spacing w:after="120" w:line="360"/>
+        <w:ind w:left="720" w:hanging="720"/>
+        <w:jc w:val="left"/>
+      </w:pPr>
+      <w:r>
+        <w:rPr>
+          <w:rFonts w:ascii="Times New Roman" w:cs="Times New Roman" w:eastAsia="Times New Roman" w:hAnsi="Times New Roman"/>
+          <w:sz w:val="24"/>
+          <w:szCs w:val="24"/>
+        </w:rPr>
+        <w:t xml:space="preserve">Naeini, M. P., Cooper, G., &amp; Hauskrecht, M. (2015). Obtaining well calibrated probabilities using Bayesian binning. </w:t>
+      </w:r>
+      <w:r>
+        <w:rPr>
+          <w:rFonts w:ascii="Times New Roman" w:cs="Times New Roman" w:eastAsia="Times New Roman" w:hAnsi="Times New Roman"/>
+          <w:i/>
+          <w:iCs/>
+          <w:sz w:val="24"/>
+          <w:szCs w:val="24"/>
+        </w:rPr>
         <w:t xml:space="preserve">Proceedings of the AAAI Conference on Artificial Intelligence, 29</w:t>
       </w:r>
       <w:r>
@@ -34203,6 +34398,39 @@
           <w:szCs w:val="24"/>
         </w:rPr>
         <w:t xml:space="preserve">(1). https://doi.org/10.1609/aaai.v29i1.9602</w:t>
+      </w:r>
+    </w:p>
+    <w:p>
+      <w:pPr>
+        <w:spacing w:after="120" w:line="360"/>
+        <w:ind w:left="720" w:hanging="720"/>
+        <w:jc w:val="left"/>
+      </w:pPr>
+      <w:r>
+        <w:rPr>
+          <w:rFonts w:ascii="Times New Roman" w:cs="Times New Roman" w:eastAsia="Times New Roman" w:hAnsi="Times New Roman"/>
+          <w:sz w:val="24"/>
+          <w:szCs w:val="24"/>
+        </w:rPr>
+        <w:t xml:space="preserve">Ng, A. Y., &amp; Jordan, M. I. (2002). On discriminative vs. generative classifiers: A comparison of logistic regression and naive Bayes. In </w:t>
+      </w:r>
+      <w:r>
+        <w:rPr>
+          <w:rFonts w:ascii="Times New Roman" w:cs="Times New Roman" w:eastAsia="Times New Roman" w:hAnsi="Times New Roman"/>
+          <w:i/>
+          <w:iCs/>
+          <w:sz w:val="24"/>
+          <w:szCs w:val="24"/>
+        </w:rPr>
+        <w:t xml:space="preserve">Advances in Neural Information Processing Systems 14 (NIPS 2001)</w:t>
+      </w:r>
+      <w:r>
+        <w:rPr>
+          <w:rFonts w:ascii="Times New Roman" w:cs="Times New Roman" w:eastAsia="Times New Roman" w:hAnsi="Times New Roman"/>
+          <w:sz w:val="24"/>
+          <w:szCs w:val="24"/>
+        </w:rPr>
+        <w:t xml:space="preserve">. https://papers.nips.cc/paper/2020-on-discriminative-vs-generative-classifiers-a-comparison-of-logistic-regression-and-naive-bayes</w:t>
       </w:r>
     </w:p>
     <w:p>
